--- a/04-regulatory-compliance/HIPAA/Portugues_BR/HIPAA_Practical_Manager_and_Junior_Analyst_Manual_Portugues_BR_v1.0.docx
+++ b/04-regulatory-compliance/HIPAA/Portugues_BR/HIPAA_Practical_Manager_and_Junior_Analyst_Manual_Portugues_BR_v1.0.docx
@@ -2,32 +2,6 @@
 <file path=word/document.xml><?xml version="1.0" encoding="utf-8"?>
 <w:document xmlns:w="http://schemas.openxmlformats.org/wordprocessingml/2006/main" xmlns:m="http://schemas.openxmlformats.org/officeDocument/2006/math" xmlns:r="http://schemas.openxmlformats.org/officeDocument/2006/relationships" xmlns:o="urn:schemas-microsoft-com:office:office" xmlns:v="urn:schemas-microsoft-com:vml" xmlns:w10="urn:schemas-microsoft-com:office:word" xmlns:a="http://schemas.openxmlformats.org/drawingml/2006/main" xmlns:pic="http://schemas.openxmlformats.org/drawingml/2006/picture" xmlns:wp="http://schemas.openxmlformats.org/drawingml/2006/wordprocessingDrawing">
   <w:body>
-    <w:sdt>
-      <w:sdtPr>
-        <w:docPartObj>
-          <w:docPartGallery w:val="Table of Contents"/>
-          <w:docPartUnique/>
-        </w:docPartObj>
-      </w:sdtPr>
-      <w:sdtContent>
-        <w:p>
-          <w:pPr>
-            <w:pStyle w:val="TOCHeading"/>
-          </w:pPr>
-          <w:r>
-            <w:t xml:space="preserve">Table of Contents</w:t>
-          </w:r>
-        </w:p>
-        <w:p>
-          <w:r>
-            <w:fldChar w:fldCharType="begin" w:dirty="true"/>
-            <w:instrText xml:space="preserve">TOC \o "1-3" \h \z \u</w:instrText>
-            <w:fldChar w:fldCharType="separate"/>
-            <w:fldChar w:fldCharType="end"/>
-          </w:r>
-        </w:p>
-      </w:sdtContent>
-    </w:sdt>
     <w:p>
       <w:pPr>
         <w:pStyle w:val="BlockText"/>

--- a/04-regulatory-compliance/HIPAA/Portugues_BR/HIPAA_Practical_Manager_and_Junior_Analyst_Manual_Portugues_BR_v1.0.docx
+++ b/04-regulatory-compliance/HIPAA/Portugues_BR/HIPAA_Practical_Manager_and_Junior_Analyst_Manual_Portugues_BR_v1.0.docx
@@ -2,6 +2,32 @@
 <file path=word/document.xml><?xml version="1.0" encoding="utf-8"?>
 <w:document xmlns:w="http://schemas.openxmlformats.org/wordprocessingml/2006/main" xmlns:m="http://schemas.openxmlformats.org/officeDocument/2006/math" xmlns:r="http://schemas.openxmlformats.org/officeDocument/2006/relationships" xmlns:o="urn:schemas-microsoft-com:office:office" xmlns:v="urn:schemas-microsoft-com:vml" xmlns:w10="urn:schemas-microsoft-com:office:word" xmlns:a="http://schemas.openxmlformats.org/drawingml/2006/main" xmlns:pic="http://schemas.openxmlformats.org/drawingml/2006/picture" xmlns:wp="http://schemas.openxmlformats.org/drawingml/2006/wordprocessingDrawing">
   <w:body>
+    <w:sdt>
+      <w:sdtPr>
+        <w:docPartObj>
+          <w:docPartGallery w:val="Table of Contents"/>
+          <w:docPartUnique/>
+        </w:docPartObj>
+      </w:sdtPr>
+      <w:sdtContent>
+        <w:p>
+          <w:pPr>
+            <w:pStyle w:val="TOCHeading"/>
+          </w:pPr>
+          <w:r>
+            <w:t xml:space="preserve">Table of Contents</w:t>
+          </w:r>
+        </w:p>
+        <w:p>
+          <w:r>
+            <w:fldChar w:fldCharType="begin" w:dirty="true"/>
+            <w:instrText xml:space="preserve">TOC \o "1-3" \h \z \u</w:instrText>
+            <w:fldChar w:fldCharType="separate"/>
+            <w:fldChar w:fldCharType="end"/>
+          </w:r>
+        </w:p>
+      </w:sdtContent>
+    </w:sdt>
     <w:p>
       <w:pPr>
         <w:pStyle w:val="BlockText"/>

--- a/04-regulatory-compliance/HIPAA/Portugues_BR/HIPAA_Practical_Manager_and_Junior_Analyst_Manual_Portugues_BR_v1.0.docx
+++ b/04-regulatory-compliance/HIPAA/Portugues_BR/HIPAA_Practical_Manager_and_Junior_Analyst_Manual_Portugues_BR_v1.0.docx
@@ -34,8 +34,8 @@
       </w:pPr>
       <w:r>
         <w:rPr>
+          <w:bCs/>
           <w:b/>
-          <w:bCs/>
         </w:rPr>
         <w:t xml:space="preserve">Status da revisão:</w:t>
       </w:r>
@@ -60,8 +60,8 @@
       </w:pPr>
       <w:r>
         <w:rPr>
+          <w:bCs/>
           <w:b/>
-          <w:bCs/>
         </w:rPr>
         <w:t xml:space="preserve">HIPAA</w:t>
       </w:r>
@@ -72,19 +72,19 @@
       </w:pPr>
       <w:r>
         <w:rPr>
+          <w:bCs/>
           <w:b/>
-          <w:bCs/>
         </w:rPr>
         <w:t xml:space="preserve">Manual prático de conformidade e segurança para gerentes e analistas júnior</w:t>
       </w:r>
     </w:p>
     <w:p>
       <w:pPr>
+        <w:numPr>
+          <w:ilvl w:val="0"/>
+          <w:numId w:val="1001"/>
+        </w:numPr>
         <w:pStyle w:val="Compact"/>
-        <w:numPr>
-          <w:ilvl w:val="0"/>
-          <w:numId w:val="1001"/>
-        </w:numPr>
       </w:pPr>
       <w:r>
         <w:t xml:space="preserve">Como a privacidade da informação de saúde, segurança, resposta à violação, evidências e supervisão funcionam na prática*</w:t>
@@ -106,7 +106,7 @@
         <w:t xml:space="preserve">Primeira edição • Julho de 2026</w:t>
       </w:r>
     </w:p>
-    <w:bookmarkStart w:id="9" w:name="X7c6862bcdaa6b2c043074213a7f3c50222ccdba"/>
+    <w:bookmarkStart w:id="20" w:name="X7c6862bcdaa6b2c043074213a7f3c50222ccdba"/>
     <w:p>
       <w:pPr>
         <w:pStyle w:val="Heading2"/>
@@ -115,8 +115,8 @@
         <w:t xml:space="preserve">• Regra de privacidade • Regra de segurança • Notificação de violação • Parte 2 • Manual do gestor • Ferramentas de código aberto • Laboratórios de analistas júnior • Preparação para entrevistas</w:t>
       </w:r>
     </w:p>
-    <w:bookmarkEnd w:id="9"/>
-    <w:bookmarkStart w:id="10" w:name="publicação-e-aviso-de-uso"/>
+    <w:bookmarkEnd w:id="20"/>
+    <w:bookmarkStart w:id="21" w:name="publicação-e-aviso-de-uso"/>
     <w:p>
       <w:pPr>
         <w:pStyle w:val="Heading1"/>
@@ -149,8 +149,8 @@
         <w:t xml:space="preserve">Objetivo: Educação gratuita e prática para gestores, estudantes, mudadores de carreira, analistas júnior, profissionais de privacidade e profissionais de segurança cibernética.</w:t>
       </w:r>
     </w:p>
-    <w:bookmarkEnd w:id="10"/>
-    <w:bookmarkStart w:id="11" w:name="aviso-educacional-e-legal"/>
+    <w:bookmarkEnd w:id="21"/>
+    <w:bookmarkStart w:id="22" w:name="aviso-educacional-e-legal"/>
     <w:p>
       <w:pPr>
         <w:pStyle w:val="Heading1"/>
@@ -167,8 +167,8 @@
         <w:t xml:space="preserve">Este manual fornece informações educacionais gerais. Não é aconselhamento legal e não substitui aconselhamento de advogados qualificados, oficiais de privacidade, agentes de segurança ou profissionais de informação de saúde. Os deveres do HIPAA dependem de fatos, papéis, contratos, regulamentos federais e orientações atuais, leis estaduais e outras regras de informação sobre saúde.</w:t>
       </w:r>
     </w:p>
-    <w:bookmarkEnd w:id="11"/>
-    <w:bookmarkStart w:id="13" w:name="uso-ético-e-autorizado"/>
+    <w:bookmarkEnd w:id="22"/>
+    <w:bookmarkStart w:id="24" w:name="uso-ético-e-autorizado"/>
     <w:p>
       <w:pPr>
         <w:pStyle w:val="Heading1"/>
@@ -195,11 +195,11 @@
     </w:p>
     <w:p>
       <w:pPr>
+        <w:numPr>
+          <w:ilvl w:val="0"/>
+          <w:numId w:val="1002"/>
+        </w:numPr>
         <w:pStyle w:val="Compact"/>
-        <w:numPr>
-          <w:ilvl w:val="0"/>
-          <w:numId w:val="1002"/>
-        </w:numPr>
       </w:pPr>
       <w:r>
         <w:t xml:space="preserve">Uma introdução acolhedora ao trabalho prático HIPAA.*</w:t>
@@ -229,7 +229,7 @@
         <w:t xml:space="preserve">Este manual segue uma metodologia-primeira abordagem. Uma ferramenta de digitalização pode identificar uma fraqueza, mas não pode decidir se toda a análise de risco é precisa e completa. Um repositório de contratos pode armazenar um BAA, mas não pode provar que o fornecedor o segue. Um painel pode mostrar o status verde, mas o gerenciamento continua responsável pelo que esse status significa.</w:t>
       </w:r>
     </w:p>
-    <w:bookmarkStart w:id="12" w:name="X511bc8adb8eabeb33f2213062b31906fb9610a1"/>
+    <w:bookmarkStart w:id="23" w:name="X511bc8adb8eabeb33f2213062b31906fb9610a1"/>
     <w:p>
       <w:pPr>
         <w:pStyle w:val="Heading2"/>
@@ -244,8 +244,8 @@
       </w:pPr>
       <w:r>
         <w:rPr>
+          <w:iCs/>
           <w:i/>
-          <w:iCs/>
         </w:rPr>
         <w:t xml:space="preserve">— Alberto (Al) Leiva</w:t>
       </w:r>
@@ -2083,9 +2083,9 @@
         </w:r>
       </w:hyperlink>
     </w:p>
-    <w:bookmarkEnd w:id="12"/>
-    <w:bookmarkEnd w:id="13"/>
-    <w:bookmarkStart w:id="19" w:name="fundação-hipaa"/>
+    <w:bookmarkEnd w:id="23"/>
+    <w:bookmarkEnd w:id="24"/>
+    <w:bookmarkStart w:id="30" w:name="fundação-hipaa"/>
     <w:p>
       <w:pPr>
         <w:pStyle w:val="Heading1"/>
@@ -2096,11 +2096,11 @@
     </w:p>
     <w:p>
       <w:pPr>
+        <w:numPr>
+          <w:ilvl w:val="0"/>
+          <w:numId w:val="1003"/>
+        </w:numPr>
         <w:pStyle w:val="Compact"/>
-        <w:numPr>
-          <w:ilvl w:val="0"/>
-          <w:numId w:val="1003"/>
-        </w:numPr>
       </w:pPr>
       <w:r>
         <w:t xml:space="preserve">O que HIPAA cobre, o que não cobre, e como suas principais regras funcionam juntas.*</w:t>
@@ -2119,7 +2119,7 @@
         <w:t xml:space="preserve">Figura 1. As principais áreas de conformidade HIPAA</w:t>
       </w:r>
     </w:p>
-    <w:bookmarkStart w:id="14" w:name="regras-hipaa"/>
+    <w:bookmarkStart w:id="25" w:name="regras-hipaa"/>
     <w:p>
       <w:pPr>
         <w:pStyle w:val="Heading2"/>
@@ -2128,8 +2128,8 @@
         <w:t xml:space="preserve">1.1 Regras HIPAA</w:t>
       </w:r>
     </w:p>
-    <w:bookmarkEnd w:id="14"/>
-    <w:bookmarkStart w:id="15" w:name="local-local-local-local-local-local"/>
+    <w:bookmarkEnd w:id="25"/>
+    <w:bookmarkStart w:id="26" w:name="local-local-local-local-local-local"/>
     <w:p>
       <w:pPr>
         <w:pStyle w:val="Heading2"/>
@@ -2170,8 +2170,8 @@
         <w:t xml:space="preserve">As operações e conjuntos de códigos normalizam as transacções electrónicas de saúde</w:t>
       </w:r>
     </w:p>
-    <w:bookmarkEnd w:id="15"/>
-    <w:bookmarkStart w:id="16" w:name="Xfb0f7fe5d260630340e2204b04257d3e9aae818"/>
+    <w:bookmarkEnd w:id="26"/>
+    <w:bookmarkStart w:id="27" w:name="Xfb0f7fe5d260630340e2204b04257d3e9aae818"/>
     <w:p>
       <w:pPr>
         <w:pStyle w:val="Heading2"/>
@@ -2188,8 +2188,8 @@
         <w:t xml:space="preserve">HIPAA aplica-se a entidades cobertas, associados comerciais e certos acordos relacionados. Um aplicativo de fitness, empregador, escola, seguro de vida ou serviço direto ao consumidor pode conter dados de saúde sensíveis sem ser uma entidade coberta HIPAA. Outras leis federais e estaduais ainda podem ser aplicadas.</w:t>
       </w:r>
     </w:p>
-    <w:bookmarkEnd w:id="16"/>
-    <w:bookmarkStart w:id="17" w:name="controlo-da-lei-actual"/>
+    <w:bookmarkEnd w:id="27"/>
+    <w:bookmarkStart w:id="28" w:name="controlo-da-lei-actual"/>
     <w:p>
       <w:pPr>
         <w:pStyle w:val="Heading2"/>
@@ -2198,8 +2198,8 @@
         <w:t xml:space="preserve">1.3 Controlo da lei actual</w:t>
       </w:r>
     </w:p>
-    <w:bookmarkEnd w:id="17"/>
-    <w:bookmarkStart w:id="18" w:name="Xb1197331ab1910a4bdffd6cb2014b133bbae7b8"/>
+    <w:bookmarkEnd w:id="28"/>
+    <w:bookmarkStart w:id="29" w:name="Xb1197331ab1910a4bdffd6cb2014b133bbae7b8"/>
     <w:p>
       <w:pPr>
         <w:pStyle w:val="Heading2"/>
@@ -2208,9 +2208,9 @@
         <w:t xml:space="preserve">*Importante:** A atualização da regra de segurança HIPAA de dezembro de 2024 é uma regra proposta, não a atual regra final de segurança. Este manual explica a regra atual e claramente rotula a proposta como um item de desenvolvimento futuro.</w:t>
       </w:r>
     </w:p>
-    <w:bookmarkEnd w:id="18"/>
-    <w:bookmarkEnd w:id="19"/>
-    <w:bookmarkStart w:id="28" w:name="escopo-funções-phi-e-phi"/>
+    <w:bookmarkEnd w:id="29"/>
+    <w:bookmarkEnd w:id="30"/>
+    <w:bookmarkStart w:id="39" w:name="escopo-funções-phi-e-phi"/>
     <w:p>
       <w:pPr>
         <w:pStyle w:val="Heading1"/>
@@ -2221,11 +2221,11 @@
     </w:p>
     <w:p>
       <w:pPr>
+        <w:numPr>
+          <w:ilvl w:val="0"/>
+          <w:numId w:val="1004"/>
+        </w:numPr>
         <w:pStyle w:val="Compact"/>
-        <w:numPr>
-          <w:ilvl w:val="0"/>
-          <w:numId w:val="1004"/>
-        </w:numPr>
       </w:pPr>
       <w:r>
         <w:t xml:space="preserve">Como identificar entidades regulamentadas, informações protegidas, fronteiras e responsabilidades.*</w:t>
@@ -2285,7 +2285,7 @@
         <w:t xml:space="preserve">Prestadores de cuidados de saúde que transmitem informações de saúde electronicamente relacionadas com uma transacção abrangida</w:t>
       </w:r>
     </w:p>
-    <w:bookmarkStart w:id="20" w:name="parceiros-de-negócios"/>
+    <w:bookmarkStart w:id="31" w:name="parceiros-de-negócios"/>
     <w:p>
       <w:pPr>
         <w:pStyle w:val="Heading2"/>
@@ -2302,8 +2302,8 @@
         <w:t xml:space="preserve">Uma associada de negócio desempenha determinadas funções ou serviços para uma entidade coberta que envolve o PHI. Um subcontratante que crie, receba, mantenha ou transmita o PHI em nome de um sócio de negócios também pode ser sócio de negócios. O estatuto provém dos factos e regras, não apenas da assinatura de um contrato.</w:t>
       </w:r>
     </w:p>
-    <w:bookmarkEnd w:id="20"/>
-    <w:bookmarkStart w:id="22" w:name="phi-e-ephi"/>
+    <w:bookmarkEnd w:id="31"/>
+    <w:bookmarkStart w:id="33" w:name="phi-e-ephi"/>
     <w:p>
       <w:pPr>
         <w:pStyle w:val="Heading2"/>
@@ -2330,25 +2330,25 @@
     </w:p>
     <w:p>
       <w:pPr>
+        <w:numPr>
+          <w:ilvl w:val="0"/>
+          <w:numId w:val="1006"/>
+        </w:numPr>
         <w:pStyle w:val="Heading2"/>
-        <w:numPr>
-          <w:ilvl w:val="0"/>
-          <w:numId w:val="1006"/>
-        </w:numPr>
-      </w:pPr>
-      <w:bookmarkStart w:id="21" w:name="X911b73e2a1b29e82129b43d8aeba30143bb10e9"/>
+      </w:pPr>
+      <w:bookmarkStart w:id="32" w:name="X911b73e2a1b29e82129b43d8aeba30143bb10e9"/>
       <w:r>
         <w:t xml:space="preserve">Metodologia** Metodologia** Metodologia** Evidência**</w:t>
       </w:r>
-      <w:bookmarkEnd w:id="21"/>
-    </w:p>
-    <w:p>
-      <w:pPr>
+      <w:bookmarkEnd w:id="32"/>
+    </w:p>
+    <w:p>
+      <w:pPr>
+        <w:numPr>
+          <w:ilvl w:val="0"/>
+          <w:numId w:val="1000"/>
+        </w:numPr>
         <w:pStyle w:val="Compact"/>
-        <w:numPr>
-          <w:ilvl w:val="0"/>
-          <w:numId w:val="1000"/>
-        </w:numPr>
       </w:pPr>
       <w:r>
         <w:t xml:space="preserve">• Determinação de especialistas □ Um perito qualificado determina e documenta que o risco de identificação é muito pequeno □ Qualificações, método, pressupostos, relatório</w:t>
@@ -2360,8 +2360,8 @@
         <w:t xml:space="preserve">O porto seguro Remova os identificadores listados e não tenha conhecimento real de que as informações restantes identificam uma pessoa.</w:t>
       </w:r>
     </w:p>
-    <w:bookmarkEnd w:id="22"/>
-    <w:bookmarkStart w:id="23" w:name="X18cb6497a1d2b5956888358d6dcf3c9c3886d31"/>
+    <w:bookmarkEnd w:id="33"/>
+    <w:bookmarkStart w:id="34" w:name="X18cb6497a1d2b5956888358d6dcf3c9c3886d31"/>
     <w:p>
       <w:pPr>
         <w:pStyle w:val="Heading2"/>
@@ -2372,11 +2372,11 @@
     </w:p>
     <w:p>
       <w:pPr>
+        <w:numPr>
+          <w:ilvl w:val="0"/>
+          <w:numId w:val="1007"/>
+        </w:numPr>
         <w:pStyle w:val="Compact"/>
-        <w:numPr>
-          <w:ilvl w:val="0"/>
-          <w:numId w:val="1007"/>
-        </w:numPr>
       </w:pPr>
       <w:r>
         <w:t xml:space="preserve">Regra de privacidade: Usos e Divulgação</w:t>
@@ -2384,18 +2384,18 @@
     </w:p>
     <w:p>
       <w:pPr>
+        <w:numPr>
+          <w:ilvl w:val="0"/>
+          <w:numId w:val="1008"/>
+        </w:numPr>
         <w:pStyle w:val="Compact"/>
-        <w:numPr>
-          <w:ilvl w:val="0"/>
-          <w:numId w:val="1008"/>
-        </w:numPr>
       </w:pPr>
       <w:r>
         <w:t xml:space="preserve">Usos autorizados, autorizações, mínimo necessário, verificação, avisos e situações especiais.*</w:t>
       </w:r>
     </w:p>
-    <w:bookmarkEnd w:id="23"/>
-    <w:bookmarkStart w:id="24" w:name="necessário-versus-permitido"/>
+    <w:bookmarkEnd w:id="34"/>
+    <w:bookmarkStart w:id="35" w:name="necessário-versus-permitido"/>
     <w:p>
       <w:pPr>
         <w:pStyle w:val="Heading2"/>
@@ -2412,8 +2412,8 @@
         <w:t xml:space="preserve">A Regra de Privacidade requer divulgação ao indivíduo em certas situações de direitos e ao HHS para execução. Permite muitos outros usos e divulgações quando as condições são cumpridas. A divulgação permitida nem sempre é obrigatória; outras leis e deveres profissionais podem afetar a decisão.</w:t>
       </w:r>
     </w:p>
-    <w:bookmarkEnd w:id="24"/>
-    <w:bookmarkStart w:id="25" w:name="X87e1ad918ee23d32f0fd0289fcddba12bd12102"/>
+    <w:bookmarkEnd w:id="35"/>
+    <w:bookmarkStart w:id="36" w:name="X87e1ad918ee23d32f0fd0289fcddba12bd12102"/>
     <w:p>
       <w:pPr>
         <w:pStyle w:val="Heading2"/>
@@ -2430,8 +2430,8 @@
         <w:t xml:space="preserve">Entidades cobertas podem usar e divulgar PHI para tratamento, pagamento e operações de saúde sob a regra. As equipes ainda devem confirmar a finalidade, o destinatário, o papel, a regra mínima necessária aplicável, avisos e outras condições.</w:t>
       </w:r>
     </w:p>
-    <w:bookmarkEnd w:id="25"/>
-    <w:bookmarkStart w:id="26" w:name="autorização"/>
+    <w:bookmarkEnd w:id="36"/>
+    <w:bookmarkStart w:id="37" w:name="autorização"/>
     <w:p>
       <w:pPr>
         <w:pStyle w:val="Heading2"/>
@@ -2530,27 +2530,27 @@
         <w:t xml:space="preserve">3.5 Divulgações especiais permitidas</w:t>
       </w:r>
     </w:p>
-    <w:bookmarkEnd w:id="26"/>
-    <w:bookmarkStart w:id="27" w:name="situação"/>
+    <w:bookmarkEnd w:id="37"/>
+    <w:bookmarkStart w:id="38" w:name="situação"/>
     <w:p>
       <w:pPr>
         <w:pStyle w:val="Heading2"/>
       </w:pPr>
       <w:r>
         <w:rPr>
+          <w:bCs/>
           <w:b/>
-          <w:bCs/>
         </w:rPr>
         <w:t xml:space="preserve">Situação</w:t>
       </w:r>
     </w:p>
     <w:p>
       <w:pPr>
+        <w:numPr>
+          <w:ilvl w:val="0"/>
+          <w:numId w:val="1010"/>
+        </w:numPr>
         <w:pStyle w:val="Compact"/>
-        <w:numPr>
-          <w:ilvl w:val="0"/>
-          <w:numId w:val="1010"/>
-        </w:numPr>
       </w:pPr>
       <w:r>
         <w:t xml:space="preserve">Obrigatório por lei - Identifique o requisito legal exato e limite a divulgação</w:t>
@@ -2604,9 +2604,9 @@
         <w:t xml:space="preserve">□ Compensação dos trabalhadores</w:t>
       </w:r>
     </w:p>
-    <w:bookmarkEnd w:id="27"/>
-    <w:bookmarkEnd w:id="28"/>
-    <w:bookmarkStart w:id="33" w:name="X5587b61cf5f989326a2a3485a9244ddb08af3cf"/>
+    <w:bookmarkEnd w:id="38"/>
+    <w:bookmarkEnd w:id="39"/>
+    <w:bookmarkStart w:id="44" w:name="X5587b61cf5f989326a2a3485a9244ddb08af3cf"/>
     <w:p>
       <w:pPr>
         <w:pStyle w:val="Heading1"/>
@@ -2617,17 +2617,17 @@
     </w:p>
     <w:p>
       <w:pPr>
+        <w:numPr>
+          <w:ilvl w:val="0"/>
+          <w:numId w:val="1011"/>
+        </w:numPr>
         <w:pStyle w:val="Compact"/>
-        <w:numPr>
-          <w:ilvl w:val="0"/>
-          <w:numId w:val="1011"/>
-        </w:numPr>
       </w:pPr>
       <w:r>
         <w:t xml:space="preserve">Como receber, verificar, completar e documentar solicitações de pacientes e membros.*</w:t>
       </w:r>
     </w:p>
-    <w:bookmarkStart w:id="30" w:name="visão-geral-dos-direitos"/>
+    <w:bookmarkStart w:id="41" w:name="visão-geral-dos-direitos"/>
     <w:p>
       <w:pPr>
         <w:pStyle w:val="Heading2"/>
@@ -2638,80 +2638,260 @@
     </w:p>
     <w:p>
       <w:pPr>
+        <w:numPr>
+          <w:ilvl w:val="0"/>
+          <w:numId w:val="1012"/>
+        </w:numPr>
         <w:pStyle w:val="Heading2"/>
+      </w:pPr>
+      <w:bookmarkStart w:id="40" w:name="X82ea82feda45033b70eb8d06309c53c156ce706"/>
+      <w:r>
+        <w:t xml:space="preserve">Direito** ** Prazo típico** ** Trabalho operacional**</w:t>
+      </w:r>
+      <w:bookmarkEnd w:id="40"/>
+    </w:p>
+    <w:p>
+      <w:pPr>
+        <w:numPr>
+          <w:ilvl w:val="0"/>
+          <w:numId w:val="1000"/>
+        </w:numPr>
+        <w:pStyle w:val="Compact"/>
+      </w:pPr>
+      <w:r>
+        <w:t xml:space="preserve">Aviso de práticas de privacidade No serviço obrigatório, inscrição, postagem e pontos de revisão</w:t>
+      </w:r>
+      <w:r>
+        <w:t xml:space="preserve"> </w:t>
+      </w:r>
+      <w:r>
+        <w:t xml:space="preserve">O acesso geralmente 30 dias; uma extensão de 30 dias com aviso escrito oportunamente Verifique, busca conjunto de registros designado, exclusões de revisão, formato, taxas, entrega</w:t>
+      </w:r>
+    </w:p>
+    <w:p>
+      <w:pPr>
         <w:numPr>
           <w:ilvl w:val="0"/>
           <w:numId w:val="1012"/>
         </w:numPr>
-      </w:pPr>
-      <w:bookmarkStart w:id="29" w:name="X82ea82feda45033b70eb8d06309c53c156ce706"/>
-      <w:r>
-        <w:t xml:space="preserve">Direito** ** Prazo típico** ** Trabalho operacional**</w:t>
-      </w:r>
-      <w:bookmarkEnd w:id="29"/>
-    </w:p>
-    <w:p>
-      <w:pPr>
         <w:pStyle w:val="Compact"/>
-        <w:numPr>
-          <w:ilvl w:val="0"/>
-          <w:numId w:val="1000"/>
-        </w:numPr>
-      </w:pPr>
-      <w:r>
-        <w:t xml:space="preserve">Aviso de práticas de privacidade No serviço obrigatório, inscrição, postagem e pontos de revisão</w:t>
-      </w:r>
-      <w:r>
-        <w:t xml:space="preserve"> </w:t>
-      </w:r>
-      <w:r>
-        <w:t xml:space="preserve">O acesso geralmente 30 dias; uma extensão de 30 dias com aviso escrito oportunamente Verifique, busca conjunto de registros designado, exclusões de revisão, formato, taxas, entrega</w:t>
-      </w:r>
-    </w:p>
-    <w:p>
-      <w:pPr>
+      </w:pPr>
+      <w:r>
+        <w:t xml:space="preserve">Emenda * Geralmente 60 dias; uma extensão de 30 dias com aviso * Revisão, aceitação ou negação, registros de ligação, notificar as partes</w:t>
+      </w:r>
+      <w:r>
+        <w:t xml:space="preserve"> </w:t>
+      </w:r>
+      <w:r>
+        <w:t xml:space="preserve">□ Contabilidade de divulgações □ Geralmente 60 dias; uma extensão de 30 dias com aviso □ Registros de divulgação de pesquisa, aplicar exceções, entregar contabilidade</w:t>
+      </w:r>
+      <w:r>
+        <w:t xml:space="preserve"> </w:t>
+      </w:r>
+      <w:r>
+        <w:t xml:space="preserve">• Solicitação de restrição; reveja e responda; certas restrições pagas em plano de saúde completo devem ser aceitas;</w:t>
+      </w:r>
+      <w:r>
+        <w:t xml:space="preserve"> </w:t>
+      </w:r>
+      <w:r>
+        <w:t xml:space="preserve">□ Comunicações confidenciais □ Acomodar pedidos razoáveis sob a regra aplicável</w:t>
+      </w:r>
+      <w:r>
+        <w:t xml:space="preserve"> </w:t>
+      </w:r>
+      <w:r>
+        <w:t xml:space="preserve">• Reclamação • Sem retaliação; processo sob política • Registre, investigue, responda, mitigue, retenha evidências</w:t>
+      </w:r>
+    </w:p>
+    <w:bookmarkEnd w:id="41"/>
+    <w:bookmarkStart w:id="42" w:name="acesso-não-é-o-mesmo-que-autorização"/>
+    <w:p>
+      <w:pPr>
+        <w:pStyle w:val="Heading2"/>
+      </w:pPr>
+      <w:r>
+        <w:t xml:space="preserve">4.2 Acesso não é o mesmo que autorização</w:t>
+      </w:r>
+    </w:p>
+    <w:p>
+      <w:pPr>
+        <w:pStyle w:val="FirstParagraph"/>
+      </w:pPr>
+      <w:r>
+        <w:t xml:space="preserve">O direito de acesso de uma pessoa ao abrigo de 45 CFR 164,524 tem o seu próprio âmbito, calendário, negação, formato e regras de taxa. Não aplicar automaticamente um processo de autorização ou criar barreiras que a regra de acesso não permite.</w:t>
+      </w:r>
+    </w:p>
+    <w:bookmarkEnd w:id="42"/>
+    <w:bookmarkStart w:id="43" w:name="arquivo-de-solicitação-defensável"/>
+    <w:p>
+      <w:pPr>
+        <w:pStyle w:val="Heading2"/>
+      </w:pPr>
+      <w:r>
+        <w:t xml:space="preserve">4.3 Arquivo de solicitação defensável</w:t>
+      </w:r>
+    </w:p>
+    <w:p>
+      <w:pPr>
+        <w:numPr>
+          <w:ilvl w:val="0"/>
+          <w:numId w:val="1013"/>
+        </w:numPr>
+      </w:pPr>
+      <w:r>
+        <w:t xml:space="preserve">Data de pedido e de recepção</w:t>
+      </w:r>
+    </w:p>
+    <w:p>
+      <w:pPr>
+        <w:numPr>
+          <w:ilvl w:val="0"/>
+          <w:numId w:val="1013"/>
+        </w:numPr>
+      </w:pPr>
+      <w:r>
+        <w:t xml:space="preserve">Identidade e decisão pessoal-representativa</w:t>
+      </w:r>
+    </w:p>
+    <w:p>
+      <w:pPr>
+        <w:numPr>
+          <w:ilvl w:val="0"/>
+          <w:numId w:val="1013"/>
+        </w:numPr>
+      </w:pPr>
+      <w:r>
+        <w:t xml:space="preserve">Conjunto de registos designado e sistemas pesquisados</w:t>
+      </w:r>
+    </w:p>
+    <w:p>
+      <w:pPr>
+        <w:numPr>
+          <w:ilvl w:val="0"/>
+          <w:numId w:val="1013"/>
+        </w:numPr>
+      </w:pPr>
+      <w:r>
+        <w:t xml:space="preserve">Exclusões, negação e análise jurídica</w:t>
+      </w:r>
+    </w:p>
+    <w:p>
+      <w:pPr>
+        <w:numPr>
+          <w:ilvl w:val="0"/>
+          <w:numId w:val="1013"/>
+        </w:numPr>
+      </w:pPr>
+      <w:r>
+        <w:t xml:space="preserve">Formato, método de entrega e cálculo de taxas</w:t>
+      </w:r>
+    </w:p>
+    <w:p>
+      <w:pPr>
+        <w:numPr>
+          <w:ilvl w:val="0"/>
+          <w:numId w:val="1013"/>
+        </w:numPr>
+      </w:pPr>
+      <w:r>
+        <w:t xml:space="preserve">Aviso de extensão quando utilizado</w:t>
+      </w:r>
+    </w:p>
+    <w:p>
+      <w:pPr>
+        <w:numPr>
+          <w:ilvl w:val="0"/>
+          <w:numId w:val="1013"/>
+        </w:numPr>
+      </w:pPr>
+      <w:r>
+        <w:t xml:space="preserve">Resposta, prova de entrega e data de conclusão</w:t>
+      </w:r>
+    </w:p>
+    <w:bookmarkEnd w:id="43"/>
+    <w:bookmarkEnd w:id="44"/>
+    <w:bookmarkStart w:id="48" w:name="fundações-de-regras-de-segurança"/>
+    <w:p>
+      <w:pPr>
+        <w:pStyle w:val="Heading1"/>
+      </w:pPr>
+      <w:r>
+        <w:t xml:space="preserve">5. Fundações de Regras de Segurança</w:t>
+      </w:r>
+    </w:p>
+    <w:p>
+      <w:pPr>
+        <w:numPr>
+          <w:ilvl w:val="0"/>
+          <w:numId w:val="1014"/>
+        </w:numPr>
         <w:pStyle w:val="Compact"/>
-        <w:numPr>
-          <w:ilvl w:val="0"/>
-          <w:numId w:val="1012"/>
-        </w:numPr>
-      </w:pPr>
-      <w:r>
-        <w:t xml:space="preserve">Emenda * Geralmente 60 dias; uma extensão de 30 dias com aviso * Revisão, aceitação ou negação, registros de ligação, notificar as partes</w:t>
-      </w:r>
-      <w:r>
-        <w:t xml:space="preserve"> </w:t>
-      </w:r>
-      <w:r>
-        <w:t xml:space="preserve">□ Contabilidade de divulgações □ Geralmente 60 dias; uma extensão de 30 dias com aviso □ Registros de divulgação de pesquisa, aplicar exceções, entregar contabilidade</w:t>
-      </w:r>
-      <w:r>
-        <w:t xml:space="preserve"> </w:t>
-      </w:r>
-      <w:r>
-        <w:t xml:space="preserve">• Solicitação de restrição; reveja e responda; certas restrições pagas em plano de saúde completo devem ser aceitas;</w:t>
-      </w:r>
-      <w:r>
-        <w:t xml:space="preserve"> </w:t>
-      </w:r>
-      <w:r>
-        <w:t xml:space="preserve">□ Comunicações confidenciais □ Acomodar pedidos razoáveis sob a regra aplicável</w:t>
-      </w:r>
-      <w:r>
-        <w:t xml:space="preserve"> </w:t>
-      </w:r>
-      <w:r>
-        <w:t xml:space="preserve">• Reclamação • Sem retaliação; processo sob política • Registre, investigue, responda, mitigue, retenha evidências</w:t>
-      </w:r>
-    </w:p>
-    <w:bookmarkEnd w:id="30"/>
-    <w:bookmarkStart w:id="31" w:name="acesso-não-é-o-mesmo-que-autorização"/>
+      </w:pPr>
+      <w:r>
+        <w:t xml:space="preserve">Requisitos gerais, flexibilidade, especificações necessárias e endereçáveis, e provas.*</w:t>
+      </w:r>
+    </w:p>
+    <w:p>
+      <w:pPr>
+        <w:pStyle w:val="FirstParagraph"/>
+      </w:pPr>
+    </w:p>
+    <w:p>
+      <w:pPr>
+        <w:pStyle w:val="BodyText"/>
+      </w:pPr>
+      <w:r>
+        <w:t xml:space="preserve">Figura 3. HIPAA Salvaguardas das regras de segurança</w:t>
+      </w:r>
+    </w:p>
+    <w:p>
+      <w:pPr>
+        <w:pStyle w:val="BodyText"/>
+      </w:pPr>
+      <w:r>
+        <w:t xml:space="preserve">5.1 Requisitos gerais</w:t>
+      </w:r>
+    </w:p>
+    <w:p>
+      <w:pPr>
+        <w:pStyle w:val="BodyText"/>
+      </w:pPr>
+      <w:r>
+        <w:t xml:space="preserve">Garantir a confidencialidade, integridade e disponibilidade do ePHI.</w:t>
+      </w:r>
+    </w:p>
+    <w:p>
+      <w:pPr>
+        <w:pStyle w:val="BodyText"/>
+      </w:pPr>
+      <w:r>
+        <w:t xml:space="preserve">Proteger contra ameaças e perigos razoavelmente previstos.</w:t>
+      </w:r>
+    </w:p>
+    <w:p>
+      <w:pPr>
+        <w:pStyle w:val="BodyText"/>
+      </w:pPr>
+      <w:r>
+        <w:t xml:space="preserve">Proteger contra utilizações ou divulgações impermissíveis razoavelmente antecipadas.</w:t>
+      </w:r>
+    </w:p>
+    <w:p>
+      <w:pPr>
+        <w:pStyle w:val="BodyText"/>
+      </w:pPr>
+      <w:r>
+        <w:t xml:space="preserve">Assegurar o cumprimento da força de trabalho.</w:t>
+      </w:r>
+    </w:p>
+    <w:bookmarkStart w:id="45" w:name="obrigatório-e-endereçável"/>
     <w:p>
       <w:pPr>
         <w:pStyle w:val="Heading2"/>
       </w:pPr>
       <w:r>
-        <w:t xml:space="preserve">4.2 Acesso não é o mesmo que autorização</w:t>
+        <w:t xml:space="preserve">5.2 Obrigatório e endereçável</w:t>
       </w:r>
     </w:p>
     <w:p>
@@ -2719,527 +2899,347 @@
         <w:pStyle w:val="FirstParagraph"/>
       </w:pPr>
       <w:r>
-        <w:t xml:space="preserve">O direito de acesso de uma pessoa ao abrigo de 45 CFR 164,524 tem o seu próprio âmbito, calendário, negação, formato e regras de taxa. Não aplicar automaticamente um processo de autorização ou criar barreiras que a regra de acesso não permite.</w:t>
-      </w:r>
-    </w:p>
-    <w:bookmarkEnd w:id="31"/>
-    <w:bookmarkStart w:id="32" w:name="arquivo-de-solicitação-defensável"/>
+        <w:t xml:space="preserve">O endereço não significa opcional:** Para uma especificação endereçável, avaliar se é razoável e adequado. Implemente-o quando estiver. Caso contrário, documento por que e implementar uma alternativa razoável e adequada equivalente quando existir. □</w:t>
+      </w:r>
+      <w:r>
+        <w:t xml:space="preserve"> </w:t>
+      </w:r>
+      <w:r>
+        <w:t xml:space="preserve">□——————————————————————————————————————————————————————————————————————————————————————————————————————</w:t>
+      </w:r>
+    </w:p>
+    <w:p>
+      <w:pPr>
+        <w:pStyle w:val="BodyText"/>
+      </w:pPr>
+      <w:r>
+        <w:t xml:space="preserve">5.3 Análise de riscos e gestão de riscos</w:t>
+      </w:r>
+    </w:p>
+    <w:p>
+      <w:pPr>
+        <w:numPr>
+          <w:ilvl w:val="0"/>
+          <w:numId w:val="1015"/>
+        </w:numPr>
+      </w:pPr>
+      <w:r>
+        <w:t xml:space="preserve">Defina todos os limites de ePHI e de entidade regulamentada.</w:t>
+      </w:r>
+    </w:p>
+    <w:p>
+      <w:pPr>
+        <w:numPr>
+          <w:ilvl w:val="0"/>
+          <w:numId w:val="1015"/>
+        </w:numPr>
+      </w:pPr>
+      <w:r>
+        <w:t xml:space="preserve">Sistemas de mapas, aplicações, dispositivos, pessoas, locais, fornecedores, redes, interfaces, backups e mídia.</w:t>
+      </w:r>
+    </w:p>
+    <w:p>
+      <w:pPr>
+        <w:numPr>
+          <w:ilvl w:val="0"/>
+          <w:numId w:val="1015"/>
+        </w:numPr>
+      </w:pPr>
+      <w:r>
+        <w:t xml:space="preserve">Identificar ameaças, vulnerabilidades, medidas existentes, probabilidade e impacto.</w:t>
+      </w:r>
+    </w:p>
+    <w:p>
+      <w:pPr>
+        <w:numPr>
+          <w:ilvl w:val="0"/>
+          <w:numId w:val="1015"/>
+        </w:numPr>
+      </w:pPr>
+      <w:r>
+        <w:t xml:space="preserve">Determinar risco consistentemente.</w:t>
+      </w:r>
+    </w:p>
+    <w:p>
+      <w:pPr>
+        <w:numPr>
+          <w:ilvl w:val="0"/>
+          <w:numId w:val="1015"/>
+        </w:numPr>
+      </w:pPr>
+      <w:r>
+        <w:t xml:space="preserve">Atribuir tratamentos, proprietários, recursos, datas e autoridade de aceitação.</w:t>
+      </w:r>
+    </w:p>
+    <w:p>
+      <w:pPr>
+        <w:numPr>
+          <w:ilvl w:val="0"/>
+          <w:numId w:val="1015"/>
+        </w:numPr>
+      </w:pPr>
+      <w:r>
+        <w:t xml:space="preserve">Reteste e atualização após mudanças, incidentes, novas ameaças e falhas de controle.</w:t>
+      </w:r>
+    </w:p>
+    <w:p>
+      <w:pPr>
+        <w:pStyle w:val="FirstParagraph"/>
+      </w:pPr>
+      <w:r>
+        <w:t xml:space="preserve">A atual Regra de Segurança não estabelece uma frequência fixa de análise de risco. A orientação do HHS indica que o processo deve ser contínuo e atualizado conforme necessário.</w:t>
+      </w:r>
+    </w:p>
+    <w:p>
+      <w:pPr>
+        <w:numPr>
+          <w:ilvl w:val="0"/>
+          <w:numId w:val="1016"/>
+        </w:numPr>
+        <w:pStyle w:val="Compact"/>
+      </w:pPr>
+      <w:r>
+        <w:t xml:space="preserve">Salvaguardas administrativas</w:t>
+      </w:r>
+    </w:p>
+    <w:p>
+      <w:pPr>
+        <w:numPr>
+          <w:ilvl w:val="0"/>
+          <w:numId w:val="1017"/>
+        </w:numPr>
+        <w:pStyle w:val="Compact"/>
+      </w:pPr>
+      <w:r>
+        <w:t xml:space="preserve">Os processos de gestão que transformam a política em proteção repetitiva.*</w:t>
+      </w:r>
+    </w:p>
+    <w:bookmarkEnd w:id="45"/>
+    <w:bookmarkStart w:id="46" w:name="section"/>
     <w:p>
       <w:pPr>
         <w:pStyle w:val="Heading2"/>
       </w:pPr>
       <w:r>
-        <w:t xml:space="preserve">4.3 Arquivo de solicitação defensável</w:t>
-      </w:r>
-    </w:p>
-    <w:p>
-      <w:pPr>
-        <w:numPr>
-          <w:ilvl w:val="0"/>
-          <w:numId w:val="1013"/>
-        </w:numPr>
-      </w:pPr>
-      <w:r>
-        <w:t xml:space="preserve">Data de pedido e de recepção</w:t>
-      </w:r>
-    </w:p>
-    <w:p>
-      <w:pPr>
-        <w:numPr>
-          <w:ilvl w:val="0"/>
-          <w:numId w:val="1013"/>
-        </w:numPr>
-      </w:pPr>
-      <w:r>
-        <w:t xml:space="preserve">Identidade e decisão pessoal-representativa</w:t>
-      </w:r>
-    </w:p>
-    <w:p>
-      <w:pPr>
-        <w:numPr>
-          <w:ilvl w:val="0"/>
-          <w:numId w:val="1013"/>
-        </w:numPr>
-      </w:pPr>
-      <w:r>
-        <w:t xml:space="preserve">Conjunto de registos designado e sistemas pesquisados</w:t>
-      </w:r>
-    </w:p>
-    <w:p>
-      <w:pPr>
-        <w:numPr>
-          <w:ilvl w:val="0"/>
-          <w:numId w:val="1013"/>
-        </w:numPr>
-      </w:pPr>
-      <w:r>
-        <w:t xml:space="preserve">Exclusões, negação e análise jurídica</w:t>
-      </w:r>
-    </w:p>
-    <w:p>
-      <w:pPr>
-        <w:numPr>
-          <w:ilvl w:val="0"/>
-          <w:numId w:val="1013"/>
-        </w:numPr>
-      </w:pPr>
-      <w:r>
-        <w:t xml:space="preserve">Formato, método de entrega e cálculo de taxas</w:t>
-      </w:r>
-    </w:p>
-    <w:p>
-      <w:pPr>
-        <w:numPr>
-          <w:ilvl w:val="0"/>
-          <w:numId w:val="1013"/>
-        </w:numPr>
-      </w:pPr>
-      <w:r>
-        <w:t xml:space="preserve">Aviso de extensão quando utilizado</w:t>
-      </w:r>
-    </w:p>
-    <w:p>
-      <w:pPr>
-        <w:numPr>
-          <w:ilvl w:val="0"/>
-          <w:numId w:val="1013"/>
-        </w:numPr>
-      </w:pPr>
-      <w:r>
-        <w:t xml:space="preserve">Resposta, prova de entrega e data de conclusão</w:t>
-      </w:r>
-    </w:p>
-    <w:bookmarkEnd w:id="32"/>
-    <w:bookmarkEnd w:id="33"/>
-    <w:bookmarkStart w:id="37" w:name="fundações-de-regras-de-segurança"/>
-    <w:p>
-      <w:pPr>
-        <w:pStyle w:val="Heading1"/>
-      </w:pPr>
-      <w:r>
-        <w:t xml:space="preserve">5. Fundações de Regras de Segurança</w:t>
-      </w:r>
-    </w:p>
-    <w:p>
-      <w:pPr>
+        <w:t xml:space="preserve">* ** ** ** ** ** ** ** ** ** ** ** ** ** ** ** ** ** **</w:t>
+      </w:r>
+    </w:p>
+    <w:p>
+      <w:pPr>
+        <w:pStyle w:val="FirstParagraph"/>
+      </w:pPr>
+      <w:r>
+        <w:t xml:space="preserve">.164.308(a)(1) .. Processo de gestão de segurança ..Execute análise de risco, gestão de risco, sanções e revisão da atividade do sistema de informação. □ Análise de risco, plano de tratamento, sanções, evidência de revisão de log</w:t>
+      </w:r>
+      <w:r>
+        <w:t xml:space="preserve"> </w:t>
+      </w:r>
+      <w:r>
+        <w:t xml:space="preserve">□ 164.308(a)(2) □ Responsabilidade atribuída em matéria de segurança □ Designe o funcionário responsável pelas políticas e procedimentos das Regras de Segurança. □ Descrição do papel, nomeação, linha de notificação .</w:t>
+      </w:r>
+      <w:r>
+        <w:t xml:space="preserve"> </w:t>
+      </w:r>
+      <w:r>
+        <w:t xml:space="preserve">□ 164.308(a)(3) □ Segurança da força de trabalho □ Autorizar, supervisionar, limpar e remover prontamente o acesso à força de trabalho. □ Aprovações de acesso, rastreio, provas de rescisão</w:t>
+      </w:r>
+      <w:r>
+        <w:t xml:space="preserve"> </w:t>
+      </w:r>
+      <w:r>
+        <w:t xml:space="preserve">.164.308(a)(4) ..Gestão de acesso à informação ..Controle o acesso com base no papel e necessidade, incluindo estabelecimento e modificação. □ Matriz de acesso, aprovações, revisões periódicas</w:t>
+      </w:r>
+      <w:r>
+        <w:t xml:space="preserve"> </w:t>
+      </w:r>
+      <w:r>
+        <w:t xml:space="preserve">□ 164.308(a)(5) □ Conscientização e treinamento de segurança □ Treine a força de trabalho e enderece lembretes, malware, monitoramento de login e gerenciamento de senhas. □ Treinamento, simulações, lembretes, acompanhamento</w:t>
+      </w:r>
+      <w:r>
+        <w:t xml:space="preserve"> </w:t>
+      </w:r>
+      <w:r>
+        <w:t xml:space="preserve">.164.308(a)(6) Procedimentos de incidente de segurança . Identifique, responda, mitigue, documento e relate incidentes. □ Plano de incidentes, bilhetes, provas, lições</w:t>
+      </w:r>
+      <w:r>
+        <w:t xml:space="preserve"> </w:t>
+      </w:r>
+      <w:r>
+        <w:t xml:space="preserve">O Plano de Contingência Opere backups, recuperação de desastres, modo de emergência, testes e análise de criticidade. Relatórios de backup, restaurar testes, exercícios, planos de recuperação</w:t>
+      </w:r>
+      <w:r>
+        <w:t xml:space="preserve"> </w:t>
+      </w:r>
+      <w:r>
+        <w:t xml:space="preserve">.164.308(a)(8) Avaliação .. Realizar avaliação técnica e não técnica periódica após alterações relevantes. • Âmbito de avaliação, conclusões, plano de correcção</w:t>
+      </w:r>
+      <w:r>
+        <w:t xml:space="preserve"> </w:t>
+      </w:r>
+      <w:r>
+        <w:t xml:space="preserve">(b) (b) (n) (n) (n)) (n) (n) (n) (n) (n) (n) (n) (n) (n) (n) (n) (n) (n) (n) (n) (n) (n) (n)) (n) (n) (n) (n) (n) (n) (n) (n) (n) (n) (n) (n) (n) (n) (n) (n) (n) (n) (n) (n) (n) (n) (n) (n) (n) (n) (n) (n) (n) (n) (n) (n) (n) (n) (n) (n) (n)) (n) (n) (n) (n) (n) (n)) (n) (n) (n) (n) (n) (n) (n)) (n) (n) (n) (n) (n) (n) (n) (n) (n) (n) (n BAA, diligência devida, acompanhamento</w:t>
+      </w:r>
+    </w:p>
+    <w:p>
+      <w:pPr>
+        <w:pStyle w:val="BodyText"/>
+      </w:pPr>
+      <w:r>
+        <w:t xml:space="preserve">6.1 Revisão da actividade do sistema de informação</w:t>
+      </w:r>
+    </w:p>
+    <w:p>
+      <w:pPr>
+        <w:pStyle w:val="BodyText"/>
+      </w:pPr>
+      <w:r>
+        <w:t xml:space="preserve">Defina quais registros de auditoria, relatórios de acesso, eventos de segurança, relatórios de exceção e alertas são revisados; com que frequência; por quem; como as evidências são mantidas; e como a atividade suspeita se torna um incidente ou ação corretiva.</w:t>
+      </w:r>
+    </w:p>
+    <w:p>
+      <w:pPr>
+        <w:pStyle w:val="BodyText"/>
+      </w:pPr>
+      <w:r>
+        <w:t xml:space="preserve">6.2 Evidências de contingência</w:t>
+      </w:r>
+    </w:p>
+    <w:p>
+      <w:pPr>
+        <w:numPr>
+          <w:ilvl w:val="0"/>
+          <w:numId w:val="1018"/>
+        </w:numPr>
+      </w:pPr>
+      <w:r>
+        <w:t xml:space="preserve">Cópia de segurança e relatórios de falhas</w:t>
+      </w:r>
+    </w:p>
+    <w:p>
+      <w:pPr>
+        <w:numPr>
+          <w:ilvl w:val="0"/>
+          <w:numId w:val="1018"/>
+        </w:numPr>
+      </w:pPr>
+      <w:r>
+        <w:t xml:space="preserve">Projeto de backup offline ou protegido de outra forma</w:t>
+      </w:r>
+    </w:p>
+    <w:p>
+      <w:pPr>
+        <w:numPr>
+          <w:ilvl w:val="0"/>
+          <w:numId w:val="1018"/>
+        </w:numPr>
+      </w:pPr>
+      <w:r>
+        <w:t xml:space="preserve">Testes de restauração documentados</w:t>
+      </w:r>
+    </w:p>
+    <w:p>
+      <w:pPr>
+        <w:numPr>
+          <w:ilvl w:val="0"/>
+          <w:numId w:val="1018"/>
+        </w:numPr>
+      </w:pPr>
+      <w:r>
+        <w:t xml:space="preserve">Procedimentos de modo de emergência</w:t>
+      </w:r>
+    </w:p>
+    <w:p>
+      <w:pPr>
+        <w:numPr>
+          <w:ilvl w:val="0"/>
+          <w:numId w:val="1018"/>
+        </w:numPr>
+      </w:pPr>
+      <w:r>
+        <w:t xml:space="preserve">Exercícios de recuperação de desastres</w:t>
+      </w:r>
+    </w:p>
+    <w:p>
+      <w:pPr>
+        <w:numPr>
+          <w:ilvl w:val="0"/>
+          <w:numId w:val="1018"/>
+        </w:numPr>
+      </w:pPr>
+      <w:r>
+        <w:t xml:space="preserve">Aplicação crítica e análise de dados</w:t>
+      </w:r>
+    </w:p>
+    <w:p>
+      <w:pPr>
+        <w:numPr>
+          <w:ilvl w:val="0"/>
+          <w:numId w:val="1018"/>
+        </w:numPr>
+      </w:pPr>
+      <w:r>
+        <w:t xml:space="preserve">Lições, donos e datas de vencimento</w:t>
+      </w:r>
+    </w:p>
+    <w:p>
+      <w:pPr>
+        <w:numPr>
+          <w:ilvl w:val="0"/>
+          <w:numId w:val="1019"/>
+        </w:numPr>
         <w:pStyle w:val="Compact"/>
-        <w:numPr>
-          <w:ilvl w:val="0"/>
-          <w:numId w:val="1014"/>
-        </w:numPr>
-      </w:pPr>
-      <w:r>
-        <w:t xml:space="preserve">Requisitos gerais, flexibilidade, especificações necessárias e endereçáveis, e provas.*</w:t>
-      </w:r>
-    </w:p>
-    <w:p>
-      <w:pPr>
-        <w:pStyle w:val="FirstParagraph"/>
-      </w:pPr>
-    </w:p>
-    <w:p>
-      <w:pPr>
-        <w:pStyle w:val="BodyText"/>
-      </w:pPr>
-      <w:r>
-        <w:t xml:space="preserve">Figura 3. HIPAA Salvaguardas das regras de segurança</w:t>
-      </w:r>
-    </w:p>
-    <w:p>
-      <w:pPr>
-        <w:pStyle w:val="BodyText"/>
-      </w:pPr>
-      <w:r>
-        <w:t xml:space="preserve">5.1 Requisitos gerais</w:t>
-      </w:r>
-    </w:p>
-    <w:p>
-      <w:pPr>
-        <w:pStyle w:val="BodyText"/>
-      </w:pPr>
-      <w:r>
-        <w:t xml:space="preserve">Garantir a confidencialidade, integridade e disponibilidade do ePHI.</w:t>
-      </w:r>
-    </w:p>
-    <w:p>
-      <w:pPr>
-        <w:pStyle w:val="BodyText"/>
-      </w:pPr>
-      <w:r>
-        <w:t xml:space="preserve">Proteger contra ameaças e perigos razoavelmente previstos.</w:t>
-      </w:r>
-    </w:p>
-    <w:p>
-      <w:pPr>
-        <w:pStyle w:val="BodyText"/>
-      </w:pPr>
-      <w:r>
-        <w:t xml:space="preserve">Proteger contra utilizações ou divulgações impermissíveis razoavelmente antecipadas.</w:t>
-      </w:r>
-    </w:p>
-    <w:p>
-      <w:pPr>
-        <w:pStyle w:val="BodyText"/>
-      </w:pPr>
-      <w:r>
-        <w:t xml:space="preserve">Assegurar o cumprimento da força de trabalho.</w:t>
-      </w:r>
-    </w:p>
-    <w:bookmarkStart w:id="34" w:name="obrigatório-e-endereçável"/>
+      </w:pPr>
+      <w:r>
+        <w:t xml:space="preserve">Salvaguardas físicas e técnicas</w:t>
+      </w:r>
+    </w:p>
+    <w:p>
+      <w:pPr>
+        <w:numPr>
+          <w:ilvl w:val="0"/>
+          <w:numId w:val="1020"/>
+        </w:numPr>
+        <w:pStyle w:val="Compact"/>
+      </w:pPr>
+      <w:r>
+        <w:t xml:space="preserve">Facilidades, estações de trabalho, mídia, identidade, acesso, auditoria, integridade e controles de transmissão.*</w:t>
+      </w:r>
+    </w:p>
+    <w:bookmarkEnd w:id="46"/>
+    <w:bookmarkStart w:id="47" w:name="section-1"/>
     <w:p>
       <w:pPr>
         <w:pStyle w:val="Heading2"/>
       </w:pPr>
       <w:r>
-        <w:t xml:space="preserve">5.2 Obrigatório e endereçável</w:t>
-      </w:r>
-    </w:p>
-    <w:p>
-      <w:pPr>
-        <w:pStyle w:val="FirstParagraph"/>
-      </w:pPr>
-      <w:r>
-        <w:t xml:space="preserve">O endereço não significa opcional:** Para uma especificação endereçável, avaliar se é razoável e adequado. Implemente-o quando estiver. Caso contrário, documento por que e implementar uma alternativa razoável e adequada equivalente quando existir. □</w:t>
-      </w:r>
-      <w:r>
-        <w:t xml:space="preserve"> </w:t>
-      </w:r>
-      <w:r>
-        <w:t xml:space="preserve">□——————————————————————————————————————————————————————————————————————————————————————————————————————</w:t>
-      </w:r>
-    </w:p>
-    <w:p>
-      <w:pPr>
-        <w:pStyle w:val="BodyText"/>
-      </w:pPr>
-      <w:r>
-        <w:t xml:space="preserve">5.3 Análise de riscos e gestão de riscos</w:t>
-      </w:r>
-    </w:p>
-    <w:p>
-      <w:pPr>
-        <w:numPr>
-          <w:ilvl w:val="0"/>
-          <w:numId w:val="1015"/>
-        </w:numPr>
-      </w:pPr>
-      <w:r>
-        <w:t xml:space="preserve">Defina todos os limites de ePHI e de entidade regulamentada.</w:t>
-      </w:r>
-    </w:p>
-    <w:p>
-      <w:pPr>
-        <w:numPr>
-          <w:ilvl w:val="0"/>
-          <w:numId w:val="1015"/>
-        </w:numPr>
-      </w:pPr>
-      <w:r>
-        <w:t xml:space="preserve">Sistemas de mapas, aplicações, dispositivos, pessoas, locais, fornecedores, redes, interfaces, backups e mídia.</w:t>
-      </w:r>
-    </w:p>
-    <w:p>
-      <w:pPr>
-        <w:numPr>
-          <w:ilvl w:val="0"/>
-          <w:numId w:val="1015"/>
-        </w:numPr>
-      </w:pPr>
-      <w:r>
-        <w:t xml:space="preserve">Identificar ameaças, vulnerabilidades, medidas existentes, probabilidade e impacto.</w:t>
-      </w:r>
-    </w:p>
-    <w:p>
-      <w:pPr>
-        <w:numPr>
-          <w:ilvl w:val="0"/>
-          <w:numId w:val="1015"/>
-        </w:numPr>
-      </w:pPr>
-      <w:r>
-        <w:t xml:space="preserve">Determinar risco consistentemente.</w:t>
-      </w:r>
-    </w:p>
-    <w:p>
-      <w:pPr>
-        <w:numPr>
-          <w:ilvl w:val="0"/>
-          <w:numId w:val="1015"/>
-        </w:numPr>
-      </w:pPr>
-      <w:r>
-        <w:t xml:space="preserve">Atribuir tratamentos, proprietários, recursos, datas e autoridade de aceitação.</w:t>
-      </w:r>
-    </w:p>
-    <w:p>
-      <w:pPr>
-        <w:numPr>
-          <w:ilvl w:val="0"/>
-          <w:numId w:val="1015"/>
-        </w:numPr>
-      </w:pPr>
-      <w:r>
-        <w:t xml:space="preserve">Reteste e atualização após mudanças, incidentes, novas ameaças e falhas de controle.</w:t>
-      </w:r>
-    </w:p>
-    <w:p>
-      <w:pPr>
-        <w:pStyle w:val="FirstParagraph"/>
-      </w:pPr>
-      <w:r>
-        <w:t xml:space="preserve">A atual Regra de Segurança não estabelece uma frequência fixa de análise de risco. A orientação do HHS indica que o processo deve ser contínuo e atualizado conforme necessário.</w:t>
-      </w:r>
-    </w:p>
-    <w:p>
-      <w:pPr>
+        <w:t xml:space="preserve">* ** ** ** ** ** ** ** ** ** ** ** ** ** ** ** ** ** **</w:t>
+      </w:r>
+    </w:p>
+    <w:p>
+      <w:pPr>
+        <w:numPr>
+          <w:ilvl w:val="0"/>
+          <w:numId w:val="1021"/>
+        </w:numPr>
         <w:pStyle w:val="Compact"/>
-        <w:numPr>
-          <w:ilvl w:val="0"/>
-          <w:numId w:val="1016"/>
-        </w:numPr>
-      </w:pPr>
-      <w:r>
-        <w:t xml:space="preserve">Salvaguardas administrativas</w:t>
-      </w:r>
-    </w:p>
-    <w:p>
-      <w:pPr>
-        <w:pStyle w:val="Compact"/>
-        <w:numPr>
-          <w:ilvl w:val="0"/>
-          <w:numId w:val="1017"/>
-        </w:numPr>
-      </w:pPr>
-      <w:r>
-        <w:t xml:space="preserve">Os processos de gestão que transformam a política em proteção repetitiva.*</w:t>
-      </w:r>
-    </w:p>
-    <w:bookmarkEnd w:id="34"/>
-    <w:bookmarkStart w:id="35" w:name="section"/>
-    <w:p>
-      <w:pPr>
-        <w:pStyle w:val="Heading2"/>
-      </w:pPr>
-      <w:r>
-        <w:t xml:space="preserve">* ** ** ** ** ** ** ** ** ** ** ** ** ** ** ** ** ** **</w:t>
-      </w:r>
-    </w:p>
-    <w:p>
-      <w:pPr>
-        <w:pStyle w:val="FirstParagraph"/>
-      </w:pPr>
-      <w:r>
-        <w:t xml:space="preserve">.164.308(a)(1) .. Processo de gestão de segurança ..Execute análise de risco, gestão de risco, sanções e revisão da atividade do sistema de informação. □ Análise de risco, plano de tratamento, sanções, evidência de revisão de log</w:t>
-      </w:r>
-      <w:r>
-        <w:t xml:space="preserve"> </w:t>
-      </w:r>
-      <w:r>
-        <w:t xml:space="preserve">□ 164.308(a)(2) □ Responsabilidade atribuída em matéria de segurança □ Designe o funcionário responsável pelas políticas e procedimentos das Regras de Segurança. □ Descrição do papel, nomeação, linha de notificação .</w:t>
-      </w:r>
-      <w:r>
-        <w:t xml:space="preserve"> </w:t>
-      </w:r>
-      <w:r>
-        <w:t xml:space="preserve">□ 164.308(a)(3) □ Segurança da força de trabalho □ Autorizar, supervisionar, limpar e remover prontamente o acesso à força de trabalho. □ Aprovações de acesso, rastreio, provas de rescisão</w:t>
-      </w:r>
-      <w:r>
-        <w:t xml:space="preserve"> </w:t>
-      </w:r>
-      <w:r>
-        <w:t xml:space="preserve">.164.308(a)(4) ..Gestão de acesso à informação ..Controle o acesso com base no papel e necessidade, incluindo estabelecimento e modificação. □ Matriz de acesso, aprovações, revisões periódicas</w:t>
-      </w:r>
-      <w:r>
-        <w:t xml:space="preserve"> </w:t>
-      </w:r>
-      <w:r>
-        <w:t xml:space="preserve">□ 164.308(a)(5) □ Conscientização e treinamento de segurança □ Treine a força de trabalho e enderece lembretes, malware, monitoramento de login e gerenciamento de senhas. □ Treinamento, simulações, lembretes, acompanhamento</w:t>
-      </w:r>
-      <w:r>
-        <w:t xml:space="preserve"> </w:t>
-      </w:r>
-      <w:r>
-        <w:t xml:space="preserve">.164.308(a)(6) Procedimentos de incidente de segurança . Identifique, responda, mitigue, documento e relate incidentes. □ Plano de incidentes, bilhetes, provas, lições</w:t>
-      </w:r>
-      <w:r>
-        <w:t xml:space="preserve"> </w:t>
-      </w:r>
-      <w:r>
-        <w:t xml:space="preserve">O Plano de Contingência Opere backups, recuperação de desastres, modo de emergência, testes e análise de criticidade. Relatórios de backup, restaurar testes, exercícios, planos de recuperação</w:t>
-      </w:r>
-      <w:r>
-        <w:t xml:space="preserve"> </w:t>
-      </w:r>
-      <w:r>
-        <w:t xml:space="preserve">.164.308(a)(8) Avaliação .. Realizar avaliação técnica e não técnica periódica após alterações relevantes. • Âmbito de avaliação, conclusões, plano de correcção</w:t>
-      </w:r>
-      <w:r>
-        <w:t xml:space="preserve"> </w:t>
-      </w:r>
-      <w:r>
-        <w:t xml:space="preserve">(b) (b) (n) (n) (n)) (n) (n) (n) (n) (n) (n) (n) (n) (n) (n) (n) (n) (n) (n) (n) (n) (n) (n)) (n) (n) (n) (n) (n) (n) (n) (n) (n) (n) (n) (n) (n) (n) (n) (n) (n) (n) (n) (n) (n) (n) (n) (n) (n) (n) (n) (n) (n) (n) (n) (n) (n) (n) (n) (n) (n)) (n) (n) (n) (n) (n) (n)) (n) (n) (n) (n) (n) (n) (n)) (n) (n) (n) (n) (n) (n) (n) (n) (n) (n) (n BAA, diligência devida, acompanhamento</w:t>
-      </w:r>
-    </w:p>
-    <w:p>
-      <w:pPr>
-        <w:pStyle w:val="BodyText"/>
-      </w:pPr>
-      <w:r>
-        <w:t xml:space="preserve">6.1 Revisão da actividade do sistema de informação</w:t>
-      </w:r>
-    </w:p>
-    <w:p>
-      <w:pPr>
-        <w:pStyle w:val="BodyText"/>
-      </w:pPr>
-      <w:r>
-        <w:t xml:space="preserve">Defina quais registros de auditoria, relatórios de acesso, eventos de segurança, relatórios de exceção e alertas são revisados; com que frequência; por quem; como as evidências são mantidas; e como a atividade suspeita se torna um incidente ou ação corretiva.</w:t>
-      </w:r>
-    </w:p>
-    <w:p>
-      <w:pPr>
-        <w:pStyle w:val="BodyText"/>
-      </w:pPr>
-      <w:r>
-        <w:t xml:space="preserve">6.2 Evidências de contingência</w:t>
-      </w:r>
-    </w:p>
-    <w:p>
-      <w:pPr>
-        <w:numPr>
-          <w:ilvl w:val="0"/>
-          <w:numId w:val="1018"/>
-        </w:numPr>
-      </w:pPr>
-      <w:r>
-        <w:t xml:space="preserve">Cópia de segurança e relatórios de falhas</w:t>
-      </w:r>
-    </w:p>
-    <w:p>
-      <w:pPr>
-        <w:numPr>
-          <w:ilvl w:val="0"/>
-          <w:numId w:val="1018"/>
-        </w:numPr>
-      </w:pPr>
-      <w:r>
-        <w:t xml:space="preserve">Projeto de backup offline ou protegido de outra forma</w:t>
-      </w:r>
-    </w:p>
-    <w:p>
-      <w:pPr>
-        <w:numPr>
-          <w:ilvl w:val="0"/>
-          <w:numId w:val="1018"/>
-        </w:numPr>
-      </w:pPr>
-      <w:r>
-        <w:t xml:space="preserve">Testes de restauração documentados</w:t>
-      </w:r>
-    </w:p>
-    <w:p>
-      <w:pPr>
-        <w:numPr>
-          <w:ilvl w:val="0"/>
-          <w:numId w:val="1018"/>
-        </w:numPr>
-      </w:pPr>
-      <w:r>
-        <w:t xml:space="preserve">Procedimentos de modo de emergência</w:t>
-      </w:r>
-    </w:p>
-    <w:p>
-      <w:pPr>
-        <w:numPr>
-          <w:ilvl w:val="0"/>
-          <w:numId w:val="1018"/>
-        </w:numPr>
-      </w:pPr>
-      <w:r>
-        <w:t xml:space="preserve">Exercícios de recuperação de desastres</w:t>
-      </w:r>
-    </w:p>
-    <w:p>
-      <w:pPr>
-        <w:numPr>
-          <w:ilvl w:val="0"/>
-          <w:numId w:val="1018"/>
-        </w:numPr>
-      </w:pPr>
-      <w:r>
-        <w:t xml:space="preserve">Aplicação crítica e análise de dados</w:t>
-      </w:r>
-    </w:p>
-    <w:p>
-      <w:pPr>
-        <w:numPr>
-          <w:ilvl w:val="0"/>
-          <w:numId w:val="1018"/>
-        </w:numPr>
-      </w:pPr>
-      <w:r>
-        <w:t xml:space="preserve">Lições, donos e datas de vencimento</w:t>
-      </w:r>
-    </w:p>
-    <w:p>
-      <w:pPr>
-        <w:pStyle w:val="Compact"/>
-        <w:numPr>
-          <w:ilvl w:val="0"/>
-          <w:numId w:val="1019"/>
-        </w:numPr>
-      </w:pPr>
-      <w:r>
-        <w:t xml:space="preserve">Salvaguardas físicas e técnicas</w:t>
-      </w:r>
-    </w:p>
-    <w:p>
-      <w:pPr>
-        <w:pStyle w:val="Compact"/>
-        <w:numPr>
-          <w:ilvl w:val="0"/>
-          <w:numId w:val="1020"/>
-        </w:numPr>
-      </w:pPr>
-      <w:r>
-        <w:t xml:space="preserve">Facilidades, estações de trabalho, mídia, identidade, acesso, auditoria, integridade e controles de transmissão.*</w:t>
-      </w:r>
-    </w:p>
-    <w:bookmarkEnd w:id="35"/>
-    <w:bookmarkStart w:id="36" w:name="section-1"/>
-    <w:p>
-      <w:pPr>
-        <w:pStyle w:val="Heading2"/>
-      </w:pPr>
-      <w:r>
-        <w:t xml:space="preserve">* ** ** ** ** ** ** ** ** ** ** ** ** ** ** ** ** ** **</w:t>
-      </w:r>
-    </w:p>
-    <w:p>
-      <w:pPr>
-        <w:pStyle w:val="Compact"/>
-        <w:numPr>
-          <w:ilvl w:val="0"/>
-          <w:numId w:val="1021"/>
-        </w:numPr>
-      </w:pPr>
-    </w:p>
-    <w:p>
-      <w:pPr>
-        <w:pStyle w:val="Compact"/>
+      </w:pPr>
+    </w:p>
+    <w:p>
+      <w:pPr>
         <w:numPr>
           <w:ilvl w:val="1"/>
           <w:numId w:val="1022"/>
         </w:numPr>
-      </w:pPr>
-    </w:p>
-    <w:p>
-      <w:pPr>
         <w:pStyle w:val="Compact"/>
+      </w:pPr>
+    </w:p>
+    <w:p>
+      <w:pPr>
         <w:numPr>
           <w:ilvl w:val="2"/>
           <w:numId w:val="1023"/>
         </w:numPr>
+        <w:pStyle w:val="Compact"/>
       </w:pPr>
       <w:r>
         <w:t xml:space="preserve">(controlos de acesso à instalação) (a) (a) (a) (a) (a) (controlos de acesso à instalação) (a) (a) (a) (a) (a)) (a) (a) (a)) (a) (a) (a) (a) (a) (a) (a) (a) (a)) (a) (a) (a) (a)) (a) (a)) (a) (a) (a)) (a) (a) (a)) (a)) (a)) (a) (a) (ou) (a) (a) (a)) (a)) (a)) (a) (a)) (a) () (a)) (a)) (a)) (a)) (a) (a)) (a)) (a) () (a)) (a) () (a)) (a) (a) (a) () ()) () () () () () (a) (a) Plano de instalação, registros de visitantes, registros de manutenção</w:t>
@@ -3253,20 +3253,20 @@
     </w:p>
     <w:p>
       <w:pPr>
+        <w:numPr>
+          <w:ilvl w:val="0"/>
+          <w:numId w:val="1021"/>
+        </w:numPr>
         <w:pStyle w:val="Compact"/>
-        <w:numPr>
-          <w:ilvl w:val="0"/>
-          <w:numId w:val="1021"/>
-        </w:numPr>
-      </w:pPr>
-    </w:p>
-    <w:p>
-      <w:pPr>
-        <w:pStyle w:val="Compact"/>
+      </w:pPr>
+    </w:p>
+    <w:p>
+      <w:pPr>
         <w:numPr>
           <w:ilvl w:val="1"/>
           <w:numId w:val="1024"/>
         </w:numPr>
+        <w:pStyle w:val="Compact"/>
       </w:pPr>
       <w:r>
         <w:t xml:space="preserve">(Segurança da estação de trabalho) (Restringir o acesso físico às estações de trabalho que acedem ao ePHI. □ Locais seguros, telas, controles de dispositivo</w:t>
@@ -3286,20 +3286,20 @@
     </w:p>
     <w:p>
       <w:pPr>
+        <w:numPr>
+          <w:ilvl w:val="0"/>
+          <w:numId w:val="1021"/>
+        </w:numPr>
         <w:pStyle w:val="Compact"/>
-        <w:numPr>
-          <w:ilvl w:val="0"/>
-          <w:numId w:val="1021"/>
-        </w:numPr>
-      </w:pPr>
-    </w:p>
-    <w:p>
-      <w:pPr>
-        <w:pStyle w:val="Compact"/>
+      </w:pPr>
+    </w:p>
+    <w:p>
+      <w:pPr>
         <w:numPr>
           <w:ilvl w:val="1"/>
           <w:numId w:val="1025"/>
         </w:numPr>
+        <w:pStyle w:val="Compact"/>
       </w:pPr>
       <w:r>
         <w:t xml:space="preserve">(Controles de auditoria) (Recordar e examinar a actividade em sistemas contendo ou utilizando o ePHI. □ Diários, calendário de revisão, registos de investigação</w:t>
@@ -3431,9 +3431,9 @@
         <w:t xml:space="preserve">Gerencie exceções com proprietário, razão, controles compensadores, expiração e aprovação.</w:t>
       </w:r>
     </w:p>
-    <w:bookmarkEnd w:id="36"/>
-    <w:bookmarkEnd w:id="37"/>
-    <w:bookmarkStart w:id="40" w:name="regra-de-violação-da-notificação"/>
+    <w:bookmarkEnd w:id="47"/>
+    <w:bookmarkEnd w:id="48"/>
+    <w:bookmarkStart w:id="51" w:name="regra-de-violação-da-notificação"/>
     <w:p>
       <w:pPr>
         <w:pStyle w:val="Heading1"/>
@@ -3444,11 +3444,11 @@
     </w:p>
     <w:p>
       <w:pPr>
+        <w:numPr>
+          <w:ilvl w:val="0"/>
+          <w:numId w:val="1027"/>
+        </w:numPr>
         <w:pStyle w:val="Compact"/>
-        <w:numPr>
-          <w:ilvl w:val="0"/>
-          <w:numId w:val="1027"/>
-        </w:numPr>
       </w:pPr>
       <w:r>
         <w:t xml:space="preserve">Como avaliar incidentes PHI não seguros e cumprir as obrigações de notificação.*</w:t>
@@ -3467,7 +3467,7 @@
         <w:t xml:space="preserve">Figura 4. Fluxo de trabalho de violação HIPAA</w:t>
       </w:r>
     </w:p>
-    <w:bookmarkStart w:id="38" w:name="X3e73011cb5db4719ab91d96e162113d8102c9b4"/>
+    <w:bookmarkStart w:id="49" w:name="X3e73011cb5db4719ab91d96e162113d8102c9b4"/>
     <w:p>
       <w:pPr>
         <w:pStyle w:val="Heading2"/>
@@ -3484,8 +3484,8 @@
         <w:t xml:space="preserve">Presume-se que uma utilização ou divulgação impermissível do PHI constitui uma violação, a menos que a entidade ou a associada comercial abrangida demonstre uma baixa probabilidade de o PHI ter sido comprometido. Avaliar, pelo menos, a natureza e extensão da IPH e a probabilidade de reidentificação, a pessoa não autorizada, se a IPH foi realmente adquirida ou vista, e a extensão da mitigação.</w:t>
       </w:r>
     </w:p>
-    <w:bookmarkEnd w:id="38"/>
-    <w:bookmarkStart w:id="39" w:name="Xba095421d4ac83676730bf2bf1135df0e265e75"/>
+    <w:bookmarkEnd w:id="49"/>
+    <w:bookmarkStart w:id="50" w:name="Xba095421d4ac83676730bf2bf1135df0e265e75"/>
     <w:p>
       <w:pPr>
         <w:pStyle w:val="Heading2"/>
@@ -3542,9 +3542,9 @@
         <w:t xml:space="preserve">A definição de violação contém exceções estreitas envolvendo certo acesso não intencional ou inadvertida à força de trabalho e crenças de boa fé de que um destinatário não autorizado não poderia razoavelmente manter a informação. Documentos e revisão legal antes de se basear em uma exceção.</w:t>
       </w:r>
     </w:p>
-    <w:bookmarkEnd w:id="39"/>
-    <w:bookmarkEnd w:id="40"/>
-    <w:bookmarkStart w:id="45" w:name="Xa7cbbacefe2771af659fa4099c4f64cac49ec65"/>
+    <w:bookmarkEnd w:id="50"/>
+    <w:bookmarkEnd w:id="51"/>
+    <w:bookmarkStart w:id="56" w:name="Xa7cbbacefe2771af659fa4099c4f64cac49ec65"/>
     <w:p>
       <w:pPr>
         <w:pStyle w:val="Heading1"/>
@@ -3555,17 +3555,17 @@
     </w:p>
     <w:p>
       <w:pPr>
+        <w:numPr>
+          <w:ilvl w:val="0"/>
+          <w:numId w:val="1028"/>
+        </w:numPr>
         <w:pStyle w:val="Compact"/>
-        <w:numPr>
-          <w:ilvl w:val="0"/>
-          <w:numId w:val="1028"/>
-        </w:numPr>
       </w:pPr>
       <w:r>
         <w:t xml:space="preserve">Contratos, subcontratantes, due diligence, monitoramento, incidentes e rescisão.*</w:t>
       </w:r>
     </w:p>
-    <w:bookmarkStart w:id="41" w:name="Xeb992a6f78cb9f117443499eff86c94f206d956"/>
+    <w:bookmarkStart w:id="52" w:name="Xeb992a6f78cb9f117443499eff86c94f206d956"/>
     <w:p>
       <w:pPr>
         <w:pStyle w:val="Heading2"/>
@@ -3646,8 +3646,8 @@
         <w:t xml:space="preserve">Direitos de rescisão por violação material</w:t>
       </w:r>
     </w:p>
-    <w:bookmarkEnd w:id="41"/>
-    <w:bookmarkStart w:id="42" w:name="diligência-devida"/>
+    <w:bookmarkEnd w:id="52"/>
+    <w:bookmarkStart w:id="53" w:name="diligência-devida"/>
     <w:p>
       <w:pPr>
         <w:pStyle w:val="Heading2"/>
@@ -3656,8 +3656,8 @@
         <w:t xml:space="preserve">9.2 Diligência devida</w:t>
       </w:r>
     </w:p>
-    <w:bookmarkEnd w:id="42"/>
-    <w:bookmarkStart w:id="43" w:name="section-2"/>
+    <w:bookmarkEnd w:id="53"/>
+    <w:bookmarkStart w:id="54" w:name="section-2"/>
     <w:p>
       <w:pPr>
         <w:pStyle w:val="Heading2"/>
@@ -3704,8 +3704,8 @@
         <w:t xml:space="preserve">Como é que o acesso termina e o PHI é devolvido ou destruído? □ Plano de saída, prova de eliminação, registro de risco residual .</w:t>
       </w:r>
     </w:p>
-    <w:bookmarkEnd w:id="43"/>
-    <w:bookmarkStart w:id="44" w:name="X832b4e83e089603cdf8b5c1b751b3e796b065d3"/>
+    <w:bookmarkEnd w:id="54"/>
+    <w:bookmarkStart w:id="55" w:name="X832b4e83e089603cdf8b5c1b751b3e796b065d3"/>
     <w:p>
       <w:pPr>
         <w:pStyle w:val="Heading2"/>
@@ -3714,9 +3714,9 @@
         <w:t xml:space="preserve">Ponto de gestão:** Um BAA assinado é necessário em muitos relacionamentos, mas não substitui a devida diligência, gestão de riscos, controle de acesso, monitoramento ou coordenação de incidentes. □</w:t>
       </w:r>
     </w:p>
-    <w:bookmarkEnd w:id="44"/>
-    <w:bookmarkEnd w:id="45"/>
-    <w:bookmarkStart w:id="46" w:name="parte-2-e-informações-especiais-de-saúde"/>
+    <w:bookmarkEnd w:id="55"/>
+    <w:bookmarkEnd w:id="56"/>
+    <w:bookmarkStart w:id="57" w:name="parte-2-e-informações-especiais-de-saúde"/>
     <w:p>
       <w:pPr>
         <w:pStyle w:val="Heading1"/>
@@ -3727,18 +3727,18 @@
     </w:p>
     <w:p>
       <w:pPr>
+        <w:numPr>
+          <w:ilvl w:val="0"/>
+          <w:numId w:val="1029"/>
+        </w:numPr>
         <w:pStyle w:val="Compact"/>
-        <w:numPr>
-          <w:ilvl w:val="0"/>
-          <w:numId w:val="1029"/>
-        </w:numPr>
       </w:pPr>
       <w:r>
         <w:t xml:space="preserve">Registros de transtornos de uso de substâncias, saúde mental, genética e outras regras sobrepostas.*</w:t>
       </w:r>
     </w:p>
-    <w:bookmarkEnd w:id="46"/>
-    <w:bookmarkStart w:id="49" w:name="cfr-parte-2"/>
+    <w:bookmarkEnd w:id="57"/>
+    <w:bookmarkStart w:id="60" w:name="cfr-parte-2"/>
     <w:p>
       <w:pPr>
         <w:pStyle w:val="Heading1"/>
@@ -3787,7 +3787,7 @@
         <w:t xml:space="preserve">Atualizar avisos de práticas de privacidade e avisos de pacientes Parte 2, conforme necessário para 16 de fevereiro de 2026 conformidade.</w:t>
       </w:r>
     </w:p>
-    <w:bookmarkStart w:id="47" w:name="regras-especializadas-e-estaduais"/>
+    <w:bookmarkStart w:id="58" w:name="regras-especializadas-e-estaduais"/>
     <w:p>
       <w:pPr>
         <w:pStyle w:val="Heading2"/>
@@ -3804,8 +3804,8 @@
         <w:t xml:space="preserve">A legislação estatal pode ser mais rigorosa do que a HIPAA e pode impor regras especiais para a saúde mental, HIV, saúde reprodutiva, genética, menores, telessaúde, dados biométricos ou aviso de violação. Outras regras federais podem ser aplicadas aos registros de transtornos de uso de substâncias, registros educacionais, pesquisas clínicas, bloqueio de informações, aplicativos de saúde do consumidor e transferências de dados sensíveis.</w:t>
       </w:r>
     </w:p>
-    <w:bookmarkEnd w:id="47"/>
-    <w:bookmarkStart w:id="48" w:name="estado-da-regra-da-saúde-reprodutiva"/>
+    <w:bookmarkEnd w:id="58"/>
+    <w:bookmarkStart w:id="59" w:name="estado-da-regra-da-saúde-reprodutiva"/>
     <w:p>
       <w:pPr>
         <w:pStyle w:val="Heading2"/>
@@ -3828,9 +3828,9 @@
         <w:t xml:space="preserve">□————————————————————————————————————————————————————————————————————————————————————————————————————————————————————————————————————————–</w:t>
       </w:r>
     </w:p>
-    <w:bookmarkEnd w:id="48"/>
-    <w:bookmarkEnd w:id="49"/>
-    <w:bookmarkStart w:id="50" w:name="Xb8ca734ea72da2d628cebbfc7716289ea454888"/>
+    <w:bookmarkEnd w:id="59"/>
+    <w:bookmarkEnd w:id="60"/>
+    <w:bookmarkStart w:id="61" w:name="Xb8ca734ea72da2d628cebbfc7716289ea454888"/>
     <w:p>
       <w:pPr>
         <w:pStyle w:val="Heading1"/>
@@ -3841,18 +3841,18 @@
     </w:p>
     <w:p>
       <w:pPr>
+        <w:numPr>
+          <w:ilvl w:val="0"/>
+          <w:numId w:val="1030"/>
+        </w:numPr>
         <w:pStyle w:val="Compact"/>
-        <w:numPr>
-          <w:ilvl w:val="0"/>
-          <w:numId w:val="1030"/>
-        </w:numPr>
       </w:pPr>
       <w:r>
         <w:t xml:space="preserve">Queixas, investigações, sanções, preempção, decisões judiciais e alterações propostas.*</w:t>
       </w:r>
     </w:p>
-    <w:bookmarkEnd w:id="50"/>
-    <w:bookmarkStart w:id="51" w:name="aplicação-do-ocr"/>
+    <w:bookmarkEnd w:id="61"/>
+    <w:bookmarkStart w:id="62" w:name="aplicação-do-ocr"/>
     <w:p>
       <w:pPr>
         <w:pStyle w:val="Heading1"/>
@@ -3938,8 +3938,8 @@
         <w:t xml:space="preserve">Consulte possíveis violações penais ao Departamento de Justiça.</w:t>
       </w:r>
     </w:p>
-    <w:bookmarkEnd w:id="51"/>
-    <w:bookmarkStart w:id="52" w:name="níveis-de-penalização"/>
+    <w:bookmarkEnd w:id="62"/>
+    <w:bookmarkStart w:id="63" w:name="níveis-de-penalização"/>
     <w:p>
       <w:pPr>
         <w:pStyle w:val="Heading1"/>
@@ -3972,8 +3972,8 @@
         <w:t xml:space="preserve">HIPAA geralmente preempte a lei estatal contrária, mas as regras contêm exceções, incluindo para certas proteções de privacidade mais rigorosas e leis de saúde pública ou relatórios. Manter uma matriz estadual e obter revisão legal para cada local de serviço e população individual.</w:t>
       </w:r>
     </w:p>
-    <w:bookmarkEnd w:id="52"/>
-    <w:bookmarkStart w:id="54" w:name="regra-de-segurança-nrm"/>
+    <w:bookmarkEnd w:id="63"/>
+    <w:bookmarkStart w:id="65" w:name="regra-de-segurança-nrm"/>
     <w:p>
       <w:pPr>
         <w:pStyle w:val="Heading1"/>
@@ -3990,7 +3990,7 @@
         <w:t xml:space="preserve">O HHS propôs grandes mudanças na Regra de Segurança em um aviso publicado em 6 de janeiro de 2025, incluindo inventário de ativos mais específico, mapeamento de rede, análise de risco, testes, criptografia, autenticação multifatorial, segmentação, recuperação e deveres de verificação de negócios associados. A partir da publicação deste manual em julho de 2026, materiais oficiais do HHS continuam a identificá-lo como regra proposta. Monitore-o, planifique a prontidão, mas não descreva o texto proposto como lei final atual.</w:t>
       </w:r>
     </w:p>
-    <w:bookmarkStart w:id="53" w:name="tecnologias-de-rastreamento-online"/>
+    <w:bookmarkStart w:id="64" w:name="tecnologias-de-rastreamento-online"/>
     <w:p>
       <w:pPr>
         <w:pStyle w:val="Heading2"/>
@@ -4007,9 +4007,9 @@
         <w:t xml:space="preserve">O HHS observa que um tribunal deslocou parte das suas orientações em matéria de tecnologias de seguimento relativas a um endereço IP combinado com uma visita a uma página pública não autenticada sobre condições de saúde ou prestadores. Tecnologias de rastreamento de inventário, verificação de dados e contexto reais, revisão de contratos e divulgações, e usar orientações legais atuais em vez de pressupostos amplos.</w:t>
       </w:r>
     </w:p>
-    <w:bookmarkEnd w:id="53"/>
-    <w:bookmarkEnd w:id="54"/>
-    <w:bookmarkStart w:id="55" w:name="X6768ae872f3eed2180f19f37b02de7b1f3927b5"/>
+    <w:bookmarkEnd w:id="64"/>
+    <w:bookmarkEnd w:id="65"/>
+    <w:bookmarkStart w:id="66" w:name="X6768ae872f3eed2180f19f37b02de7b1f3927b5"/>
     <w:p>
       <w:pPr>
         <w:pStyle w:val="Heading1"/>
@@ -4024,14 +4024,14 @@
       </w:pPr>
       <w:r>
         <w:rPr>
+          <w:iCs/>
           <w:i/>
-          <w:iCs/>
         </w:rPr>
         <w:t xml:space="preserve">Um cruzamento prático com os requisitos atuais de privacidade, segurança e notificação de violação.</w:t>
       </w:r>
     </w:p>
-    <w:bookmarkEnd w:id="55"/>
-    <w:bookmarkStart w:id="57" w:name="regra-de-segurança"/>
+    <w:bookmarkEnd w:id="66"/>
+    <w:bookmarkStart w:id="68" w:name="regra-de-segurança"/>
     <w:p>
       <w:pPr>
         <w:pStyle w:val="Heading1"/>
@@ -4042,25 +4042,25 @@
     </w:p>
     <w:p>
       <w:pPr>
+        <w:numPr>
+          <w:ilvl w:val="0"/>
+          <w:numId w:val="1032"/>
+        </w:numPr>
         <w:pStyle w:val="Heading2"/>
-        <w:numPr>
-          <w:ilvl w:val="0"/>
-          <w:numId w:val="1032"/>
-        </w:numPr>
-      </w:pPr>
-      <w:bookmarkStart w:id="56" w:name="evidência-típica"/>
+      </w:pPr>
+      <w:bookmarkStart w:id="67" w:name="evidência-típica"/>
       <w:r>
         <w:t xml:space="preserve">** ** ** ** ** ** ** ** ** ** ** ** Evidência típica** **</w:t>
       </w:r>
-      <w:bookmarkEnd w:id="56"/>
-    </w:p>
-    <w:p>
-      <w:pPr>
+      <w:bookmarkEnd w:id="67"/>
+    </w:p>
+    <w:p>
+      <w:pPr>
+        <w:numPr>
+          <w:ilvl w:val="0"/>
+          <w:numId w:val="1000"/>
+        </w:numPr>
         <w:pStyle w:val="Compact"/>
-        <w:numPr>
-          <w:ilvl w:val="0"/>
-          <w:numId w:val="1000"/>
-        </w:numPr>
       </w:pPr>
       <w:r>
         <w:t xml:space="preserve">□ 164.306 □ Regras gerais □ Proteja a confidencialidade, integridade e disponibilidade do ePHI; enderece ameaças antecipadas e usos impermissíveis. Programa de segurança, decisões de risco, análise de flexibilidade</w:t>
@@ -4116,38 +4116,38 @@
     </w:p>
     <w:p>
       <w:pPr>
+        <w:numPr>
+          <w:ilvl w:val="0"/>
+          <w:numId w:val="1033"/>
+        </w:numPr>
         <w:pStyle w:val="Compact"/>
-        <w:numPr>
-          <w:ilvl w:val="0"/>
-          <w:numId w:val="1033"/>
-        </w:numPr>
-      </w:pPr>
-    </w:p>
-    <w:p>
-      <w:pPr>
-        <w:pStyle w:val="Compact"/>
+      </w:pPr>
+    </w:p>
+    <w:p>
+      <w:pPr>
         <w:numPr>
           <w:ilvl w:val="1"/>
           <w:numId w:val="1034"/>
         </w:numPr>
-      </w:pPr>
-    </w:p>
-    <w:p>
-      <w:pPr>
         <w:pStyle w:val="Compact"/>
+      </w:pPr>
+    </w:p>
+    <w:p>
+      <w:pPr>
         <w:numPr>
           <w:ilvl w:val="2"/>
           <w:numId w:val="1035"/>
         </w:numPr>
-      </w:pPr>
-    </w:p>
-    <w:p>
-      <w:pPr>
         <w:pStyle w:val="Compact"/>
+      </w:pPr>
+    </w:p>
+    <w:p>
+      <w:pPr>
         <w:numPr>
           <w:ilvl w:val="3"/>
           <w:numId w:val="1036"/>
         </w:numPr>
+        <w:pStyle w:val="Compact"/>
       </w:pPr>
       <w:r>
         <w:t xml:space="preserve">(n)) (n) (n) (n) (n) (n) (n) (n) (n) (n) (n) (n) (n) (n) (n) (n) (n) (n) (n)) (n) (n) (n) (n) (n) (n) (n) (n) (n) (n) (n) (n) (n) (n) (n) (n) (n) (n) (n) (n) (n) (n) (n) (n) (n) (n) (n) (n) (n) (n) (n) (n) (n) (n) (n) (n) (n)) (n) (n) (n) (n) (n) (n)) (n) (n) (n) (n) (n) (n) (n)) (n) (n) (n) (n) (n) (n) (n) (n) (n) (n) (n BAA, diligência devida, acompanhamento</w:t>
@@ -4155,29 +4155,29 @@
     </w:p>
     <w:p>
       <w:pPr>
+        <w:numPr>
+          <w:ilvl w:val="0"/>
+          <w:numId w:val="1033"/>
+        </w:numPr>
         <w:pStyle w:val="Compact"/>
-        <w:numPr>
-          <w:ilvl w:val="0"/>
-          <w:numId w:val="1033"/>
-        </w:numPr>
-      </w:pPr>
-    </w:p>
-    <w:p>
-      <w:pPr>
-        <w:pStyle w:val="Compact"/>
+      </w:pPr>
+    </w:p>
+    <w:p>
+      <w:pPr>
         <w:numPr>
           <w:ilvl w:val="1"/>
           <w:numId w:val="1037"/>
         </w:numPr>
-      </w:pPr>
-    </w:p>
-    <w:p>
-      <w:pPr>
         <w:pStyle w:val="Compact"/>
+      </w:pPr>
+    </w:p>
+    <w:p>
+      <w:pPr>
         <w:numPr>
           <w:ilvl w:val="2"/>
           <w:numId w:val="1038"/>
         </w:numPr>
+        <w:pStyle w:val="Compact"/>
       </w:pPr>
       <w:r>
         <w:t xml:space="preserve">(controlos de acesso à instalação) (a) (a) (a) (a) (a) (controlos de acesso à instalação) (a) (a) (a) (a) (a)) (a) (a) (a)) (a) (a) (a) (a) (a) (a) (a) (a) (a)) (a) (a) (a) (a)) (a) (a)) (a) (a) (a)) (a) (a) (a)) (a)) (a)) (a) (a) (ou) (a) (a) (a)) (a)) (a)) (a) (a)) (a) () (a)) (a)) (a)) (a)) (a) (a)) (a)) (a) () (a)) (a) () (a)) (a) (a) (a) () ()) () () () () () (a) (a) Plano de instalação, registros de visitantes, registros de manutenção</w:t>
@@ -4191,20 +4191,20 @@
     </w:p>
     <w:p>
       <w:pPr>
+        <w:numPr>
+          <w:ilvl w:val="0"/>
+          <w:numId w:val="1033"/>
+        </w:numPr>
         <w:pStyle w:val="Compact"/>
-        <w:numPr>
-          <w:ilvl w:val="0"/>
-          <w:numId w:val="1033"/>
-        </w:numPr>
-      </w:pPr>
-    </w:p>
-    <w:p>
-      <w:pPr>
-        <w:pStyle w:val="Compact"/>
+      </w:pPr>
+    </w:p>
+    <w:p>
+      <w:pPr>
         <w:numPr>
           <w:ilvl w:val="1"/>
           <w:numId w:val="1039"/>
         </w:numPr>
+        <w:pStyle w:val="Compact"/>
       </w:pPr>
       <w:r>
         <w:t xml:space="preserve">(Segurança da estação de trabalho) (Restringir o acesso físico às estações de trabalho que acedem ao ePHI. □ Locais seguros, telas, controles de dispositivo</w:t>
@@ -4224,20 +4224,20 @@
     </w:p>
     <w:p>
       <w:pPr>
+        <w:numPr>
+          <w:ilvl w:val="0"/>
+          <w:numId w:val="1033"/>
+        </w:numPr>
         <w:pStyle w:val="Compact"/>
-        <w:numPr>
-          <w:ilvl w:val="0"/>
-          <w:numId w:val="1033"/>
-        </w:numPr>
-      </w:pPr>
-    </w:p>
-    <w:p>
-      <w:pPr>
-        <w:pStyle w:val="Compact"/>
+      </w:pPr>
+    </w:p>
+    <w:p>
+      <w:pPr>
         <w:numPr>
           <w:ilvl w:val="1"/>
           <w:numId w:val="1040"/>
         </w:numPr>
+        <w:pStyle w:val="Compact"/>
       </w:pPr>
       <w:r>
         <w:t xml:space="preserve">(Controles de auditoria) (Recordar e examinar a actividade em sistemas contendo ou utilizando o ePHI. □ Diários, calendário de revisão, registos de investigação</w:t>
@@ -4273,8 +4273,8 @@
         <w:t xml:space="preserve">□ 164.316 □ Políticas, procedimentos e documentação Implementar políticas razoáveis e manter a documentação necessária por seis anos. □ Políticas aprovadas, versões, evidência de retenção de seis anos</w:t>
       </w:r>
     </w:p>
-    <w:bookmarkEnd w:id="57"/>
-    <w:bookmarkStart w:id="59" w:name="regra-de-privacidade"/>
+    <w:bookmarkEnd w:id="68"/>
+    <w:bookmarkStart w:id="70" w:name="regra-de-privacidade"/>
     <w:p>
       <w:pPr>
         <w:pStyle w:val="Heading1"/>
@@ -4285,193 +4285,235 @@
     </w:p>
     <w:p>
       <w:pPr>
+        <w:numPr>
+          <w:ilvl w:val="0"/>
+          <w:numId w:val="1041"/>
+        </w:numPr>
         <w:pStyle w:val="Heading2"/>
-        <w:numPr>
-          <w:ilvl w:val="0"/>
-          <w:numId w:val="1041"/>
-        </w:numPr>
-      </w:pPr>
-      <w:bookmarkStart w:id="58" w:name="evidência-típica-1"/>
+      </w:pPr>
+      <w:bookmarkStart w:id="69" w:name="evidência-típica-1"/>
       <w:r>
         <w:t xml:space="preserve">** ** ** ** ** ** ** ** ** ** ** ** Evidência típica** **</w:t>
       </w:r>
-      <w:bookmarkEnd w:id="58"/>
-    </w:p>
-    <w:p>
-      <w:pPr>
+      <w:bookmarkEnd w:id="69"/>
+    </w:p>
+    <w:p>
+      <w:pPr>
+        <w:numPr>
+          <w:ilvl w:val="0"/>
+          <w:numId w:val="1000"/>
+        </w:numPr>
         <w:pStyle w:val="Compact"/>
+      </w:pPr>
+      <w:r>
+        <w:t xml:space="preserve">.164.502 .. Regras gerais de uso e divulgação ..Use ou divulgue PHI apenas conforme necessário ou permitido; aplique as regras associadas de negócios e pessoas falecidas. □ Matriz de uso/divulgação, aprovações, registros de divulgação</w:t>
+      </w:r>
+      <w:r>
+        <w:t xml:space="preserve"> </w:t>
+      </w:r>
+      <w:r>
+        <w:t xml:space="preserve">□ 164.504 □ Requisitos organizacionais □ Endereçar entidades híbridas, grupos afiliados, associados de negócios e limites de patrocinadores de planos. • Designações, BAA, documentos do plano, firewalls</w:t>
+      </w:r>
+      <w:r>
+        <w:t xml:space="preserve"> </w:t>
+      </w:r>
+      <w:r>
+        <w:t xml:space="preserve">164.506 □ Tratamento, pagamento e operações □ Permite usos definidos de TPO e divulgações e práticas de consentimento relacionadas. Mapa de finalidade do TPO, aviso, acesso de funções</w:t>
+      </w:r>
+      <w:r>
+        <w:t xml:space="preserve"> </w:t>
+      </w:r>
+      <w:r>
+        <w:t xml:space="preserve">As autorizações são válidas para usos e divulgações não permitidas, incluindo regras especiais de autorização. □ Formulário de autorização, revogação, prova de divulgação</w:t>
+      </w:r>
+      <w:r>
+        <w:t xml:space="preserve"> </w:t>
+      </w:r>
+      <w:r>
+        <w:t xml:space="preserve">Oportunidade para concordar ou objetar Abrange diretórios de instalações e envolvimento no cuidado ou pagamento após dar uma oportunidade adequada quando necessário. □ Registro de preferência, verificação de identidade e relacionamento</w:t>
+      </w:r>
+      <w:r>
+        <w:t xml:space="preserve"> </w:t>
+      </w:r>
+      <w:r>
+        <w:t xml:space="preserve">• 164.512 • Usos e divulgações sem autorização ou oportunidade • Permite atividades específicas, como por lei, saúde pública, supervisão, judicial, aplicação da lei, pesquisa e situações de ameaça grave quando as condições são cumpridas. • Base jurídica, pedido, verificação, aprovação, registo de divulgação</w:t>
+      </w:r>
+      <w:r>
+        <w:t xml:space="preserve"> </w:t>
+      </w:r>
+      <w:r>
+        <w:t xml:space="preserve">Outros requisitos de uso e divulgação , cobre desidentificação, códigos de reidentificação, mínimo necessário, conjuntos de dados limitados, acordos de uso de dados, captação de fundos e verificação. □ Método, determinação de peritos, DUA, verificação, revisão mínima necessária</w:t>
+      </w:r>
+      <w:r>
+        <w:t xml:space="preserve"> </w:t>
+      </w:r>
+      <w:r>
+        <w:t xml:space="preserve">Notificação de práticas de privacidade Requer um aviso claro descrevendo usos, divulgações, deveres, direitos, reclamações e contatos. • NPP atual, distribuição, reconhecimento, site</w:t>
+      </w:r>
+      <w:r>
+        <w:t xml:space="preserve"> </w:t>
+      </w:r>
+      <w:r>
+        <w:t xml:space="preserve">164.522 Solicitações para proteção da privacidade . Abrange restrições e comunicações confidenciais, incluindo a aceitação necessária de certas restrições pagas em cheio aos planos de saúde. □ Pedido, decisão, bandeira do sistema, método de comunicação</w:t>
+      </w:r>
+      <w:r>
+        <w:t xml:space="preserve"> </w:t>
+      </w:r>
+      <w:r>
+        <w:t xml:space="preserve">164.524 Acesso □ Fornece acesso ao PHI em um conjunto de registro designado, geralmente dentro de 30 dias, sujeito a exclusões, regras de negação, formato e taxas permitidas. □ Pedido de log, pesquisa, revisão de negação, entrega, cálculo de taxa</w:t>
+      </w:r>
+      <w:r>
+        <w:t xml:space="preserve"> </w:t>
+      </w:r>
+      <w:r>
+        <w:t xml:space="preserve">164.526 Emenda (emenda) Permite que os indivíduos requeiram emenda; requer decisões, avisos, declarações de desacordo e vinculação de registros. □ Pedido, decisão, alteração ou negação, notificações</w:t>
+      </w:r>
+      <w:r>
+        <w:t xml:space="preserve"> </w:t>
+      </w:r>
+      <w:r>
+        <w:t xml:space="preserve">A contabilidade das divulgações requer uma contabilidade de certas divulgações durante o período de seis anos aplicável, com exceção. □ Diário de divulgação, pedido, contabilidade, data de resposta</w:t>
+      </w:r>
+      <w:r>
+        <w:t xml:space="preserve"> </w:t>
+      </w:r>
+      <w:r>
+        <w:t xml:space="preserve">□ 164.530 □ Requisitos administrativos □ Requer pessoal de privacidade, treinamento, salvaguardas, reclamações, sanções, mitigação, não retaliação, políticas e documentação. □ Nomeação, formação, queixas, sanções, políticas</w:t>
+      </w:r>
+      <w:r>
+        <w:t xml:space="preserve"> </w:t>
+      </w:r>
+      <w:r>
+        <w:t xml:space="preserve">.164.532–535 . □ Registo jurídico, decisão de transição, aprovação datada</w:t>
+      </w:r>
+    </w:p>
+    <w:bookmarkEnd w:id="70"/>
+    <w:bookmarkStart w:id="78" w:name="regra-de-violação-da-notificação-1"/>
+    <w:p>
+      <w:pPr>
+        <w:pStyle w:val="Heading1"/>
+      </w:pPr>
+      <w:r>
+        <w:t xml:space="preserve"># 12.3 Regra de violação da notificação</w:t>
+      </w:r>
+    </w:p>
+    <w:p>
+      <w:pPr>
+        <w:numPr>
+          <w:ilvl w:val="0"/>
+          <w:numId w:val="1042"/>
+        </w:numPr>
+        <w:pStyle w:val="Heading2"/>
+      </w:pPr>
+      <w:bookmarkStart w:id="71" w:name="evidência-típica-2"/>
+      <w:r>
+        <w:t xml:space="preserve">** ** ** ** ** ** ** ** ** ** ** ** Evidência típica** **</w:t>
+      </w:r>
+      <w:bookmarkEnd w:id="71"/>
+    </w:p>
+    <w:p>
+      <w:pPr>
         <w:numPr>
           <w:ilvl w:val="0"/>
           <w:numId w:val="1000"/>
         </w:numPr>
-      </w:pPr>
-      <w:r>
-        <w:t xml:space="preserve">.164.502 .. Regras gerais de uso e divulgação ..Use ou divulgue PHI apenas conforme necessário ou permitido; aplique as regras associadas de negócios e pessoas falecidas. □ Matriz de uso/divulgação, aprovações, registros de divulgação</w:t>
-      </w:r>
-      <w:r>
-        <w:t xml:space="preserve"> </w:t>
-      </w:r>
-      <w:r>
-        <w:t xml:space="preserve">□ 164.504 □ Requisitos organizacionais □ Endereçar entidades híbridas, grupos afiliados, associados de negócios e limites de patrocinadores de planos. • Designações, BAA, documentos do plano, firewalls</w:t>
-      </w:r>
-      <w:r>
-        <w:t xml:space="preserve"> </w:t>
-      </w:r>
-      <w:r>
-        <w:t xml:space="preserve">164.506 □ Tratamento, pagamento e operações □ Permite usos definidos de TPO e divulgações e práticas de consentimento relacionadas. Mapa de finalidade do TPO, aviso, acesso de funções</w:t>
-      </w:r>
-      <w:r>
-        <w:t xml:space="preserve"> </w:t>
-      </w:r>
-      <w:r>
-        <w:t xml:space="preserve">As autorizações são válidas para usos e divulgações não permitidas, incluindo regras especiais de autorização. □ Formulário de autorização, revogação, prova de divulgação</w:t>
-      </w:r>
-      <w:r>
-        <w:t xml:space="preserve"> </w:t>
-      </w:r>
-      <w:r>
-        <w:t xml:space="preserve">Oportunidade para concordar ou objetar Abrange diretórios de instalações e envolvimento no cuidado ou pagamento após dar uma oportunidade adequada quando necessário. □ Registro de preferência, verificação de identidade e relacionamento</w:t>
-      </w:r>
-      <w:r>
-        <w:t xml:space="preserve"> </w:t>
-      </w:r>
-      <w:r>
-        <w:t xml:space="preserve">• 164.512 • Usos e divulgações sem autorização ou oportunidade • Permite atividades específicas, como por lei, saúde pública, supervisão, judicial, aplicação da lei, pesquisa e situações de ameaça grave quando as condições são cumpridas. • Base jurídica, pedido, verificação, aprovação, registo de divulgação</w:t>
-      </w:r>
-      <w:r>
-        <w:t xml:space="preserve"> </w:t>
-      </w:r>
-      <w:r>
-        <w:t xml:space="preserve">Outros requisitos de uso e divulgação , cobre desidentificação, códigos de reidentificação, mínimo necessário, conjuntos de dados limitados, acordos de uso de dados, captação de fundos e verificação. □ Método, determinação de peritos, DUA, verificação, revisão mínima necessária</w:t>
-      </w:r>
-      <w:r>
-        <w:t xml:space="preserve"> </w:t>
-      </w:r>
-      <w:r>
-        <w:t xml:space="preserve">Notificação de práticas de privacidade Requer um aviso claro descrevendo usos, divulgações, deveres, direitos, reclamações e contatos. • NPP atual, distribuição, reconhecimento, site</w:t>
-      </w:r>
-      <w:r>
-        <w:t xml:space="preserve"> </w:t>
-      </w:r>
-      <w:r>
-        <w:t xml:space="preserve">164.522 Solicitações para proteção da privacidade . Abrange restrições e comunicações confidenciais, incluindo a aceitação necessária de certas restrições pagas em cheio aos planos de saúde. □ Pedido, decisão, bandeira do sistema, método de comunicação</w:t>
-      </w:r>
-      <w:r>
-        <w:t xml:space="preserve"> </w:t>
-      </w:r>
-      <w:r>
-        <w:t xml:space="preserve">164.524 Acesso □ Fornece acesso ao PHI em um conjunto de registro designado, geralmente dentro de 30 dias, sujeito a exclusões, regras de negação, formato e taxas permitidas. □ Pedido de log, pesquisa, revisão de negação, entrega, cálculo de taxa</w:t>
-      </w:r>
-      <w:r>
-        <w:t xml:space="preserve"> </w:t>
-      </w:r>
-      <w:r>
-        <w:t xml:space="preserve">164.526 Emenda (emenda) Permite que os indivíduos requeiram emenda; requer decisões, avisos, declarações de desacordo e vinculação de registros. □ Pedido, decisão, alteração ou negação, notificações</w:t>
-      </w:r>
-      <w:r>
-        <w:t xml:space="preserve"> </w:t>
-      </w:r>
-      <w:r>
-        <w:t xml:space="preserve">A contabilidade das divulgações requer uma contabilidade de certas divulgações durante o período de seis anos aplicável, com exceção. □ Diário de divulgação, pedido, contabilidade, data de resposta</w:t>
-      </w:r>
-      <w:r>
-        <w:t xml:space="preserve"> </w:t>
-      </w:r>
-      <w:r>
-        <w:t xml:space="preserve">□ 164.530 □ Requisitos administrativos □ Requer pessoal de privacidade, treinamento, salvaguardas, reclamações, sanções, mitigação, não retaliação, políticas e documentação. □ Nomeação, formação, queixas, sanções, políticas</w:t>
-      </w:r>
-      <w:r>
-        <w:t xml:space="preserve"> </w:t>
-      </w:r>
-      <w:r>
-        <w:t xml:space="preserve">.164.532–535 . □ Registo jurídico, decisão de transição, aprovação datada</w:t>
-      </w:r>
-    </w:p>
-    <w:bookmarkEnd w:id="59"/>
-    <w:bookmarkStart w:id="67" w:name="regra-de-violação-da-notificação-1"/>
-    <w:p>
-      <w:pPr>
-        <w:pStyle w:val="Heading1"/>
-      </w:pPr>
-      <w:r>
-        <w:t xml:space="preserve"># 12.3 Regra de violação da notificação</w:t>
-      </w:r>
-    </w:p>
+        <w:pStyle w:val="Compact"/>
+      </w:pPr>
+      <w:r>
+        <w:t xml:space="preserve">Aplicável à subparte de notificação de violação às entidades cobertas e aos associados empresariais. • Análise de âmbito e de funções</w:t>
+      </w:r>
+      <w:r>
+        <w:t xml:space="preserve"> </w:t>
+      </w:r>
+      <w:r>
+        <w:t xml:space="preserve">.164.402 .. Definições e avaliação do risco de violação .. Presume-se uma violação do PHI inseguro, a menos que a entidade apresente uma baixa probabilidade de compromisso utilizando os fatores necessários. □ Avaliação de quatro fatores, fatos, mitigação, aprovação</w:t>
+      </w:r>
+      <w:r>
+        <w:t xml:space="preserve"> </w:t>
+      </w:r>
+      <w:r>
+        <w:t xml:space="preserve">Notificar indivíduos afetados sem atraso razoável e o mais tardar 60 dias após a descoberta; cumprir as regras de conteúdo e entrega. Notificação, procura de endereço, entrega e aviso de substituição</w:t>
+      </w:r>
+      <w:r>
+        <w:t xml:space="preserve"> </w:t>
+      </w:r>
+      <w:r>
+        <w:t xml:space="preserve">Notificar aos meios de comunicação social Para violações que afetem mais de 500 residentes de um estado ou jurisdição, notifique os meios de comunicação proeminentes dentro do período necessário. □ Contagem por jurisdição, aviso de imprensa, prova de entrega</w:t>
+      </w:r>
+      <w:r>
+        <w:t xml:space="preserve"> </w:t>
+      </w:r>
+      <w:r>
+        <w:t xml:space="preserve">Notificar ao Secretário O relatório viola o HHS segundo as regras de tempo para 500 ou mais e menos de 500 indivíduos. Submissão HHS, diário anual de pequena quebra</w:t>
+      </w:r>
+      <w:r>
+        <w:t xml:space="preserve"> </w:t>
+      </w:r>
+      <w:r>
+        <w:t xml:space="preserve">Notificar por um sócio de uma empresa A BA deve notificar a entidade abrangida sem demora injustificada e o mais tardar 60 dias, com a identificação e os factos disponíveis. Aviso da BA, data da descoberta, informação da pessoa afetada</w:t>
+      </w:r>
+      <w:r>
+        <w:t xml:space="preserve"> </w:t>
+      </w:r>
+      <w:r>
+        <w:t xml:space="preserve">Atraso de aplicação da lei quando uma declaração de aplicação da lei qualificada cumpre a regra. • Registro de pedido escrito ou oral e cálculo de atraso</w:t>
+      </w:r>
+      <w:r>
+        <w:t xml:space="preserve"> </w:t>
+      </w:r>
+      <w:r>
+        <w:t xml:space="preserve">□ 164.414 □ Requisitos administrativos e ónus da prova □ Aplicar formação, políticas, não retaliação, documentação e prova de que os avisos foram feitos ou não necessários. Políticas, formação, avaliação de risco, evidência de notificação</w:t>
+      </w:r>
+    </w:p>
+    <w:bookmarkStart w:id="72" w:name="execução-e-prevenção"/>
     <w:p>
       <w:pPr>
         <w:pStyle w:val="Heading2"/>
-        <w:numPr>
-          <w:ilvl w:val="0"/>
-          <w:numId w:val="1042"/>
-        </w:numPr>
-      </w:pPr>
-      <w:bookmarkStart w:id="60" w:name="evidência-típica-2"/>
-      <w:r>
-        <w:t xml:space="preserve">** ** ** ** ** ** ** ** ** ** ** ** Evidência típica** **</w:t>
-      </w:r>
-      <w:bookmarkEnd w:id="60"/>
-    </w:p>
-    <w:p>
-      <w:pPr>
-        <w:pStyle w:val="Compact"/>
-        <w:numPr>
-          <w:ilvl w:val="0"/>
-          <w:numId w:val="1000"/>
-        </w:numPr>
-      </w:pPr>
-      <w:r>
-        <w:t xml:space="preserve">Aplicável à subparte de notificação de violação às entidades cobertas e aos associados empresariais. • Análise de âmbito e de funções</w:t>
-      </w:r>
-      <w:r>
-        <w:t xml:space="preserve"> </w:t>
-      </w:r>
-      <w:r>
-        <w:t xml:space="preserve">.164.402 .. Definições e avaliação do risco de violação .. Presume-se uma violação do PHI inseguro, a menos que a entidade apresente uma baixa probabilidade de compromisso utilizando os fatores necessários. □ Avaliação de quatro fatores, fatos, mitigação, aprovação</w:t>
-      </w:r>
-      <w:r>
-        <w:t xml:space="preserve"> </w:t>
-      </w:r>
-      <w:r>
-        <w:t xml:space="preserve">Notificar indivíduos afetados sem atraso razoável e o mais tardar 60 dias após a descoberta; cumprir as regras de conteúdo e entrega. Notificação, procura de endereço, entrega e aviso de substituição</w:t>
-      </w:r>
-      <w:r>
-        <w:t xml:space="preserve"> </w:t>
-      </w:r>
-      <w:r>
-        <w:t xml:space="preserve">Notificar aos meios de comunicação social Para violações que afetem mais de 500 residentes de um estado ou jurisdição, notifique os meios de comunicação proeminentes dentro do período necessário. □ Contagem por jurisdição, aviso de imprensa, prova de entrega</w:t>
-      </w:r>
-      <w:r>
-        <w:t xml:space="preserve"> </w:t>
-      </w:r>
-      <w:r>
-        <w:t xml:space="preserve">Notificar ao Secretário O relatório viola o HHS segundo as regras de tempo para 500 ou mais e menos de 500 indivíduos. Submissão HHS, diário anual de pequena quebra</w:t>
-      </w:r>
-      <w:r>
-        <w:t xml:space="preserve"> </w:t>
-      </w:r>
-      <w:r>
-        <w:t xml:space="preserve">Notificar por um sócio de uma empresa A BA deve notificar a entidade abrangida sem demora injustificada e o mais tardar 60 dias, com a identificação e os factos disponíveis. Aviso da BA, data da descoberta, informação da pessoa afetada</w:t>
-      </w:r>
-      <w:r>
-        <w:t xml:space="preserve"> </w:t>
-      </w:r>
-      <w:r>
-        <w:t xml:space="preserve">Atraso de aplicação da lei quando uma declaração de aplicação da lei qualificada cumpre a regra. • Registro de pedido escrito ou oral e cálculo de atraso</w:t>
-      </w:r>
-      <w:r>
-        <w:t xml:space="preserve"> </w:t>
-      </w:r>
-      <w:r>
-        <w:t xml:space="preserve">□ 164.414 □ Requisitos administrativos e ónus da prova □ Aplicar formação, políticas, não retaliação, documentação e prova de que os avisos foram feitos ou não necessários. Políticas, formação, avaliação de risco, evidência de notificação</w:t>
-      </w:r>
-    </w:p>
-    <w:bookmarkStart w:id="61" w:name="execução-e-prevenção"/>
+      </w:pPr>
+      <w:r>
+        <w:t xml:space="preserve">12.4 Execução e prevenção</w:t>
+      </w:r>
+    </w:p>
+    <w:p>
+      <w:pPr>
+        <w:pStyle w:val="FirstParagraph"/>
+      </w:pPr>
+      <w:r>
+        <w:t xml:space="preserve">Área de Citação** Área de Citação** Foco** Acção de Gestão** Prova**</w:t>
+      </w:r>
+      <w:r>
+        <w:t xml:space="preserve"> </w:t>
+      </w:r>
+      <w:r>
+        <w:t xml:space="preserve">“————————————————————————————————————————————</w:t>
+      </w:r>
+      <w:r>
+        <w:t xml:space="preserve"> </w:t>
+      </w:r>
+      <w:r>
+        <w:t xml:space="preserve">□ 45 CFR Parte 160 Subparte B □ Preempção da lei do Estado</w:t>
+      </w:r>
+      <w:r>
+        <w:t xml:space="preserve"> </w:t>
+      </w:r>
+      <w:r>
+        <w:t xml:space="preserve">Parte 160 Subparte C □ Compliance and investigations Cooperar, preservar fatos, evitar retaliação</w:t>
+      </w:r>
+      <w:r>
+        <w:t xml:space="preserve"> </w:t>
+      </w:r>
+      <w:r>
+        <w:t xml:space="preserve">Parte 160 Subpartes D–E □ Penas e procedimentos em matéria de moeda civil</w:t>
+      </w:r>
+    </w:p>
+    <w:bookmarkEnd w:id="72"/>
+    <w:bookmarkStart w:id="73" w:name="método-de-verificação-de-conformidade"/>
     <w:p>
       <w:pPr>
         <w:pStyle w:val="Heading2"/>
       </w:pPr>
       <w:r>
-        <w:t xml:space="preserve">12.4 Execução e prevenção</w:t>
+        <w:t xml:space="preserve">12.5 Método de verificação de conformidade</w:t>
       </w:r>
     </w:p>
     <w:p>
@@ -4479,171 +4521,129 @@
         <w:pStyle w:val="FirstParagraph"/>
       </w:pPr>
       <w:r>
-        <w:t xml:space="preserve">Área de Citação** Área de Citação** Foco** Acção de Gestão** Prova**</w:t>
-      </w:r>
-      <w:r>
-        <w:t xml:space="preserve"> </w:t>
-      </w:r>
-      <w:r>
-        <w:t xml:space="preserve">“————————————————————————————————————————————</w:t>
-      </w:r>
-      <w:r>
-        <w:t xml:space="preserve"> </w:t>
-      </w:r>
-      <w:r>
-        <w:t xml:space="preserve">□ 45 CFR Parte 160 Subparte B □ Preempção da lei do Estado</w:t>
-      </w:r>
-      <w:r>
-        <w:t xml:space="preserve"> </w:t>
-      </w:r>
-      <w:r>
-        <w:t xml:space="preserve">Parte 160 Subparte C □ Compliance and investigations Cooperar, preservar fatos, evitar retaliação</w:t>
-      </w:r>
-      <w:r>
-        <w:t xml:space="preserve"> </w:t>
-      </w:r>
-      <w:r>
-        <w:t xml:space="preserve">Parte 160 Subpartes D–E □ Penas e procedimentos em matéria de moeda civil</w:t>
-      </w:r>
-    </w:p>
-    <w:bookmarkEnd w:id="61"/>
-    <w:bookmarkStart w:id="62" w:name="método-de-verificação-de-conformidade"/>
+        <w:t xml:space="preserve">Um teste de verificação deve ligar um requisito a operações reais e a provas fiáveis. Não deve começar com uma captura de tela ou um relatório de ferramenta. Comece com o risco, entidade regulamentada, fronteira ePHI, exigência e controle que a gestão diz que está operando.</w:t>
+      </w:r>
+    </w:p>
+    <w:p>
+      <w:pPr>
+        <w:pStyle w:val="BodyText"/>
+      </w:pPr>
+    </w:p>
+    <w:p>
+      <w:pPr>
+        <w:pStyle w:val="BodyText"/>
+      </w:pPr>
+      <w:r>
+        <w:t xml:space="preserve">Figura 6. Ciclo de verificação da conformidade</w:t>
+      </w:r>
+    </w:p>
+    <w:p>
+      <w:pPr>
+        <w:numPr>
+          <w:ilvl w:val="0"/>
+          <w:numId w:val="1043"/>
+        </w:numPr>
+      </w:pPr>
+      <w:r>
+        <w:t xml:space="preserve">Defina o requisito, risco, controle, proprietário, frequência, sistemas, período e evidência esperada.</w:t>
+      </w:r>
+    </w:p>
+    <w:p>
+      <w:pPr>
+        <w:numPr>
+          <w:ilvl w:val="0"/>
+          <w:numId w:val="1043"/>
+        </w:numPr>
+      </w:pPr>
+      <w:r>
+        <w:t xml:space="preserve">Obter a população completa para o período e testar se é completa e precisa.</w:t>
+      </w:r>
+    </w:p>
+    <w:p>
+      <w:pPr>
+        <w:numPr>
+          <w:ilvl w:val="0"/>
+          <w:numId w:val="1043"/>
+        </w:numPr>
+      </w:pPr>
+      <w:r>
+        <w:t xml:space="preserve">Selecione uma amostra baseada em risco que cobre tempos relevantes, sistemas, locais, proprietários e itens incomuns.</w:t>
+      </w:r>
+    </w:p>
+    <w:p>
+      <w:pPr>
+        <w:numPr>
+          <w:ilvl w:val="0"/>
+          <w:numId w:val="1043"/>
+        </w:numPr>
+      </w:pPr>
+      <w:r>
+        <w:t xml:space="preserve">Inspeccionar as provas e, se for caso disso, proceder de forma prática ou confirmar de forma independente o resultado do controlo.</w:t>
+      </w:r>
+    </w:p>
+    <w:p>
+      <w:pPr>
+        <w:numPr>
+          <w:ilvl w:val="0"/>
+          <w:numId w:val="1043"/>
+        </w:numPr>
+      </w:pPr>
+      <w:r>
+        <w:t xml:space="preserve">Gravar exceções com o requisito exato, fatos, causa, ePHI afetado, duração, probabilidade e impacto.</w:t>
+      </w:r>
+    </w:p>
+    <w:p>
+      <w:pPr>
+        <w:numPr>
+          <w:ilvl w:val="0"/>
+          <w:numId w:val="1043"/>
+        </w:numPr>
+      </w:pPr>
+      <w:r>
+        <w:t xml:space="preserve">Atribuir medidas corretivas, proprietário, data de vencimento, proteção provisória e escalada.</w:t>
+      </w:r>
+    </w:p>
+    <w:p>
+      <w:pPr>
+        <w:numPr>
+          <w:ilvl w:val="0"/>
+          <w:numId w:val="1043"/>
+        </w:numPr>
+      </w:pPr>
+      <w:r>
+        <w:t xml:space="preserve">Teste novamente a correção e confirme que funciona em toda a população afetada, não apenas por um exemplo.</w:t>
+      </w:r>
+    </w:p>
+    <w:p>
+      <w:pPr>
+        <w:numPr>
+          <w:ilvl w:val="0"/>
+          <w:numId w:val="1043"/>
+        </w:numPr>
+      </w:pPr>
+      <w:r>
+        <w:t xml:space="preserve">Escreva uma conclusão que estabelece escopo, período, trabalho realizado, resultado, exceções e limitações.</w:t>
+      </w:r>
+    </w:p>
+    <w:bookmarkEnd w:id="73"/>
+    <w:bookmarkStart w:id="75" w:name="testes-práticos-de-verificação"/>
     <w:p>
       <w:pPr>
         <w:pStyle w:val="Heading2"/>
       </w:pPr>
       <w:r>
-        <w:t xml:space="preserve">12.5 Método de verificação de conformidade</w:t>
-      </w:r>
-    </w:p>
-    <w:p>
-      <w:pPr>
-        <w:pStyle w:val="FirstParagraph"/>
-      </w:pPr>
-      <w:r>
-        <w:t xml:space="preserve">Um teste de verificação deve ligar um requisito a operações reais e a provas fiáveis. Não deve começar com uma captura de tela ou um relatório de ferramenta. Comece com o risco, entidade regulamentada, fronteira ePHI, exigência e controle que a gestão diz que está operando.</w:t>
-      </w:r>
-    </w:p>
-    <w:p>
-      <w:pPr>
-        <w:pStyle w:val="BodyText"/>
-      </w:pPr>
-    </w:p>
-    <w:p>
-      <w:pPr>
-        <w:pStyle w:val="BodyText"/>
-      </w:pPr>
-      <w:r>
-        <w:t xml:space="preserve">Figura 6. Ciclo de verificação da conformidade</w:t>
-      </w:r>
-    </w:p>
-    <w:p>
-      <w:pPr>
-        <w:numPr>
-          <w:ilvl w:val="0"/>
-          <w:numId w:val="1043"/>
-        </w:numPr>
-      </w:pPr>
-      <w:r>
-        <w:t xml:space="preserve">Defina o requisito, risco, controle, proprietário, frequência, sistemas, período e evidência esperada.</w:t>
-      </w:r>
-    </w:p>
-    <w:p>
-      <w:pPr>
-        <w:numPr>
-          <w:ilvl w:val="0"/>
-          <w:numId w:val="1043"/>
-        </w:numPr>
-      </w:pPr>
-      <w:r>
-        <w:t xml:space="preserve">Obter a população completa para o período e testar se é completa e precisa.</w:t>
-      </w:r>
-    </w:p>
-    <w:p>
-      <w:pPr>
-        <w:numPr>
-          <w:ilvl w:val="0"/>
-          <w:numId w:val="1043"/>
-        </w:numPr>
-      </w:pPr>
-      <w:r>
-        <w:t xml:space="preserve">Selecione uma amostra baseada em risco que cobre tempos relevantes, sistemas, locais, proprietários e itens incomuns.</w:t>
-      </w:r>
-    </w:p>
-    <w:p>
-      <w:pPr>
-        <w:numPr>
-          <w:ilvl w:val="0"/>
-          <w:numId w:val="1043"/>
-        </w:numPr>
-      </w:pPr>
-      <w:r>
-        <w:t xml:space="preserve">Inspeccionar as provas e, se for caso disso, proceder de forma prática ou confirmar de forma independente o resultado do controlo.</w:t>
-      </w:r>
-    </w:p>
-    <w:p>
-      <w:pPr>
-        <w:numPr>
-          <w:ilvl w:val="0"/>
-          <w:numId w:val="1043"/>
-        </w:numPr>
-      </w:pPr>
-      <w:r>
-        <w:t xml:space="preserve">Gravar exceções com o requisito exato, fatos, causa, ePHI afetado, duração, probabilidade e impacto.</w:t>
-      </w:r>
-    </w:p>
-    <w:p>
-      <w:pPr>
-        <w:numPr>
-          <w:ilvl w:val="0"/>
-          <w:numId w:val="1043"/>
-        </w:numPr>
-      </w:pPr>
-      <w:r>
-        <w:t xml:space="preserve">Atribuir medidas corretivas, proprietário, data de vencimento, proteção provisória e escalada.</w:t>
-      </w:r>
-    </w:p>
-    <w:p>
-      <w:pPr>
-        <w:numPr>
-          <w:ilvl w:val="0"/>
-          <w:numId w:val="1043"/>
-        </w:numPr>
-      </w:pPr>
-      <w:r>
-        <w:t xml:space="preserve">Teste novamente a correção e confirme que funciona em toda a população afetada, não apenas por um exemplo.</w:t>
-      </w:r>
-    </w:p>
-    <w:p>
-      <w:pPr>
-        <w:numPr>
-          <w:ilvl w:val="0"/>
-          <w:numId w:val="1043"/>
-        </w:numPr>
-      </w:pPr>
-      <w:r>
-        <w:t xml:space="preserve">Escreva uma conclusão que estabelece escopo, período, trabalho realizado, resultado, exceções e limitações.</w:t>
-      </w:r>
-    </w:p>
-    <w:bookmarkEnd w:id="62"/>
-    <w:bookmarkStart w:id="64" w:name="testes-práticos-de-verificação"/>
-    <w:p>
-      <w:pPr>
+        <w:t xml:space="preserve">12.6 Testes práticos de verificação</w:t>
+      </w:r>
+    </w:p>
+    <w:p>
+      <w:pPr>
+        <w:numPr>
+          <w:ilvl w:val="0"/>
+          <w:numId w:val="1044"/>
+        </w:numPr>
         <w:pStyle w:val="Heading2"/>
       </w:pPr>
-      <w:r>
-        <w:t xml:space="preserve">12.6 Testes práticos de verificação</w:t>
-      </w:r>
-    </w:p>
-    <w:p>
-      <w:pPr>
-        <w:pStyle w:val="Heading2"/>
-        <w:numPr>
-          <w:ilvl w:val="0"/>
-          <w:numId w:val="1044"/>
-        </w:numPr>
-      </w:pPr>
-      <w:bookmarkStart w:id="63" w:name="X4929606a588143104c363914eb35ee3e3fa115e"/>
+      <w:bookmarkStart w:id="74" w:name="X4929606a588143104c363914eb35ee3e3fa115e"/>
       <w:r>
         <w:t xml:space="preserve">** Área de controlo**</w:t>
       </w:r>
@@ -4652,8 +4652,8 @@
       </w:r>
       <w:r>
         <w:rPr>
+          <w:bCs/>
           <w:b/>
-          <w:bCs/>
         </w:rPr>
         <w:t xml:space="preserve">População e amostra</w:t>
       </w:r>
@@ -4663,15 +4663,15 @@
       <w:r>
         <w:t xml:space="preserve">** Procedimento de teste** ** Prova e conclusão**</w:t>
       </w:r>
-      <w:bookmarkEnd w:id="63"/>
-    </w:p>
-    <w:p>
-      <w:pPr>
+      <w:bookmarkEnd w:id="74"/>
+    </w:p>
+    <w:p>
+      <w:pPr>
+        <w:numPr>
+          <w:ilvl w:val="0"/>
+          <w:numId w:val="1000"/>
+        </w:numPr>
         <w:pStyle w:val="Compact"/>
-        <w:numPr>
-          <w:ilvl w:val="0"/>
-          <w:numId w:val="1000"/>
-        </w:numPr>
       </w:pPr>
       <w:r>
         <w:t xml:space="preserve">Todos os términos de força de trabalho no período; amostra partidas de maior risco e ordinárias; compare o tempo de terminação de RH com conta, crachá, acesso remoto, e-mail, EHR, e deficiência de acesso privilegiado; inspecione exceções; inspecione a lista completa de RH, IAM e registros do sistema, tickets, aprovações, tempo de desativação, exceção e reteste.</w:t>
@@ -4725,8 +4725,8 @@
         <w:t xml:space="preserve">• Treinamento e sanções; completa população de trabalhadores e contratantes; funções de amostra, novas contratações, aprendizes tardios e incidentes;</w:t>
       </w:r>
     </w:p>
-    <w:bookmarkEnd w:id="64"/>
-    <w:bookmarkStart w:id="65" w:name="confiabilidade-das-provas"/>
+    <w:bookmarkEnd w:id="75"/>
+    <w:bookmarkStart w:id="76" w:name="confiabilidade-das-provas"/>
     <w:p>
       <w:pPr>
         <w:pStyle w:val="Heading2"/>
@@ -4735,8 +4735,8 @@
         <w:t xml:space="preserve">12.7 Confiabilidade das provas</w:t>
       </w:r>
     </w:p>
-    <w:bookmarkEnd w:id="65"/>
-    <w:bookmarkStart w:id="66" w:name="X2d44d54c00ef92cdbfbfd5afc7fb2429f21665b"/>
+    <w:bookmarkEnd w:id="76"/>
+    <w:bookmarkStart w:id="77" w:name="X2d44d54c00ef92cdbfbfd5afc7fb2429f21665b"/>
     <w:p>
       <w:pPr>
         <w:pStyle w:val="Heading2"/>
@@ -4779,9 +4779,9 @@
         <w:t xml:space="preserve">□————————————————————————————————————————————————————————————————————————————————————————————————————————————————-</w:t>
       </w:r>
     </w:p>
-    <w:bookmarkEnd w:id="66"/>
-    <w:bookmarkEnd w:id="67"/>
-    <w:bookmarkStart w:id="68" w:name="hipaa-playbook-do-gerente"/>
+    <w:bookmarkEnd w:id="77"/>
+    <w:bookmarkEnd w:id="78"/>
+    <w:bookmarkStart w:id="79" w:name="hipaa-playbook-do-gerente"/>
     <w:p>
       <w:pPr>
         <w:pStyle w:val="Heading1"/>
@@ -4796,8 +4796,8 @@
       </w:pPr>
       <w:r>
         <w:rPr>
+          <w:iCs/>
           <w:i/>
-          <w:iCs/>
         </w:rPr>
         <w:t xml:space="preserve">Perguntas, painéis, reuniões e decisões os gestores devem controlar.</w:t>
       </w:r>
@@ -4920,8 +4920,8 @@
         <w:t xml:space="preserve">Quem aceita o risco residual e por que autoridade?</w:t>
       </w:r>
     </w:p>
-    <w:bookmarkEnd w:id="68"/>
-    <w:bookmarkStart w:id="70" w:name="painel-mensal"/>
+    <w:bookmarkEnd w:id="79"/>
+    <w:bookmarkStart w:id="81" w:name="painel-mensal"/>
     <w:p>
       <w:pPr>
         <w:pStyle w:val="Heading1"/>
@@ -4930,7 +4930,7 @@
         <w:t xml:space="preserve"># 13.2 Painel mensal</w:t>
       </w:r>
     </w:p>
-    <w:bookmarkStart w:id="69" w:name="section-3"/>
+    <w:bookmarkStart w:id="80" w:name="section-3"/>
     <w:p>
       <w:pPr>
         <w:pStyle w:val="Heading2"/>
@@ -4995,9 +4995,9 @@
         <w:t xml:space="preserve">Direitos São os pedidos completos, exatos, seguros e oportunos? Verde / Amarelo / Vermelho</w:t>
       </w:r>
     </w:p>
-    <w:bookmarkEnd w:id="69"/>
-    <w:bookmarkEnd w:id="70"/>
-    <w:bookmarkStart w:id="71" w:name="erros-comuns-de-gestão"/>
+    <w:bookmarkEnd w:id="80"/>
+    <w:bookmarkEnd w:id="81"/>
+    <w:bookmarkStart w:id="82" w:name="erros-comuns-de-gestão"/>
     <w:p>
       <w:pPr>
         <w:pStyle w:val="Heading1"/>
@@ -5102,8 +5102,8 @@
         <w:t xml:space="preserve">Ignorar exigências de estado mais rigorosas.</w:t>
       </w:r>
     </w:p>
-    <w:bookmarkEnd w:id="71"/>
-    <w:bookmarkStart w:id="72" w:name="de-iniciante-a-júnior-hipaa-analisador"/>
+    <w:bookmarkEnd w:id="82"/>
+    <w:bookmarkStart w:id="83" w:name="de-iniciante-a-júnior-hipaa-analisador"/>
     <w:p>
       <w:pPr>
         <w:pStyle w:val="Heading1"/>
@@ -5114,11 +5114,11 @@
     </w:p>
     <w:p>
       <w:pPr>
+        <w:numPr>
+          <w:ilvl w:val="0"/>
+          <w:numId w:val="1048"/>
+        </w:numPr>
         <w:pStyle w:val="Compact"/>
-        <w:numPr>
-          <w:ilvl w:val="0"/>
-          <w:numId w:val="1048"/>
-        </w:numPr>
       </w:pPr>
       <w:r>
         <w:t xml:space="preserve">Um caminho seguro e honesto para o trabalho de privacidade, segurança e conformidade.*</w:t>
@@ -5137,8 +5137,8 @@
         <w:t xml:space="preserve">Figura 5. Caminho de analista HIPAA júnior</w:t>
       </w:r>
     </w:p>
-    <w:bookmarkEnd w:id="72"/>
-    <w:bookmarkStart w:id="73" w:name="títulos-de-trabalho"/>
+    <w:bookmarkEnd w:id="83"/>
+    <w:bookmarkStart w:id="84" w:name="títulos-de-trabalho"/>
     <w:p>
       <w:pPr>
         <w:pStyle w:val="Heading1"/>
@@ -5211,8 +5211,8 @@
         <w:t xml:space="preserve">Coordenador do Programa HIPAA</w:t>
       </w:r>
     </w:p>
-    <w:bookmarkEnd w:id="73"/>
-    <w:bookmarkStart w:id="74" w:name="típico-trabalho-júnior"/>
+    <w:bookmarkEnd w:id="84"/>
+    <w:bookmarkStart w:id="85" w:name="típico-trabalho-júnior"/>
     <w:p>
       <w:pPr>
         <w:pStyle w:val="Heading1"/>
@@ -5309,8 +5309,8 @@
         <w:t xml:space="preserve">Seguir a reparação e reter a prova de reteste.</w:t>
       </w:r>
     </w:p>
-    <w:bookmarkEnd w:id="74"/>
-    <w:bookmarkStart w:id="77" w:name="prova-de-carteira"/>
+    <w:bookmarkEnd w:id="85"/>
+    <w:bookmarkStart w:id="88" w:name="prova-de-carteira"/>
     <w:p>
       <w:pPr>
         <w:pStyle w:val="Heading1"/>
@@ -5319,7 +5319,7 @@
         <w:t xml:space="preserve"># 14.3 Prova de carteira</w:t>
       </w:r>
     </w:p>
-    <w:bookmarkStart w:id="76" w:name="habilidade-item-de-carteira"/>
+    <w:bookmarkStart w:id="87" w:name="habilidade-item-de-carteira"/>
     <w:p>
       <w:pPr>
         <w:pStyle w:val="Heading2"/>
@@ -5332,8 +5332,8 @@
       </w:r>
       <w:r>
         <w:rPr>
+          <w:bCs/>
           <w:b/>
-          <w:bCs/>
         </w:rPr>
         <w:t xml:space="preserve">Habilidade</w:t>
       </w:r>
@@ -5396,21 +5396,21 @@
     </w:p>
     <w:p>
       <w:pPr>
+        <w:numPr>
+          <w:ilvl w:val="0"/>
+          <w:numId w:val="1050"/>
+        </w:numPr>
         <w:pStyle w:val="Heading2"/>
-        <w:numPr>
-          <w:ilvl w:val="0"/>
-          <w:numId w:val="1050"/>
-        </w:numPr>
-      </w:pPr>
-      <w:bookmarkStart w:id="75" w:name="X86ef3c03dd4aeaf6cd3cc1ade5b1f9a83406d30"/>
+      </w:pPr>
+      <w:bookmarkStart w:id="86" w:name="X86ef3c03dd4aeaf6cd3cc1ade5b1f9a83406d30"/>
       <w:r>
         <w:t xml:space="preserve">Honestidade na carreira:** Um portfólio de laboratório é trabalho de formação, não experiência profissional. Rotule-o como fictício, proteja todas as informações, e explique o que é necessário perito ou revisão legal.</w:t>
       </w:r>
-      <w:bookmarkEnd w:id="75"/>
-    </w:p>
-    <w:bookmarkEnd w:id="76"/>
-    <w:bookmarkEnd w:id="77"/>
-    <w:bookmarkStart w:id="80" w:name="X2968ee90b6ea64f85649075cf396f026d841a13"/>
+      <w:bookmarkEnd w:id="86"/>
+    </w:p>
+    <w:bookmarkEnd w:id="87"/>
+    <w:bookmarkEnd w:id="88"/>
+    <w:bookmarkStart w:id="91" w:name="X2968ee90b6ea64f85649075cf396f026d841a13"/>
     <w:p>
       <w:pPr>
         <w:pStyle w:val="Heading1"/>
@@ -5421,17 +5421,17 @@
     </w:p>
     <w:p>
       <w:pPr>
+        <w:numPr>
+          <w:ilvl w:val="0"/>
+          <w:numId w:val="1051"/>
+        </w:numPr>
         <w:pStyle w:val="Compact"/>
-        <w:numPr>
-          <w:ilvl w:val="0"/>
-          <w:numId w:val="1051"/>
-        </w:numPr>
       </w:pPr>
       <w:r>
         <w:t xml:space="preserve">Links oficiais, inícios rápidos seguros, evidências e limitações.*</w:t>
       </w:r>
     </w:p>
-    <w:bookmarkStart w:id="78" w:name="Xf7c4224ab63d0233ff4dc2aa8a751e721f80d0d"/>
+    <w:bookmarkStart w:id="89" w:name="Xf7c4224ab63d0233ff4dc2aa8a751e721f80d0d"/>
     <w:p>
       <w:pPr>
         <w:pStyle w:val="Heading2"/>
@@ -5440,8 +5440,8 @@
         <w:t xml:space="preserve">Primeiro a Metodologia:** Uma ferramenta pode apoiar um processo de salvaguarda ou evidência. Ele não pode certificar a conformidade HIPAA, substituir análise de risco, ou decidir se uma divulgação ou violação é legal.</w:t>
       </w:r>
     </w:p>
-    <w:bookmarkEnd w:id="78"/>
-    <w:bookmarkStart w:id="79" w:name="X0763fc6bb665e2b6093b937ee401e95be78f7d2"/>
+    <w:bookmarkEnd w:id="89"/>
+    <w:bookmarkStart w:id="90" w:name="X0763fc6bb665e2b6093b937ee401e95be78f7d2"/>
     <w:p>
       <w:pPr>
         <w:pStyle w:val="Heading2"/>
@@ -5454,8 +5454,8 @@
       </w:r>
       <w:r>
         <w:rPr>
+          <w:bCs/>
           <w:b/>
-          <w:bCs/>
         </w:rPr>
         <w:t xml:space="preserve">Ferramenta</w:t>
       </w:r>
@@ -5464,8 +5464,8 @@
       </w:r>
       <w:r>
         <w:rPr>
+          <w:bCs/>
           <w:b/>
-          <w:bCs/>
         </w:rPr>
         <w:t xml:space="preserve">Purpose</w:t>
       </w:r>
@@ -5474,8 +5474,8 @@
       </w:r>
       <w:r>
         <w:rPr>
+          <w:bCs/>
           <w:b/>
-          <w:bCs/>
         </w:rPr>
         <w:t xml:space="preserve">Possible HIPAA support</w:t>
       </w:r>
@@ -5548,9 +5548,9 @@
         <w:t xml:space="preserve">□ Open Policy Agent (Agente de Política Aberta) Política como código</w:t>
       </w:r>
     </w:p>
-    <w:bookmarkEnd w:id="79"/>
-    <w:bookmarkEnd w:id="80"/>
-    <w:bookmarkStart w:id="83" w:name="Xd16b606d2c107a9aa9b77ec123dee02690b91f5"/>
+    <w:bookmarkEnd w:id="90"/>
+    <w:bookmarkEnd w:id="91"/>
+    <w:bookmarkStart w:id="94" w:name="Xd16b606d2c107a9aa9b77ec123dee02690b91f5"/>
     <w:p>
       <w:pPr>
         <w:pStyle w:val="Heading1"/>
@@ -5559,7 +5559,7 @@
         <w:t xml:space="preserve"># 15.1 Matriz de verificação da ferramenta de exigência</w:t>
       </w:r>
     </w:p>
-    <w:bookmarkStart w:id="81" w:name="X763af72f26b62863a07094201bd79c6f08ff2f1"/>
+    <w:bookmarkStart w:id="92" w:name="X763af72f26b62863a07094201bd79c6f08ff2f1"/>
     <w:p>
       <w:pPr>
         <w:pStyle w:val="Heading2"/>
@@ -5572,8 +5572,8 @@
       </w:r>
       <w:r>
         <w:rPr>
+          <w:bCs/>
           <w:b/>
-          <w:bCs/>
         </w:rPr>
         <w:t xml:space="preserve">Ferramenta ou recurso</w:t>
       </w:r>
@@ -5582,8 +5582,8 @@
       </w:r>
       <w:r>
         <w:rPr>
+          <w:bCs/>
           <w:b/>
-          <w:bCs/>
         </w:rPr>
         <w:t xml:space="preserve">HIPAA support</w:t>
       </w:r>
@@ -5598,8 +5598,8 @@
       </w:r>
       <w:r>
         <w:rPr>
+          <w:bCs/>
           <w:b/>
-          <w:bCs/>
         </w:rPr>
         <w:t xml:space="preserve">Tarefa de verificação</w:t>
       </w:r>
@@ -5608,8 +5608,8 @@
       </w:r>
       <w:r>
         <w:rPr>
+          <w:bCs/>
           <w:b/>
-          <w:bCs/>
         </w:rPr>
         <w:t xml:space="preserve">Saída para reter</w:t>
       </w:r>
@@ -5618,8 +5618,8 @@
       </w:r>
       <w:r>
         <w:rPr>
+          <w:bCs/>
           <w:b/>
-          <w:bCs/>
         </w:rPr>
         <w:t xml:space="preserve">Limitação importante</w:t>
       </w:r>
@@ -5698,8 +5698,8 @@
         <w:t xml:space="preserve">□ Open Policy Agent □ 164.308(a)(1), 164.312(a) e (c) □ Test policy-as-code rules for required propriety, classification, encriptation, or implementation conditions □ Policy version, tests, permitted and needed inputs, pipeline decision, aprovation □ Regras apenas cobrem condições codificadas; má lógica ou falta de integração cria falsa confiança</w:t>
       </w:r>
     </w:p>
-    <w:bookmarkEnd w:id="81"/>
-    <w:bookmarkStart w:id="82" w:name="Xa7a464cb4f4714af1da91c09705717ddb787b2f"/>
+    <w:bookmarkEnd w:id="92"/>
+    <w:bookmarkStart w:id="93" w:name="Xa7a464cb4f4714af1da91c09705717ddb787b2f"/>
     <w:p>
       <w:pPr>
         <w:pStyle w:val="Heading2"/>
@@ -5796,9 +5796,9 @@
         <w:t xml:space="preserve">Revalidar após grandes atualizações, mudanças de configuração, novas integrações ou falhas de controle de material.</w:t>
       </w:r>
     </w:p>
-    <w:bookmarkEnd w:id="82"/>
-    <w:bookmarkEnd w:id="83"/>
-    <w:bookmarkStart w:id="84" w:name="pacote-de-evidências-de-ferramentas"/>
+    <w:bookmarkEnd w:id="93"/>
+    <w:bookmarkEnd w:id="94"/>
+    <w:bookmarkStart w:id="95" w:name="pacote-de-evidências-de-ferramentas"/>
     <w:p>
       <w:pPr>
         <w:pStyle w:val="Heading1"/>
@@ -5979,8 +5979,8 @@
         <w:t xml:space="preserve">Crie uma organização de saúde fictícia, adicione um risco de EPHI, mapeie uma proteção de Regra de Segurança, atribua um proprietário e anexe evidências higiênicas.</w:t>
       </w:r>
     </w:p>
-    <w:bookmarkEnd w:id="84"/>
-    <w:bookmarkStart w:id="85" w:name="provas-para-reter"/>
+    <w:bookmarkEnd w:id="95"/>
+    <w:bookmarkStart w:id="96" w:name="provas-para-reter"/>
     <w:p>
       <w:pPr>
         <w:pStyle w:val="Heading1"/>
@@ -5997,8 +5997,8 @@
         <w:t xml:space="preserve">Aprovação de registro, finalidade, proprietário, escopo, sistemas, classificação de dados, ferramenta e versão de conteúdo, configuração, resultado completo, revisor, decisão, ação corretiva e reteste. Proteger relatórios contendo ePHI, credenciais, arquitetura, identidades ou vulnerabilidades.</w:t>
       </w:r>
     </w:p>
-    <w:bookmarkEnd w:id="85"/>
-    <w:bookmarkStart w:id="87" w:name="wazuh"/>
+    <w:bookmarkEnd w:id="96"/>
+    <w:bookmarkStart w:id="98" w:name="wazuh"/>
     <w:p>
       <w:pPr>
         <w:pStyle w:val="Heading1"/>
@@ -6025,7 +6025,7 @@
       <w:r>
         <w:t xml:space="preserve"> </w:t>
       </w:r>
-      <w:hyperlink r:id="rId86">
+      <w:hyperlink r:id="rId97">
         <w:r>
           <w:rPr>
             <w:rStyle w:val="Hyperlink"/>
@@ -6056,8 +6056,8 @@
         <w:t xml:space="preserve">Conecte um endpoint de laboratório, crie um evento inofensivo, reveja o alerta e salve o evento, a decisão do revisor e o acompanhamento.</w:t>
       </w:r>
     </w:p>
-    <w:bookmarkEnd w:id="87"/>
-    <w:bookmarkStart w:id="90" w:name="provas-para-reter-1"/>
+    <w:bookmarkEnd w:id="98"/>
+    <w:bookmarkStart w:id="101" w:name="provas-para-reter-1"/>
     <w:p>
       <w:pPr>
         <w:pStyle w:val="Heading1"/>
@@ -6074,7 +6074,7 @@
         <w:t xml:space="preserve">Aprovação de registro, finalidade, proprietário, escopo, sistemas, classificação de dados, ferramenta e versão de conteúdo, configuração, resultado completo, revisor, decisão, ação corretiva e reteste. Proteger relatórios contendo ePHI, credenciais, arquitetura, identidades ou vulnerabilidades.</w:t>
       </w:r>
     </w:p>
-    <w:bookmarkStart w:id="89" w:name="openscap"/>
+    <w:bookmarkStart w:id="100" w:name="openscap"/>
     <w:p>
       <w:pPr>
         <w:pStyle w:val="Heading2"/>
@@ -6101,7 +6101,7 @@
       <w:r>
         <w:t xml:space="preserve"> </w:t>
       </w:r>
-      <w:hyperlink r:id="rId88">
+      <w:hyperlink r:id="rId99">
         <w:r>
           <w:rPr>
             <w:rStyle w:val="Hyperlink"/>
@@ -6126,9 +6126,9 @@
         <w:t xml:space="preserve">Avaliar um laboratório Linux host contra um perfil adequado, exportar o relatório, corrigir uma configuração aprovada e comparar resultados.</w:t>
       </w:r>
     </w:p>
-    <w:bookmarkEnd w:id="89"/>
-    <w:bookmarkEnd w:id="90"/>
-    <w:bookmarkStart w:id="91" w:name="provas-para-reter-2"/>
+    <w:bookmarkEnd w:id="100"/>
+    <w:bookmarkEnd w:id="101"/>
+    <w:bookmarkStart w:id="102" w:name="provas-para-reter-2"/>
     <w:p>
       <w:pPr>
         <w:pStyle w:val="Heading1"/>
@@ -6145,8 +6145,8 @@
         <w:t xml:space="preserve">Aprovação de registro, finalidade, proprietário, escopo, sistemas, classificação de dados, ferramenta e versão de conteúdo, configuração, resultado completo, revisor, decisão, ação corretiva e reteste. Proteger relatórios contendo ePHI, credenciais, arquitetura, identidades ou vulnerabilidades.</w:t>
       </w:r>
     </w:p>
-    <w:bookmarkEnd w:id="91"/>
-    <w:bookmarkStart w:id="93" w:name="greenbone-community-edition"/>
+    <w:bookmarkEnd w:id="102"/>
+    <w:bookmarkStart w:id="104" w:name="greenbone-community-edition"/>
     <w:p>
       <w:pPr>
         <w:pStyle w:val="Heading1"/>
@@ -6173,7 +6173,7 @@
       <w:r>
         <w:t xml:space="preserve"> </w:t>
       </w:r>
-      <w:hyperlink r:id="rId92">
+      <w:hyperlink r:id="rId103">
         <w:r>
           <w:rPr>
             <w:rStyle w:val="Hyperlink"/>
@@ -6198,8 +6198,8 @@
         <w:t xml:space="preserve">Analise apenas um alvo de laboratório aprovado, valide um achado, corrija-o, rescan, e alcance de registro, versão, resultado e revisor.</w:t>
       </w:r>
     </w:p>
-    <w:bookmarkEnd w:id="93"/>
-    <w:bookmarkStart w:id="94" w:name="provas-para-reter-3"/>
+    <w:bookmarkEnd w:id="104"/>
+    <w:bookmarkStart w:id="105" w:name="provas-para-reter-3"/>
     <w:p>
       <w:pPr>
         <w:pStyle w:val="Heading1"/>
@@ -6216,8 +6216,8 @@
         <w:t xml:space="preserve">Aprovação de registro, finalidade, proprietário, escopo, sistemas, classificação de dados, ferramenta e versão de conteúdo, configuração, resultado completo, revisor, decisão, ação corretiva e reteste. Proteger relatórios contendo ePHI, credenciais, arquitetura, identidades ou vulnerabilidades.</w:t>
       </w:r>
     </w:p>
-    <w:bookmarkEnd w:id="94"/>
-    <w:bookmarkStart w:id="96" w:name="osquery"/>
+    <w:bookmarkEnd w:id="105"/>
+    <w:bookmarkStart w:id="107" w:name="osquery"/>
     <w:p>
       <w:pPr>
         <w:pStyle w:val="Heading1"/>
@@ -6244,7 +6244,7 @@
       <w:r>
         <w:t xml:space="preserve"> </w:t>
       </w:r>
-      <w:hyperlink r:id="rId95">
+      <w:hyperlink r:id="rId106">
         <w:r>
           <w:rPr>
             <w:rStyle w:val="Hyperlink"/>
@@ -6269,8 +6269,8 @@
         <w:t xml:space="preserve">Consultar usuários, software, criptografia ou processos em um endpoint de laboratório e registrar a consulta, host, data, resultado e revisão.</w:t>
       </w:r>
     </w:p>
-    <w:bookmarkEnd w:id="96"/>
-    <w:bookmarkStart w:id="97" w:name="provas-para-reter-4"/>
+    <w:bookmarkEnd w:id="107"/>
+    <w:bookmarkStart w:id="108" w:name="provas-para-reter-4"/>
     <w:p>
       <w:pPr>
         <w:pStyle w:val="Heading1"/>
@@ -6287,8 +6287,8 @@
         <w:t xml:space="preserve">Aprovação de registro, finalidade, proprietário, escopo, sistemas, classificação de dados, ferramenta e versão de conteúdo, configuração, resultado completo, revisor, decisão, ação corretiva e reteste. Proteger relatórios contendo ePHI, credenciais, arquitetura, identidades ou vulnerabilidades.</w:t>
       </w:r>
     </w:p>
-    <w:bookmarkEnd w:id="97"/>
-    <w:bookmarkStart w:id="99" w:name="trivy"/>
+    <w:bookmarkEnd w:id="108"/>
+    <w:bookmarkStart w:id="110" w:name="trivy"/>
     <w:p>
       <w:pPr>
         <w:pStyle w:val="Heading1"/>
@@ -6315,7 +6315,7 @@
       <w:r>
         <w:t xml:space="preserve"> </w:t>
       </w:r>
-      <w:hyperlink r:id="rId98">
+      <w:hyperlink r:id="rId109">
         <w:r>
           <w:rPr>
             <w:rStyle w:val="Hyperlink"/>
@@ -6346,8 +6346,8 @@
         <w:t xml:space="preserve">Analise uma imagem de laboratório ou repositório de testes, proteja o relatório, valide um achado, conserte-o e verifique novamente.</w:t>
       </w:r>
     </w:p>
-    <w:bookmarkEnd w:id="99"/>
-    <w:bookmarkStart w:id="100" w:name="provas-para-reter-5"/>
+    <w:bookmarkEnd w:id="110"/>
+    <w:bookmarkStart w:id="111" w:name="provas-para-reter-5"/>
     <w:p>
       <w:pPr>
         <w:pStyle w:val="Heading1"/>
@@ -6364,8 +6364,8 @@
         <w:t xml:space="preserve">Aprovação de registro, finalidade, proprietário, escopo, sistemas, classificação de dados, ferramenta e versão de conteúdo, configuração, resultado completo, revisor, decisão, ação corretiva e reteste. Proteger relatórios contendo ePHI, credenciais, arquitetura, identidades ou vulnerabilidades.</w:t>
       </w:r>
     </w:p>
-    <w:bookmarkEnd w:id="100"/>
-    <w:bookmarkStart w:id="102" w:name="owasp-zap"/>
+    <w:bookmarkEnd w:id="111"/>
+    <w:bookmarkStart w:id="113" w:name="owasp-zap"/>
     <w:p>
       <w:pPr>
         <w:pStyle w:val="Heading1"/>
@@ -6392,7 +6392,7 @@
       <w:r>
         <w:t xml:space="preserve"> </w:t>
       </w:r>
-      <w:hyperlink r:id="rId101">
+      <w:hyperlink r:id="rId112">
         <w:r>
           <w:rPr>
             <w:rStyle w:val="Hyperlink"/>
@@ -6423,8 +6423,8 @@
         <w:t xml:space="preserve">Proxy uma aplicação de treinamento local, começar com análise passiva, validar um resultado, e exportar o escopo e relatório.</w:t>
       </w:r>
     </w:p>
-    <w:bookmarkEnd w:id="102"/>
-    <w:bookmarkStart w:id="103" w:name="provas-para-reter-6"/>
+    <w:bookmarkEnd w:id="113"/>
+    <w:bookmarkStart w:id="114" w:name="provas-para-reter-6"/>
     <w:p>
       <w:pPr>
         <w:pStyle w:val="Heading1"/>
@@ -6441,8 +6441,8 @@
         <w:t xml:space="preserve">Aprovação de registro, finalidade, proprietário, escopo, sistemas, classificação de dados, ferramenta e versão de conteúdo, configuração, resultado completo, revisor, decisão, ação corretiva e reteste. Proteger relatórios contendo ePHI, credenciais, arquitetura, identidades ou vulnerabilidades.</w:t>
       </w:r>
     </w:p>
-    <w:bookmarkEnd w:id="103"/>
-    <w:bookmarkStart w:id="105" w:name="keycloak"/>
+    <w:bookmarkEnd w:id="114"/>
+    <w:bookmarkStart w:id="116" w:name="keycloak"/>
     <w:p>
       <w:pPr>
         <w:pStyle w:val="Heading1"/>
@@ -6469,7 +6469,7 @@
       <w:r>
         <w:t xml:space="preserve"> </w:t>
       </w:r>
-      <w:hyperlink r:id="rId104">
+      <w:hyperlink r:id="rId115">
         <w:r>
           <w:rPr>
             <w:rStyle w:val="Hyperlink"/>
@@ -6494,8 +6494,8 @@
         <w:t xml:space="preserve">Crie um reino de laboratório, papéis, usuários e MFA; teste menos privilégio e exporte configuração e reveja evidências.</w:t>
       </w:r>
     </w:p>
-    <w:bookmarkEnd w:id="105"/>
-    <w:bookmarkStart w:id="106" w:name="provas-para-reter-7"/>
+    <w:bookmarkEnd w:id="116"/>
+    <w:bookmarkStart w:id="117" w:name="provas-para-reter-7"/>
     <w:p>
       <w:pPr>
         <w:pStyle w:val="Heading1"/>
@@ -6512,8 +6512,8 @@
         <w:t xml:space="preserve">Aprovação de registro, finalidade, proprietário, escopo, sistemas, classificação de dados, ferramenta e versão de conteúdo, configuração, resultado completo, revisor, decisão, ação corretiva e reteste. Proteger relatórios contendo ePHI, credenciais, arquitetura, identidades ou vulnerabilidades.</w:t>
       </w:r>
     </w:p>
-    <w:bookmarkEnd w:id="106"/>
-    <w:bookmarkStart w:id="108" w:name="defectdojo"/>
+    <w:bookmarkEnd w:id="117"/>
+    <w:bookmarkStart w:id="119" w:name="defectdojo"/>
     <w:p>
       <w:pPr>
         <w:pStyle w:val="Heading1"/>
@@ -6540,7 +6540,7 @@
       <w:r>
         <w:t xml:space="preserve"> </w:t>
       </w:r>
-      <w:hyperlink r:id="rId107">
+      <w:hyperlink r:id="rId118">
         <w:r>
           <w:rPr>
             <w:rStyle w:val="Hyperlink"/>
@@ -6565,8 +6565,8 @@
         <w:t xml:space="preserve">Importar um exame laboratorial, validar e atribuir um achado, corrigir registros, reteste-o, e fechá-lo com evidências.</w:t>
       </w:r>
     </w:p>
-    <w:bookmarkEnd w:id="108"/>
-    <w:bookmarkStart w:id="109" w:name="provas-para-reter-8"/>
+    <w:bookmarkEnd w:id="119"/>
+    <w:bookmarkStart w:id="120" w:name="provas-para-reter-8"/>
     <w:p>
       <w:pPr>
         <w:pStyle w:val="Heading1"/>
@@ -6583,8 +6583,8 @@
         <w:t xml:space="preserve">Aprovação de registro, finalidade, proprietário, escopo, sistemas, classificação de dados, ferramenta e versão de conteúdo, configuração, resultado completo, revisor, decisão, ação corretiva e reteste. Proteger relatórios contendo ePHI, credenciais, arquitetura, identidades ou vulnerabilidades.</w:t>
       </w:r>
     </w:p>
-    <w:bookmarkEnd w:id="109"/>
-    <w:bookmarkStart w:id="111" w:name="velociraptor"/>
+    <w:bookmarkEnd w:id="120"/>
+    <w:bookmarkStart w:id="122" w:name="velociraptor"/>
     <w:p>
       <w:pPr>
         <w:pStyle w:val="Heading1"/>
@@ -6611,7 +6611,7 @@
       <w:r>
         <w:t xml:space="preserve"> </w:t>
       </w:r>
-      <w:hyperlink r:id="rId110">
+      <w:hyperlink r:id="rId121">
         <w:r>
           <w:rPr>
             <w:rStyle w:val="Hyperlink"/>
@@ -6642,8 +6642,8 @@
         <w:t xml:space="preserve">Use um cliente de laboratório isolado, colete um artefato aprovado inofensivo, revise o resultado e registre o propósito, escopo e acesso.</w:t>
       </w:r>
     </w:p>
-    <w:bookmarkEnd w:id="111"/>
-    <w:bookmarkStart w:id="112" w:name="provas-para-reter-9"/>
+    <w:bookmarkEnd w:id="122"/>
+    <w:bookmarkStart w:id="123" w:name="provas-para-reter-9"/>
     <w:p>
       <w:pPr>
         <w:pStyle w:val="Heading1"/>
@@ -6660,8 +6660,8 @@
         <w:t xml:space="preserve">Aprovação de registro, finalidade, proprietário, escopo, sistemas, classificação de dados, ferramenta e versão de conteúdo, configuração, resultado completo, revisor, decisão, ação corretiva e reteste. Proteger relatórios contendo ePHI, credenciais, arquitetura, identidades ou vulnerabilidades.</w:t>
       </w:r>
     </w:p>
-    <w:bookmarkEnd w:id="112"/>
-    <w:bookmarkStart w:id="114" w:name="open-policy-agent"/>
+    <w:bookmarkEnd w:id="123"/>
+    <w:bookmarkStart w:id="125" w:name="open-policy-agent"/>
     <w:p>
       <w:pPr>
         <w:pStyle w:val="Heading1"/>
@@ -6688,7 +6688,7 @@
       <w:r>
         <w:t xml:space="preserve"> </w:t>
       </w:r>
-      <w:hyperlink r:id="rId113">
+      <w:hyperlink r:id="rId124">
         <w:r>
           <w:rPr>
             <w:rStyle w:val="Hyperlink"/>
@@ -6719,8 +6719,8 @@
         <w:t xml:space="preserve">Escreva uma regra de laboratório que negue um recurso ePHI sem um proprietário ou rótulo de classificação; teste permitido e negado entradas.</w:t>
       </w:r>
     </w:p>
-    <w:bookmarkEnd w:id="114"/>
-    <w:bookmarkStart w:id="115" w:name="provas-para-reter-10"/>
+    <w:bookmarkEnd w:id="125"/>
+    <w:bookmarkStart w:id="126" w:name="provas-para-reter-10"/>
     <w:p>
       <w:pPr>
         <w:pStyle w:val="Heading1"/>
@@ -6737,8 +6737,8 @@
         <w:t xml:space="preserve">Aprovação de registro, finalidade, proprietário, escopo, sistemas, classificação de dados, ferramenta e versão de conteúdo, configuração, resultado completo, revisor, decisão, ação corretiva e reteste. Proteger relatórios contendo ePHI, credenciais, arquitetura, identidades ou vulnerabilidades.</w:t>
       </w:r>
     </w:p>
-    <w:bookmarkEnd w:id="115"/>
-    <w:bookmarkStart w:id="117" w:name="recursos-governamentais-livres"/>
+    <w:bookmarkEnd w:id="126"/>
+    <w:bookmarkStart w:id="128" w:name="recursos-governamentais-livres"/>
     <w:p>
       <w:pPr>
         <w:pStyle w:val="Heading1"/>
@@ -6753,15 +6753,15 @@
       </w:pPr>
       <w:r>
         <w:rPr>
+          <w:bCs/>
           <w:b/>
-          <w:bCs/>
         </w:rPr>
         <w:t xml:space="preserve">HHS/ONC Security Risk Assessment Tool:</w:t>
       </w:r>
       <w:r>
         <w:t xml:space="preserve"> </w:t>
       </w:r>
-      <w:hyperlink r:id="rId116">
+      <w:hyperlink r:id="rId127">
         <w:r>
           <w:rPr>
             <w:rStyle w:val="Hyperlink"/>
@@ -6778,8 +6778,8 @@
         <w:t xml:space="preserve">Este recurso público gratuito pode ajudar as pequenas e médias práticas a iniciar uma avaliação estruturada dos riscos. Não garante conformidade e não substitui uma análise de risco completa, específica da organização.</w:t>
       </w:r>
     </w:p>
-    <w:bookmarkEnd w:id="117"/>
-    <w:bookmarkStart w:id="118" w:name="X782753a325cbfb42b86c0fb6c37e2a0f54046ea"/>
+    <w:bookmarkEnd w:id="128"/>
+    <w:bookmarkStart w:id="129" w:name="X782753a325cbfb42b86c0fb6c37e2a0f54046ea"/>
     <w:p>
       <w:pPr>
         <w:pStyle w:val="Heading1"/>
@@ -6865,8 +6865,8 @@
         <w:t xml:space="preserve">Não faça upload de PHI ou ePHI para qualquer serviço externo sem aprovação legal, privacidade, segurança, contrato e revisão de fluxo de dados.</w:t>
       </w:r>
     </w:p>
-    <w:bookmarkEnd w:id="118"/>
-    <w:bookmarkStart w:id="119" w:name="X06edb961b43cf7666022f9d04514739c68efcac"/>
+    <w:bookmarkEnd w:id="129"/>
+    <w:bookmarkStart w:id="130" w:name="X06edb961b43cf7666022f9d04514739c68efcac"/>
     <w:p>
       <w:pPr>
         <w:pStyle w:val="Heading1"/>
@@ -6877,11 +6877,11 @@
     </w:p>
     <w:p>
       <w:pPr>
+        <w:numPr>
+          <w:ilvl w:val="0"/>
+          <w:numId w:val="1055"/>
+        </w:numPr>
         <w:pStyle w:val="Compact"/>
-        <w:numPr>
-          <w:ilvl w:val="0"/>
-          <w:numId w:val="1055"/>
-        </w:numPr>
       </w:pPr>
       <w:r>
         <w:t xml:space="preserve">Um ambiente de prática completo usando apenas informações sintéticas.*</w:t>
@@ -6895,8 +6895,8 @@
         <w:t xml:space="preserve">Harbor Light Health é um ambulatório fictício e administrador de planos de saúde. Ele usa um EHR, sistema de faturamento, cloud email, portal de pacientes, dispositivos médicos, suporte remoto e vários parceiros de negócios. Cada pessoa, registro, endereço, reivindicação, diagnóstico e identificador no laboratório é inventado.</w:t>
       </w:r>
     </w:p>
-    <w:bookmarkEnd w:id="119"/>
-    <w:bookmarkStart w:id="121" w:name="projeto-1-âmbito-e-funções"/>
+    <w:bookmarkEnd w:id="130"/>
+    <w:bookmarkStart w:id="132" w:name="projeto-1-âmbito-e-funções"/>
     <w:p>
       <w:pPr>
         <w:pStyle w:val="Heading1"/>
@@ -6913,7 +6913,7 @@
         <w:t xml:space="preserve">Documentar funções de entidade coberta, associados de negócios, limites híbridos, PHI, ePHI, sistemas e fluxos de dados.</w:t>
       </w:r>
     </w:p>
-    <w:bookmarkStart w:id="120" w:name="projeto-2-análise-de-risco"/>
+    <w:bookmarkStart w:id="131" w:name="projeto-2-análise-de-risco"/>
     <w:p>
       <w:pPr>
         <w:pStyle w:val="Heading2"/>
@@ -6930,9 +6930,9 @@
         <w:t xml:space="preserve">Crie um inventário do sistema, registro de ameaça e vulnerabilidade, método de risco, resultados e plano de tratamento.</w:t>
       </w:r>
     </w:p>
-    <w:bookmarkEnd w:id="120"/>
-    <w:bookmarkEnd w:id="121"/>
-    <w:bookmarkStart w:id="122" w:name="projeto-3---salvaguardas-de-segurança"/>
+    <w:bookmarkEnd w:id="131"/>
+    <w:bookmarkEnd w:id="132"/>
+    <w:bookmarkStart w:id="133" w:name="projeto-3---salvaguardas-de-segurança"/>
     <w:p>
       <w:pPr>
         <w:pStyle w:val="Heading1"/>
@@ -6949,8 +6949,8 @@
         <w:t xml:space="preserve">Construa uma matriz de Regras de Segurança com proprietários, escolhas de implementação, evidências, exceções e retestes.</w:t>
       </w:r>
     </w:p>
-    <w:bookmarkEnd w:id="122"/>
-    <w:bookmarkStart w:id="123" w:name="projeto-4-direitos-de-privacidade"/>
+    <w:bookmarkEnd w:id="133"/>
+    <w:bookmarkStart w:id="134" w:name="projeto-4-direitos-de-privacidade"/>
     <w:p>
       <w:pPr>
         <w:pStyle w:val="Heading1"/>
@@ -6967,8 +6967,8 @@
         <w:t xml:space="preserve">Acesso fictício completo, alteração, comunicação confidencial e pedidos de contabilidade.</w:t>
       </w:r>
     </w:p>
-    <w:bookmarkEnd w:id="123"/>
-    <w:bookmarkStart w:id="124" w:name="projeto-5-violação"/>
+    <w:bookmarkEnd w:id="134"/>
+    <w:bookmarkStart w:id="135" w:name="projeto-5-violação"/>
     <w:p>
       <w:pPr>
         <w:pStyle w:val="Heading1"/>
@@ -6985,8 +6985,8 @@
         <w:t xml:space="preserve">Avaliar uma exportação de facturação mal dirigida utilizando os quatro factores e preparar decisões de notificação.</w:t>
       </w:r>
     </w:p>
-    <w:bookmarkEnd w:id="124"/>
-    <w:bookmarkStart w:id="125" w:name="projeto-6-fornecedor"/>
+    <w:bookmarkEnd w:id="135"/>
+    <w:bookmarkStart w:id="136" w:name="projeto-6-fornecedor"/>
     <w:p>
       <w:pPr>
         <w:pStyle w:val="Heading1"/>
@@ -7003,8 +7003,8 @@
         <w:t xml:space="preserve">Reveja uma nuvem fictícia BA, termos de contrato, subprocessadores, evidências de segurança, tarefas incidentes e plano de saída.</w:t>
       </w:r>
     </w:p>
-    <w:bookmarkEnd w:id="125"/>
-    <w:bookmarkStart w:id="126" w:name="projeto-7-ferramentas"/>
+    <w:bookmarkEnd w:id="136"/>
+    <w:bookmarkStart w:id="137" w:name="projeto-7-ferramentas"/>
     <w:p>
       <w:pPr>
         <w:pStyle w:val="Heading1"/>
@@ -7021,8 +7021,8 @@
         <w:t xml:space="preserve">Use três ferramentas do Capítulo 15 em um laboratório isolado e escopo de documentos, limitações, achados, correção e reteste.</w:t>
       </w:r>
     </w:p>
-    <w:bookmarkEnd w:id="126"/>
-    <w:bookmarkStart w:id="127" w:name="ética-em-carteira"/>
+    <w:bookmarkEnd w:id="137"/>
+    <w:bookmarkStart w:id="138" w:name="ética-em-carteira"/>
     <w:p>
       <w:pPr>
         <w:pStyle w:val="Heading1"/>
@@ -7073,11 +7073,11 @@
     </w:p>
     <w:p>
       <w:pPr>
+        <w:numPr>
+          <w:ilvl w:val="0"/>
+          <w:numId w:val="1056"/>
+        </w:numPr>
         <w:pStyle w:val="Compact"/>
-        <w:numPr>
-          <w:ilvl w:val="0"/>
-          <w:numId w:val="1056"/>
-        </w:numPr>
       </w:pPr>
       <w:r>
         <w:t xml:space="preserve">Plano de Aprendizagem de Trinta Dias</w:t>
@@ -7085,11 +7085,11 @@
     </w:p>
     <w:p>
       <w:pPr>
+        <w:numPr>
+          <w:ilvl w:val="0"/>
+          <w:numId w:val="1057"/>
+        </w:numPr>
         <w:pStyle w:val="Compact"/>
-        <w:numPr>
-          <w:ilvl w:val="0"/>
-          <w:numId w:val="1057"/>
-        </w:numPr>
       </w:pPr>
       <w:r>
         <w:t xml:space="preserve">Um mês realista de leitura oficial, prática, trabalho de portfólio, e preparação de entrevista.*</w:t>
@@ -7104,8 +7104,21 @@
       </w:r>
       <w:r>
         <w:rPr>
+          <w:bCs/>
           <w:b/>
+        </w:rPr>
+        <w:t xml:space="preserve"> </w:t>
+      </w:r>
+      <w:r>
+        <w:t xml:space="preserve"> </w:t>
+      </w:r>
+      <w:r>
+        <w:t xml:space="preserve">Foco</w:t>
+      </w:r>
+      <w:r>
+        <w:rPr>
           <w:bCs/>
+          <w:b/>
         </w:rPr>
         <w:t xml:space="preserve"> </w:t>
       </w:r>
@@ -7113,126 +7126,113 @@
         <w:t xml:space="preserve"> </w:t>
       </w:r>
       <w:r>
-        <w:t xml:space="preserve">Foco</w:t>
-      </w:r>
+        <w:t xml:space="preserve">Saída exigida**</w:t>
+      </w:r>
+      <w:r>
+        <w:t xml:space="preserve"> </w:t>
+      </w:r>
+      <w:r>
+        <w:t xml:space="preserve">“——————————————————————————————————————————————————————————————————————————————————————————</w:t>
+      </w:r>
+      <w:r>
+        <w:t xml:space="preserve"> </w:t>
+      </w:r>
+      <w:r>
+        <w:t xml:space="preserve">• Semana 1 • Escopo, funções, PHI/ePHI, regra de privacidade □ Memo de escopo, mapa de dados, exemplo de uso/divulgação</w:t>
+      </w:r>
+      <w:r>
+        <w:t xml:space="preserve"> </w:t>
+      </w:r>
+      <w:r>
+        <w:t xml:space="preserve">• Semana 2 • Regra de segurança e análise de risco</w:t>
+      </w:r>
+      <w:r>
+        <w:t xml:space="preserve"> </w:t>
+      </w:r>
+      <w:r>
+        <w:t xml:space="preserve">Semana 3 Direitos, violação, fornecedores, Parte 2 Arquivo de Direitos, avaliação de violação, revisão de fornecedores</w:t>
+      </w:r>
+      <w:r>
+        <w:t xml:space="preserve"> </w:t>
+      </w:r>
+      <w:r>
+        <w:t xml:space="preserve">• Semana 4 • Ferramentas, portfólio, entrevista</w:t>
+      </w:r>
+    </w:p>
+    <w:bookmarkEnd w:id="138"/>
+    <w:bookmarkStart w:id="139" w:name="hábito-diário"/>
+    <w:p>
+      <w:pPr>
+        <w:pStyle w:val="Heading1"/>
+      </w:pPr>
+      <w:r>
+        <w:t xml:space="preserve"># 17.1 hábito diário</w:t>
+      </w:r>
+    </w:p>
+    <w:p>
+      <w:pPr>
+        <w:pStyle w:val="FirstParagraph"/>
+      </w:pPr>
+      <w:r>
+        <w:t xml:space="preserve">Leia uma seção atual de HHS, eCFR ou NIST.</w:t>
+      </w:r>
+    </w:p>
+    <w:p>
+      <w:pPr>
+        <w:pStyle w:val="BodyText"/>
+      </w:pPr>
+      <w:r>
+        <w:t xml:space="preserve">Explique um requisito em suas próprias palavras.</w:t>
+      </w:r>
+    </w:p>
+    <w:p>
+      <w:pPr>
+        <w:pStyle w:val="BodyText"/>
+      </w:pPr>
+      <w:r>
+        <w:t xml:space="preserve">Criar uma prova fictícia.</w:t>
+      </w:r>
+    </w:p>
+    <w:p>
+      <w:pPr>
+        <w:pStyle w:val="BodyText"/>
+      </w:pPr>
+      <w:r>
+        <w:t xml:space="preserve">Reveja-o para completude, sensibilidade e datas.</w:t>
+      </w:r>
+    </w:p>
+    <w:p>
+      <w:pPr>
+        <w:pStyle w:val="BodyText"/>
+      </w:pPr>
+      <w:r>
+        <w:t xml:space="preserve">Adicione uma correção ou lição ao portfólio.</w:t>
+      </w:r>
+    </w:p>
+    <w:bookmarkEnd w:id="139"/>
+    <w:bookmarkStart w:id="140" w:name="preparação-da-entrevista"/>
+    <w:p>
+      <w:pPr>
+        <w:pStyle w:val="Heading1"/>
+      </w:pPr>
+      <w:r>
+        <w:t xml:space="preserve">18. Preparação da entrevista</w:t>
+      </w:r>
+    </w:p>
+    <w:p>
+      <w:pPr>
+        <w:pStyle w:val="FirstParagraph"/>
+      </w:pPr>
       <w:r>
         <w:rPr>
-          <w:b/>
-          <w:bCs/>
-        </w:rPr>
-        <w:t xml:space="preserve"> </w:t>
-      </w:r>
-      <w:r>
-        <w:t xml:space="preserve"> </w:t>
-      </w:r>
-      <w:r>
-        <w:t xml:space="preserve">Saída exigida**</w:t>
-      </w:r>
-      <w:r>
-        <w:t xml:space="preserve"> </w:t>
-      </w:r>
-      <w:r>
-        <w:t xml:space="preserve">“——————————————————————————————————————————————————————————————————————————————————————————</w:t>
-      </w:r>
-      <w:r>
-        <w:t xml:space="preserve"> </w:t>
-      </w:r>
-      <w:r>
-        <w:t xml:space="preserve">• Semana 1 • Escopo, funções, PHI/ePHI, regra de privacidade □ Memo de escopo, mapa de dados, exemplo de uso/divulgação</w:t>
-      </w:r>
-      <w:r>
-        <w:t xml:space="preserve"> </w:t>
-      </w:r>
-      <w:r>
-        <w:t xml:space="preserve">• Semana 2 • Regra de segurança e análise de risco</w:t>
-      </w:r>
-      <w:r>
-        <w:t xml:space="preserve"> </w:t>
-      </w:r>
-      <w:r>
-        <w:t xml:space="preserve">Semana 3 Direitos, violação, fornecedores, Parte 2 Arquivo de Direitos, avaliação de violação, revisão de fornecedores</w:t>
-      </w:r>
-      <w:r>
-        <w:t xml:space="preserve"> </w:t>
-      </w:r>
-      <w:r>
-        <w:t xml:space="preserve">• Semana 4 • Ferramentas, portfólio, entrevista</w:t>
-      </w:r>
-    </w:p>
-    <w:bookmarkEnd w:id="127"/>
-    <w:bookmarkStart w:id="128" w:name="hábito-diário"/>
-    <w:p>
-      <w:pPr>
-        <w:pStyle w:val="Heading1"/>
-      </w:pPr>
-      <w:r>
-        <w:t xml:space="preserve"># 17.1 hábito diário</w:t>
-      </w:r>
-    </w:p>
-    <w:p>
-      <w:pPr>
-        <w:pStyle w:val="FirstParagraph"/>
-      </w:pPr>
-      <w:r>
-        <w:t xml:space="preserve">Leia uma seção atual de HHS, eCFR ou NIST.</w:t>
-      </w:r>
-    </w:p>
-    <w:p>
-      <w:pPr>
-        <w:pStyle w:val="BodyText"/>
-      </w:pPr>
-      <w:r>
-        <w:t xml:space="preserve">Explique um requisito em suas próprias palavras.</w:t>
-      </w:r>
-    </w:p>
-    <w:p>
-      <w:pPr>
-        <w:pStyle w:val="BodyText"/>
-      </w:pPr>
-      <w:r>
-        <w:t xml:space="preserve">Criar uma prova fictícia.</w:t>
-      </w:r>
-    </w:p>
-    <w:p>
-      <w:pPr>
-        <w:pStyle w:val="BodyText"/>
-      </w:pPr>
-      <w:r>
-        <w:t xml:space="preserve">Reveja-o para completude, sensibilidade e datas.</w:t>
-      </w:r>
-    </w:p>
-    <w:p>
-      <w:pPr>
-        <w:pStyle w:val="BodyText"/>
-      </w:pPr>
-      <w:r>
-        <w:t xml:space="preserve">Adicione uma correção ou lição ao portfólio.</w:t>
-      </w:r>
-    </w:p>
-    <w:bookmarkEnd w:id="128"/>
-    <w:bookmarkStart w:id="129" w:name="preparação-da-entrevista"/>
-    <w:p>
-      <w:pPr>
-        <w:pStyle w:val="Heading1"/>
-      </w:pPr>
-      <w:r>
-        <w:t xml:space="preserve">18. Preparação da entrevista</w:t>
-      </w:r>
-    </w:p>
-    <w:p>
-      <w:pPr>
-        <w:pStyle w:val="FirstParagraph"/>
-      </w:pPr>
-      <w:r>
-        <w:rPr>
+          <w:iCs/>
           <w:i/>
-          <w:iCs/>
         </w:rPr>
         <w:t xml:space="preserve">Perguntas e respostas curtas para analistas e gestores.</w:t>
       </w:r>
     </w:p>
-    <w:bookmarkEnd w:id="129"/>
-    <w:bookmarkStart w:id="130" w:name="quem-deve-cumprir-com-hipaa"/>
+    <w:bookmarkEnd w:id="140"/>
+    <w:bookmarkStart w:id="141" w:name="quem-deve-cumprir-com-hipaa"/>
     <w:p>
       <w:pPr>
         <w:pStyle w:val="Heading1"/>
@@ -7249,8 +7249,8 @@
         <w:t xml:space="preserve">Entidades cobertas, associados comerciais e certos arranjos relacionados. As entidades cobertas incluem planos de saúde, centros de compensação e prestadores qualificados que realizam transações eletrônicas.</w:t>
       </w:r>
     </w:p>
-    <w:bookmarkEnd w:id="130"/>
-    <w:bookmarkStart w:id="131" w:name="o-que-é-phi"/>
+    <w:bookmarkEnd w:id="141"/>
+    <w:bookmarkStart w:id="142" w:name="o-que-é-phi"/>
     <w:p>
       <w:pPr>
         <w:pStyle w:val="Heading1"/>
@@ -7267,8 +7267,8 @@
         <w:t xml:space="preserve">Informações de saúde individualmente identificáveis detidas ou transmitidas por uma entidade coberta ou associada comercial, sujeitas a exclusões regulamentares.</w:t>
       </w:r>
     </w:p>
-    <w:bookmarkEnd w:id="131"/>
-    <w:bookmarkStart w:id="132" w:name="phi-versus-ephi"/>
+    <w:bookmarkEnd w:id="142"/>
+    <w:bookmarkStart w:id="143" w:name="phi-versus-ephi"/>
     <w:p>
       <w:pPr>
         <w:pStyle w:val="Heading1"/>
@@ -7285,8 +7285,8 @@
         <w:t xml:space="preserve">PHI pode ser eletrônico, papel ou oral. O ePHI é PHI mantido ou transmitido eletronicamente e é o foco da Regra de Segurança.</w:t>
       </w:r>
     </w:p>
-    <w:bookmarkEnd w:id="132"/>
-    <w:bookmarkStart w:id="133" w:name="o-que-é-mínimo-necessário"/>
+    <w:bookmarkEnd w:id="143"/>
+    <w:bookmarkStart w:id="144" w:name="o-que-é-mínimo-necessário"/>
     <w:p>
       <w:pPr>
         <w:pStyle w:val="Heading1"/>
@@ -7303,8 +7303,8 @@
         <w:t xml:space="preserve">Quando aplicável, limite o uso de PHI, a divulgação e os pedidos para o que é razoavelmente necessário para a finalidade.</w:t>
       </w:r>
     </w:p>
-    <w:bookmarkEnd w:id="133"/>
-    <w:bookmarkStart w:id="134" w:name="o-que-é-uma-análise-de-risco-hipaa"/>
+    <w:bookmarkEnd w:id="144"/>
+    <w:bookmarkStart w:id="145" w:name="o-que-é-uma-análise-de-risco-hipaa"/>
     <w:p>
       <w:pPr>
         <w:pStyle w:val="Heading1"/>
@@ -7321,8 +7321,8 @@
         <w:t xml:space="preserve">Uma avaliação precisa e completa dos potenciais riscos e vulnerabilidades à confidencialidade, integridade e disponibilidade de todos os ePHI detidos pela entidade regulamentada.</w:t>
       </w:r>
     </w:p>
-    <w:bookmarkEnd w:id="134"/>
-    <w:bookmarkStart w:id="135" w:name="endereçável-significa-opcional"/>
+    <w:bookmarkEnd w:id="145"/>
+    <w:bookmarkStart w:id="146" w:name="endereçável-significa-opcional"/>
     <w:p>
       <w:pPr>
         <w:pStyle w:val="Heading1"/>
@@ -7339,8 +7339,8 @@
         <w:t xml:space="preserve">Não. Avaliar o caderno de especificações e implementá-lo se for razoável e adequado. Caso contrário, documentar a decisão e utilizar uma alternativa equivalente quando razoável e adequada.</w:t>
       </w:r>
     </w:p>
-    <w:bookmarkEnd w:id="135"/>
-    <w:bookmarkStart w:id="136" w:name="qual-é-o-padrão-de-violação"/>
+    <w:bookmarkEnd w:id="146"/>
+    <w:bookmarkStart w:id="147" w:name="qual-é-o-padrão-de-violação"/>
     <w:p>
       <w:pPr>
         <w:pStyle w:val="Heading1"/>
@@ -7357,8 +7357,8 @@
         <w:t xml:space="preserve">Presume-se que uma utilização ou divulgação impermissíveis é uma violação, a menos que uma avaliação documentada de quatro fatores mostre uma baixa probabilidade de que a PHI tenha sido comprometida ou de que seja aplicada uma exceção.</w:t>
       </w:r>
     </w:p>
-    <w:bookmarkEnd w:id="136"/>
-    <w:bookmarkStart w:id="137" w:name="Xdd3017165e0d57ef0e4d29305e353b3d0786126"/>
+    <w:bookmarkEnd w:id="147"/>
+    <w:bookmarkStart w:id="148" w:name="Xdd3017165e0d57ef0e4d29305e353b3d0786126"/>
     <w:p>
       <w:pPr>
         <w:pStyle w:val="Heading1"/>
@@ -7375,8 +7375,8 @@
         <w:t xml:space="preserve">Eles seguem o BAAs e aplicam os deveres HIPAA, protegem o ePHI, gerenciam subcontratantes, reportam incidentes e violações, direitos de suporte e retornam ou destroem o PHI conforme necessário.</w:t>
       </w:r>
     </w:p>
-    <w:bookmarkEnd w:id="137"/>
-    <w:bookmarkStart w:id="138" w:name="X5485fe0bfc823e593027fcd8fc6a24721041e21"/>
+    <w:bookmarkEnd w:id="148"/>
+    <w:bookmarkStart w:id="149" w:name="X5485fe0bfc823e593027fcd8fc6a24721041e21"/>
     <w:p>
       <w:pPr>
         <w:pStyle w:val="Heading1"/>
@@ -7393,8 +7393,8 @@
         <w:t xml:space="preserve">Use completa, datada evidência que conecta escopo, risco, exigência, implementação, proprietário, revisão, exceção, ação corretiva e reteste.</w:t>
       </w:r>
     </w:p>
-    <w:bookmarkEnd w:id="138"/>
-    <w:bookmarkStart w:id="139" w:name="resposta-de-60-segundos-do-gerente"/>
+    <w:bookmarkEnd w:id="149"/>
+    <w:bookmarkStart w:id="150" w:name="resposta-de-60-segundos-do-gerente"/>
     <w:p>
       <w:pPr>
         <w:pStyle w:val="Heading1"/>
@@ -7417,8 +7417,8 @@
         <w:t xml:space="preserve">O que é que se passa?</w:t>
       </w:r>
     </w:p>
-    <w:bookmarkEnd w:id="139"/>
-    <w:bookmarkStart w:id="141" w:name="modelos-e-listas-de-verificação"/>
+    <w:bookmarkEnd w:id="150"/>
+    <w:bookmarkStart w:id="152" w:name="modelos-e-listas-de-verificação"/>
     <w:p>
       <w:pPr>
         <w:pStyle w:val="Heading1"/>
@@ -7429,17 +7429,17 @@
     </w:p>
     <w:p>
       <w:pPr>
+        <w:numPr>
+          <w:ilvl w:val="0"/>
+          <w:numId w:val="1058"/>
+        </w:numPr>
         <w:pStyle w:val="Compact"/>
-        <w:numPr>
-          <w:ilvl w:val="0"/>
-          <w:numId w:val="1058"/>
-        </w:numPr>
       </w:pPr>
       <w:r>
         <w:t xml:space="preserve">Estruturas práticas para um sistema organizacional aprovado.*</w:t>
       </w:r>
     </w:p>
-    <w:bookmarkStart w:id="140" w:name="campos-de-inventário-ephi"/>
+    <w:bookmarkStart w:id="151" w:name="campos-de-inventário-ephi"/>
     <w:p>
       <w:pPr>
         <w:pStyle w:val="Heading2"/>
@@ -7520,9 +7520,9 @@
         <w:t xml:space="preserve">Última revisão, alterar gatilho e próxima revisão</w:t>
       </w:r>
     </w:p>
-    <w:bookmarkEnd w:id="140"/>
-    <w:bookmarkEnd w:id="141"/>
-    <w:bookmarkStart w:id="142" w:name="campos-de-registo-de-riscos"/>
+    <w:bookmarkEnd w:id="151"/>
+    <w:bookmarkEnd w:id="152"/>
+    <w:bookmarkStart w:id="153" w:name="campos-de-registo-de-riscos"/>
     <w:p>
       <w:pPr>
         <w:pStyle w:val="Heading1"/>
@@ -7595,8 +7595,8 @@
         <w:t xml:space="preserve">Validação e nova prova</w:t>
       </w:r>
     </w:p>
-    <w:bookmarkEnd w:id="142"/>
-    <w:bookmarkStart w:id="146" w:name="quebrar-a-folha-de-factos"/>
+    <w:bookmarkEnd w:id="153"/>
+    <w:bookmarkStart w:id="157" w:name="quebrar-a-folha-de-factos"/>
     <w:p>
       <w:pPr>
         <w:pStyle w:val="Heading1"/>
@@ -7605,7 +7605,7 @@
         <w:t xml:space="preserve"># 19.3 Quebrar a folha de factos</w:t>
       </w:r>
     </w:p>
-    <w:bookmarkStart w:id="143" w:name="informação-necessária"/>
+    <w:bookmarkStart w:id="154" w:name="informação-necessária"/>
     <w:p>
       <w:pPr>
         <w:pStyle w:val="Heading2"/>
@@ -7664,8 +7664,8 @@
         <w:t xml:space="preserve">□ Acção □ Correcção, sanções, formação, testes, lições</w:t>
       </w:r>
     </w:p>
-    <w:bookmarkEnd w:id="143"/>
-    <w:bookmarkStart w:id="144" w:name="lista-de-verificação-baa"/>
+    <w:bookmarkEnd w:id="154"/>
+    <w:bookmarkStart w:id="155" w:name="lista-de-verificação-baa"/>
     <w:p>
       <w:pPr>
         <w:pStyle w:val="Heading2"/>
@@ -7754,8 +7754,8 @@
         <w:t xml:space="preserve">Contatos, locais, mudanças e cadência de revisão</w:t>
       </w:r>
     </w:p>
-    <w:bookmarkEnd w:id="144"/>
-    <w:bookmarkStart w:id="145" w:name="X05ef9d0916657bf18818d99f9b705cc1b9846d6"/>
+    <w:bookmarkEnd w:id="155"/>
+    <w:bookmarkStart w:id="156" w:name="X05ef9d0916657bf18818d99f9b705cc1b9846d6"/>
     <w:p>
       <w:pPr>
         <w:pStyle w:val="Heading2"/>
@@ -7844,9 +7844,9 @@
         <w:t xml:space="preserve">Políticas atuais e documentação necessária retida seis anos</w:t>
       </w:r>
     </w:p>
-    <w:bookmarkEnd w:id="145"/>
-    <w:bookmarkEnd w:id="146"/>
-    <w:bookmarkStart w:id="147" w:name="glossário"/>
+    <w:bookmarkEnd w:id="156"/>
+    <w:bookmarkEnd w:id="157"/>
+    <w:bookmarkStart w:id="158" w:name="glossário"/>
     <w:p>
       <w:pPr>
         <w:pStyle w:val="Heading1"/>
@@ -7861,8 +7861,8 @@
       </w:pPr>
       <w:r>
         <w:rPr>
+          <w:iCs/>
           <w:i/>
-          <w:iCs/>
         </w:rPr>
         <w:t xml:space="preserve">Definições em inglês de HIPAA importantes e termos de privacidade em saúde.</w:t>
       </w:r>
@@ -7873,8 +7873,8 @@
       </w:pPr>
       <w:r>
         <w:rPr>
+          <w:bCs/>
           <w:b/>
-          <w:bCs/>
         </w:rPr>
         <w:t xml:space="preserve">Especificação de implementação endereçável.</w:t>
       </w:r>
@@ -7895,11 +7895,11 @@
     </w:p>
     <w:p>
       <w:pPr>
+        <w:numPr>
+          <w:ilvl w:val="0"/>
+          <w:numId w:val="1059"/>
+        </w:numPr>
         <w:pStyle w:val="Compact"/>
-        <w:numPr>
-          <w:ilvl w:val="0"/>
-          <w:numId w:val="1059"/>
-        </w:numPr>
       </w:pPr>
       <w:r>
         <w:t xml:space="preserve">Violação.** Uma aquisição, acesso, uso ou divulgação impermissíveis que comprometa a segurança ou privacidade da PHI, sujeita à presunção, avaliação de risco e exceções da regra.</w:t>
@@ -7935,8 +7935,8 @@
       </w:pPr>
       <w:r>
         <w:rPr>
+          <w:bCs/>
           <w:b/>
-          <w:bCs/>
         </w:rPr>
         <w:t xml:space="preserve">ePHI.</w:t>
       </w:r>
@@ -7977,8 +7977,8 @@
       </w:pPr>
       <w:r>
         <w:rPr>
+          <w:bCs/>
           <w:b/>
-          <w:bCs/>
         </w:rPr>
         <w:t xml:space="preserve">Parte 2.</w:t>
       </w:r>
@@ -7995,8 +7995,8 @@
       </w:pPr>
       <w:r>
         <w:rPr>
+          <w:bCs/>
           <w:b/>
-          <w:bCs/>
         </w:rPr>
         <w:t xml:space="preserve">PHI.</w:t>
       </w:r>
@@ -8053,500 +8053,500 @@
       </w:pPr>
       <w:r>
         <w:rPr>
+          <w:bCs/>
           <w:b/>
-          <w:bCs/>
         </w:rPr>
         <w:t xml:space="preserve">Tratamento, pagamento e operações de saúde.</w:t>
       </w:r>
       <w:r>
         <w:rPr>
+          <w:bCs/>
           <w:b/>
+        </w:rPr>
+        <w:t xml:space="preserve"> </w:t>
+      </w:r>
+      <w:r>
+        <w:t xml:space="preserve"> </w:t>
+      </w:r>
+      <w:r>
+        <w:t xml:space="preserve">Categorias principais para uso e divulgação de IPH permitidos segundo a regra.</w:t>
+      </w:r>
+    </w:p>
+    <w:p>
+      <w:pPr>
+        <w:pStyle w:val="BodyText"/>
+      </w:pPr>
+      <w:r>
+        <w:t xml:space="preserve">** PHI não seguro.** PHI não tornou inutilizável, ilegível ou indecifrável através de tecnologia ou metodologia especificada pelo HHS.</w:t>
+      </w:r>
+    </w:p>
+    <w:bookmarkEnd w:id="158"/>
+    <w:bookmarkStart w:id="160" w:name="índice-de-assuntos"/>
+    <w:p>
+      <w:pPr>
+        <w:pStyle w:val="Heading1"/>
+      </w:pPr>
+      <w:r>
+        <w:t xml:space="preserve">21. Índice de assuntos</w:t>
+      </w:r>
+    </w:p>
+    <w:p>
+      <w:pPr>
+        <w:numPr>
+          <w:ilvl w:val="0"/>
+          <w:numId w:val="1060"/>
+        </w:numPr>
+        <w:pStyle w:val="Compact"/>
+      </w:pPr>
+      <w:r>
+        <w:t xml:space="preserve">Um guia alfabético para tópicos principais. As referências apontam para seções para que o índice permaneça útil após a edição.*</w:t>
+      </w:r>
+    </w:p>
+    <w:bookmarkStart w:id="159" w:name="secções"/>
+    <w:p>
+      <w:pPr>
+        <w:pStyle w:val="Heading2"/>
+      </w:pPr>
+      <w:r>
+        <w:t xml:space="preserve">Secções</w:t>
+      </w:r>
+    </w:p>
+    <w:p>
+      <w:pPr>
+        <w:pStyle w:val="FirstParagraph"/>
+      </w:pPr>
+      <w:r>
+        <w:t xml:space="preserve">• Direito de acesso 4, 12.2, 19 • Aviso de práticas de privacidade</w:t>
+      </w:r>
+      <w:r>
+        <w:t xml:space="preserve"> </w:t>
+      </w:r>
+      <w:r>
+        <w:t xml:space="preserve">□ Ferramentas de código aberto 5.2, 20</w:t>
+      </w:r>
+      <w:r>
+        <w:t xml:space="preserve"> </w:t>
+      </w:r>
+      <w:r>
+        <w:t xml:space="preserve">6 , 12.1 , Parte 2 , 10 ,</w:t>
+      </w:r>
+      <w:r>
+        <w:t xml:space="preserve"> </w:t>
+      </w:r>
+      <w:r>
+        <w:t xml:space="preserve">• Autorização • 3.3, 12,2</w:t>
+      </w:r>
+      <w:r>
+        <w:t xml:space="preserve"> </w:t>
+      </w:r>
+      <w:r>
+        <w:t xml:space="preserve">□ Violação □ 8, 12.3, 19.3 □ Salvaguardas físicas</w:t>
+      </w:r>
+      <w:r>
+        <w:t xml:space="preserve"> </w:t>
+      </w:r>
+      <w:r>
+        <w:t xml:space="preserve">Associação de empresas .. 2.2, 9, 19.4 .</w:t>
+      </w:r>
+      <w:r>
+        <w:t xml:space="preserve"> </w:t>
+      </w:r>
+      <w:r>
+        <w:t xml:space="preserve">De-identificação 2.4, 3.5</w:t>
+      </w:r>
+      <w:r>
+        <w:t xml:space="preserve"> </w:t>
+      </w:r>
+      <w:r>
+        <w:t xml:space="preserve">Análise de risco</w:t>
+      </w:r>
+      <w:r>
+        <w:t xml:space="preserve"> </w:t>
+      </w:r>
+      <w:r>
+        <w:t xml:space="preserve">• Execução □ 11, 12, 4 • Incidente de segurança</w:t>
+      </w:r>
+      <w:r>
+        <w:t xml:space="preserve"> </w:t>
+      </w:r>
+      <w:r>
+        <w:t xml:space="preserve">Artigo 1.o</w:t>
+      </w:r>
+      <w:r>
+        <w:t xml:space="preserve"> </w:t>
+      </w:r>
+      <w:r>
+        <w:t xml:space="preserve">• Direitos individuais • 4 • salvaguardas técnicas</w:t>
+      </w:r>
+      <w:r>
+        <w:t xml:space="preserve"> </w:t>
+      </w:r>
+      <w:r>
+        <w:t xml:space="preserve">• Analista júnior ; 14 , 16–18</w:t>
+      </w:r>
+      <w:r>
+        <w:t xml:space="preserve"> </w:t>
+      </w:r>
+      <w:r>
+        <w:t xml:space="preserve">• Mínimo de necessidade • 3.4, 12,2 • Formação da força de trabalho • 6, 12.1</w:t>
+      </w:r>
+    </w:p>
+    <w:bookmarkEnd w:id="159"/>
+    <w:bookmarkEnd w:id="160"/>
+    <w:bookmarkStart w:id="175" w:name="referências-oficiais-e-estudo-adicional"/>
+    <w:p>
+      <w:pPr>
+        <w:pStyle w:val="Heading1"/>
+      </w:pPr>
+      <w:r>
+        <w:t xml:space="preserve">22. Referências Oficiais e Estudo Adicional</w:t>
+      </w:r>
+    </w:p>
+    <w:p>
+      <w:pPr>
+        <w:numPr>
+          <w:ilvl w:val="0"/>
+          <w:numId w:val="1061"/>
+        </w:numPr>
+        <w:pStyle w:val="Compact"/>
+      </w:pPr>
+      <w:r>
+        <w:t xml:space="preserve">Lei atual do governo, orientação, ferramentas e documentação oficial do projeto usada para verificação.*</w:t>
+      </w:r>
+    </w:p>
+    <w:p>
+      <w:pPr>
+        <w:pStyle w:val="FirstParagraph"/>
+      </w:pPr>
+      <w:hyperlink r:id="rId161">
+        <w:r>
+          <w:rPr>
+            <w:rStyle w:val="Hyperlink"/>
+          </w:rPr>
+          <w:t xml:space="preserve">eCFR — 45 CFR Parte 160</w:t>
+        </w:r>
+      </w:hyperlink>
+    </w:p>
+    <w:p>
+      <w:pPr>
+        <w:pStyle w:val="BodyText"/>
+      </w:pPr>
+      <w:hyperlink r:id="rId162">
+        <w:r>
+          <w:rPr>
+            <w:rStyle w:val="Hyperlink"/>
+          </w:rPr>
+          <w:t xml:space="preserve">eCFR — 45 CFR Parte 164</w:t>
+        </w:r>
+      </w:hyperlink>
+    </w:p>
+    <w:p>
+      <w:pPr>
+        <w:pStyle w:val="BodyText"/>
+      </w:pPr>
+      <w:hyperlink r:id="rId163">
+        <w:r>
+          <w:rPr>
+            <w:rStyle w:val="Hyperlink"/>
+          </w:rPr>
+          <w:t xml:space="preserve">HHS — HIPAA para Profissionais</w:t>
+        </w:r>
+      </w:hyperlink>
+    </w:p>
+    <w:p>
+      <w:pPr>
+        <w:pStyle w:val="BodyText"/>
+      </w:pPr>
+      <w:hyperlink r:id="rId164">
+        <w:r>
+          <w:rPr>
+            <w:rStyle w:val="Hyperlink"/>
+          </w:rPr>
+          <w:t xml:space="preserve">HHS — Regra de privacidade</w:t>
+        </w:r>
+      </w:hyperlink>
+    </w:p>
+    <w:p>
+      <w:pPr>
+        <w:pStyle w:val="BodyText"/>
+      </w:pPr>
+      <w:hyperlink r:id="rId165">
+        <w:r>
+          <w:rPr>
+            <w:rStyle w:val="Hyperlink"/>
+          </w:rPr>
+          <w:t xml:space="preserve">HHS — Regra de segurança</w:t>
+        </w:r>
+      </w:hyperlink>
+    </w:p>
+    <w:p>
+      <w:pPr>
+        <w:pStyle w:val="BodyText"/>
+      </w:pPr>
+      <w:hyperlink r:id="rId166">
+        <w:r>
+          <w:rPr>
+            <w:rStyle w:val="Hyperlink"/>
+          </w:rPr>
+          <w:t xml:space="preserve">HHS — Regra de notificação de violação</w:t>
+        </w:r>
+      </w:hyperlink>
+    </w:p>
+    <w:p>
+      <w:pPr>
+        <w:pStyle w:val="BodyText"/>
+      </w:pPr>
+      <w:hyperlink r:id="rId167">
+        <w:r>
+          <w:rPr>
+            <w:rStyle w:val="Hyperlink"/>
+          </w:rPr>
+          <w:t xml:space="preserve">HHS — Orientação para a Análise de Riscos</w:t>
+        </w:r>
+      </w:hyperlink>
+    </w:p>
+    <w:p>
+      <w:pPr>
+        <w:pStyle w:val="BodyText"/>
+      </w:pPr>
+      <w:hyperlink r:id="rId168">
+        <w:r>
+          <w:rPr>
+            <w:rStyle w:val="Hyperlink"/>
+          </w:rPr>
+          <w:t xml:space="preserve">HHS — HIPAA Audit Protocol</w:t>
+        </w:r>
+      </w:hyperlink>
+    </w:p>
+    <w:p>
+      <w:pPr>
+        <w:pStyle w:val="BodyText"/>
+      </w:pPr>
+      <w:hyperlink r:id="rId169">
+        <w:r>
+          <w:rPr>
+            <w:rStyle w:val="Hyperlink"/>
+          </w:rPr>
+          <w:t xml:space="preserve">HHS — Provisões para acordos associados às empresas</w:t>
+        </w:r>
+      </w:hyperlink>
+    </w:p>
+    <w:p>
+      <w:pPr>
+        <w:pStyle w:val="BodyText"/>
+      </w:pPr>
+      <w:hyperlink r:id="rId170">
+        <w:r>
+          <w:rPr>
+            <w:rStyle w:val="Hyperlink"/>
+          </w:rPr>
+          <w:t xml:space="preserve">HHS — 42 CFR Parte 2</w:t>
+        </w:r>
+      </w:hyperlink>
+    </w:p>
+    <w:p>
+      <w:pPr>
+        <w:pStyle w:val="BodyText"/>
+      </w:pPr>
+      <w:hyperlink r:id="rId171">
+        <w:r>
+          <w:rPr>
+            <w:rStyle w:val="Hyperlink"/>
+          </w:rPr>
+          <w:t xml:space="preserve">HHS — Estado da regra da saúde reprodutiva</w:t>
+        </w:r>
+      </w:hyperlink>
+    </w:p>
+    <w:p>
+      <w:pPr>
+        <w:pStyle w:val="BodyText"/>
+      </w:pPr>
+      <w:hyperlink r:id="rId172">
+        <w:r>
+          <w:rPr>
+            <w:rStyle w:val="Hyperlink"/>
+          </w:rPr>
+          <w:t xml:space="preserve">HHS — Regra de segurança NRM</w:t>
+        </w:r>
+      </w:hyperlink>
+    </w:p>
+    <w:p>
+      <w:pPr>
+        <w:pStyle w:val="BodyText"/>
+      </w:pPr>
+      <w:hyperlink r:id="rId173">
+        <w:r>
+          <w:rPr>
+            <w:rStyle w:val="Hyperlink"/>
+          </w:rPr>
+          <w:t xml:space="preserve">NIST SP 800-66 Rev. 2</w:t>
+        </w:r>
+      </w:hyperlink>
+    </w:p>
+    <w:p>
+      <w:pPr>
+        <w:pStyle w:val="BodyText"/>
+      </w:pPr>
+      <w:hyperlink r:id="rId127">
+        <w:r>
+          <w:rPr>
+            <w:rStyle w:val="Hyperlink"/>
+          </w:rPr>
+          <w:t xml:space="preserve">HealthIT.gov — Ferramenta de Avaliação do Risco de Segurança</w:t>
+        </w:r>
+      </w:hyperlink>
+    </w:p>
+    <w:p>
+      <w:pPr>
+        <w:pStyle w:val="BodyText"/>
+      </w:pPr>
+      <w:hyperlink r:id="rId174">
+        <w:r>
+          <w:rPr>
+            <w:rStyle w:val="Hyperlink"/>
+          </w:rPr>
+          <w:t xml:space="preserve">Documentação do Assistente CISO</w:t>
+        </w:r>
+      </w:hyperlink>
+    </w:p>
+    <w:p>
+      <w:pPr>
+        <w:pStyle w:val="BodyText"/>
+      </w:pPr>
+      <w:hyperlink r:id="rId97">
+        <w:r>
+          <w:rPr>
+            <w:rStyle w:val="Hyperlink"/>
+          </w:rPr>
+          <w:t xml:space="preserve">Documentação wazuh</w:t>
+        </w:r>
+      </w:hyperlink>
+    </w:p>
+    <w:p>
+      <w:pPr>
+        <w:pStyle w:val="BodyText"/>
+      </w:pPr>
+      <w:hyperlink r:id="rId99">
+        <w:r>
+          <w:rPr>
+            <w:rStyle w:val="Hyperlink"/>
+          </w:rPr>
+          <w:t xml:space="preserve">Documentação OpenSCAP</w:t>
+        </w:r>
+      </w:hyperlink>
+    </w:p>
+    <w:p>
+      <w:pPr>
+        <w:pStyle w:val="BodyText"/>
+      </w:pPr>
+      <w:hyperlink r:id="rId103">
+        <w:r>
+          <w:rPr>
+            <w:rStyle w:val="Hyperlink"/>
+          </w:rPr>
+          <w:t xml:space="preserve">Documentação da edição comunitária de Greenbone</w:t>
+        </w:r>
+      </w:hyperlink>
+    </w:p>
+    <w:p>
+      <w:pPr>
+        <w:pStyle w:val="BodyText"/>
+      </w:pPr>
+      <w:hyperlink r:id="rId106">
+        <w:r>
+          <w:rPr>
+            <w:rStyle w:val="Hyperlink"/>
+          </w:rPr>
+          <w:t xml:space="preserve">documentação de osquery</w:t>
+        </w:r>
+      </w:hyperlink>
+    </w:p>
+    <w:p>
+      <w:pPr>
+        <w:pStyle w:val="BodyText"/>
+      </w:pPr>
+      <w:hyperlink r:id="rId109">
+        <w:r>
+          <w:rPr>
+            <w:rStyle w:val="Hyperlink"/>
+          </w:rPr>
+          <w:t xml:space="preserve">Documentação trivy</w:t>
+        </w:r>
+      </w:hyperlink>
+    </w:p>
+    <w:p>
+      <w:pPr>
+        <w:pStyle w:val="BodyText"/>
+      </w:pPr>
+      <w:hyperlink r:id="rId112">
+        <w:r>
+          <w:rPr>
+            <w:rStyle w:val="Hyperlink"/>
+          </w:rPr>
+          <w:t xml:space="preserve">OWASP documentação ZAP</w:t>
+        </w:r>
+      </w:hyperlink>
+    </w:p>
+    <w:p>
+      <w:pPr>
+        <w:pStyle w:val="BodyText"/>
+      </w:pPr>
+      <w:hyperlink r:id="rId115">
+        <w:r>
+          <w:rPr>
+            <w:rStyle w:val="Hyperlink"/>
+          </w:rPr>
+          <w:t xml:space="preserve">Documentação do keycloak</w:t>
+        </w:r>
+      </w:hyperlink>
+    </w:p>
+    <w:p>
+      <w:pPr>
+        <w:pStyle w:val="BodyText"/>
+      </w:pPr>
+      <w:hyperlink r:id="rId118">
+        <w:r>
+          <w:rPr>
+            <w:rStyle w:val="Hyperlink"/>
+          </w:rPr>
+          <w:t xml:space="preserve">DefectDojo documentation</w:t>
+        </w:r>
+      </w:hyperlink>
+    </w:p>
+    <w:p>
+      <w:pPr>
+        <w:pStyle w:val="BodyText"/>
+      </w:pPr>
+      <w:hyperlink r:id="rId121">
+        <w:r>
+          <w:rPr>
+            <w:rStyle w:val="Hyperlink"/>
+          </w:rPr>
+          <w:t xml:space="preserve">Documentação do Velociraptor</w:t>
+        </w:r>
+      </w:hyperlink>
+    </w:p>
+    <w:p>
+      <w:pPr>
+        <w:pStyle w:val="BodyText"/>
+      </w:pPr>
+      <w:hyperlink r:id="rId124">
+        <w:r>
+          <w:rPr>
+            <w:rStyle w:val="Hyperlink"/>
+          </w:rPr>
+          <w:t xml:space="preserve">Documentação do agente de política aberta</w:t>
+        </w:r>
+      </w:hyperlink>
+    </w:p>
+    <w:p>
+      <w:pPr>
+        <w:pStyle w:val="BodyText"/>
+      </w:pPr>
+      <w:r>
+        <w:rPr>
           <w:bCs/>
-        </w:rPr>
-        <w:t xml:space="preserve"> </w:t>
-      </w:r>
-      <w:r>
-        <w:t xml:space="preserve"> </w:t>
-      </w:r>
-      <w:r>
-        <w:t xml:space="preserve">Categorias principais para uso e divulgação de IPH permitidos segundo a regra.</w:t>
-      </w:r>
-    </w:p>
-    <w:p>
-      <w:pPr>
-        <w:pStyle w:val="BodyText"/>
-      </w:pPr>
-      <w:r>
-        <w:t xml:space="preserve">** PHI não seguro.** PHI não tornou inutilizável, ilegível ou indecifrável através de tecnologia ou metodologia especificada pelo HHS.</w:t>
-      </w:r>
-    </w:p>
-    <w:bookmarkEnd w:id="147"/>
-    <w:bookmarkStart w:id="149" w:name="índice-de-assuntos"/>
-    <w:p>
-      <w:pPr>
-        <w:pStyle w:val="Heading1"/>
-      </w:pPr>
-      <w:r>
-        <w:t xml:space="preserve">21. Índice de assuntos</w:t>
-      </w:r>
-    </w:p>
-    <w:p>
-      <w:pPr>
-        <w:pStyle w:val="Compact"/>
-        <w:numPr>
-          <w:ilvl w:val="0"/>
-          <w:numId w:val="1060"/>
-        </w:numPr>
-      </w:pPr>
-      <w:r>
-        <w:t xml:space="preserve">Um guia alfabético para tópicos principais. As referências apontam para seções para que o índice permaneça útil após a edição.*</w:t>
-      </w:r>
-    </w:p>
-    <w:bookmarkStart w:id="148" w:name="secções"/>
-    <w:p>
-      <w:pPr>
-        <w:pStyle w:val="Heading2"/>
-      </w:pPr>
-      <w:r>
-        <w:t xml:space="preserve">Secções</w:t>
-      </w:r>
-    </w:p>
-    <w:p>
-      <w:pPr>
-        <w:pStyle w:val="FirstParagraph"/>
-      </w:pPr>
-      <w:r>
-        <w:t xml:space="preserve">• Direito de acesso 4, 12.2, 19 • Aviso de práticas de privacidade</w:t>
-      </w:r>
-      <w:r>
-        <w:t xml:space="preserve"> </w:t>
-      </w:r>
-      <w:r>
-        <w:t xml:space="preserve">□ Ferramentas de código aberto 5.2, 20</w:t>
-      </w:r>
-      <w:r>
-        <w:t xml:space="preserve"> </w:t>
-      </w:r>
-      <w:r>
-        <w:t xml:space="preserve">6 , 12.1 , Parte 2 , 10 ,</w:t>
-      </w:r>
-      <w:r>
-        <w:t xml:space="preserve"> </w:t>
-      </w:r>
-      <w:r>
-        <w:t xml:space="preserve">• Autorização • 3.3, 12,2</w:t>
-      </w:r>
-      <w:r>
-        <w:t xml:space="preserve"> </w:t>
-      </w:r>
-      <w:r>
-        <w:t xml:space="preserve">□ Violação □ 8, 12.3, 19.3 □ Salvaguardas físicas</w:t>
-      </w:r>
-      <w:r>
-        <w:t xml:space="preserve"> </w:t>
-      </w:r>
-      <w:r>
-        <w:t xml:space="preserve">Associação de empresas .. 2.2, 9, 19.4 .</w:t>
-      </w:r>
-      <w:r>
-        <w:t xml:space="preserve"> </w:t>
-      </w:r>
-      <w:r>
-        <w:t xml:space="preserve">De-identificação 2.4, 3.5</w:t>
-      </w:r>
-      <w:r>
-        <w:t xml:space="preserve"> </w:t>
-      </w:r>
-      <w:r>
-        <w:t xml:space="preserve">Análise de risco</w:t>
-      </w:r>
-      <w:r>
-        <w:t xml:space="preserve"> </w:t>
-      </w:r>
-      <w:r>
-        <w:t xml:space="preserve">• Execução □ 11, 12, 4 • Incidente de segurança</w:t>
-      </w:r>
-      <w:r>
-        <w:t xml:space="preserve"> </w:t>
-      </w:r>
-      <w:r>
-        <w:t xml:space="preserve">Artigo 1.o</w:t>
-      </w:r>
-      <w:r>
-        <w:t xml:space="preserve"> </w:t>
-      </w:r>
-      <w:r>
-        <w:t xml:space="preserve">• Direitos individuais • 4 • salvaguardas técnicas</w:t>
-      </w:r>
-      <w:r>
-        <w:t xml:space="preserve"> </w:t>
-      </w:r>
-      <w:r>
-        <w:t xml:space="preserve">• Analista júnior ; 14 , 16–18</w:t>
-      </w:r>
-      <w:r>
-        <w:t xml:space="preserve"> </w:t>
-      </w:r>
-      <w:r>
-        <w:t xml:space="preserve">• Mínimo de necessidade • 3.4, 12,2 • Formação da força de trabalho • 6, 12.1</w:t>
-      </w:r>
-    </w:p>
-    <w:bookmarkEnd w:id="148"/>
-    <w:bookmarkEnd w:id="149"/>
-    <w:bookmarkStart w:id="164" w:name="referências-oficiais-e-estudo-adicional"/>
-    <w:p>
-      <w:pPr>
-        <w:pStyle w:val="Heading1"/>
-      </w:pPr>
-      <w:r>
-        <w:t xml:space="preserve">22. Referências Oficiais e Estudo Adicional</w:t>
-      </w:r>
-    </w:p>
-    <w:p>
-      <w:pPr>
-        <w:pStyle w:val="Compact"/>
-        <w:numPr>
-          <w:ilvl w:val="0"/>
-          <w:numId w:val="1061"/>
-        </w:numPr>
-      </w:pPr>
-      <w:r>
-        <w:t xml:space="preserve">Lei atual do governo, orientação, ferramentas e documentação oficial do projeto usada para verificação.*</w:t>
-      </w:r>
-    </w:p>
-    <w:p>
-      <w:pPr>
-        <w:pStyle w:val="FirstParagraph"/>
-      </w:pPr>
-      <w:hyperlink r:id="rId150">
-        <w:r>
-          <w:rPr>
-            <w:rStyle w:val="Hyperlink"/>
-          </w:rPr>
-          <w:t xml:space="preserve">eCFR — 45 CFR Parte 160</w:t>
-        </w:r>
-      </w:hyperlink>
-    </w:p>
-    <w:p>
-      <w:pPr>
-        <w:pStyle w:val="BodyText"/>
-      </w:pPr>
-      <w:hyperlink r:id="rId151">
-        <w:r>
-          <w:rPr>
-            <w:rStyle w:val="Hyperlink"/>
-          </w:rPr>
-          <w:t xml:space="preserve">eCFR — 45 CFR Parte 164</w:t>
-        </w:r>
-      </w:hyperlink>
-    </w:p>
-    <w:p>
-      <w:pPr>
-        <w:pStyle w:val="BodyText"/>
-      </w:pPr>
-      <w:hyperlink r:id="rId152">
-        <w:r>
-          <w:rPr>
-            <w:rStyle w:val="Hyperlink"/>
-          </w:rPr>
-          <w:t xml:space="preserve">HHS — HIPAA para Profissionais</w:t>
-        </w:r>
-      </w:hyperlink>
-    </w:p>
-    <w:p>
-      <w:pPr>
-        <w:pStyle w:val="BodyText"/>
-      </w:pPr>
-      <w:hyperlink r:id="rId153">
-        <w:r>
-          <w:rPr>
-            <w:rStyle w:val="Hyperlink"/>
-          </w:rPr>
-          <w:t xml:space="preserve">HHS — Regra de privacidade</w:t>
-        </w:r>
-      </w:hyperlink>
-    </w:p>
-    <w:p>
-      <w:pPr>
-        <w:pStyle w:val="BodyText"/>
-      </w:pPr>
-      <w:hyperlink r:id="rId154">
-        <w:r>
-          <w:rPr>
-            <w:rStyle w:val="Hyperlink"/>
-          </w:rPr>
-          <w:t xml:space="preserve">HHS — Regra de segurança</w:t>
-        </w:r>
-      </w:hyperlink>
-    </w:p>
-    <w:p>
-      <w:pPr>
-        <w:pStyle w:val="BodyText"/>
-      </w:pPr>
-      <w:hyperlink r:id="rId155">
-        <w:r>
-          <w:rPr>
-            <w:rStyle w:val="Hyperlink"/>
-          </w:rPr>
-          <w:t xml:space="preserve">HHS — Regra de notificação de violação</w:t>
-        </w:r>
-      </w:hyperlink>
-    </w:p>
-    <w:p>
-      <w:pPr>
-        <w:pStyle w:val="BodyText"/>
-      </w:pPr>
-      <w:hyperlink r:id="rId156">
-        <w:r>
-          <w:rPr>
-            <w:rStyle w:val="Hyperlink"/>
-          </w:rPr>
-          <w:t xml:space="preserve">HHS — Orientação para a Análise de Riscos</w:t>
-        </w:r>
-      </w:hyperlink>
-    </w:p>
-    <w:p>
-      <w:pPr>
-        <w:pStyle w:val="BodyText"/>
-      </w:pPr>
-      <w:hyperlink r:id="rId157">
-        <w:r>
-          <w:rPr>
-            <w:rStyle w:val="Hyperlink"/>
-          </w:rPr>
-          <w:t xml:space="preserve">HHS — HIPAA Audit Protocol</w:t>
-        </w:r>
-      </w:hyperlink>
-    </w:p>
-    <w:p>
-      <w:pPr>
-        <w:pStyle w:val="BodyText"/>
-      </w:pPr>
-      <w:hyperlink r:id="rId158">
-        <w:r>
-          <w:rPr>
-            <w:rStyle w:val="Hyperlink"/>
-          </w:rPr>
-          <w:t xml:space="preserve">HHS — Provisões para acordos associados às empresas</w:t>
-        </w:r>
-      </w:hyperlink>
-    </w:p>
-    <w:p>
-      <w:pPr>
-        <w:pStyle w:val="BodyText"/>
-      </w:pPr>
-      <w:hyperlink r:id="rId159">
-        <w:r>
-          <w:rPr>
-            <w:rStyle w:val="Hyperlink"/>
-          </w:rPr>
-          <w:t xml:space="preserve">HHS — 42 CFR Parte 2</w:t>
-        </w:r>
-      </w:hyperlink>
-    </w:p>
-    <w:p>
-      <w:pPr>
-        <w:pStyle w:val="BodyText"/>
-      </w:pPr>
-      <w:hyperlink r:id="rId160">
-        <w:r>
-          <w:rPr>
-            <w:rStyle w:val="Hyperlink"/>
-          </w:rPr>
-          <w:t xml:space="preserve">HHS — Estado da regra da saúde reprodutiva</w:t>
-        </w:r>
-      </w:hyperlink>
-    </w:p>
-    <w:p>
-      <w:pPr>
-        <w:pStyle w:val="BodyText"/>
-      </w:pPr>
-      <w:hyperlink r:id="rId161">
-        <w:r>
-          <w:rPr>
-            <w:rStyle w:val="Hyperlink"/>
-          </w:rPr>
-          <w:t xml:space="preserve">HHS — Regra de segurança NRM</w:t>
-        </w:r>
-      </w:hyperlink>
-    </w:p>
-    <w:p>
-      <w:pPr>
-        <w:pStyle w:val="BodyText"/>
-      </w:pPr>
-      <w:hyperlink r:id="rId162">
-        <w:r>
-          <w:rPr>
-            <w:rStyle w:val="Hyperlink"/>
-          </w:rPr>
-          <w:t xml:space="preserve">NIST SP 800-66 Rev. 2</w:t>
-        </w:r>
-      </w:hyperlink>
-    </w:p>
-    <w:p>
-      <w:pPr>
-        <w:pStyle w:val="BodyText"/>
-      </w:pPr>
-      <w:hyperlink r:id="rId116">
-        <w:r>
-          <w:rPr>
-            <w:rStyle w:val="Hyperlink"/>
-          </w:rPr>
-          <w:t xml:space="preserve">HealthIT.gov — Ferramenta de Avaliação do Risco de Segurança</w:t>
-        </w:r>
-      </w:hyperlink>
-    </w:p>
-    <w:p>
-      <w:pPr>
-        <w:pStyle w:val="BodyText"/>
-      </w:pPr>
-      <w:hyperlink r:id="rId163">
-        <w:r>
-          <w:rPr>
-            <w:rStyle w:val="Hyperlink"/>
-          </w:rPr>
-          <w:t xml:space="preserve">Documentação do Assistente CISO</w:t>
-        </w:r>
-      </w:hyperlink>
-    </w:p>
-    <w:p>
-      <w:pPr>
-        <w:pStyle w:val="BodyText"/>
-      </w:pPr>
-      <w:hyperlink r:id="rId86">
-        <w:r>
-          <w:rPr>
-            <w:rStyle w:val="Hyperlink"/>
-          </w:rPr>
-          <w:t xml:space="preserve">Documentação wazuh</w:t>
-        </w:r>
-      </w:hyperlink>
-    </w:p>
-    <w:p>
-      <w:pPr>
-        <w:pStyle w:val="BodyText"/>
-      </w:pPr>
-      <w:hyperlink r:id="rId88">
-        <w:r>
-          <w:rPr>
-            <w:rStyle w:val="Hyperlink"/>
-          </w:rPr>
-          <w:t xml:space="preserve">Documentação OpenSCAP</w:t>
-        </w:r>
-      </w:hyperlink>
-    </w:p>
-    <w:p>
-      <w:pPr>
-        <w:pStyle w:val="BodyText"/>
-      </w:pPr>
-      <w:hyperlink r:id="rId92">
-        <w:r>
-          <w:rPr>
-            <w:rStyle w:val="Hyperlink"/>
-          </w:rPr>
-          <w:t xml:space="preserve">Documentação da edição comunitária de Greenbone</w:t>
-        </w:r>
-      </w:hyperlink>
-    </w:p>
-    <w:p>
-      <w:pPr>
-        <w:pStyle w:val="BodyText"/>
-      </w:pPr>
-      <w:hyperlink r:id="rId95">
-        <w:r>
-          <w:rPr>
-            <w:rStyle w:val="Hyperlink"/>
-          </w:rPr>
-          <w:t xml:space="preserve">documentação de osquery</w:t>
-        </w:r>
-      </w:hyperlink>
-    </w:p>
-    <w:p>
-      <w:pPr>
-        <w:pStyle w:val="BodyText"/>
-      </w:pPr>
-      <w:hyperlink r:id="rId98">
-        <w:r>
-          <w:rPr>
-            <w:rStyle w:val="Hyperlink"/>
-          </w:rPr>
-          <w:t xml:space="preserve">Documentação trivy</w:t>
-        </w:r>
-      </w:hyperlink>
-    </w:p>
-    <w:p>
-      <w:pPr>
-        <w:pStyle w:val="BodyText"/>
-      </w:pPr>
-      <w:hyperlink r:id="rId101">
-        <w:r>
-          <w:rPr>
-            <w:rStyle w:val="Hyperlink"/>
-          </w:rPr>
-          <w:t xml:space="preserve">OWASP documentação ZAP</w:t>
-        </w:r>
-      </w:hyperlink>
-    </w:p>
-    <w:p>
-      <w:pPr>
-        <w:pStyle w:val="BodyText"/>
-      </w:pPr>
-      <w:hyperlink r:id="rId104">
-        <w:r>
-          <w:rPr>
-            <w:rStyle w:val="Hyperlink"/>
-          </w:rPr>
-          <w:t xml:space="preserve">Documentação do keycloak</w:t>
-        </w:r>
-      </w:hyperlink>
-    </w:p>
-    <w:p>
-      <w:pPr>
-        <w:pStyle w:val="BodyText"/>
-      </w:pPr>
-      <w:hyperlink r:id="rId107">
-        <w:r>
-          <w:rPr>
-            <w:rStyle w:val="Hyperlink"/>
-          </w:rPr>
-          <w:t xml:space="preserve">DefectDojo documentation</w:t>
-        </w:r>
-      </w:hyperlink>
-    </w:p>
-    <w:p>
-      <w:pPr>
-        <w:pStyle w:val="BodyText"/>
-      </w:pPr>
-      <w:hyperlink r:id="rId110">
-        <w:r>
-          <w:rPr>
-            <w:rStyle w:val="Hyperlink"/>
-          </w:rPr>
-          <w:t xml:space="preserve">Documentação do Velociraptor</w:t>
-        </w:r>
-      </w:hyperlink>
-    </w:p>
-    <w:p>
-      <w:pPr>
-        <w:pStyle w:val="BodyText"/>
-      </w:pPr>
-      <w:hyperlink r:id="rId113">
-        <w:r>
-          <w:rPr>
-            <w:rStyle w:val="Hyperlink"/>
-          </w:rPr>
-          <w:t xml:space="preserve">Documentação do agente de política aberta</w:t>
-        </w:r>
-      </w:hyperlink>
-    </w:p>
-    <w:p>
-      <w:pPr>
-        <w:pStyle w:val="BodyText"/>
-      </w:pPr>
-      <w:r>
-        <w:rPr>
           <w:b/>
-          <w:bCs/>
         </w:rPr>
         <w:t xml:space="preserve">Lembrança final:</w:t>
       </w:r>
@@ -8563,12 +8563,8 @@
         <w:t xml:space="preserve">O que é que se passa?</w:t>
       </w:r>
     </w:p>
-    <w:bookmarkEnd w:id="164"/>
-    <w:sectPr>
-      <w:footnotePr>
-        <w:numRestart w:val="eachSect"/>
-      </w:footnotePr>
-    </w:sectPr>
+    <w:bookmarkEnd w:id="175"/>
+    <w:sectPr/>
   </w:body>
 </w:document>
 </file>
@@ -8599,14 +8595,14 @@
 <file path=word/numbering.xml><?xml version="1.0" encoding="utf-8"?>
 <w:numbering xmlns:w="http://schemas.openxmlformats.org/wordprocessingml/2006/main">
   <w:abstractNum w:abstractNumId="990">
-    <w:nsid w:val="0000A990"/>
+    <w:nsid w:val="A990"/>
     <w:multiLevelType w:val="multilevel"/>
     <w:lvl w:ilvl="0">
       <w:numFmt w:val="bullet"/>
       <w:lvlText w:val=" "/>
       <w:lvlJc w:val="left"/>
       <w:pPr>
-        <w:ind w:left="720" w:hanging="360"/>
+        <w:ind w:left="720" w:hanging="480"/>
       </w:pPr>
     </w:lvl>
     <w:lvl w:ilvl="1">
@@ -8614,7 +8610,7 @@
       <w:lvlText w:val=" "/>
       <w:lvlJc w:val="left"/>
       <w:pPr>
-        <w:ind w:left="1440" w:hanging="360"/>
+        <w:ind w:left="1440" w:hanging="480"/>
       </w:pPr>
     </w:lvl>
     <w:lvl w:ilvl="2">
@@ -8622,7 +8618,7 @@
       <w:lvlText w:val=" "/>
       <w:lvlJc w:val="left"/>
       <w:pPr>
-        <w:ind w:left="2160" w:hanging="360"/>
+        <w:ind w:left="2160" w:hanging="480"/>
       </w:pPr>
     </w:lvl>
     <w:lvl w:ilvl="3">
@@ -8630,7 +8626,7 @@
       <w:lvlText w:val=" "/>
       <w:lvlJc w:val="left"/>
       <w:pPr>
-        <w:ind w:left="2880" w:hanging="360"/>
+        <w:ind w:left="2880" w:hanging="480"/>
       </w:pPr>
     </w:lvl>
     <w:lvl w:ilvl="4">
@@ -8638,7 +8634,7 @@
       <w:lvlText w:val=" "/>
       <w:lvlJc w:val="left"/>
       <w:pPr>
-        <w:ind w:left="3600" w:hanging="360"/>
+        <w:ind w:left="3600" w:hanging="480"/>
       </w:pPr>
     </w:lvl>
     <w:lvl w:ilvl="5">
@@ -8646,7 +8642,7 @@
       <w:lvlText w:val=" "/>
       <w:lvlJc w:val="left"/>
       <w:pPr>
-        <w:ind w:left="4320" w:hanging="360"/>
+        <w:ind w:left="4320" w:hanging="480"/>
       </w:pPr>
     </w:lvl>
     <w:lvl w:ilvl="6">
@@ -8654,7 +8650,7 @@
       <w:lvlText w:val=" "/>
       <w:lvlJc w:val="left"/>
       <w:pPr>
-        <w:ind w:left="5040" w:hanging="360"/>
+        <w:ind w:left="5040" w:hanging="480"/>
       </w:pPr>
     </w:lvl>
     <w:lvl w:ilvl="7">
@@ -8662,7 +8658,7 @@
       <w:lvlText w:val=" "/>
       <w:lvlJc w:val="left"/>
       <w:pPr>
-        <w:ind w:left="5760" w:hanging="360"/>
+        <w:ind w:left="5760" w:hanging="480"/>
       </w:pPr>
     </w:lvl>
     <w:lvl w:ilvl="8">
@@ -8670,115 +8666,88 @@
       <w:lvlText w:val=" "/>
       <w:lvlJc w:val="left"/>
       <w:pPr>
-        <w:ind w:left="6480" w:hanging="360"/>
+        <w:ind w:left="6480" w:hanging="480"/>
       </w:pPr>
     </w:lvl>
   </w:abstractNum>
   <w:abstractNum w:abstractNumId="991">
-    <w:nsid w:val="0000A991"/>
+    <w:nsid w:val="A991"/>
     <w:multiLevelType w:val="multilevel"/>
     <w:lvl w:ilvl="0">
       <w:numFmt w:val="bullet"/>
-      <w:lvlText w:val=""/>
+      <w:lvlText w:val="•"/>
       <w:lvlJc w:val="left"/>
       <w:pPr>
-        <w:ind w:left="720" w:hanging="360"/>
-      </w:pPr>
-      <w:rPr>
-        <w:rFonts w:ascii="Symbol" w:hAnsi="Symbol" w:cs="Symbol" w:hint="default"/>
-      </w:rPr>
+        <w:ind w:left="720" w:hanging="480"/>
+      </w:pPr>
     </w:lvl>
     <w:lvl w:ilvl="1">
       <w:numFmt w:val="bullet"/>
-      <w:lvlText w:val="o"/>
+      <w:lvlText w:val="–"/>
       <w:lvlJc w:val="left"/>
       <w:pPr>
-        <w:ind w:left="1440" w:hanging="360"/>
-      </w:pPr>
-      <w:rPr>
-        <w:rFonts w:ascii="Courier New" w:hAnsi="Courier New" w:cs="Courier New" w:hint="default"/>
-      </w:rPr>
+        <w:ind w:left="1440" w:hanging="480"/>
+      </w:pPr>
     </w:lvl>
     <w:lvl w:ilvl="2">
       <w:numFmt w:val="bullet"/>
-      <w:lvlText w:val=""/>
+      <w:lvlText w:val="•"/>
       <w:lvlJc w:val="left"/>
       <w:pPr>
-        <w:ind w:left="2160" w:hanging="360"/>
-      </w:pPr>
-      <w:rPr>
-        <w:rFonts w:ascii="Wingdings" w:hAnsi="Wingdings" w:cs="Wingdings" w:hint="default"/>
-      </w:rPr>
+        <w:ind w:left="2160" w:hanging="480"/>
+      </w:pPr>
     </w:lvl>
     <w:lvl w:ilvl="3">
       <w:numFmt w:val="bullet"/>
-      <w:lvlText w:val=""/>
+      <w:lvlText w:val="–"/>
       <w:lvlJc w:val="left"/>
       <w:pPr>
-        <w:ind w:left="2880" w:hanging="360"/>
-      </w:pPr>
-      <w:rPr>
-        <w:rFonts w:ascii="Symbol" w:hAnsi="Symbol" w:cs="Symbol" w:hint="default"/>
-      </w:rPr>
+        <w:ind w:left="2880" w:hanging="480"/>
+      </w:pPr>
     </w:lvl>
     <w:lvl w:ilvl="4">
       <w:numFmt w:val="bullet"/>
-      <w:lvlText w:val="o"/>
+      <w:lvlText w:val="•"/>
       <w:lvlJc w:val="left"/>
       <w:pPr>
-        <w:ind w:left="3600" w:hanging="360"/>
-      </w:pPr>
-      <w:rPr>
-        <w:rFonts w:ascii="Courier New" w:hAnsi="Courier New" w:cs="Courier New" w:hint="default"/>
-      </w:rPr>
+        <w:ind w:left="3600" w:hanging="480"/>
+      </w:pPr>
     </w:lvl>
     <w:lvl w:ilvl="5">
       <w:numFmt w:val="bullet"/>
-      <w:lvlText w:val=""/>
+      <w:lvlText w:val="–"/>
       <w:lvlJc w:val="left"/>
       <w:pPr>
-        <w:ind w:left="4320" w:hanging="360"/>
-      </w:pPr>
-      <w:rPr>
-        <w:rFonts w:ascii="Wingdings" w:hAnsi="Wingdings" w:cs="Wingdings" w:hint="default"/>
-      </w:rPr>
+        <w:ind w:left="4320" w:hanging="480"/>
+      </w:pPr>
     </w:lvl>
     <w:lvl w:ilvl="6">
       <w:numFmt w:val="bullet"/>
-      <w:lvlText w:val=""/>
+      <w:lvlText w:val="•"/>
       <w:lvlJc w:val="left"/>
       <w:pPr>
-        <w:ind w:left="5040" w:hanging="360"/>
-      </w:pPr>
-      <w:rPr>
-        <w:rFonts w:ascii="Symbol" w:hAnsi="Symbol" w:cs="Symbol" w:hint="default"/>
-      </w:rPr>
+        <w:ind w:left="5040" w:hanging="480"/>
+      </w:pPr>
     </w:lvl>
     <w:lvl w:ilvl="7">
       <w:numFmt w:val="bullet"/>
-      <w:lvlText w:val="o"/>
+      <w:lvlText w:val="–"/>
       <w:lvlJc w:val="left"/>
       <w:pPr>
-        <w:ind w:left="5760" w:hanging="360"/>
-      </w:pPr>
-      <w:rPr>
-        <w:rFonts w:ascii="Courier New" w:hAnsi="Courier New" w:cs="Courier New" w:hint="default"/>
-      </w:rPr>
+        <w:ind w:left="5760" w:hanging="480"/>
+      </w:pPr>
     </w:lvl>
     <w:lvl w:ilvl="8">
       <w:numFmt w:val="bullet"/>
-      <w:lvlText w:val=""/>
+      <w:lvlText w:val="•"/>
       <w:lvlJc w:val="left"/>
       <w:pPr>
-        <w:ind w:left="6480" w:hanging="360"/>
-      </w:pPr>
-      <w:rPr>
-        <w:rFonts w:ascii="Wingdings" w:hAnsi="Wingdings" w:cs="Wingdings" w:hint="default"/>
-      </w:rPr>
+        <w:ind w:left="6480" w:hanging="480"/>
+      </w:pPr>
     </w:lvl>
   </w:abstractNum>
   <w:abstractNum w:abstractNumId="99413">
-    <w:nsid w:val="00A99413"/>
+    <w:nsid w:val="A99413"/>
     <w:multiLevelType w:val="multilevel"/>
     <w:lvl w:ilvl="0">
       <w:start w:val="3"/>
@@ -8786,7 +8755,7 @@
       <w:lvlText w:val="%1."/>
       <w:lvlJc w:val="left"/>
       <w:pPr>
-        <w:ind w:left="720" w:hanging="360"/>
+        <w:ind w:left="720" w:hanging="480"/>
       </w:pPr>
     </w:lvl>
     <w:lvl w:ilvl="1">
@@ -8795,7 +8764,7 @@
       <w:lvlText w:val="%2."/>
       <w:lvlJc w:val="left"/>
       <w:pPr>
-        <w:ind w:left="1440" w:hanging="360"/>
+        <w:ind w:left="1440" w:hanging="480"/>
       </w:pPr>
     </w:lvl>
     <w:lvl w:ilvl="2">
@@ -8804,7 +8773,7 @@
       <w:lvlText w:val="%3."/>
       <w:lvlJc w:val="left"/>
       <w:pPr>
-        <w:ind w:left="2160" w:hanging="360"/>
+        <w:ind w:left="2160" w:hanging="480"/>
       </w:pPr>
     </w:lvl>
     <w:lvl w:ilvl="3">
@@ -8813,7 +8782,7 @@
       <w:lvlText w:val="%4."/>
       <w:lvlJc w:val="left"/>
       <w:pPr>
-        <w:ind w:left="2880" w:hanging="360"/>
+        <w:ind w:left="2880" w:hanging="480"/>
       </w:pPr>
     </w:lvl>
     <w:lvl w:ilvl="4">
@@ -8822,7 +8791,7 @@
       <w:lvlText w:val="%5."/>
       <w:lvlJc w:val="left"/>
       <w:pPr>
-        <w:ind w:left="3600" w:hanging="360"/>
+        <w:ind w:left="3600" w:hanging="480"/>
       </w:pPr>
     </w:lvl>
     <w:lvl w:ilvl="5">
@@ -8831,7 +8800,7 @@
       <w:lvlText w:val="%6."/>
       <w:lvlJc w:val="left"/>
       <w:pPr>
-        <w:ind w:left="4320" w:hanging="360"/>
+        <w:ind w:left="4320" w:hanging="480"/>
       </w:pPr>
     </w:lvl>
     <w:lvl w:ilvl="6">
@@ -8840,7 +8809,7 @@
       <w:lvlText w:val="%7."/>
       <w:lvlJc w:val="left"/>
       <w:pPr>
-        <w:ind w:left="5040" w:hanging="360"/>
+        <w:ind w:left="5040" w:hanging="480"/>
       </w:pPr>
     </w:lvl>
     <w:lvl w:ilvl="7">
@@ -8849,7 +8818,7 @@
       <w:lvlText w:val="%8."/>
       <w:lvlJc w:val="left"/>
       <w:pPr>
-        <w:ind w:left="5760" w:hanging="360"/>
+        <w:ind w:left="5760" w:hanging="480"/>
       </w:pPr>
     </w:lvl>
     <w:lvl w:ilvl="8">
@@ -8858,12 +8827,12 @@
       <w:lvlText w:val="%9."/>
       <w:lvlJc w:val="left"/>
       <w:pPr>
-        <w:ind w:left="6480" w:hanging="360"/>
+        <w:ind w:left="6480" w:hanging="480"/>
       </w:pPr>
     </w:lvl>
   </w:abstractNum>
   <w:abstractNum w:abstractNumId="99411">
-    <w:nsid w:val="00A99411"/>
+    <w:nsid w:val="A99411"/>
     <w:multiLevelType w:val="multilevel"/>
     <w:lvl w:ilvl="0">
       <w:start w:val="1"/>
@@ -8871,7 +8840,7 @@
       <w:lvlText w:val="%1."/>
       <w:lvlJc w:val="left"/>
       <w:pPr>
-        <w:ind w:left="720" w:hanging="360"/>
+        <w:ind w:left="720" w:hanging="480"/>
       </w:pPr>
     </w:lvl>
     <w:lvl w:ilvl="1">
@@ -8880,7 +8849,7 @@
       <w:lvlText w:val="%2."/>
       <w:lvlJc w:val="left"/>
       <w:pPr>
-        <w:ind w:left="1440" w:hanging="360"/>
+        <w:ind w:left="1440" w:hanging="480"/>
       </w:pPr>
     </w:lvl>
     <w:lvl w:ilvl="2">
@@ -8889,7 +8858,7 @@
       <w:lvlText w:val="%3."/>
       <w:lvlJc w:val="left"/>
       <w:pPr>
-        <w:ind w:left="2160" w:hanging="360"/>
+        <w:ind w:left="2160" w:hanging="480"/>
       </w:pPr>
     </w:lvl>
     <w:lvl w:ilvl="3">
@@ -8898,7 +8867,7 @@
       <w:lvlText w:val="%4."/>
       <w:lvlJc w:val="left"/>
       <w:pPr>
-        <w:ind w:left="2880" w:hanging="360"/>
+        <w:ind w:left="2880" w:hanging="480"/>
       </w:pPr>
     </w:lvl>
     <w:lvl w:ilvl="4">
@@ -8907,7 +8876,7 @@
       <w:lvlText w:val="%5."/>
       <w:lvlJc w:val="left"/>
       <w:pPr>
-        <w:ind w:left="3600" w:hanging="360"/>
+        <w:ind w:left="3600" w:hanging="480"/>
       </w:pPr>
     </w:lvl>
     <w:lvl w:ilvl="5">
@@ -8916,7 +8885,7 @@
       <w:lvlText w:val="%6."/>
       <w:lvlJc w:val="left"/>
       <w:pPr>
-        <w:ind w:left="4320" w:hanging="360"/>
+        <w:ind w:left="4320" w:hanging="480"/>
       </w:pPr>
     </w:lvl>
     <w:lvl w:ilvl="6">
@@ -8925,7 +8894,7 @@
       <w:lvlText w:val="%7."/>
       <w:lvlJc w:val="left"/>
       <w:pPr>
-        <w:ind w:left="5040" w:hanging="360"/>
+        <w:ind w:left="5040" w:hanging="480"/>
       </w:pPr>
     </w:lvl>
     <w:lvl w:ilvl="7">
@@ -8934,7 +8903,7 @@
       <w:lvlText w:val="%8."/>
       <w:lvlJc w:val="left"/>
       <w:pPr>
-        <w:ind w:left="5760" w:hanging="360"/>
+        <w:ind w:left="5760" w:hanging="480"/>
       </w:pPr>
     </w:lvl>
     <w:lvl w:ilvl="8">
@@ -8943,12 +8912,12 @@
       <w:lvlText w:val="%9."/>
       <w:lvlJc w:val="left"/>
       <w:pPr>
-        <w:ind w:left="6480" w:hanging="360"/>
+        <w:ind w:left="6480" w:hanging="480"/>
       </w:pPr>
     </w:lvl>
   </w:abstractNum>
   <w:abstractNum w:abstractNumId="99416">
-    <w:nsid w:val="00A99416"/>
+    <w:nsid w:val="A99416"/>
     <w:multiLevelType w:val="multilevel"/>
     <w:lvl w:ilvl="0">
       <w:start w:val="6"/>
@@ -8956,7 +8925,7 @@
       <w:lvlText w:val="%1."/>
       <w:lvlJc w:val="left"/>
       <w:pPr>
-        <w:ind w:left="720" w:hanging="360"/>
+        <w:ind w:left="720" w:hanging="480"/>
       </w:pPr>
     </w:lvl>
     <w:lvl w:ilvl="1">
@@ -8965,7 +8934,7 @@
       <w:lvlText w:val="%2."/>
       <w:lvlJc w:val="left"/>
       <w:pPr>
-        <w:ind w:left="1440" w:hanging="360"/>
+        <w:ind w:left="1440" w:hanging="480"/>
       </w:pPr>
     </w:lvl>
     <w:lvl w:ilvl="2">
@@ -8974,7 +8943,7 @@
       <w:lvlText w:val="%3."/>
       <w:lvlJc w:val="left"/>
       <w:pPr>
-        <w:ind w:left="2160" w:hanging="360"/>
+        <w:ind w:left="2160" w:hanging="480"/>
       </w:pPr>
     </w:lvl>
     <w:lvl w:ilvl="3">
@@ -8983,7 +8952,7 @@
       <w:lvlText w:val="%4."/>
       <w:lvlJc w:val="left"/>
       <w:pPr>
-        <w:ind w:left="2880" w:hanging="360"/>
+        <w:ind w:left="2880" w:hanging="480"/>
       </w:pPr>
     </w:lvl>
     <w:lvl w:ilvl="4">
@@ -8992,7 +8961,7 @@
       <w:lvlText w:val="%5."/>
       <w:lvlJc w:val="left"/>
       <w:pPr>
-        <w:ind w:left="3600" w:hanging="360"/>
+        <w:ind w:left="3600" w:hanging="480"/>
       </w:pPr>
     </w:lvl>
     <w:lvl w:ilvl="5">
@@ -9001,7 +8970,7 @@
       <w:lvlText w:val="%6."/>
       <w:lvlJc w:val="left"/>
       <w:pPr>
-        <w:ind w:left="4320" w:hanging="360"/>
+        <w:ind w:left="4320" w:hanging="480"/>
       </w:pPr>
     </w:lvl>
     <w:lvl w:ilvl="6">
@@ -9010,7 +8979,7 @@
       <w:lvlText w:val="%7."/>
       <w:lvlJc w:val="left"/>
       <w:pPr>
-        <w:ind w:left="5040" w:hanging="360"/>
+        <w:ind w:left="5040" w:hanging="480"/>
       </w:pPr>
     </w:lvl>
     <w:lvl w:ilvl="7">
@@ -9019,7 +8988,7 @@
       <w:lvlText w:val="%8."/>
       <w:lvlJc w:val="left"/>
       <w:pPr>
-        <w:ind w:left="5760" w:hanging="360"/>
+        <w:ind w:left="5760" w:hanging="480"/>
       </w:pPr>
     </w:lvl>
     <w:lvl w:ilvl="8">
@@ -9028,12 +8997,12 @@
       <w:lvlText w:val="%9."/>
       <w:lvlJc w:val="left"/>
       <w:pPr>
-        <w:ind w:left="6480" w:hanging="360"/>
+        <w:ind w:left="6480" w:hanging="480"/>
       </w:pPr>
     </w:lvl>
   </w:abstractNum>
   <w:abstractNum w:abstractNumId="99417">
-    <w:nsid w:val="00A99417"/>
+    <w:nsid w:val="A99417"/>
     <w:multiLevelType w:val="multilevel"/>
     <w:lvl w:ilvl="0">
       <w:start w:val="7"/>
@@ -9041,7 +9010,7 @@
       <w:lvlText w:val="%1."/>
       <w:lvlJc w:val="left"/>
       <w:pPr>
-        <w:ind w:left="720" w:hanging="360"/>
+        <w:ind w:left="720" w:hanging="480"/>
       </w:pPr>
     </w:lvl>
     <w:lvl w:ilvl="1">
@@ -9050,7 +9019,7 @@
       <w:lvlText w:val="%2."/>
       <w:lvlJc w:val="left"/>
       <w:pPr>
-        <w:ind w:left="1440" w:hanging="360"/>
+        <w:ind w:left="1440" w:hanging="480"/>
       </w:pPr>
     </w:lvl>
     <w:lvl w:ilvl="2">
@@ -9059,7 +9028,7 @@
       <w:lvlText w:val="%3."/>
       <w:lvlJc w:val="left"/>
       <w:pPr>
-        <w:ind w:left="2160" w:hanging="360"/>
+        <w:ind w:left="2160" w:hanging="480"/>
       </w:pPr>
     </w:lvl>
     <w:lvl w:ilvl="3">
@@ -9068,7 +9037,7 @@
       <w:lvlText w:val="%4."/>
       <w:lvlJc w:val="left"/>
       <w:pPr>
-        <w:ind w:left="2880" w:hanging="360"/>
+        <w:ind w:left="2880" w:hanging="480"/>
       </w:pPr>
     </w:lvl>
     <w:lvl w:ilvl="4">
@@ -9077,7 +9046,7 @@
       <w:lvlText w:val="%5."/>
       <w:lvlJc w:val="left"/>
       <w:pPr>
-        <w:ind w:left="3600" w:hanging="360"/>
+        <w:ind w:left="3600" w:hanging="480"/>
       </w:pPr>
     </w:lvl>
     <w:lvl w:ilvl="5">
@@ -9086,7 +9055,7 @@
       <w:lvlText w:val="%6."/>
       <w:lvlJc w:val="left"/>
       <w:pPr>
-        <w:ind w:left="4320" w:hanging="360"/>
+        <w:ind w:left="4320" w:hanging="480"/>
       </w:pPr>
     </w:lvl>
     <w:lvl w:ilvl="6">
@@ -9095,7 +9064,7 @@
       <w:lvlText w:val="%7."/>
       <w:lvlJc w:val="left"/>
       <w:pPr>
-        <w:ind w:left="5040" w:hanging="360"/>
+        <w:ind w:left="5040" w:hanging="480"/>
       </w:pPr>
     </w:lvl>
     <w:lvl w:ilvl="7">
@@ -9104,7 +9073,7 @@
       <w:lvlText w:val="%8."/>
       <w:lvlJc w:val="left"/>
       <w:pPr>
-        <w:ind w:left="5760" w:hanging="360"/>
+        <w:ind w:left="5760" w:hanging="480"/>
       </w:pPr>
     </w:lvl>
     <w:lvl w:ilvl="8">
@@ -9113,12 +9082,12 @@
       <w:lvlText w:val="%9."/>
       <w:lvlJc w:val="left"/>
       <w:pPr>
-        <w:ind w:left="6480" w:hanging="360"/>
+        <w:ind w:left="6480" w:hanging="480"/>
       </w:pPr>
     </w:lvl>
   </w:abstractNum>
   <w:abstractNum w:abstractNumId="99731">
-    <w:nsid w:val="00A99731"/>
+    <w:nsid w:val="A99731"/>
     <w:multiLevelType w:val="multilevel"/>
     <w:lvl w:ilvl="0">
       <w:start w:val="1"/>
@@ -9126,7 +9095,7 @@
       <w:lvlText w:val="(%1)"/>
       <w:lvlJc w:val="left"/>
       <w:pPr>
-        <w:ind w:left="720" w:hanging="360"/>
+        <w:ind w:left="720" w:hanging="480"/>
       </w:pPr>
     </w:lvl>
     <w:lvl w:ilvl="1">
@@ -9135,7 +9104,7 @@
       <w:lvlText w:val="(%2)"/>
       <w:lvlJc w:val="left"/>
       <w:pPr>
-        <w:ind w:left="1440" w:hanging="360"/>
+        <w:ind w:left="1440" w:hanging="480"/>
       </w:pPr>
     </w:lvl>
     <w:lvl w:ilvl="2">
@@ -9144,7 +9113,7 @@
       <w:lvlText w:val="(%3)"/>
       <w:lvlJc w:val="left"/>
       <w:pPr>
-        <w:ind w:left="2160" w:hanging="360"/>
+        <w:ind w:left="2160" w:hanging="480"/>
       </w:pPr>
     </w:lvl>
     <w:lvl w:ilvl="3">
@@ -9153,7 +9122,7 @@
       <w:lvlText w:val="(%4)"/>
       <w:lvlJc w:val="left"/>
       <w:pPr>
-        <w:ind w:left="2880" w:hanging="360"/>
+        <w:ind w:left="2880" w:hanging="480"/>
       </w:pPr>
     </w:lvl>
     <w:lvl w:ilvl="4">
@@ -9162,7 +9131,7 @@
       <w:lvlText w:val="(%5)"/>
       <w:lvlJc w:val="left"/>
       <w:pPr>
-        <w:ind w:left="3600" w:hanging="360"/>
+        <w:ind w:left="3600" w:hanging="480"/>
       </w:pPr>
     </w:lvl>
     <w:lvl w:ilvl="5">
@@ -9171,7 +9140,7 @@
       <w:lvlText w:val="(%6)"/>
       <w:lvlJc w:val="left"/>
       <w:pPr>
-        <w:ind w:left="4320" w:hanging="360"/>
+        <w:ind w:left="4320" w:hanging="480"/>
       </w:pPr>
     </w:lvl>
     <w:lvl w:ilvl="6">
@@ -9180,7 +9149,7 @@
       <w:lvlText w:val="(%7)"/>
       <w:lvlJc w:val="left"/>
       <w:pPr>
-        <w:ind w:left="5040" w:hanging="360"/>
+        <w:ind w:left="5040" w:hanging="480"/>
       </w:pPr>
     </w:lvl>
     <w:lvl w:ilvl="7">
@@ -9189,7 +9158,7 @@
       <w:lvlText w:val="(%8)"/>
       <w:lvlJc w:val="left"/>
       <w:pPr>
-        <w:ind w:left="5760" w:hanging="360"/>
+        <w:ind w:left="5760" w:hanging="480"/>
       </w:pPr>
     </w:lvl>
     <w:lvl w:ilvl="8">
@@ -9198,12 +9167,12 @@
       <w:lvlText w:val="(%9)"/>
       <w:lvlJc w:val="left"/>
       <w:pPr>
-        <w:ind w:left="6480" w:hanging="360"/>
+        <w:ind w:left="6480" w:hanging="480"/>
       </w:pPr>
     </w:lvl>
   </w:abstractNum>
   <w:abstractNum w:abstractNumId="99733">
-    <w:nsid w:val="00A99733"/>
+    <w:nsid w:val="A99733"/>
     <w:multiLevelType w:val="multilevel"/>
     <w:lvl w:ilvl="0">
       <w:start w:val="3"/>
@@ -9211,7 +9180,7 @@
       <w:lvlText w:val="(%1)"/>
       <w:lvlJc w:val="left"/>
       <w:pPr>
-        <w:ind w:left="720" w:hanging="360"/>
+        <w:ind w:left="720" w:hanging="480"/>
       </w:pPr>
     </w:lvl>
     <w:lvl w:ilvl="1">
@@ -9220,7 +9189,7 @@
       <w:lvlText w:val="(%2)"/>
       <w:lvlJc w:val="left"/>
       <w:pPr>
-        <w:ind w:left="1440" w:hanging="360"/>
+        <w:ind w:left="1440" w:hanging="480"/>
       </w:pPr>
     </w:lvl>
     <w:lvl w:ilvl="2">
@@ -9229,7 +9198,7 @@
       <w:lvlText w:val="(%3)"/>
       <w:lvlJc w:val="left"/>
       <w:pPr>
-        <w:ind w:left="2160" w:hanging="360"/>
+        <w:ind w:left="2160" w:hanging="480"/>
       </w:pPr>
     </w:lvl>
     <w:lvl w:ilvl="3">
@@ -9238,7 +9207,7 @@
       <w:lvlText w:val="(%4)"/>
       <w:lvlJc w:val="left"/>
       <w:pPr>
-        <w:ind w:left="2880" w:hanging="360"/>
+        <w:ind w:left="2880" w:hanging="480"/>
       </w:pPr>
     </w:lvl>
     <w:lvl w:ilvl="4">
@@ -9247,7 +9216,7 @@
       <w:lvlText w:val="(%5)"/>
       <w:lvlJc w:val="left"/>
       <w:pPr>
-        <w:ind w:left="3600" w:hanging="360"/>
+        <w:ind w:left="3600" w:hanging="480"/>
       </w:pPr>
     </w:lvl>
     <w:lvl w:ilvl="5">
@@ -9256,7 +9225,7 @@
       <w:lvlText w:val="(%6)"/>
       <w:lvlJc w:val="left"/>
       <w:pPr>
-        <w:ind w:left="4320" w:hanging="360"/>
+        <w:ind w:left="4320" w:hanging="480"/>
       </w:pPr>
     </w:lvl>
     <w:lvl w:ilvl="6">
@@ -9265,7 +9234,7 @@
       <w:lvlText w:val="(%7)"/>
       <w:lvlJc w:val="left"/>
       <w:pPr>
-        <w:ind w:left="5040" w:hanging="360"/>
+        <w:ind w:left="5040" w:hanging="480"/>
       </w:pPr>
     </w:lvl>
     <w:lvl w:ilvl="7">
@@ -9274,7 +9243,7 @@
       <w:lvlText w:val="(%8)"/>
       <w:lvlJc w:val="left"/>
       <w:pPr>
-        <w:ind w:left="5760" w:hanging="360"/>
+        <w:ind w:left="5760" w:hanging="480"/>
       </w:pPr>
     </w:lvl>
     <w:lvl w:ilvl="8">
@@ -9283,12 +9252,12 @@
       <w:lvlText w:val="(%9)"/>
       <w:lvlJc w:val="left"/>
       <w:pPr>
-        <w:ind w:left="6480" w:hanging="360"/>
+        <w:ind w:left="6480" w:hanging="480"/>
       </w:pPr>
     </w:lvl>
   </w:abstractNum>
   <w:abstractNum w:abstractNumId="99732">
-    <w:nsid w:val="00A99732"/>
+    <w:nsid w:val="A99732"/>
     <w:multiLevelType w:val="multilevel"/>
     <w:lvl w:ilvl="0">
       <w:start w:val="2"/>
@@ -9296,7 +9265,7 @@
       <w:lvlText w:val="(%1)"/>
       <w:lvlJc w:val="left"/>
       <w:pPr>
-        <w:ind w:left="720" w:hanging="360"/>
+        <w:ind w:left="720" w:hanging="480"/>
       </w:pPr>
     </w:lvl>
     <w:lvl w:ilvl="1">
@@ -9305,7 +9274,7 @@
       <w:lvlText w:val="(%2)"/>
       <w:lvlJc w:val="left"/>
       <w:pPr>
-        <w:ind w:left="1440" w:hanging="360"/>
+        <w:ind w:left="1440" w:hanging="480"/>
       </w:pPr>
     </w:lvl>
     <w:lvl w:ilvl="2">
@@ -9314,7 +9283,7 @@
       <w:lvlText w:val="(%3)"/>
       <w:lvlJc w:val="left"/>
       <w:pPr>
-        <w:ind w:left="2160" w:hanging="360"/>
+        <w:ind w:left="2160" w:hanging="480"/>
       </w:pPr>
     </w:lvl>
     <w:lvl w:ilvl="3">
@@ -9323,7 +9292,7 @@
       <w:lvlText w:val="(%4)"/>
       <w:lvlJc w:val="left"/>
       <w:pPr>
-        <w:ind w:left="2880" w:hanging="360"/>
+        <w:ind w:left="2880" w:hanging="480"/>
       </w:pPr>
     </w:lvl>
     <w:lvl w:ilvl="4">
@@ -9332,7 +9301,7 @@
       <w:lvlText w:val="(%5)"/>
       <w:lvlJc w:val="left"/>
       <w:pPr>
-        <w:ind w:left="3600" w:hanging="360"/>
+        <w:ind w:left="3600" w:hanging="480"/>
       </w:pPr>
     </w:lvl>
     <w:lvl w:ilvl="5">
@@ -9341,7 +9310,7 @@
       <w:lvlText w:val="(%6)"/>
       <w:lvlJc w:val="left"/>
       <w:pPr>
-        <w:ind w:left="4320" w:hanging="360"/>
+        <w:ind w:left="4320" w:hanging="480"/>
       </w:pPr>
     </w:lvl>
     <w:lvl w:ilvl="6">
@@ -9350,7 +9319,7 @@
       <w:lvlText w:val="(%7)"/>
       <w:lvlJc w:val="left"/>
       <w:pPr>
-        <w:ind w:left="5040" w:hanging="360"/>
+        <w:ind w:left="5040" w:hanging="480"/>
       </w:pPr>
     </w:lvl>
     <w:lvl w:ilvl="7">
@@ -9359,7 +9328,7 @@
       <w:lvlText w:val="(%8)"/>
       <w:lvlJc w:val="left"/>
       <w:pPr>
-        <w:ind w:left="5760" w:hanging="360"/>
+        <w:ind w:left="5760" w:hanging="480"/>
       </w:pPr>
     </w:lvl>
     <w:lvl w:ilvl="8">
@@ -9368,12 +9337,12 @@
       <w:lvlText w:val="(%9)"/>
       <w:lvlJc w:val="left"/>
       <w:pPr>
-        <w:ind w:left="6480" w:hanging="360"/>
+        <w:ind w:left="6480" w:hanging="480"/>
       </w:pPr>
     </w:lvl>
   </w:abstractNum>
   <w:abstractNum w:abstractNumId="997314">
-    <w:nsid w:val="0A997314"/>
+    <w:nsid w:val="A997314"/>
     <w:multiLevelType w:val="multilevel"/>
     <w:lvl w:ilvl="0">
       <w:start w:val="14"/>
@@ -9381,7 +9350,7 @@
       <w:lvlText w:val="(%1)"/>
       <w:lvlJc w:val="left"/>
       <w:pPr>
-        <w:ind w:left="720" w:hanging="360"/>
+        <w:ind w:left="720" w:hanging="480"/>
       </w:pPr>
     </w:lvl>
     <w:lvl w:ilvl="1">
@@ -9390,7 +9359,7 @@
       <w:lvlText w:val="(%2)"/>
       <w:lvlJc w:val="left"/>
       <w:pPr>
-        <w:ind w:left="1440" w:hanging="360"/>
+        <w:ind w:left="1440" w:hanging="480"/>
       </w:pPr>
     </w:lvl>
     <w:lvl w:ilvl="2">
@@ -9399,7 +9368,7 @@
       <w:lvlText w:val="(%3)"/>
       <w:lvlJc w:val="left"/>
       <w:pPr>
-        <w:ind w:left="2160" w:hanging="360"/>
+        <w:ind w:left="2160" w:hanging="480"/>
       </w:pPr>
     </w:lvl>
     <w:lvl w:ilvl="3">
@@ -9408,7 +9377,7 @@
       <w:lvlText w:val="(%4)"/>
       <w:lvlJc w:val="left"/>
       <w:pPr>
-        <w:ind w:left="2880" w:hanging="360"/>
+        <w:ind w:left="2880" w:hanging="480"/>
       </w:pPr>
     </w:lvl>
     <w:lvl w:ilvl="4">
@@ -9417,7 +9386,7 @@
       <w:lvlText w:val="(%5)"/>
       <w:lvlJc w:val="left"/>
       <w:pPr>
-        <w:ind w:left="3600" w:hanging="360"/>
+        <w:ind w:left="3600" w:hanging="480"/>
       </w:pPr>
     </w:lvl>
     <w:lvl w:ilvl="5">
@@ -9426,7 +9395,7 @@
       <w:lvlText w:val="(%6)"/>
       <w:lvlJc w:val="left"/>
       <w:pPr>
-        <w:ind w:left="4320" w:hanging="360"/>
+        <w:ind w:left="4320" w:hanging="480"/>
       </w:pPr>
     </w:lvl>
     <w:lvl w:ilvl="6">
@@ -9435,7 +9404,7 @@
       <w:lvlText w:val="(%7)"/>
       <w:lvlJc w:val="left"/>
       <w:pPr>
-        <w:ind w:left="5040" w:hanging="360"/>
+        <w:ind w:left="5040" w:hanging="480"/>
       </w:pPr>
     </w:lvl>
     <w:lvl w:ilvl="7">
@@ -9444,7 +9413,7 @@
       <w:lvlText w:val="(%8)"/>
       <w:lvlJc w:val="left"/>
       <w:pPr>
-        <w:ind w:left="5760" w:hanging="360"/>
+        <w:ind w:left="5760" w:hanging="480"/>
       </w:pPr>
     </w:lvl>
     <w:lvl w:ilvl="8">
@@ -9453,12 +9422,12 @@
       <w:lvlText w:val="(%9)"/>
       <w:lvlJc w:val="left"/>
       <w:pPr>
-        <w:ind w:left="6480" w:hanging="360"/>
+        <w:ind w:left="6480" w:hanging="480"/>
       </w:pPr>
     </w:lvl>
   </w:abstractNum>
   <w:abstractNum w:abstractNumId="994117">
-    <w:nsid w:val="0A994117"/>
+    <w:nsid w:val="A994117"/>
     <w:multiLevelType w:val="multilevel"/>
     <w:lvl w:ilvl="0">
       <w:start w:val="17"/>
@@ -9466,7 +9435,7 @@
       <w:lvlText w:val="%1."/>
       <w:lvlJc w:val="left"/>
       <w:pPr>
-        <w:ind w:left="720" w:hanging="360"/>
+        <w:ind w:left="720" w:hanging="480"/>
       </w:pPr>
     </w:lvl>
     <w:lvl w:ilvl="1">
@@ -9475,7 +9444,7 @@
       <w:lvlText w:val="%2."/>
       <w:lvlJc w:val="left"/>
       <w:pPr>
-        <w:ind w:left="1440" w:hanging="360"/>
+        <w:ind w:left="1440" w:hanging="480"/>
       </w:pPr>
     </w:lvl>
     <w:lvl w:ilvl="2">
@@ -9484,7 +9453,7 @@
       <w:lvlText w:val="%3."/>
       <w:lvlJc w:val="left"/>
       <w:pPr>
-        <w:ind w:left="2160" w:hanging="360"/>
+        <w:ind w:left="2160" w:hanging="480"/>
       </w:pPr>
     </w:lvl>
     <w:lvl w:ilvl="3">
@@ -9493,7 +9462,7 @@
       <w:lvlText w:val="%4."/>
       <w:lvlJc w:val="left"/>
       <w:pPr>
-        <w:ind w:left="2880" w:hanging="360"/>
+        <w:ind w:left="2880" w:hanging="480"/>
       </w:pPr>
     </w:lvl>
     <w:lvl w:ilvl="4">
@@ -9502,7 +9471,7 @@
       <w:lvlText w:val="%5."/>
       <w:lvlJc w:val="left"/>
       <w:pPr>
-        <w:ind w:left="3600" w:hanging="360"/>
+        <w:ind w:left="3600" w:hanging="480"/>
       </w:pPr>
     </w:lvl>
     <w:lvl w:ilvl="5">
@@ -9511,7 +9480,7 @@
       <w:lvlText w:val="%6."/>
       <w:lvlJc w:val="left"/>
       <w:pPr>
-        <w:ind w:left="4320" w:hanging="360"/>
+        <w:ind w:left="4320" w:hanging="480"/>
       </w:pPr>
     </w:lvl>
     <w:lvl w:ilvl="6">
@@ -9520,7 +9489,7 @@
       <w:lvlText w:val="%7."/>
       <w:lvlJc w:val="left"/>
       <w:pPr>
-        <w:ind w:left="5040" w:hanging="360"/>
+        <w:ind w:left="5040" w:hanging="480"/>
       </w:pPr>
     </w:lvl>
     <w:lvl w:ilvl="7">
@@ -9529,7 +9498,7 @@
       <w:lvlText w:val="%8."/>
       <w:lvlJc w:val="left"/>
       <w:pPr>
-        <w:ind w:left="5760" w:hanging="360"/>
+        <w:ind w:left="5760" w:hanging="480"/>
       </w:pPr>
     </w:lvl>
     <w:lvl w:ilvl="8">
@@ -9538,7 +9507,7 @@
       <w:lvlText w:val="%9."/>
       <w:lvlJc w:val="left"/>
       <w:pPr>
-        <w:ind w:left="6480" w:hanging="360"/>
+        <w:ind w:left="6480" w:hanging="480"/>
       </w:pPr>
     </w:lvl>
   </w:abstractNum>
@@ -10222,10 +10191,10 @@
   <w:docDefaults>
     <w:rPrDefault>
       <w:rPr>
-        <w:rFonts w:asciiTheme="minorHAnsi" w:cstheme="minorBidi" w:eastAsiaTheme="minorEastAsia" w:hAnsiTheme="minorHAnsi"/>
+        <w:rFonts w:asciiTheme="minorHAnsi" w:cstheme="minorBidi" w:eastAsiaTheme="minorHAnsi" w:hAnsiTheme="minorHAnsi"/>
         <w:sz w:val="24"/>
         <w:szCs w:val="24"/>
-        <w:lang w:bidi="ar-SA" w:eastAsia="zh-CN" w:val="en-US"/>
+        <w:lang w:bidi="ar-SA" w:eastAsia="en-US" w:val="en-US"/>
       </w:rPr>
     </w:rPrDefault>
     <w:pPrDefault>
@@ -10243,10 +10212,10 @@
     <w:name w:val="Body Text"/>
     <w:basedOn w:val="Normal"/>
     <w:link w:val="BodyTextChar"/>
-    <w:qFormat/>
     <w:pPr>
       <w:spacing w:after="180" w:before="180"/>
     </w:pPr>
+    <w:qFormat/>
   </w:style>
   <w:style w:customStyle="1" w:styleId="FirstParagraph" w:type="paragraph">
     <w:name w:val="First Paragraph"/>
@@ -10266,94 +10235,57 @@
     <w:name w:val="Title"/>
     <w:basedOn w:val="Normal"/>
     <w:next w:val="BodyText"/>
-    <w:link w:val="TitleChar"/>
-    <w:uiPriority w:val="10"/>
     <w:qFormat/>
-    <w:rsid w:val="00A10FD9"/>
     <w:pPr>
-      <w:spacing w:after="80" w:line="240" w:lineRule="auto"/>
-      <w:contextualSpacing/>
+      <w:keepNext/>
+      <w:keepLines/>
+      <w:spacing w:after="240" w:before="480"/>
       <w:jc w:val="center"/>
     </w:pPr>
     <w:rPr>
       <w:rFonts w:asciiTheme="majorHAnsi" w:cstheme="majorBidi" w:eastAsiaTheme="majorEastAsia" w:hAnsiTheme="majorHAnsi"/>
-      <w:sz w:val="56"/>
-      <w:szCs w:val="56"/>
-    </w:rPr>
-  </w:style>
-  <w:style w:customStyle="1" w:styleId="TitleChar" w:type="character">
-    <w:name w:val="Title Char"/>
-    <w:basedOn w:val="DefaultParagraphFont"/>
-    <w:link w:val="Title"/>
-    <w:uiPriority w:val="10"/>
-    <w:rsid w:val="00A10FD9"/>
-    <w:rPr>
-      <w:rFonts w:asciiTheme="majorHAnsi" w:cstheme="majorBidi" w:eastAsiaTheme="majorEastAsia" w:hAnsiTheme="majorHAnsi"/>
-      <w:sz w:val="56"/>
-      <w:szCs w:val="56"/>
+      <w:b/>
+      <w:bCs/>
+      <w:color w:themeColor="accent1" w:themeShade="B5" w:val="345A8A"/>
+      <w:sz w:val="36"/>
+      <w:szCs w:val="36"/>
     </w:rPr>
   </w:style>
   <w:style w:styleId="Subtitle" w:type="paragraph">
     <w:name w:val="Subtitle"/>
     <w:basedOn w:val="Title"/>
     <w:next w:val="BodyText"/>
-    <w:link w:val="SubtitleChar"/>
-    <w:uiPriority w:val="11"/>
     <w:qFormat/>
-    <w:rsid w:val="00A10FD9"/>
     <w:pPr>
-      <w:numPr>
-        <w:ilvl w:val="1"/>
-      </w:numPr>
+      <w:keepNext/>
+      <w:keepLines/>
+      <w:spacing w:after="240" w:before="240"/>
+      <w:jc w:val="center"/>
     </w:pPr>
     <w:rPr>
-      <w:rFonts w:cstheme="majorBidi" w:eastAsiaTheme="majorEastAsia"/>
-      <w:spacing w:val="15"/>
-      <w:sz w:val="28"/>
-      <w:szCs w:val="28"/>
-    </w:rPr>
-  </w:style>
-  <w:style w:customStyle="1" w:styleId="SubtitleChar" w:type="character">
-    <w:name w:val="Subtitle Char"/>
-    <w:basedOn w:val="DefaultParagraphFont"/>
-    <w:link w:val="Subtitle"/>
-    <w:uiPriority w:val="11"/>
-    <w:rsid w:val="00A10FD9"/>
-    <w:rPr>
-      <w:rFonts w:cstheme="majorBidi" w:eastAsiaTheme="majorEastAsia"/>
-      <w:color w:themeColor="text1" w:themeTint="A6" w:val="595959"/>
-      <w:spacing w:val="15"/>
-      <w:sz w:val="28"/>
-      <w:szCs w:val="28"/>
+      <w:sz w:val="30"/>
+      <w:szCs w:val="30"/>
     </w:rPr>
   </w:style>
   <w:style w:customStyle="1" w:styleId="Author" w:type="paragraph">
     <w:name w:val="Author"/>
-    <w:basedOn w:val="Title"/>
     <w:next w:val="BodyText"/>
     <w:qFormat/>
     <w:pPr>
       <w:keepNext/>
       <w:keepLines/>
+      <w:jc w:val="center"/>
     </w:pPr>
-    <w:rPr>
-      <w:sz w:val="24"/>
-      <w:szCs w:val="24"/>
-    </w:rPr>
   </w:style>
   <w:style w:styleId="Date" w:type="paragraph">
     <w:name w:val="Date"/>
-    <w:basedOn w:val="Title"/>
     <w:next w:val="BodyText"/>
     <w:qFormat/>
     <w:pPr>
       <w:keepNext/>
       <w:keepLines/>
+      <w:jc w:val="center"/>
     </w:pPr>
-    <w:rPr>
-      <w:sz w:val="24"/>
-      <w:szCs w:val="24"/>
-    </w:rPr>
   </w:style>
   <w:style w:customStyle="1" w:styleId="AbstractTitle" w:type="paragraph">
     <w:name w:val="Abstract Title"/>
@@ -10363,13 +10295,15 @@
     <w:pPr>
       <w:keepNext/>
       <w:keepLines/>
+      <w:jc w:val="center"/>
       <w:spacing w:after="0" w:before="300"/>
-      <w:jc w:val="center"/>
     </w:pPr>
     <w:rPr>
-      <w:b/>
       <w:sz w:val="20"/>
       <w:szCs w:val="20"/>
+      <w:b/>
+      <w:color w:val="345A8A"/>
+      &gt;
     </w:rPr>
   </w:style>
   <w:style w:customStyle="1" w:styleId="Abstract" w:type="paragraph">
@@ -10396,321 +10330,191 @@
     <w:rPr/>
   </w:style>
   <w:style w:styleId="Heading1" w:type="paragraph">
-    <w:name w:val="heading 1"/>
+    <w:name w:val="Heading 1"/>
     <w:basedOn w:val="Normal"/>
     <w:next w:val="BodyText"/>
-    <w:link w:val="Heading1Char"/>
     <w:uiPriority w:val="9"/>
     <w:qFormat/>
-    <w:rsid w:val="00A10FD9"/>
     <w:pPr>
       <w:keepNext/>
       <w:keepLines/>
-      <w:spacing w:after="80" w:before="360"/>
+      <w:spacing w:after="0" w:before="480"/>
       <w:outlineLvl w:val="0"/>
     </w:pPr>
     <w:rPr>
       <w:rFonts w:asciiTheme="majorHAnsi" w:cstheme="majorBidi" w:eastAsiaTheme="majorEastAsia" w:hAnsiTheme="majorHAnsi"/>
-      <w:color w:themeColor="accent1" w:themeShade="BF" w:val="0F4761"/>
-      <w:sz w:val="40"/>
-      <w:szCs w:val="40"/>
+      <w:b/>
+      <w:bCs/>
+      <w:color w:themeColor="accent1" w:val="4F81BD"/>
+      <w:sz w:val="32"/>
+      <w:szCs w:val="32"/>
     </w:rPr>
   </w:style>
   <w:style w:styleId="Heading2" w:type="paragraph">
-    <w:name w:val="heading 2"/>
+    <w:name w:val="Heading 2"/>
     <w:basedOn w:val="Normal"/>
     <w:next w:val="BodyText"/>
-    <w:link w:val="Heading2Char"/>
     <w:uiPriority w:val="9"/>
-    <w:semiHidden/>
     <w:unhideWhenUsed/>
     <w:qFormat/>
-    <w:rsid w:val="00A10FD9"/>
     <w:pPr>
       <w:keepNext/>
       <w:keepLines/>
-      <w:spacing w:after="80" w:before="160"/>
+      <w:spacing w:after="0" w:before="200"/>
       <w:outlineLvl w:val="1"/>
     </w:pPr>
     <w:rPr>
       <w:rFonts w:asciiTheme="majorHAnsi" w:cstheme="majorBidi" w:eastAsiaTheme="majorEastAsia" w:hAnsiTheme="majorHAnsi"/>
-      <w:color w:themeColor="accent1" w:themeShade="BF" w:val="0F4761"/>
-      <w:sz w:val="32"/>
-      <w:szCs w:val="32"/>
-    </w:rPr>
-  </w:style>
-  <w:style w:styleId="Heading3" w:type="paragraph">
-    <w:name w:val="heading 3"/>
-    <w:basedOn w:val="Normal"/>
-    <w:next w:val="BodyText"/>
-    <w:link w:val="Heading3Char"/>
-    <w:uiPriority w:val="9"/>
-    <w:semiHidden/>
-    <w:unhideWhenUsed/>
-    <w:qFormat/>
-    <w:rsid w:val="00A10FD9"/>
-    <w:pPr>
-      <w:keepNext/>
-      <w:keepLines/>
-      <w:spacing w:after="80" w:before="160"/>
-      <w:outlineLvl w:val="2"/>
-    </w:pPr>
-    <w:rPr>
-      <w:rFonts w:cstheme="majorBidi" w:eastAsiaTheme="majorEastAsia"/>
-      <w:color w:themeColor="accent1" w:themeShade="BF" w:val="0F4761"/>
+      <w:b/>
+      <w:bCs/>
+      <w:color w:themeColor="accent1" w:val="4F81BD"/>
       <w:sz w:val="28"/>
       <w:szCs w:val="28"/>
     </w:rPr>
   </w:style>
-  <w:style w:styleId="Heading4" w:type="paragraph">
-    <w:name w:val="heading 4"/>
+  <w:style w:styleId="Heading3" w:type="paragraph">
+    <w:name w:val="Heading 3"/>
     <w:basedOn w:val="Normal"/>
     <w:next w:val="BodyText"/>
-    <w:link w:val="Heading4Char"/>
     <w:uiPriority w:val="9"/>
-    <w:semiHidden/>
     <w:unhideWhenUsed/>
     <w:qFormat/>
-    <w:rsid w:val="00A10FD9"/>
     <w:pPr>
       <w:keepNext/>
       <w:keepLines/>
-      <w:spacing w:after="40" w:before="80"/>
+      <w:spacing w:after="0" w:before="200"/>
+      <w:outlineLvl w:val="2"/>
+    </w:pPr>
+    <w:rPr>
+      <w:rFonts w:asciiTheme="majorHAnsi" w:cstheme="majorBidi" w:eastAsiaTheme="majorEastAsia" w:hAnsiTheme="majorHAnsi"/>
+      <w:b/>
+      <w:bCs/>
+      <w:color w:themeColor="accent1" w:val="4F81BD"/>
+      <w:sz w:val="24"/>
+      <w:szCs w:val="24"/>
+    </w:rPr>
+  </w:style>
+  <w:style w:styleId="Heading4" w:type="paragraph">
+    <w:name w:val="Heading 4"/>
+    <w:basedOn w:val="Normal"/>
+    <w:next w:val="BodyText"/>
+    <w:uiPriority w:val="9"/>
+    <w:unhideWhenUsed/>
+    <w:qFormat/>
+    <w:pPr>
+      <w:keepNext/>
+      <w:keepLines/>
+      <w:spacing w:after="0" w:before="200"/>
       <w:outlineLvl w:val="3"/>
     </w:pPr>
     <w:rPr>
-      <w:rFonts w:cstheme="majorBidi" w:eastAsiaTheme="majorEastAsia"/>
+      <w:rFonts w:asciiTheme="majorHAnsi" w:cstheme="majorBidi" w:eastAsiaTheme="majorEastAsia" w:hAnsiTheme="majorHAnsi"/>
       <w:i/>
-      <w:iCs/>
-      <w:color w:themeColor="accent1" w:themeShade="BF" w:val="0F4761"/>
+      <w:bCs/>
+      <w:color w:themeColor="accent1" w:val="4F81BD"/>
+      <w:sz w:val="24"/>
+      <w:szCs w:val="24"/>
     </w:rPr>
   </w:style>
   <w:style w:styleId="Heading5" w:type="paragraph">
-    <w:name w:val="heading 5"/>
+    <w:name w:val="Heading 5"/>
     <w:basedOn w:val="Normal"/>
     <w:next w:val="BodyText"/>
-    <w:link w:val="Heading5Char"/>
     <w:uiPriority w:val="9"/>
-    <w:semiHidden/>
     <w:unhideWhenUsed/>
     <w:qFormat/>
-    <w:rsid w:val="00A10FD9"/>
     <w:pPr>
       <w:keepNext/>
       <w:keepLines/>
-      <w:spacing w:after="40" w:before="80"/>
+      <w:spacing w:after="0" w:before="200"/>
       <w:outlineLvl w:val="4"/>
     </w:pPr>
     <w:rPr>
-      <w:rFonts w:cstheme="majorBidi" w:eastAsiaTheme="majorEastAsia"/>
-      <w:color w:themeColor="accent1" w:themeShade="BF" w:val="0F4761"/>
+      <w:rFonts w:asciiTheme="majorHAnsi" w:cstheme="majorBidi" w:eastAsiaTheme="majorEastAsia" w:hAnsiTheme="majorHAnsi"/>
+      <w:iCs/>
+      <w:color w:themeColor="accent1" w:val="4F81BD"/>
+      <w:sz w:val="24"/>
+      <w:szCs w:val="24"/>
     </w:rPr>
   </w:style>
   <w:style w:styleId="Heading6" w:type="paragraph">
-    <w:name w:val="heading 6"/>
+    <w:name w:val="Heading 6"/>
     <w:basedOn w:val="Normal"/>
     <w:next w:val="BodyText"/>
-    <w:link w:val="Heading6Char"/>
     <w:uiPriority w:val="9"/>
-    <w:semiHidden/>
     <w:unhideWhenUsed/>
     <w:qFormat/>
-    <w:rsid w:val="00A10FD9"/>
     <w:pPr>
       <w:keepNext/>
       <w:keepLines/>
-      <w:spacing w:after="0" w:before="40"/>
+      <w:spacing w:after="0" w:before="200"/>
       <w:outlineLvl w:val="5"/>
     </w:pPr>
     <w:rPr>
-      <w:rFonts w:cstheme="majorBidi" w:eastAsiaTheme="majorEastAsia"/>
-      <w:i/>
-      <w:iCs/>
-      <w:color w:themeColor="text1" w:themeTint="A6" w:val="595959"/>
+      <w:rFonts w:asciiTheme="majorHAnsi" w:cstheme="majorBidi" w:eastAsiaTheme="majorEastAsia" w:hAnsiTheme="majorHAnsi"/>
+      <w:color w:themeColor="accent1" w:val="4F81BD"/>
+      <w:sz w:val="24"/>
+      <w:szCs w:val="24"/>
     </w:rPr>
   </w:style>
   <w:style w:styleId="Heading7" w:type="paragraph">
-    <w:name w:val="heading 7"/>
+    <w:name w:val="Heading 7"/>
     <w:basedOn w:val="Normal"/>
     <w:next w:val="BodyText"/>
-    <w:link w:val="Heading7Char"/>
     <w:uiPriority w:val="9"/>
-    <w:semiHidden/>
     <w:unhideWhenUsed/>
     <w:qFormat/>
-    <w:rsid w:val="00A10FD9"/>
     <w:pPr>
       <w:keepNext/>
       <w:keepLines/>
-      <w:spacing w:after="0" w:before="40"/>
+      <w:spacing w:after="0" w:before="200"/>
       <w:outlineLvl w:val="6"/>
     </w:pPr>
     <w:rPr>
-      <w:rFonts w:cstheme="majorBidi" w:eastAsiaTheme="majorEastAsia"/>
-      <w:color w:themeColor="text1" w:themeTint="A6" w:val="595959"/>
+      <w:rFonts w:asciiTheme="majorHAnsi" w:cstheme="majorBidi" w:eastAsiaTheme="majorEastAsia" w:hAnsiTheme="majorHAnsi"/>
+      <w:color w:themeColor="accent1" w:val="4F81BD"/>
+      <w:sz w:val="24"/>
+      <w:szCs w:val="24"/>
     </w:rPr>
   </w:style>
   <w:style w:styleId="Heading8" w:type="paragraph">
-    <w:name w:val="heading 8"/>
+    <w:name w:val="Heading 8"/>
     <w:basedOn w:val="Normal"/>
     <w:next w:val="BodyText"/>
-    <w:link w:val="Heading8Char"/>
     <w:uiPriority w:val="9"/>
-    <w:semiHidden/>
     <w:unhideWhenUsed/>
     <w:qFormat/>
-    <w:rsid w:val="00A10FD9"/>
     <w:pPr>
       <w:keepNext/>
       <w:keepLines/>
-      <w:spacing w:after="0"/>
+      <w:spacing w:after="0" w:before="200"/>
       <w:outlineLvl w:val="7"/>
     </w:pPr>
     <w:rPr>
-      <w:rFonts w:cstheme="majorBidi" w:eastAsiaTheme="majorEastAsia"/>
-      <w:i/>
-      <w:iCs/>
-      <w:color w:themeColor="text1" w:themeTint="D8" w:val="272727"/>
+      <w:rFonts w:asciiTheme="majorHAnsi" w:cstheme="majorBidi" w:eastAsiaTheme="majorEastAsia" w:hAnsiTheme="majorHAnsi"/>
+      <w:color w:themeColor="accent1" w:val="4F81BD"/>
+      <w:sz w:val="24"/>
+      <w:szCs w:val="24"/>
     </w:rPr>
   </w:style>
   <w:style w:styleId="Heading9" w:type="paragraph">
-    <w:name w:val="heading 9"/>
+    <w:name w:val="Heading 9"/>
     <w:basedOn w:val="Normal"/>
     <w:next w:val="BodyText"/>
-    <w:link w:val="Heading9Char"/>
     <w:uiPriority w:val="9"/>
-    <w:semiHidden/>
     <w:unhideWhenUsed/>
     <w:qFormat/>
-    <w:rsid w:val="00A10FD9"/>
     <w:pPr>
       <w:keepNext/>
       <w:keepLines/>
-      <w:spacing w:after="0"/>
+      <w:spacing w:after="0" w:before="200"/>
       <w:outlineLvl w:val="8"/>
     </w:pPr>
     <w:rPr>
-      <w:rFonts w:cstheme="majorBidi" w:eastAsiaTheme="majorEastAsia"/>
-      <w:color w:themeColor="text1" w:themeTint="D8" w:val="272727"/>
-    </w:rPr>
-  </w:style>
-  <w:style w:customStyle="1" w:styleId="Heading1Char" w:type="character">
-    <w:name w:val="Heading 1 Char"/>
-    <w:basedOn w:val="DefaultParagraphFont"/>
-    <w:link w:val="Heading1"/>
-    <w:uiPriority w:val="9"/>
-    <w:rsid w:val="00A10FD9"/>
-    <w:rPr>
       <w:rFonts w:asciiTheme="majorHAnsi" w:cstheme="majorBidi" w:eastAsiaTheme="majorEastAsia" w:hAnsiTheme="majorHAnsi"/>
-      <w:color w:themeColor="accent1" w:themeShade="BF" w:val="0F4761"/>
-      <w:sz w:val="40"/>
-      <w:szCs w:val="40"/>
-    </w:rPr>
-  </w:style>
-  <w:style w:customStyle="1" w:styleId="Heading2Char" w:type="character">
-    <w:name w:val="Heading 2 Char"/>
-    <w:basedOn w:val="DefaultParagraphFont"/>
-    <w:link w:val="Heading2"/>
-    <w:uiPriority w:val="9"/>
-    <w:semiHidden/>
-    <w:rsid w:val="00A10FD9"/>
-    <w:rPr>
-      <w:rFonts w:asciiTheme="majorHAnsi" w:cstheme="majorBidi" w:eastAsiaTheme="majorEastAsia" w:hAnsiTheme="majorHAnsi"/>
-      <w:color w:themeColor="accent1" w:themeShade="BF" w:val="0F4761"/>
-      <w:sz w:val="32"/>
-      <w:szCs w:val="32"/>
-    </w:rPr>
-  </w:style>
-  <w:style w:customStyle="1" w:styleId="Heading3Char" w:type="character">
-    <w:name w:val="Heading 3 Char"/>
-    <w:basedOn w:val="DefaultParagraphFont"/>
-    <w:link w:val="Heading3"/>
-    <w:uiPriority w:val="9"/>
-    <w:semiHidden/>
-    <w:rsid w:val="00A10FD9"/>
-    <w:rPr>
-      <w:rFonts w:cstheme="majorBidi" w:eastAsiaTheme="majorEastAsia"/>
-      <w:color w:themeColor="accent1" w:themeShade="BF" w:val="0F4761"/>
-      <w:sz w:val="28"/>
-      <w:szCs w:val="28"/>
-    </w:rPr>
-  </w:style>
-  <w:style w:customStyle="1" w:styleId="Heading4Char" w:type="character">
-    <w:name w:val="Heading 4 Char"/>
-    <w:basedOn w:val="DefaultParagraphFont"/>
-    <w:link w:val="Heading4"/>
-    <w:uiPriority w:val="9"/>
-    <w:semiHidden/>
-    <w:rsid w:val="00A10FD9"/>
-    <w:rPr>
-      <w:rFonts w:cstheme="majorBidi" w:eastAsiaTheme="majorEastAsia"/>
-      <w:i/>
-      <w:iCs/>
-      <w:color w:themeColor="accent1" w:themeShade="BF" w:val="0F4761"/>
-    </w:rPr>
-  </w:style>
-  <w:style w:customStyle="1" w:styleId="Heading5Char" w:type="character">
-    <w:name w:val="Heading 5 Char"/>
-    <w:basedOn w:val="DefaultParagraphFont"/>
-    <w:link w:val="Heading5"/>
-    <w:uiPriority w:val="9"/>
-    <w:semiHidden/>
-    <w:rsid w:val="00A10FD9"/>
-    <w:rPr>
-      <w:rFonts w:cstheme="majorBidi" w:eastAsiaTheme="majorEastAsia"/>
-      <w:color w:themeColor="accent1" w:themeShade="BF" w:val="0F4761"/>
-    </w:rPr>
-  </w:style>
-  <w:style w:customStyle="1" w:styleId="Heading6Char" w:type="character">
-    <w:name w:val="Heading 6 Char"/>
-    <w:basedOn w:val="DefaultParagraphFont"/>
-    <w:link w:val="Heading6"/>
-    <w:uiPriority w:val="9"/>
-    <w:semiHidden/>
-    <w:rsid w:val="00A10FD9"/>
-    <w:rPr>
-      <w:rFonts w:cstheme="majorBidi" w:eastAsiaTheme="majorEastAsia"/>
-      <w:i/>
-      <w:iCs/>
-      <w:color w:themeColor="text1" w:themeTint="A6" w:val="595959"/>
-    </w:rPr>
-  </w:style>
-  <w:style w:customStyle="1" w:styleId="Heading7Char" w:type="character">
-    <w:name w:val="Heading 7 Char"/>
-    <w:basedOn w:val="DefaultParagraphFont"/>
-    <w:link w:val="Heading7"/>
-    <w:uiPriority w:val="9"/>
-    <w:semiHidden/>
-    <w:rsid w:val="00A10FD9"/>
-    <w:rPr>
-      <w:rFonts w:cstheme="majorBidi" w:eastAsiaTheme="majorEastAsia"/>
-      <w:color w:themeColor="text1" w:themeTint="A6" w:val="595959"/>
-    </w:rPr>
-  </w:style>
-  <w:style w:customStyle="1" w:styleId="Heading8Char" w:type="character">
-    <w:name w:val="Heading 8 Char"/>
-    <w:basedOn w:val="DefaultParagraphFont"/>
-    <w:link w:val="Heading8"/>
-    <w:uiPriority w:val="9"/>
-    <w:semiHidden/>
-    <w:rsid w:val="00A10FD9"/>
-    <w:rPr>
-      <w:rFonts w:cstheme="majorBidi" w:eastAsiaTheme="majorEastAsia"/>
-      <w:i/>
-      <w:iCs/>
-      <w:color w:themeColor="text1" w:themeTint="D8" w:val="272727"/>
-    </w:rPr>
-  </w:style>
-  <w:style w:customStyle="1" w:styleId="Heading9Char" w:type="character">
-    <w:name w:val="Heading 9 Char"/>
-    <w:basedOn w:val="DefaultParagraphFont"/>
-    <w:link w:val="Heading9"/>
-    <w:uiPriority w:val="9"/>
-    <w:semiHidden/>
-    <w:rsid w:val="00A10FD9"/>
-    <w:rPr>
-      <w:rFonts w:cstheme="majorBidi" w:eastAsiaTheme="majorEastAsia"/>
-      <w:color w:themeColor="text1" w:themeTint="D8" w:val="272727"/>
+      <w:color w:themeColor="accent1" w:val="4F81BD"/>
+      <w:sz w:val="24"/>
+      <w:szCs w:val="24"/>
     </w:rPr>
   </w:style>
   <w:style w:styleId="BlockText" w:type="paragraph">
@@ -10733,18 +10537,6 @@
     <w:unhideWhenUsed/>
     <w:qFormat/>
   </w:style>
-  <w:style w:styleId="FootnoteBlockText" w:type="paragraph">
-    <w:name w:val="Footnote Block Text"/>
-    <w:basedOn w:val="FootnoteText"/>
-    <w:next w:val="FootnoteText"/>
-    <w:uiPriority w:val="9"/>
-    <w:unhideWhenUsed/>
-    <w:qFormat/>
-    <w:pPr>
-      <w:spacing w:after="100" w:before="100"/>
-      <w:ind w:firstLine="0" w:left="480" w:right="480"/>
-    </w:pPr>
-  </w:style>
   <w:style w:default="1" w:styleId="DefaultParagraphFont" w:type="character">
     <w:name w:val="Default Paragraph Font"/>
     <w:semiHidden/>
@@ -10766,11 +10558,18 @@
       </w:tblCellMar>
     </w:tblPr>
     <w:tblStylePr w:type="firstRow">
+      <w:tblPr>
+        <w:jc w:val="left"/>
+        <w:tblInd w:type="dxa" w:w="0"/>
+      </w:tblPr>
+      <w:trPr>
+        <w:jc w:val="left"/>
+      </w:trPr>
       <w:tcPr>
+        <w:vAlign w:val="bottom"/>
         <w:tcBorders>
           <w:bottom w:val="single"/>
         </w:tcBorders>
-        <w:vAlign w:val="bottom"/>
       </w:tcPr>
     </w:tblStylePr>
   </w:style>
@@ -10885,8 +10684,8 @@
     <w:name w:val="KeywordTok"/>
     <w:basedOn w:val="VerbatimChar"/>
     <w:rPr>
+      <w:color w:val="007020"/>
       <w:b/>
-      <w:color w:val="007020"/>
     </w:rPr>
   </w:style>
   <w:style w:type="character" w:customStyle="1" w:styleId="DataTypeTok">
@@ -10963,42 +10762,42 @@
     <w:name w:val="ImportTok"/>
     <w:basedOn w:val="VerbatimChar"/>
     <w:rPr>
+      <w:color w:val="008000"/>
       <w:b/>
-      <w:color w:val="008000"/>
     </w:rPr>
   </w:style>
   <w:style w:type="character" w:customStyle="1" w:styleId="CommentTok">
     <w:name w:val="CommentTok"/>
     <w:basedOn w:val="VerbatimChar"/>
     <w:rPr>
+      <w:color w:val="60a0b0"/>
       <w:i/>
-      <w:color w:val="60a0b0"/>
     </w:rPr>
   </w:style>
   <w:style w:type="character" w:customStyle="1" w:styleId="DocumentationTok">
     <w:name w:val="DocumentationTok"/>
     <w:basedOn w:val="VerbatimChar"/>
     <w:rPr>
+      <w:color w:val="ba2121"/>
       <w:i/>
-      <w:color w:val="ba2121"/>
     </w:rPr>
   </w:style>
   <w:style w:type="character" w:customStyle="1" w:styleId="AnnotationTok">
     <w:name w:val="AnnotationTok"/>
     <w:basedOn w:val="VerbatimChar"/>
     <w:rPr>
+      <w:color w:val="60a0b0"/>
       <w:b/>
       <w:i/>
-      <w:color w:val="60a0b0"/>
     </w:rPr>
   </w:style>
   <w:style w:type="character" w:customStyle="1" w:styleId="CommentVarTok">
     <w:name w:val="CommentVarTok"/>
     <w:basedOn w:val="VerbatimChar"/>
     <w:rPr>
+      <w:color w:val="60a0b0"/>
       <w:b/>
       <w:i/>
-      <w:color w:val="60a0b0"/>
     </w:rPr>
   </w:style>
   <w:style w:type="character" w:customStyle="1" w:styleId="OtherTok">
@@ -11026,8 +10825,8 @@
     <w:name w:val="ControlFlowTok"/>
     <w:basedOn w:val="VerbatimChar"/>
     <w:rPr>
+      <w:color w:val="007020"/>
       <w:b/>
-      <w:color w:val="007020"/>
     </w:rPr>
   </w:style>
   <w:style w:type="character" w:customStyle="1" w:styleId="OperatorTok">
@@ -11072,34 +10871,34 @@
     <w:name w:val="InformationTok"/>
     <w:basedOn w:val="VerbatimChar"/>
     <w:rPr>
+      <w:color w:val="60a0b0"/>
       <w:b/>
       <w:i/>
-      <w:color w:val="60a0b0"/>
     </w:rPr>
   </w:style>
   <w:style w:type="character" w:customStyle="1" w:styleId="WarningTok">
     <w:name w:val="WarningTok"/>
     <w:basedOn w:val="VerbatimChar"/>
     <w:rPr>
+      <w:color w:val="60a0b0"/>
       <w:b/>
       <w:i/>
-      <w:color w:val="60a0b0"/>
     </w:rPr>
   </w:style>
   <w:style w:type="character" w:customStyle="1" w:styleId="AlertTok">
     <w:name w:val="AlertTok"/>
     <w:basedOn w:val="VerbatimChar"/>
     <w:rPr>
+      <w:color w:val="ff0000"/>
       <w:b/>
-      <w:color w:val="ff0000"/>
     </w:rPr>
   </w:style>
   <w:style w:type="character" w:customStyle="1" w:styleId="ErrorTok">
     <w:name w:val="ErrorTok"/>
     <w:basedOn w:val="VerbatimChar"/>
     <w:rPr>
+      <w:color w:val="ff0000"/>
       <w:b/>
-      <w:color w:val="ff0000"/>
     </w:rPr>
   </w:style>
   <w:style w:type="character" w:customStyle="1" w:styleId="NormalTok">
@@ -11121,44 +10920,44 @@
         <a:sysClr val="window" lastClr="FFFFFF"/>
       </a:lt1>
       <a:dk2>
-        <a:srgbClr val="0E2841"/>
+        <a:srgbClr val="1F497D"/>
       </a:dk2>
       <a:lt2>
-        <a:srgbClr val="E8E8E8"/>
+        <a:srgbClr val="EEECE1"/>
       </a:lt2>
       <a:accent1>
-        <a:srgbClr val="156082"/>
+        <a:srgbClr val="4F81BD"/>
       </a:accent1>
       <a:accent2>
-        <a:srgbClr val="E97132"/>
+        <a:srgbClr val="C0504D"/>
       </a:accent2>
       <a:accent3>
-        <a:srgbClr val="196B24"/>
+        <a:srgbClr val="9BBB59"/>
       </a:accent3>
       <a:accent4>
-        <a:srgbClr val="0F9ED5"/>
+        <a:srgbClr val="8064A2"/>
       </a:accent4>
       <a:accent5>
-        <a:srgbClr val="A02B93"/>
+        <a:srgbClr val="4BACC6"/>
       </a:accent5>
       <a:accent6>
-        <a:srgbClr val="4EA72E"/>
+        <a:srgbClr val="F79646"/>
       </a:accent6>
       <a:hlink>
-        <a:srgbClr val="467886"/>
+        <a:srgbClr val="0000FF"/>
       </a:hlink>
       <a:folHlink>
-        <a:srgbClr val="96607D"/>
+        <a:srgbClr val="800080"/>
       </a:folHlink>
     </a:clrScheme>
     <a:fontScheme name="Office">
       <a:majorFont>
-        <a:latin typeface="Aptos Display" panose="02110004020202020204"/>
+        <a:latin typeface="Calibri"/>
         <a:ea typeface=""/>
         <a:cs typeface=""/>
-        <a:font script="Jpan" typeface="游ゴシック Light"/>
+        <a:font script="Jpan" typeface="ＭＳ ゴシック"/>
         <a:font script="Hang" typeface="맑은 고딕"/>
-        <a:font script="Hans" typeface="等线 Light"/>
+        <a:font script="Hans" typeface="宋体"/>
         <a:font script="Hant" typeface="新細明體"/>
         <a:font script="Arab" typeface="Times New Roman"/>
         <a:font script="Hebr" typeface="Times New Roman"/>
@@ -11185,32 +10984,14 @@
         <a:font script="Mong" typeface="Mongolian Baiti"/>
         <a:font script="Viet" typeface="Times New Roman"/>
         <a:font script="Uigh" typeface="Microsoft Uighur"/>
-        <a:font script="Geor" typeface="Sylfaen"/>
-        <a:font script="Armn" typeface="Arial"/>
-        <a:font script="Bugi" typeface="Leelawadee UI"/>
-        <a:font script="Bopo" typeface="Microsoft JhengHei"/>
-        <a:font script="Java" typeface="Javanese Text"/>
-        <a:font script="Lisu" typeface="Segoe UI"/>
-        <a:font script="Mymr" typeface="Myanmar Text"/>
-        <a:font script="Nkoo" typeface="Ebrima"/>
-        <a:font script="Olck" typeface="Nirmala UI"/>
-        <a:font script="Osma" typeface="Ebrima"/>
-        <a:font script="Phag" typeface="Phagspa"/>
-        <a:font script="Syrn" typeface="Estrangelo Edessa"/>
-        <a:font script="Syrj" typeface="Estrangelo Edessa"/>
-        <a:font script="Syre" typeface="Estrangelo Edessa"/>
-        <a:font script="Sora" typeface="Nirmala UI"/>
-        <a:font script="Tale" typeface="Microsoft Tai Le"/>
-        <a:font script="Talu" typeface="Microsoft New Tai Lue"/>
-        <a:font script="Tfng" typeface="Ebrima"/>
       </a:majorFont>
       <a:minorFont>
-        <a:latin typeface="Aptos" panose="02110004020202020204"/>
+        <a:latin typeface="Cambria"/>
         <a:ea typeface=""/>
         <a:cs typeface=""/>
-        <a:font script="Jpan" typeface="游明朝"/>
+        <a:font script="Jpan" typeface="ＭＳ 明朝"/>
         <a:font script="Hang" typeface="맑은 고딕"/>
-        <a:font script="Hans" typeface="等线"/>
+        <a:font script="Hans" typeface="宋体"/>
         <a:font script="Hant" typeface="新細明體"/>
         <a:font script="Arab" typeface="Arial"/>
         <a:font script="Hebr" typeface="Arial"/>
@@ -11237,24 +11018,6 @@
         <a:font script="Mong" typeface="Mongolian Baiti"/>
         <a:font script="Viet" typeface="Arial"/>
         <a:font script="Uigh" typeface="Microsoft Uighur"/>
-        <a:font script="Geor" typeface="Sylfaen"/>
-        <a:font script="Armn" typeface="Arial"/>
-        <a:font script="Bugi" typeface="Leelawadee UI"/>
-        <a:font script="Bopo" typeface="Microsoft JhengHei"/>
-        <a:font script="Java" typeface="Javanese Text"/>
-        <a:font script="Lisu" typeface="Segoe UI"/>
-        <a:font script="Mymr" typeface="Myanmar Text"/>
-        <a:font script="Nkoo" typeface="Ebrima"/>
-        <a:font script="Olck" typeface="Nirmala UI"/>
-        <a:font script="Osma" typeface="Ebrima"/>
-        <a:font script="Phag" typeface="Phagspa"/>
-        <a:font script="Syrn" typeface="Estrangelo Edessa"/>
-        <a:font script="Syrj" typeface="Estrangelo Edessa"/>
-        <a:font script="Syre" typeface="Estrangelo Edessa"/>
-        <a:font script="Sora" typeface="Nirmala UI"/>
-        <a:font script="Tale" typeface="Microsoft Tai Le"/>
-        <a:font script="Talu" typeface="Microsoft New Tai Lue"/>
-        <a:font script="Tfng" typeface="Ebrima"/>
       </a:minorFont>
     </a:fontScheme>
     <a:fmtScheme name="Office">
@@ -11266,141 +11029,200 @@
           <a:gsLst>
             <a:gs pos="0">
               <a:schemeClr val="phClr">
-                <a:lumMod val="110000"/>
-                <a:satMod val="105000"/>
-                <a:tint val="67000"/>
+                <a:tint val="50000"/>
+                <a:satMod val="300000"/>
               </a:schemeClr>
             </a:gs>
-            <a:gs pos="50000">
+            <a:gs pos="35000">
               <a:schemeClr val="phClr">
-                <a:lumMod val="105000"/>
-                <a:satMod val="103000"/>
-                <a:tint val="73000"/>
+                <a:tint val="37000"/>
+                <a:satMod val="300000"/>
               </a:schemeClr>
             </a:gs>
             <a:gs pos="100000">
               <a:schemeClr val="phClr">
-                <a:lumMod val="105000"/>
-                <a:satMod val="109000"/>
-                <a:tint val="81000"/>
+                <a:tint val="15000"/>
+                <a:satMod val="350000"/>
               </a:schemeClr>
             </a:gs>
           </a:gsLst>
-          <a:lin ang="5400000" scaled="0"/>
+          <a:lin ang="16200000" scaled="1"/>
         </a:gradFill>
         <a:gradFill rotWithShape="1">
           <a:gsLst>
             <a:gs pos="0">
               <a:schemeClr val="phClr">
-                <a:satMod val="103000"/>
-                <a:lumMod val="102000"/>
-                <a:tint val="94000"/>
-              </a:schemeClr>
-            </a:gs>
-            <a:gs pos="50000">
-              <a:schemeClr val="phClr">
-                <a:satMod val="110000"/>
-                <a:lumMod val="100000"/>
+                <a:tint val="100000"/>
                 <a:shade val="100000"/>
+                <a:satMod val="130000"/>
               </a:schemeClr>
             </a:gs>
             <a:gs pos="100000">
               <a:schemeClr val="phClr">
-                <a:lumMod val="99000"/>
-                <a:satMod val="120000"/>
-                <a:shade val="78000"/>
+                <a:tint val="50000"/>
+                <a:shade val="100000"/>
+                <a:satMod val="350000"/>
               </a:schemeClr>
             </a:gs>
           </a:gsLst>
-          <a:lin ang="5400000" scaled="0"/>
+          <a:lin ang="16200000" scaled="0"/>
         </a:gradFill>
       </a:fillStyleLst>
       <a:lnStyleLst>
-        <a:ln w="6350" cap="flat" cmpd="sng" algn="ctr">
+        <a:ln w="9525" cap="flat" cmpd="sng" algn="ctr">
+          <a:solidFill>
+            <a:schemeClr val="phClr">
+              <a:shade val="95000"/>
+              <a:satMod val="105000"/>
+            </a:schemeClr>
+          </a:solidFill>
+          <a:prstDash val="solid"/>
+        </a:ln>
+        <a:ln w="25400" cap="flat" cmpd="sng" algn="ctr">
           <a:solidFill>
             <a:schemeClr val="phClr"/>
           </a:solidFill>
           <a:prstDash val="solid"/>
-          <a:miter lim="800000"/>
         </a:ln>
-        <a:ln w="12700" cap="flat" cmpd="sng" algn="ctr">
+        <a:ln w="38100" cap="flat" cmpd="sng" algn="ctr">
           <a:solidFill>
             <a:schemeClr val="phClr"/>
           </a:solidFill>
           <a:prstDash val="solid"/>
-          <a:miter lim="800000"/>
-        </a:ln>
-        <a:ln w="19050" cap="flat" cmpd="sng" algn="ctr">
-          <a:solidFill>
-            <a:schemeClr val="phClr"/>
-          </a:solidFill>
-          <a:prstDash val="solid"/>
-          <a:miter lim="800000"/>
         </a:ln>
       </a:lnStyleLst>
       <a:effectStyleLst>
         <a:effectStyle>
-          <a:effectLst/>
-        </a:effectStyle>
-        <a:effectStyle>
-          <a:effectLst/>
+          <a:effectLst>
+            <a:outerShdw blurRad="40000" dist="20000" dir="5400000" rotWithShape="0">
+              <a:srgbClr val="000000">
+                <a:alpha val="38000"/>
+              </a:srgbClr>
+            </a:outerShdw>
+          </a:effectLst>
         </a:effectStyle>
         <a:effectStyle>
           <a:effectLst>
-            <a:outerShdw blurRad="57150" dist="19050" dir="5400000" algn="ctr" rotWithShape="0">
+            <a:outerShdw blurRad="40000" dist="23000" dir="5400000" rotWithShape="0">
               <a:srgbClr val="000000">
-                <a:alpha val="63000"/>
+                <a:alpha val="35000"/>
               </a:srgbClr>
             </a:outerShdw>
           </a:effectLst>
+        </a:effectStyle>
+        <a:effectStyle>
+          <a:effectLst>
+            <a:outerShdw blurRad="40000" dist="23000" dir="5400000" rotWithShape="0">
+              <a:srgbClr val="000000">
+                <a:alpha val="35000"/>
+              </a:srgbClr>
+            </a:outerShdw>
+          </a:effectLst>
+          <a:scene3d>
+            <a:camera prst="orthographicFront">
+              <a:rot lat="0" lon="0" rev="0"/>
+            </a:camera>
+            <a:lightRig rig="threePt" dir="t">
+              <a:rot lat="0" lon="0" rev="1200000"/>
+            </a:lightRig>
+          </a:scene3d>
+          <a:sp3d>
+            <a:bevelT w="63500" h="25400"/>
+          </a:sp3d>
         </a:effectStyle>
       </a:effectStyleLst>
       <a:bgFillStyleLst>
         <a:solidFill>
           <a:schemeClr val="phClr"/>
         </a:solidFill>
-        <a:solidFill>
-          <a:schemeClr val="phClr">
-            <a:tint val="95000"/>
-            <a:satMod val="170000"/>
-          </a:schemeClr>
-        </a:solidFill>
         <a:gradFill rotWithShape="1">
           <a:gsLst>
             <a:gs pos="0">
               <a:schemeClr val="phClr">
-                <a:tint val="93000"/>
-                <a:satMod val="150000"/>
-                <a:shade val="98000"/>
-                <a:lumMod val="102000"/>
+                <a:tint val="40000"/>
+                <a:satMod val="350000"/>
               </a:schemeClr>
             </a:gs>
-            <a:gs pos="50000">
+            <a:gs pos="40000">
               <a:schemeClr val="phClr">
-                <a:tint val="98000"/>
-                <a:satMod val="130000"/>
-                <a:shade val="90000"/>
-                <a:lumMod val="103000"/>
+                <a:tint val="45000"/>
+                <a:shade val="99000"/>
+                <a:satMod val="350000"/>
               </a:schemeClr>
             </a:gs>
             <a:gs pos="100000">
               <a:schemeClr val="phClr">
-                <a:shade val="63000"/>
-                <a:satMod val="120000"/>
+                <a:shade val="20000"/>
+                <a:satMod val="255000"/>
               </a:schemeClr>
             </a:gs>
           </a:gsLst>
-          <a:lin ang="5400000" scaled="0"/>
+          <a:path path="circle">
+            <a:fillToRect l="50000" t="-80000" r="50000" b="180000"/>
+          </a:path>
+        </a:gradFill>
+        <a:gradFill rotWithShape="1">
+          <a:gsLst>
+            <a:gs pos="0">
+              <a:schemeClr val="phClr">
+                <a:tint val="80000"/>
+                <a:satMod val="300000"/>
+              </a:schemeClr>
+            </a:gs>
+            <a:gs pos="100000">
+              <a:schemeClr val="phClr">
+                <a:shade val="30000"/>
+                <a:satMod val="200000"/>
+              </a:schemeClr>
+            </a:gs>
+          </a:gsLst>
+          <a:path path="circle">
+            <a:fillToRect l="50000" t="50000" r="50000" b="50000"/>
+          </a:path>
         </a:gradFill>
       </a:bgFillStyleLst>
     </a:fmtScheme>
   </a:themeElements>
-  <a:objectDefaults/>
+  <a:objectDefaults>
+    <a:spDef>
+      <a:spPr/>
+      <a:bodyPr/>
+      <a:lstStyle/>
+      <a:style>
+        <a:lnRef idx="1">
+          <a:schemeClr val="accent1"/>
+        </a:lnRef>
+        <a:fillRef idx="3">
+          <a:schemeClr val="accent1"/>
+        </a:fillRef>
+        <a:effectRef idx="2">
+          <a:schemeClr val="accent1"/>
+        </a:effectRef>
+        <a:fontRef idx="minor">
+          <a:schemeClr val="lt1"/>
+        </a:fontRef>
+      </a:style>
+    </a:spDef>
+    <a:lnDef>
+      <a:spPr/>
+      <a:bodyPr/>
+      <a:lstStyle/>
+      <a:style>
+        <a:lnRef idx="2">
+          <a:schemeClr val="accent1"/>
+        </a:lnRef>
+        <a:fillRef idx="0">
+          <a:schemeClr val="accent1"/>
+        </a:fillRef>
+        <a:effectRef idx="1">
+          <a:schemeClr val="accent1"/>
+        </a:effectRef>
+        <a:fontRef idx="minor">
+          <a:schemeClr val="tx1"/>
+        </a:fontRef>
+      </a:style>
+    </a:lnDef>
+  </a:objectDefaults>
   <a:extraClrSchemeLst/>
-  <a:extLst>
-    <a:ext uri="{05A4C25C-085E-4340-85A3-A5531E510DB2}">
-      <thm15:themeFamily xmlns:thm15="http://schemas.microsoft.com/office/thememl/2012/main" name="Office Theme" id="{2E142A2C-CD16-42D6-873A-C26D2A0506FA}" vid="{1BDDFF52-6CD6-40A5-AB3C-68EB2F1E4D0A}"/>
-    </a:ext>
-  </a:extLst>
 </a:theme>
 </file>
--- a/04-regulatory-compliance/HIPAA/Portugues_BR/HIPAA_Practical_Manager_and_Junior_Analyst_Manual_Portugues_BR_v1.0.docx
+++ b/04-regulatory-compliance/HIPAA/Portugues_BR/HIPAA_Practical_Manager_and_Junior_Analyst_Manual_Portugues_BR_v1.0.docx
@@ -8,8 +8,8 @@
       </w:pPr>
       <w:r>
         <w:rPr>
+          <w:bCs/>
           <w:b/>
-          <w:bCs/>
         </w:rPr>
         <w:t xml:space="preserve">Status da revisão:</w:t>
       </w:r>
@@ -34,8 +34,8 @@
       </w:pPr>
       <w:r>
         <w:rPr>
+          <w:bCs/>
           <w:b/>
-          <w:bCs/>
         </w:rPr>
         <w:t xml:space="preserve">HIPAA</w:t>
       </w:r>
@@ -46,19 +46,19 @@
       </w:pPr>
       <w:r>
         <w:rPr>
+          <w:bCs/>
           <w:b/>
-          <w:bCs/>
         </w:rPr>
         <w:t xml:space="preserve">Manual prático de conformidade e segurança para gerentes e analistas júnior</w:t>
       </w:r>
     </w:p>
     <w:p>
       <w:pPr>
+        <w:numPr>
+          <w:ilvl w:val="0"/>
+          <w:numId w:val="1001"/>
+        </w:numPr>
         <w:pStyle w:val="Compact"/>
-        <w:numPr>
-          <w:ilvl w:val="0"/>
-          <w:numId w:val="1001"/>
-        </w:numPr>
       </w:pPr>
       <w:r>
         <w:t xml:space="preserve">Como a privacidade da informação de saúde, segurança, resposta à violação, evidências e supervisão funcionam na prática*</w:t>
@@ -80,7 +80,7 @@
         <w:t xml:space="preserve">Primeira edição • Julho de 2026</w:t>
       </w:r>
     </w:p>
-    <w:bookmarkStart w:id="9" w:name="X7c6862bcdaa6b2c043074213a7f3c50222ccdba"/>
+    <w:bookmarkStart w:id="20" w:name="X7c6862bcdaa6b2c043074213a7f3c50222ccdba"/>
     <w:p>
       <w:pPr>
         <w:pStyle w:val="Heading2"/>
@@ -89,8 +89,8 @@
         <w:t xml:space="preserve">• Regra de privacidade • Regra de segurança • Notificação de violação • Parte 2 • Manual do gestor • Ferramentas de código aberto • Laboratórios de analistas júnior • Preparação para entrevistas</w:t>
       </w:r>
     </w:p>
-    <w:bookmarkEnd w:id="9"/>
-    <w:bookmarkStart w:id="13" w:name="publicação-e-aviso-de-uso"/>
+    <w:bookmarkEnd w:id="20"/>
+    <w:bookmarkStart w:id="24" w:name="publicação-e-aviso-de-uso"/>
     <w:p>
       <w:pPr>
         <w:pStyle w:val="Heading1"/>
@@ -123,7 +123,7 @@
         <w:t xml:space="preserve">Objetivo: Educação gratuita e prática para gestores, estudantes, mudadores de carreira, analistas júnior, profissionais de privacidade e profissionais de segurança cibernética.</w:t>
       </w:r>
     </w:p>
-    <w:bookmarkStart w:id="10" w:name="aviso-educacional-e-legal"/>
+    <w:bookmarkStart w:id="21" w:name="aviso-educacional-e-legal"/>
     <w:p>
       <w:pPr>
         <w:pStyle w:val="Heading2"/>
@@ -140,8 +140,8 @@
         <w:t xml:space="preserve">Este manual fornece informações educacionais gerais. Não é aconselhamento legal e não substitui aconselhamento de advogados qualificados, oficiais de privacidade, agentes de segurança ou profissionais de informação de saúde. Os deveres do HIPAA dependem de fatos, papéis, contratos, regulamentos federais e orientações atuais, leis estaduais e outras regras de informação sobre saúde.</w:t>
       </w:r>
     </w:p>
-    <w:bookmarkEnd w:id="10"/>
-    <w:bookmarkStart w:id="11" w:name="uso-ético-e-autorizado"/>
+    <w:bookmarkEnd w:id="21"/>
+    <w:bookmarkStart w:id="22" w:name="uso-ético-e-autorizado"/>
     <w:p>
       <w:pPr>
         <w:pStyle w:val="Heading2"/>
@@ -168,11 +168,11 @@
     </w:p>
     <w:p>
       <w:pPr>
+        <w:numPr>
+          <w:ilvl w:val="0"/>
+          <w:numId w:val="1002"/>
+        </w:numPr>
         <w:pStyle w:val="Compact"/>
-        <w:numPr>
-          <w:ilvl w:val="0"/>
-          <w:numId w:val="1002"/>
-        </w:numPr>
       </w:pPr>
       <w:r>
         <w:t xml:space="preserve">Uma introdução acolhedora ao trabalho prático HIPAA.*</w:t>
@@ -202,8 +202,8 @@
         <w:t xml:space="preserve">Este manual segue uma metodologia-primeira abordagem. Uma ferramenta de digitalização pode identificar uma fraqueza, mas não pode decidir se toda a análise de risco é precisa e completa. Um repositório de contratos pode armazenar um BAA, mas não pode provar que o fornecedor o segue. Um painel pode mostrar o status verde, mas o gerenciamento continua responsável pelo que esse status significa.</w:t>
       </w:r>
     </w:p>
-    <w:bookmarkEnd w:id="11"/>
-    <w:bookmarkStart w:id="12" w:name="X511bc8adb8eabeb33f2213062b31906fb9610a1"/>
+    <w:bookmarkEnd w:id="22"/>
+    <w:bookmarkStart w:id="23" w:name="X511bc8adb8eabeb33f2213062b31906fb9610a1"/>
     <w:p>
       <w:pPr>
         <w:pStyle w:val="Heading2"/>
@@ -218,8 +218,8 @@
       </w:pPr>
       <w:r>
         <w:rPr>
+          <w:iCs/>
           <w:i/>
-          <w:iCs/>
         </w:rPr>
         <w:t xml:space="preserve">— Alberto (Al) Leiva</w:t>
       </w:r>
@@ -2057,9 +2057,9 @@
         </w:r>
       </w:hyperlink>
     </w:p>
-    <w:bookmarkEnd w:id="12"/>
-    <w:bookmarkEnd w:id="13"/>
-    <w:bookmarkStart w:id="19" w:name="fundação-hipaa"/>
+    <w:bookmarkEnd w:id="23"/>
+    <w:bookmarkEnd w:id="24"/>
+    <w:bookmarkStart w:id="30" w:name="fundação-hipaa"/>
     <w:p>
       <w:pPr>
         <w:pStyle w:val="Heading1"/>
@@ -2070,11 +2070,11 @@
     </w:p>
     <w:p>
       <w:pPr>
+        <w:numPr>
+          <w:ilvl w:val="0"/>
+          <w:numId w:val="1003"/>
+        </w:numPr>
         <w:pStyle w:val="Compact"/>
-        <w:numPr>
-          <w:ilvl w:val="0"/>
-          <w:numId w:val="1003"/>
-        </w:numPr>
       </w:pPr>
       <w:r>
         <w:t xml:space="preserve">O que HIPAA cobre, o que não cobre, e como suas principais regras funcionam juntas.*</w:t>
@@ -2093,7 +2093,7 @@
         <w:t xml:space="preserve">Figura 1. As principais áreas de conformidade HIPAA</w:t>
       </w:r>
     </w:p>
-    <w:bookmarkStart w:id="14" w:name="regras-hipaa"/>
+    <w:bookmarkStart w:id="25" w:name="regras-hipaa"/>
     <w:p>
       <w:pPr>
         <w:pStyle w:val="Heading2"/>
@@ -2102,8 +2102,8 @@
         <w:t xml:space="preserve">1.1 Regras HIPAA</w:t>
       </w:r>
     </w:p>
-    <w:bookmarkEnd w:id="14"/>
-    <w:bookmarkStart w:id="15" w:name="local-local-local-local-local-local"/>
+    <w:bookmarkEnd w:id="25"/>
+    <w:bookmarkStart w:id="26" w:name="local-local-local-local-local-local"/>
     <w:p>
       <w:pPr>
         <w:pStyle w:val="Heading2"/>
@@ -2144,8 +2144,8 @@
         <w:t xml:space="preserve">As operações e conjuntos de códigos normalizam as transacções electrónicas de saúde</w:t>
       </w:r>
     </w:p>
-    <w:bookmarkEnd w:id="15"/>
-    <w:bookmarkStart w:id="16" w:name="Xfb0f7fe5d260630340e2204b04257d3e9aae818"/>
+    <w:bookmarkEnd w:id="26"/>
+    <w:bookmarkStart w:id="27" w:name="Xfb0f7fe5d260630340e2204b04257d3e9aae818"/>
     <w:p>
       <w:pPr>
         <w:pStyle w:val="Heading2"/>
@@ -2162,8 +2162,8 @@
         <w:t xml:space="preserve">HIPAA aplica-se a entidades cobertas, associados comerciais e certos acordos relacionados. Um aplicativo de fitness, empregador, escola, seguro de vida ou serviço direto ao consumidor pode conter dados de saúde sensíveis sem ser uma entidade coberta HIPAA. Outras leis federais e estaduais ainda podem ser aplicadas.</w:t>
       </w:r>
     </w:p>
-    <w:bookmarkEnd w:id="16"/>
-    <w:bookmarkStart w:id="17" w:name="controlo-da-lei-actual"/>
+    <w:bookmarkEnd w:id="27"/>
+    <w:bookmarkStart w:id="28" w:name="controlo-da-lei-actual"/>
     <w:p>
       <w:pPr>
         <w:pStyle w:val="Heading2"/>
@@ -2172,8 +2172,8 @@
         <w:t xml:space="preserve">1.3 Controlo da lei actual</w:t>
       </w:r>
     </w:p>
-    <w:bookmarkEnd w:id="17"/>
-    <w:bookmarkStart w:id="18" w:name="Xb1197331ab1910a4bdffd6cb2014b133bbae7b8"/>
+    <w:bookmarkEnd w:id="28"/>
+    <w:bookmarkStart w:id="29" w:name="Xb1197331ab1910a4bdffd6cb2014b133bbae7b8"/>
     <w:p>
       <w:pPr>
         <w:pStyle w:val="Heading2"/>
@@ -2182,9 +2182,9 @@
         <w:t xml:space="preserve">*Importante:** A atualização da regra de segurança HIPAA de dezembro de 2024 é uma regra proposta, não a atual regra final de segurança. Este manual explica a regra atual e claramente rotula a proposta como um item de desenvolvimento futuro.</w:t>
       </w:r>
     </w:p>
-    <w:bookmarkEnd w:id="18"/>
-    <w:bookmarkEnd w:id="19"/>
-    <w:bookmarkStart w:id="28" w:name="escopo-funções-phi-e-phi"/>
+    <w:bookmarkEnd w:id="29"/>
+    <w:bookmarkEnd w:id="30"/>
+    <w:bookmarkStart w:id="39" w:name="escopo-funções-phi-e-phi"/>
     <w:p>
       <w:pPr>
         <w:pStyle w:val="Heading1"/>
@@ -2195,11 +2195,11 @@
     </w:p>
     <w:p>
       <w:pPr>
+        <w:numPr>
+          <w:ilvl w:val="0"/>
+          <w:numId w:val="1004"/>
+        </w:numPr>
         <w:pStyle w:val="Compact"/>
-        <w:numPr>
-          <w:ilvl w:val="0"/>
-          <w:numId w:val="1004"/>
-        </w:numPr>
       </w:pPr>
       <w:r>
         <w:t xml:space="preserve">Como identificar entidades regulamentadas, informações protegidas, fronteiras e responsabilidades.*</w:t>
@@ -2259,7 +2259,7 @@
         <w:t xml:space="preserve">Prestadores de cuidados de saúde que transmitem informações de saúde electronicamente relacionadas com uma transacção abrangida</w:t>
       </w:r>
     </w:p>
-    <w:bookmarkStart w:id="20" w:name="parceiros-de-negócios"/>
+    <w:bookmarkStart w:id="31" w:name="parceiros-de-negócios"/>
     <w:p>
       <w:pPr>
         <w:pStyle w:val="Heading2"/>
@@ -2276,8 +2276,8 @@
         <w:t xml:space="preserve">Uma associada de negócio desempenha determinadas funções ou serviços para uma entidade coberta que envolve o PHI. Um subcontratante que crie, receba, mantenha ou transmita o PHI em nome de um sócio de negócios também pode ser sócio de negócios. O estatuto provém dos factos e regras, não apenas da assinatura de um contrato.</w:t>
       </w:r>
     </w:p>
-    <w:bookmarkEnd w:id="20"/>
-    <w:bookmarkStart w:id="22" w:name="phi-e-ephi"/>
+    <w:bookmarkEnd w:id="31"/>
+    <w:bookmarkStart w:id="33" w:name="phi-e-ephi"/>
     <w:p>
       <w:pPr>
         <w:pStyle w:val="Heading2"/>
@@ -2304,25 +2304,25 @@
     </w:p>
     <w:p>
       <w:pPr>
+        <w:numPr>
+          <w:ilvl w:val="0"/>
+          <w:numId w:val="1006"/>
+        </w:numPr>
         <w:pStyle w:val="Heading2"/>
-        <w:numPr>
-          <w:ilvl w:val="0"/>
-          <w:numId w:val="1006"/>
-        </w:numPr>
-      </w:pPr>
-      <w:bookmarkStart w:id="21" w:name="X911b73e2a1b29e82129b43d8aeba30143bb10e9"/>
+      </w:pPr>
+      <w:bookmarkStart w:id="32" w:name="X911b73e2a1b29e82129b43d8aeba30143bb10e9"/>
       <w:r>
         <w:t xml:space="preserve">Metodologia** Metodologia** Metodologia** Evidência**</w:t>
       </w:r>
-      <w:bookmarkEnd w:id="21"/>
-    </w:p>
-    <w:p>
-      <w:pPr>
+      <w:bookmarkEnd w:id="32"/>
+    </w:p>
+    <w:p>
+      <w:pPr>
+        <w:numPr>
+          <w:ilvl w:val="0"/>
+          <w:numId w:val="1000"/>
+        </w:numPr>
         <w:pStyle w:val="Compact"/>
-        <w:numPr>
-          <w:ilvl w:val="0"/>
-          <w:numId w:val="1000"/>
-        </w:numPr>
       </w:pPr>
       <w:r>
         <w:t xml:space="preserve">• Determinação de especialistas □ Um perito qualificado determina e documenta que o risco de identificação é muito pequeno □ Qualificações, método, pressupostos, relatório</w:t>
@@ -2334,8 +2334,8 @@
         <w:t xml:space="preserve">O porto seguro Remova os identificadores listados e não tenha conhecimento real de que as informações restantes identificam uma pessoa.</w:t>
       </w:r>
     </w:p>
-    <w:bookmarkEnd w:id="22"/>
-    <w:bookmarkStart w:id="23" w:name="X18cb6497a1d2b5956888358d6dcf3c9c3886d31"/>
+    <w:bookmarkEnd w:id="33"/>
+    <w:bookmarkStart w:id="34" w:name="X18cb6497a1d2b5956888358d6dcf3c9c3886d31"/>
     <w:p>
       <w:pPr>
         <w:pStyle w:val="Heading2"/>
@@ -2346,11 +2346,11 @@
     </w:p>
     <w:p>
       <w:pPr>
+        <w:numPr>
+          <w:ilvl w:val="0"/>
+          <w:numId w:val="1007"/>
+        </w:numPr>
         <w:pStyle w:val="Compact"/>
-        <w:numPr>
-          <w:ilvl w:val="0"/>
-          <w:numId w:val="1007"/>
-        </w:numPr>
       </w:pPr>
       <w:r>
         <w:t xml:space="preserve">Regra de privacidade: Usos e Divulgação</w:t>
@@ -2358,18 +2358,18 @@
     </w:p>
     <w:p>
       <w:pPr>
+        <w:numPr>
+          <w:ilvl w:val="0"/>
+          <w:numId w:val="1008"/>
+        </w:numPr>
         <w:pStyle w:val="Compact"/>
-        <w:numPr>
-          <w:ilvl w:val="0"/>
-          <w:numId w:val="1008"/>
-        </w:numPr>
       </w:pPr>
       <w:r>
         <w:t xml:space="preserve">Usos autorizados, autorizações, mínimo necessário, verificação, avisos e situações especiais.*</w:t>
       </w:r>
     </w:p>
-    <w:bookmarkEnd w:id="23"/>
-    <w:bookmarkStart w:id="24" w:name="necessário-versus-permitido"/>
+    <w:bookmarkEnd w:id="34"/>
+    <w:bookmarkStart w:id="35" w:name="necessário-versus-permitido"/>
     <w:p>
       <w:pPr>
         <w:pStyle w:val="Heading2"/>
@@ -2386,8 +2386,8 @@
         <w:t xml:space="preserve">A Regra de Privacidade requer divulgação ao indivíduo em certas situações de direitos e ao HHS para execução. Permite muitos outros usos e divulgações quando as condições são cumpridas. A divulgação permitida nem sempre é obrigatória; outras leis e deveres profissionais podem afetar a decisão.</w:t>
       </w:r>
     </w:p>
-    <w:bookmarkEnd w:id="24"/>
-    <w:bookmarkStart w:id="25" w:name="X87e1ad918ee23d32f0fd0289fcddba12bd12102"/>
+    <w:bookmarkEnd w:id="35"/>
+    <w:bookmarkStart w:id="36" w:name="X87e1ad918ee23d32f0fd0289fcddba12bd12102"/>
     <w:p>
       <w:pPr>
         <w:pStyle w:val="Heading2"/>
@@ -2404,8 +2404,8 @@
         <w:t xml:space="preserve">Entidades cobertas podem usar e divulgar PHI para tratamento, pagamento e operações de saúde sob a regra. As equipes ainda devem confirmar a finalidade, o destinatário, o papel, a regra mínima necessária aplicável, avisos e outras condições.</w:t>
       </w:r>
     </w:p>
-    <w:bookmarkEnd w:id="25"/>
-    <w:bookmarkStart w:id="26" w:name="autorização"/>
+    <w:bookmarkEnd w:id="36"/>
+    <w:bookmarkStart w:id="37" w:name="autorização"/>
     <w:p>
       <w:pPr>
         <w:pStyle w:val="Heading2"/>
@@ -2504,27 +2504,27 @@
         <w:t xml:space="preserve">3.5 Divulgações especiais permitidas</w:t>
       </w:r>
     </w:p>
-    <w:bookmarkEnd w:id="26"/>
-    <w:bookmarkStart w:id="27" w:name="situação"/>
+    <w:bookmarkEnd w:id="37"/>
+    <w:bookmarkStart w:id="38" w:name="situação"/>
     <w:p>
       <w:pPr>
         <w:pStyle w:val="Heading2"/>
       </w:pPr>
       <w:r>
         <w:rPr>
+          <w:bCs/>
           <w:b/>
-          <w:bCs/>
         </w:rPr>
         <w:t xml:space="preserve">Situação</w:t>
       </w:r>
     </w:p>
     <w:p>
       <w:pPr>
+        <w:numPr>
+          <w:ilvl w:val="0"/>
+          <w:numId w:val="1010"/>
+        </w:numPr>
         <w:pStyle w:val="Compact"/>
-        <w:numPr>
-          <w:ilvl w:val="0"/>
-          <w:numId w:val="1010"/>
-        </w:numPr>
       </w:pPr>
       <w:r>
         <w:t xml:space="preserve">Obrigatório por lei - Identifique o requisito legal exato e limite a divulgação</w:t>
@@ -2578,9 +2578,9 @@
         <w:t xml:space="preserve">□ Compensação dos trabalhadores</w:t>
       </w:r>
     </w:p>
-    <w:bookmarkEnd w:id="27"/>
-    <w:bookmarkEnd w:id="28"/>
-    <w:bookmarkStart w:id="33" w:name="X5587b61cf5f989326a2a3485a9244ddb08af3cf"/>
+    <w:bookmarkEnd w:id="38"/>
+    <w:bookmarkEnd w:id="39"/>
+    <w:bookmarkStart w:id="44" w:name="X5587b61cf5f989326a2a3485a9244ddb08af3cf"/>
     <w:p>
       <w:pPr>
         <w:pStyle w:val="Heading1"/>
@@ -2591,17 +2591,17 @@
     </w:p>
     <w:p>
       <w:pPr>
+        <w:numPr>
+          <w:ilvl w:val="0"/>
+          <w:numId w:val="1011"/>
+        </w:numPr>
         <w:pStyle w:val="Compact"/>
-        <w:numPr>
-          <w:ilvl w:val="0"/>
-          <w:numId w:val="1011"/>
-        </w:numPr>
       </w:pPr>
       <w:r>
         <w:t xml:space="preserve">Como receber, verificar, completar e documentar solicitações de pacientes e membros.*</w:t>
       </w:r>
     </w:p>
-    <w:bookmarkStart w:id="30" w:name="visão-geral-dos-direitos"/>
+    <w:bookmarkStart w:id="41" w:name="visão-geral-dos-direitos"/>
     <w:p>
       <w:pPr>
         <w:pStyle w:val="Heading2"/>
@@ -2612,80 +2612,260 @@
     </w:p>
     <w:p>
       <w:pPr>
+        <w:numPr>
+          <w:ilvl w:val="0"/>
+          <w:numId w:val="1012"/>
+        </w:numPr>
         <w:pStyle w:val="Heading2"/>
+      </w:pPr>
+      <w:bookmarkStart w:id="40" w:name="X82ea82feda45033b70eb8d06309c53c156ce706"/>
+      <w:r>
+        <w:t xml:space="preserve">Direito** ** Prazo típico** ** Trabalho operacional**</w:t>
+      </w:r>
+      <w:bookmarkEnd w:id="40"/>
+    </w:p>
+    <w:p>
+      <w:pPr>
+        <w:numPr>
+          <w:ilvl w:val="0"/>
+          <w:numId w:val="1000"/>
+        </w:numPr>
+        <w:pStyle w:val="Compact"/>
+      </w:pPr>
+      <w:r>
+        <w:t xml:space="preserve">Aviso de práticas de privacidade No serviço obrigatório, inscrição, postagem e pontos de revisão</w:t>
+      </w:r>
+      <w:r>
+        <w:t xml:space="preserve"> </w:t>
+      </w:r>
+      <w:r>
+        <w:t xml:space="preserve">O acesso geralmente 30 dias; uma extensão de 30 dias com aviso escrito oportunamente Verifique, busca conjunto de registros designado, exclusões de revisão, formato, taxas, entrega</w:t>
+      </w:r>
+    </w:p>
+    <w:p>
+      <w:pPr>
         <w:numPr>
           <w:ilvl w:val="0"/>
           <w:numId w:val="1012"/>
         </w:numPr>
-      </w:pPr>
-      <w:bookmarkStart w:id="29" w:name="X82ea82feda45033b70eb8d06309c53c156ce706"/>
-      <w:r>
-        <w:t xml:space="preserve">Direito** ** Prazo típico** ** Trabalho operacional**</w:t>
-      </w:r>
-      <w:bookmarkEnd w:id="29"/>
-    </w:p>
-    <w:p>
-      <w:pPr>
         <w:pStyle w:val="Compact"/>
-        <w:numPr>
-          <w:ilvl w:val="0"/>
-          <w:numId w:val="1000"/>
-        </w:numPr>
-      </w:pPr>
-      <w:r>
-        <w:t xml:space="preserve">Aviso de práticas de privacidade No serviço obrigatório, inscrição, postagem e pontos de revisão</w:t>
-      </w:r>
-      <w:r>
-        <w:t xml:space="preserve"> </w:t>
-      </w:r>
-      <w:r>
-        <w:t xml:space="preserve">O acesso geralmente 30 dias; uma extensão de 30 dias com aviso escrito oportunamente Verifique, busca conjunto de registros designado, exclusões de revisão, formato, taxas, entrega</w:t>
-      </w:r>
-    </w:p>
-    <w:p>
-      <w:pPr>
+      </w:pPr>
+      <w:r>
+        <w:t xml:space="preserve">Emenda * Geralmente 60 dias; uma extensão de 30 dias com aviso * Revisão, aceitação ou negação, registros de ligação, notificar as partes</w:t>
+      </w:r>
+      <w:r>
+        <w:t xml:space="preserve"> </w:t>
+      </w:r>
+      <w:r>
+        <w:t xml:space="preserve">□ Contabilidade de divulgações □ Geralmente 60 dias; uma extensão de 30 dias com aviso □ Registros de divulgação de pesquisa, aplicar exceções, entregar contabilidade</w:t>
+      </w:r>
+      <w:r>
+        <w:t xml:space="preserve"> </w:t>
+      </w:r>
+      <w:r>
+        <w:t xml:space="preserve">• Solicitação de restrição; reveja e responda; certas restrições pagas em plano de saúde completo devem ser aceitas;</w:t>
+      </w:r>
+      <w:r>
+        <w:t xml:space="preserve"> </w:t>
+      </w:r>
+      <w:r>
+        <w:t xml:space="preserve">□ Comunicações confidenciais □ Acomodar pedidos razoáveis sob a regra aplicável</w:t>
+      </w:r>
+      <w:r>
+        <w:t xml:space="preserve"> </w:t>
+      </w:r>
+      <w:r>
+        <w:t xml:space="preserve">• Reclamação • Sem retaliação; processo sob política • Registre, investigue, responda, mitigue, retenha evidências</w:t>
+      </w:r>
+    </w:p>
+    <w:bookmarkEnd w:id="41"/>
+    <w:bookmarkStart w:id="42" w:name="acesso-não-é-o-mesmo-que-autorização"/>
+    <w:p>
+      <w:pPr>
+        <w:pStyle w:val="Heading2"/>
+      </w:pPr>
+      <w:r>
+        <w:t xml:space="preserve">4.2 Acesso não é o mesmo que autorização</w:t>
+      </w:r>
+    </w:p>
+    <w:p>
+      <w:pPr>
+        <w:pStyle w:val="FirstParagraph"/>
+      </w:pPr>
+      <w:r>
+        <w:t xml:space="preserve">O direito de acesso de uma pessoa ao abrigo de 45 CFR 164,524 tem o seu próprio âmbito, calendário, negação, formato e regras de taxa. Não aplicar automaticamente um processo de autorização ou criar barreiras que a regra de acesso não permite.</w:t>
+      </w:r>
+    </w:p>
+    <w:bookmarkEnd w:id="42"/>
+    <w:bookmarkStart w:id="43" w:name="arquivo-de-solicitação-defensável"/>
+    <w:p>
+      <w:pPr>
+        <w:pStyle w:val="Heading2"/>
+      </w:pPr>
+      <w:r>
+        <w:t xml:space="preserve">4.3 Arquivo de solicitação defensável</w:t>
+      </w:r>
+    </w:p>
+    <w:p>
+      <w:pPr>
+        <w:numPr>
+          <w:ilvl w:val="0"/>
+          <w:numId w:val="1013"/>
+        </w:numPr>
+      </w:pPr>
+      <w:r>
+        <w:t xml:space="preserve">Data de pedido e de recepção</w:t>
+      </w:r>
+    </w:p>
+    <w:p>
+      <w:pPr>
+        <w:numPr>
+          <w:ilvl w:val="0"/>
+          <w:numId w:val="1013"/>
+        </w:numPr>
+      </w:pPr>
+      <w:r>
+        <w:t xml:space="preserve">Identidade e decisão pessoal-representativa</w:t>
+      </w:r>
+    </w:p>
+    <w:p>
+      <w:pPr>
+        <w:numPr>
+          <w:ilvl w:val="0"/>
+          <w:numId w:val="1013"/>
+        </w:numPr>
+      </w:pPr>
+      <w:r>
+        <w:t xml:space="preserve">Conjunto de registos designado e sistemas pesquisados</w:t>
+      </w:r>
+    </w:p>
+    <w:p>
+      <w:pPr>
+        <w:numPr>
+          <w:ilvl w:val="0"/>
+          <w:numId w:val="1013"/>
+        </w:numPr>
+      </w:pPr>
+      <w:r>
+        <w:t xml:space="preserve">Exclusões, negação e análise jurídica</w:t>
+      </w:r>
+    </w:p>
+    <w:p>
+      <w:pPr>
+        <w:numPr>
+          <w:ilvl w:val="0"/>
+          <w:numId w:val="1013"/>
+        </w:numPr>
+      </w:pPr>
+      <w:r>
+        <w:t xml:space="preserve">Formato, método de entrega e cálculo de taxas</w:t>
+      </w:r>
+    </w:p>
+    <w:p>
+      <w:pPr>
+        <w:numPr>
+          <w:ilvl w:val="0"/>
+          <w:numId w:val="1013"/>
+        </w:numPr>
+      </w:pPr>
+      <w:r>
+        <w:t xml:space="preserve">Aviso de extensão quando utilizado</w:t>
+      </w:r>
+    </w:p>
+    <w:p>
+      <w:pPr>
+        <w:numPr>
+          <w:ilvl w:val="0"/>
+          <w:numId w:val="1013"/>
+        </w:numPr>
+      </w:pPr>
+      <w:r>
+        <w:t xml:space="preserve">Resposta, prova de entrega e data de conclusão</w:t>
+      </w:r>
+    </w:p>
+    <w:bookmarkEnd w:id="43"/>
+    <w:bookmarkEnd w:id="44"/>
+    <w:bookmarkStart w:id="48" w:name="fundações-de-regras-de-segurança"/>
+    <w:p>
+      <w:pPr>
+        <w:pStyle w:val="Heading1"/>
+      </w:pPr>
+      <w:r>
+        <w:t xml:space="preserve">5. Fundações de Regras de Segurança</w:t>
+      </w:r>
+    </w:p>
+    <w:p>
+      <w:pPr>
+        <w:numPr>
+          <w:ilvl w:val="0"/>
+          <w:numId w:val="1014"/>
+        </w:numPr>
         <w:pStyle w:val="Compact"/>
-        <w:numPr>
-          <w:ilvl w:val="0"/>
-          <w:numId w:val="1012"/>
-        </w:numPr>
-      </w:pPr>
-      <w:r>
-        <w:t xml:space="preserve">Emenda * Geralmente 60 dias; uma extensão de 30 dias com aviso * Revisão, aceitação ou negação, registros de ligação, notificar as partes</w:t>
-      </w:r>
-      <w:r>
-        <w:t xml:space="preserve"> </w:t>
-      </w:r>
-      <w:r>
-        <w:t xml:space="preserve">□ Contabilidade de divulgações □ Geralmente 60 dias; uma extensão de 30 dias com aviso □ Registros de divulgação de pesquisa, aplicar exceções, entregar contabilidade</w:t>
-      </w:r>
-      <w:r>
-        <w:t xml:space="preserve"> </w:t>
-      </w:r>
-      <w:r>
-        <w:t xml:space="preserve">• Solicitação de restrição; reveja e responda; certas restrições pagas em plano de saúde completo devem ser aceitas;</w:t>
-      </w:r>
-      <w:r>
-        <w:t xml:space="preserve"> </w:t>
-      </w:r>
-      <w:r>
-        <w:t xml:space="preserve">□ Comunicações confidenciais □ Acomodar pedidos razoáveis sob a regra aplicável</w:t>
-      </w:r>
-      <w:r>
-        <w:t xml:space="preserve"> </w:t>
-      </w:r>
-      <w:r>
-        <w:t xml:space="preserve">• Reclamação • Sem retaliação; processo sob política • Registre, investigue, responda, mitigue, retenha evidências</w:t>
-      </w:r>
-    </w:p>
-    <w:bookmarkEnd w:id="30"/>
-    <w:bookmarkStart w:id="31" w:name="acesso-não-é-o-mesmo-que-autorização"/>
+      </w:pPr>
+      <w:r>
+        <w:t xml:space="preserve">Requisitos gerais, flexibilidade, especificações necessárias e endereçáveis, e provas.*</w:t>
+      </w:r>
+    </w:p>
+    <w:p>
+      <w:pPr>
+        <w:pStyle w:val="FirstParagraph"/>
+      </w:pPr>
+    </w:p>
+    <w:p>
+      <w:pPr>
+        <w:pStyle w:val="BodyText"/>
+      </w:pPr>
+      <w:r>
+        <w:t xml:space="preserve">Figura 3. HIPAA Salvaguardas das regras de segurança</w:t>
+      </w:r>
+    </w:p>
+    <w:p>
+      <w:pPr>
+        <w:pStyle w:val="BodyText"/>
+      </w:pPr>
+      <w:r>
+        <w:t xml:space="preserve">5.1 Requisitos gerais</w:t>
+      </w:r>
+    </w:p>
+    <w:p>
+      <w:pPr>
+        <w:pStyle w:val="BodyText"/>
+      </w:pPr>
+      <w:r>
+        <w:t xml:space="preserve">Garantir a confidencialidade, integridade e disponibilidade do ePHI.</w:t>
+      </w:r>
+    </w:p>
+    <w:p>
+      <w:pPr>
+        <w:pStyle w:val="BodyText"/>
+      </w:pPr>
+      <w:r>
+        <w:t xml:space="preserve">Proteger contra ameaças e perigos razoavelmente previstos.</w:t>
+      </w:r>
+    </w:p>
+    <w:p>
+      <w:pPr>
+        <w:pStyle w:val="BodyText"/>
+      </w:pPr>
+      <w:r>
+        <w:t xml:space="preserve">Proteger contra utilizações ou divulgações impermissíveis razoavelmente antecipadas.</w:t>
+      </w:r>
+    </w:p>
+    <w:p>
+      <w:pPr>
+        <w:pStyle w:val="BodyText"/>
+      </w:pPr>
+      <w:r>
+        <w:t xml:space="preserve">Assegurar o cumprimento da força de trabalho.</w:t>
+      </w:r>
+    </w:p>
+    <w:bookmarkStart w:id="45" w:name="obrigatório-e-endereçável"/>
     <w:p>
       <w:pPr>
         <w:pStyle w:val="Heading2"/>
       </w:pPr>
       <w:r>
-        <w:t xml:space="preserve">4.2 Acesso não é o mesmo que autorização</w:t>
+        <w:t xml:space="preserve">5.2 Obrigatório e endereçável</w:t>
       </w:r>
     </w:p>
     <w:p>
@@ -2693,527 +2873,347 @@
         <w:pStyle w:val="FirstParagraph"/>
       </w:pPr>
       <w:r>
-        <w:t xml:space="preserve">O direito de acesso de uma pessoa ao abrigo de 45 CFR 164,524 tem o seu próprio âmbito, calendário, negação, formato e regras de taxa. Não aplicar automaticamente um processo de autorização ou criar barreiras que a regra de acesso não permite.</w:t>
-      </w:r>
-    </w:p>
-    <w:bookmarkEnd w:id="31"/>
-    <w:bookmarkStart w:id="32" w:name="arquivo-de-solicitação-defensável"/>
+        <w:t xml:space="preserve">O endereço não significa opcional:** Para uma especificação endereçável, avaliar se é razoável e adequado. Implemente-o quando estiver. Caso contrário, documento por que e implementar uma alternativa razoável e adequada equivalente quando existir. □</w:t>
+      </w:r>
+      <w:r>
+        <w:t xml:space="preserve"> </w:t>
+      </w:r>
+      <w:r>
+        <w:t xml:space="preserve">□——————————————————————————————————————————————————————————————————————————————————————————————————————</w:t>
+      </w:r>
+    </w:p>
+    <w:p>
+      <w:pPr>
+        <w:pStyle w:val="BodyText"/>
+      </w:pPr>
+      <w:r>
+        <w:t xml:space="preserve">5.3 Análise de riscos e gestão de riscos</w:t>
+      </w:r>
+    </w:p>
+    <w:p>
+      <w:pPr>
+        <w:numPr>
+          <w:ilvl w:val="0"/>
+          <w:numId w:val="1015"/>
+        </w:numPr>
+      </w:pPr>
+      <w:r>
+        <w:t xml:space="preserve">Defina todos os limites de ePHI e de entidade regulamentada.</w:t>
+      </w:r>
+    </w:p>
+    <w:p>
+      <w:pPr>
+        <w:numPr>
+          <w:ilvl w:val="0"/>
+          <w:numId w:val="1015"/>
+        </w:numPr>
+      </w:pPr>
+      <w:r>
+        <w:t xml:space="preserve">Sistemas de mapas, aplicações, dispositivos, pessoas, locais, fornecedores, redes, interfaces, backups e mídia.</w:t>
+      </w:r>
+    </w:p>
+    <w:p>
+      <w:pPr>
+        <w:numPr>
+          <w:ilvl w:val="0"/>
+          <w:numId w:val="1015"/>
+        </w:numPr>
+      </w:pPr>
+      <w:r>
+        <w:t xml:space="preserve">Identificar ameaças, vulnerabilidades, medidas existentes, probabilidade e impacto.</w:t>
+      </w:r>
+    </w:p>
+    <w:p>
+      <w:pPr>
+        <w:numPr>
+          <w:ilvl w:val="0"/>
+          <w:numId w:val="1015"/>
+        </w:numPr>
+      </w:pPr>
+      <w:r>
+        <w:t xml:space="preserve">Determinar risco consistentemente.</w:t>
+      </w:r>
+    </w:p>
+    <w:p>
+      <w:pPr>
+        <w:numPr>
+          <w:ilvl w:val="0"/>
+          <w:numId w:val="1015"/>
+        </w:numPr>
+      </w:pPr>
+      <w:r>
+        <w:t xml:space="preserve">Atribuir tratamentos, proprietários, recursos, datas e autoridade de aceitação.</w:t>
+      </w:r>
+    </w:p>
+    <w:p>
+      <w:pPr>
+        <w:numPr>
+          <w:ilvl w:val="0"/>
+          <w:numId w:val="1015"/>
+        </w:numPr>
+      </w:pPr>
+      <w:r>
+        <w:t xml:space="preserve">Reteste e atualização após mudanças, incidentes, novas ameaças e falhas de controle.</w:t>
+      </w:r>
+    </w:p>
+    <w:p>
+      <w:pPr>
+        <w:pStyle w:val="FirstParagraph"/>
+      </w:pPr>
+      <w:r>
+        <w:t xml:space="preserve">A atual Regra de Segurança não estabelece uma frequência fixa de análise de risco. A orientação do HHS indica que o processo deve ser contínuo e atualizado conforme necessário.</w:t>
+      </w:r>
+    </w:p>
+    <w:p>
+      <w:pPr>
+        <w:numPr>
+          <w:ilvl w:val="0"/>
+          <w:numId w:val="1016"/>
+        </w:numPr>
+        <w:pStyle w:val="Compact"/>
+      </w:pPr>
+      <w:r>
+        <w:t xml:space="preserve">Salvaguardas administrativas</w:t>
+      </w:r>
+    </w:p>
+    <w:p>
+      <w:pPr>
+        <w:numPr>
+          <w:ilvl w:val="0"/>
+          <w:numId w:val="1017"/>
+        </w:numPr>
+        <w:pStyle w:val="Compact"/>
+      </w:pPr>
+      <w:r>
+        <w:t xml:space="preserve">Os processos de gestão que transformam a política em proteção repetitiva.*</w:t>
+      </w:r>
+    </w:p>
+    <w:bookmarkEnd w:id="45"/>
+    <w:bookmarkStart w:id="46" w:name="section"/>
     <w:p>
       <w:pPr>
         <w:pStyle w:val="Heading2"/>
       </w:pPr>
       <w:r>
-        <w:t xml:space="preserve">4.3 Arquivo de solicitação defensável</w:t>
-      </w:r>
-    </w:p>
-    <w:p>
-      <w:pPr>
-        <w:numPr>
-          <w:ilvl w:val="0"/>
-          <w:numId w:val="1013"/>
-        </w:numPr>
-      </w:pPr>
-      <w:r>
-        <w:t xml:space="preserve">Data de pedido e de recepção</w:t>
-      </w:r>
-    </w:p>
-    <w:p>
-      <w:pPr>
-        <w:numPr>
-          <w:ilvl w:val="0"/>
-          <w:numId w:val="1013"/>
-        </w:numPr>
-      </w:pPr>
-      <w:r>
-        <w:t xml:space="preserve">Identidade e decisão pessoal-representativa</w:t>
-      </w:r>
-    </w:p>
-    <w:p>
-      <w:pPr>
-        <w:numPr>
-          <w:ilvl w:val="0"/>
-          <w:numId w:val="1013"/>
-        </w:numPr>
-      </w:pPr>
-      <w:r>
-        <w:t xml:space="preserve">Conjunto de registos designado e sistemas pesquisados</w:t>
-      </w:r>
-    </w:p>
-    <w:p>
-      <w:pPr>
-        <w:numPr>
-          <w:ilvl w:val="0"/>
-          <w:numId w:val="1013"/>
-        </w:numPr>
-      </w:pPr>
-      <w:r>
-        <w:t xml:space="preserve">Exclusões, negação e análise jurídica</w:t>
-      </w:r>
-    </w:p>
-    <w:p>
-      <w:pPr>
-        <w:numPr>
-          <w:ilvl w:val="0"/>
-          <w:numId w:val="1013"/>
-        </w:numPr>
-      </w:pPr>
-      <w:r>
-        <w:t xml:space="preserve">Formato, método de entrega e cálculo de taxas</w:t>
-      </w:r>
-    </w:p>
-    <w:p>
-      <w:pPr>
-        <w:numPr>
-          <w:ilvl w:val="0"/>
-          <w:numId w:val="1013"/>
-        </w:numPr>
-      </w:pPr>
-      <w:r>
-        <w:t xml:space="preserve">Aviso de extensão quando utilizado</w:t>
-      </w:r>
-    </w:p>
-    <w:p>
-      <w:pPr>
-        <w:numPr>
-          <w:ilvl w:val="0"/>
-          <w:numId w:val="1013"/>
-        </w:numPr>
-      </w:pPr>
-      <w:r>
-        <w:t xml:space="preserve">Resposta, prova de entrega e data de conclusão</w:t>
-      </w:r>
-    </w:p>
-    <w:bookmarkEnd w:id="32"/>
-    <w:bookmarkEnd w:id="33"/>
-    <w:bookmarkStart w:id="37" w:name="fundações-de-regras-de-segurança"/>
-    <w:p>
-      <w:pPr>
-        <w:pStyle w:val="Heading1"/>
-      </w:pPr>
-      <w:r>
-        <w:t xml:space="preserve">5. Fundações de Regras de Segurança</w:t>
-      </w:r>
-    </w:p>
-    <w:p>
-      <w:pPr>
+        <w:t xml:space="preserve">* ** ** ** ** ** ** ** ** ** ** ** ** ** ** ** ** ** **</w:t>
+      </w:r>
+    </w:p>
+    <w:p>
+      <w:pPr>
+        <w:pStyle w:val="FirstParagraph"/>
+      </w:pPr>
+      <w:r>
+        <w:t xml:space="preserve">.164.308(a)(1) .. Processo de gestão de segurança ..Execute análise de risco, gestão de risco, sanções e revisão da atividade do sistema de informação. □ Análise de risco, plano de tratamento, sanções, evidência de revisão de log</w:t>
+      </w:r>
+      <w:r>
+        <w:t xml:space="preserve"> </w:t>
+      </w:r>
+      <w:r>
+        <w:t xml:space="preserve">□ 164.308(a)(2) □ Responsabilidade atribuída em matéria de segurança □ Designe o funcionário responsável pelas políticas e procedimentos das Regras de Segurança. □ Descrição do papel, nomeação, linha de notificação .</w:t>
+      </w:r>
+      <w:r>
+        <w:t xml:space="preserve"> </w:t>
+      </w:r>
+      <w:r>
+        <w:t xml:space="preserve">□ 164.308(a)(3) □ Segurança da força de trabalho □ Autorizar, supervisionar, limpar e remover prontamente o acesso à força de trabalho. □ Aprovações de acesso, rastreio, provas de rescisão</w:t>
+      </w:r>
+      <w:r>
+        <w:t xml:space="preserve"> </w:t>
+      </w:r>
+      <w:r>
+        <w:t xml:space="preserve">.164.308(a)(4) ..Gestão de acesso à informação ..Controle o acesso com base no papel e necessidade, incluindo estabelecimento e modificação. □ Matriz de acesso, aprovações, revisões periódicas</w:t>
+      </w:r>
+      <w:r>
+        <w:t xml:space="preserve"> </w:t>
+      </w:r>
+      <w:r>
+        <w:t xml:space="preserve">□ 164.308(a)(5) □ Conscientização e treinamento de segurança □ Treine a força de trabalho e enderece lembretes, malware, monitoramento de login e gerenciamento de senhas. □ Treinamento, simulações, lembretes, acompanhamento</w:t>
+      </w:r>
+      <w:r>
+        <w:t xml:space="preserve"> </w:t>
+      </w:r>
+      <w:r>
+        <w:t xml:space="preserve">.164.308(a)(6) Procedimentos de incidente de segurança . Identifique, responda, mitigue, documento e relate incidentes. □ Plano de incidentes, bilhetes, provas, lições</w:t>
+      </w:r>
+      <w:r>
+        <w:t xml:space="preserve"> </w:t>
+      </w:r>
+      <w:r>
+        <w:t xml:space="preserve">O Plano de Contingência Opere backups, recuperação de desastres, modo de emergência, testes e análise de criticidade. Relatórios de backup, restaurar testes, exercícios, planos de recuperação</w:t>
+      </w:r>
+      <w:r>
+        <w:t xml:space="preserve"> </w:t>
+      </w:r>
+      <w:r>
+        <w:t xml:space="preserve">.164.308(a)(8) Avaliação .. Realizar avaliação técnica e não técnica periódica após alterações relevantes. • Âmbito de avaliação, conclusões, plano de correcção</w:t>
+      </w:r>
+      <w:r>
+        <w:t xml:space="preserve"> </w:t>
+      </w:r>
+      <w:r>
+        <w:t xml:space="preserve">(b) (b) (n) (n) (n)) (n) (n) (n) (n) (n) (n) (n) (n) (n) (n) (n) (n) (n) (n) (n) (n) (n) (n)) (n) (n) (n) (n) (n) (n) (n) (n) (n) (n) (n) (n) (n) (n) (n) (n) (n) (n) (n) (n) (n) (n) (n) (n) (n) (n) (n) (n) (n) (n) (n) (n) (n) (n) (n) (n) (n)) (n) (n) (n) (n) (n) (n)) (n) (n) (n) (n) (n) (n) (n)) (n) (n) (n) (n) (n) (n) (n) (n) (n) (n) (n BAA, diligência devida, acompanhamento</w:t>
+      </w:r>
+    </w:p>
+    <w:p>
+      <w:pPr>
+        <w:pStyle w:val="BodyText"/>
+      </w:pPr>
+      <w:r>
+        <w:t xml:space="preserve">6.1 Revisão da actividade do sistema de informação</w:t>
+      </w:r>
+    </w:p>
+    <w:p>
+      <w:pPr>
+        <w:pStyle w:val="BodyText"/>
+      </w:pPr>
+      <w:r>
+        <w:t xml:space="preserve">Defina quais registros de auditoria, relatórios de acesso, eventos de segurança, relatórios de exceção e alertas são revisados; com que frequência; por quem; como as evidências são mantidas; e como a atividade suspeita se torna um incidente ou ação corretiva.</w:t>
+      </w:r>
+    </w:p>
+    <w:p>
+      <w:pPr>
+        <w:pStyle w:val="BodyText"/>
+      </w:pPr>
+      <w:r>
+        <w:t xml:space="preserve">6.2 Evidências de contingência</w:t>
+      </w:r>
+    </w:p>
+    <w:p>
+      <w:pPr>
+        <w:numPr>
+          <w:ilvl w:val="0"/>
+          <w:numId w:val="1018"/>
+        </w:numPr>
+      </w:pPr>
+      <w:r>
+        <w:t xml:space="preserve">Cópia de segurança e relatórios de falhas</w:t>
+      </w:r>
+    </w:p>
+    <w:p>
+      <w:pPr>
+        <w:numPr>
+          <w:ilvl w:val="0"/>
+          <w:numId w:val="1018"/>
+        </w:numPr>
+      </w:pPr>
+      <w:r>
+        <w:t xml:space="preserve">Projeto de backup offline ou protegido de outra forma</w:t>
+      </w:r>
+    </w:p>
+    <w:p>
+      <w:pPr>
+        <w:numPr>
+          <w:ilvl w:val="0"/>
+          <w:numId w:val="1018"/>
+        </w:numPr>
+      </w:pPr>
+      <w:r>
+        <w:t xml:space="preserve">Testes de restauração documentados</w:t>
+      </w:r>
+    </w:p>
+    <w:p>
+      <w:pPr>
+        <w:numPr>
+          <w:ilvl w:val="0"/>
+          <w:numId w:val="1018"/>
+        </w:numPr>
+      </w:pPr>
+      <w:r>
+        <w:t xml:space="preserve">Procedimentos de modo de emergência</w:t>
+      </w:r>
+    </w:p>
+    <w:p>
+      <w:pPr>
+        <w:numPr>
+          <w:ilvl w:val="0"/>
+          <w:numId w:val="1018"/>
+        </w:numPr>
+      </w:pPr>
+      <w:r>
+        <w:t xml:space="preserve">Exercícios de recuperação de desastres</w:t>
+      </w:r>
+    </w:p>
+    <w:p>
+      <w:pPr>
+        <w:numPr>
+          <w:ilvl w:val="0"/>
+          <w:numId w:val="1018"/>
+        </w:numPr>
+      </w:pPr>
+      <w:r>
+        <w:t xml:space="preserve">Aplicação crítica e análise de dados</w:t>
+      </w:r>
+    </w:p>
+    <w:p>
+      <w:pPr>
+        <w:numPr>
+          <w:ilvl w:val="0"/>
+          <w:numId w:val="1018"/>
+        </w:numPr>
+      </w:pPr>
+      <w:r>
+        <w:t xml:space="preserve">Lições, donos e datas de vencimento</w:t>
+      </w:r>
+    </w:p>
+    <w:p>
+      <w:pPr>
+        <w:numPr>
+          <w:ilvl w:val="0"/>
+          <w:numId w:val="1019"/>
+        </w:numPr>
         <w:pStyle w:val="Compact"/>
-        <w:numPr>
-          <w:ilvl w:val="0"/>
-          <w:numId w:val="1014"/>
-        </w:numPr>
-      </w:pPr>
-      <w:r>
-        <w:t xml:space="preserve">Requisitos gerais, flexibilidade, especificações necessárias e endereçáveis, e provas.*</w:t>
-      </w:r>
-    </w:p>
-    <w:p>
-      <w:pPr>
-        <w:pStyle w:val="FirstParagraph"/>
-      </w:pPr>
-    </w:p>
-    <w:p>
-      <w:pPr>
-        <w:pStyle w:val="BodyText"/>
-      </w:pPr>
-      <w:r>
-        <w:t xml:space="preserve">Figura 3. HIPAA Salvaguardas das regras de segurança</w:t>
-      </w:r>
-    </w:p>
-    <w:p>
-      <w:pPr>
-        <w:pStyle w:val="BodyText"/>
-      </w:pPr>
-      <w:r>
-        <w:t xml:space="preserve">5.1 Requisitos gerais</w:t>
-      </w:r>
-    </w:p>
-    <w:p>
-      <w:pPr>
-        <w:pStyle w:val="BodyText"/>
-      </w:pPr>
-      <w:r>
-        <w:t xml:space="preserve">Garantir a confidencialidade, integridade e disponibilidade do ePHI.</w:t>
-      </w:r>
-    </w:p>
-    <w:p>
-      <w:pPr>
-        <w:pStyle w:val="BodyText"/>
-      </w:pPr>
-      <w:r>
-        <w:t xml:space="preserve">Proteger contra ameaças e perigos razoavelmente previstos.</w:t>
-      </w:r>
-    </w:p>
-    <w:p>
-      <w:pPr>
-        <w:pStyle w:val="BodyText"/>
-      </w:pPr>
-      <w:r>
-        <w:t xml:space="preserve">Proteger contra utilizações ou divulgações impermissíveis razoavelmente antecipadas.</w:t>
-      </w:r>
-    </w:p>
-    <w:p>
-      <w:pPr>
-        <w:pStyle w:val="BodyText"/>
-      </w:pPr>
-      <w:r>
-        <w:t xml:space="preserve">Assegurar o cumprimento da força de trabalho.</w:t>
-      </w:r>
-    </w:p>
-    <w:bookmarkStart w:id="34" w:name="obrigatório-e-endereçável"/>
+      </w:pPr>
+      <w:r>
+        <w:t xml:space="preserve">Salvaguardas físicas e técnicas</w:t>
+      </w:r>
+    </w:p>
+    <w:p>
+      <w:pPr>
+        <w:numPr>
+          <w:ilvl w:val="0"/>
+          <w:numId w:val="1020"/>
+        </w:numPr>
+        <w:pStyle w:val="Compact"/>
+      </w:pPr>
+      <w:r>
+        <w:t xml:space="preserve">Facilidades, estações de trabalho, mídia, identidade, acesso, auditoria, integridade e controles de transmissão.*</w:t>
+      </w:r>
+    </w:p>
+    <w:bookmarkEnd w:id="46"/>
+    <w:bookmarkStart w:id="47" w:name="section-1"/>
     <w:p>
       <w:pPr>
         <w:pStyle w:val="Heading2"/>
       </w:pPr>
       <w:r>
-        <w:t xml:space="preserve">5.2 Obrigatório e endereçável</w:t>
-      </w:r>
-    </w:p>
-    <w:p>
-      <w:pPr>
-        <w:pStyle w:val="FirstParagraph"/>
-      </w:pPr>
-      <w:r>
-        <w:t xml:space="preserve">O endereço não significa opcional:** Para uma especificação endereçável, avaliar se é razoável e adequado. Implemente-o quando estiver. Caso contrário, documento por que e implementar uma alternativa razoável e adequada equivalente quando existir. □</w:t>
-      </w:r>
-      <w:r>
-        <w:t xml:space="preserve"> </w:t>
-      </w:r>
-      <w:r>
-        <w:t xml:space="preserve">□——————————————————————————————————————————————————————————————————————————————————————————————————————</w:t>
-      </w:r>
-    </w:p>
-    <w:p>
-      <w:pPr>
-        <w:pStyle w:val="BodyText"/>
-      </w:pPr>
-      <w:r>
-        <w:t xml:space="preserve">5.3 Análise de riscos e gestão de riscos</w:t>
-      </w:r>
-    </w:p>
-    <w:p>
-      <w:pPr>
-        <w:numPr>
-          <w:ilvl w:val="0"/>
-          <w:numId w:val="1015"/>
-        </w:numPr>
-      </w:pPr>
-      <w:r>
-        <w:t xml:space="preserve">Defina todos os limites de ePHI e de entidade regulamentada.</w:t>
-      </w:r>
-    </w:p>
-    <w:p>
-      <w:pPr>
-        <w:numPr>
-          <w:ilvl w:val="0"/>
-          <w:numId w:val="1015"/>
-        </w:numPr>
-      </w:pPr>
-      <w:r>
-        <w:t xml:space="preserve">Sistemas de mapas, aplicações, dispositivos, pessoas, locais, fornecedores, redes, interfaces, backups e mídia.</w:t>
-      </w:r>
-    </w:p>
-    <w:p>
-      <w:pPr>
-        <w:numPr>
-          <w:ilvl w:val="0"/>
-          <w:numId w:val="1015"/>
-        </w:numPr>
-      </w:pPr>
-      <w:r>
-        <w:t xml:space="preserve">Identificar ameaças, vulnerabilidades, medidas existentes, probabilidade e impacto.</w:t>
-      </w:r>
-    </w:p>
-    <w:p>
-      <w:pPr>
-        <w:numPr>
-          <w:ilvl w:val="0"/>
-          <w:numId w:val="1015"/>
-        </w:numPr>
-      </w:pPr>
-      <w:r>
-        <w:t xml:space="preserve">Determinar risco consistentemente.</w:t>
-      </w:r>
-    </w:p>
-    <w:p>
-      <w:pPr>
-        <w:numPr>
-          <w:ilvl w:val="0"/>
-          <w:numId w:val="1015"/>
-        </w:numPr>
-      </w:pPr>
-      <w:r>
-        <w:t xml:space="preserve">Atribuir tratamentos, proprietários, recursos, datas e autoridade de aceitação.</w:t>
-      </w:r>
-    </w:p>
-    <w:p>
-      <w:pPr>
-        <w:numPr>
-          <w:ilvl w:val="0"/>
-          <w:numId w:val="1015"/>
-        </w:numPr>
-      </w:pPr>
-      <w:r>
-        <w:t xml:space="preserve">Reteste e atualização após mudanças, incidentes, novas ameaças e falhas de controle.</w:t>
-      </w:r>
-    </w:p>
-    <w:p>
-      <w:pPr>
-        <w:pStyle w:val="FirstParagraph"/>
-      </w:pPr>
-      <w:r>
-        <w:t xml:space="preserve">A atual Regra de Segurança não estabelece uma frequência fixa de análise de risco. A orientação do HHS indica que o processo deve ser contínuo e atualizado conforme necessário.</w:t>
-      </w:r>
-    </w:p>
-    <w:p>
-      <w:pPr>
+        <w:t xml:space="preserve">* ** ** ** ** ** ** ** ** ** ** ** ** ** ** ** ** ** **</w:t>
+      </w:r>
+    </w:p>
+    <w:p>
+      <w:pPr>
+        <w:numPr>
+          <w:ilvl w:val="0"/>
+          <w:numId w:val="1021"/>
+        </w:numPr>
         <w:pStyle w:val="Compact"/>
-        <w:numPr>
-          <w:ilvl w:val="0"/>
-          <w:numId w:val="1016"/>
-        </w:numPr>
-      </w:pPr>
-      <w:r>
-        <w:t xml:space="preserve">Salvaguardas administrativas</w:t>
-      </w:r>
-    </w:p>
-    <w:p>
-      <w:pPr>
-        <w:pStyle w:val="Compact"/>
-        <w:numPr>
-          <w:ilvl w:val="0"/>
-          <w:numId w:val="1017"/>
-        </w:numPr>
-      </w:pPr>
-      <w:r>
-        <w:t xml:space="preserve">Os processos de gestão que transformam a política em proteção repetitiva.*</w:t>
-      </w:r>
-    </w:p>
-    <w:bookmarkEnd w:id="34"/>
-    <w:bookmarkStart w:id="35" w:name="section"/>
-    <w:p>
-      <w:pPr>
-        <w:pStyle w:val="Heading2"/>
-      </w:pPr>
-      <w:r>
-        <w:t xml:space="preserve">* ** ** ** ** ** ** ** ** ** ** ** ** ** ** ** ** ** **</w:t>
-      </w:r>
-    </w:p>
-    <w:p>
-      <w:pPr>
-        <w:pStyle w:val="FirstParagraph"/>
-      </w:pPr>
-      <w:r>
-        <w:t xml:space="preserve">.164.308(a)(1) .. Processo de gestão de segurança ..Execute análise de risco, gestão de risco, sanções e revisão da atividade do sistema de informação. □ Análise de risco, plano de tratamento, sanções, evidência de revisão de log</w:t>
-      </w:r>
-      <w:r>
-        <w:t xml:space="preserve"> </w:t>
-      </w:r>
-      <w:r>
-        <w:t xml:space="preserve">□ 164.308(a)(2) □ Responsabilidade atribuída em matéria de segurança □ Designe o funcionário responsável pelas políticas e procedimentos das Regras de Segurança. □ Descrição do papel, nomeação, linha de notificação .</w:t>
-      </w:r>
-      <w:r>
-        <w:t xml:space="preserve"> </w:t>
-      </w:r>
-      <w:r>
-        <w:t xml:space="preserve">□ 164.308(a)(3) □ Segurança da força de trabalho □ Autorizar, supervisionar, limpar e remover prontamente o acesso à força de trabalho. □ Aprovações de acesso, rastreio, provas de rescisão</w:t>
-      </w:r>
-      <w:r>
-        <w:t xml:space="preserve"> </w:t>
-      </w:r>
-      <w:r>
-        <w:t xml:space="preserve">.164.308(a)(4) ..Gestão de acesso à informação ..Controle o acesso com base no papel e necessidade, incluindo estabelecimento e modificação. □ Matriz de acesso, aprovações, revisões periódicas</w:t>
-      </w:r>
-      <w:r>
-        <w:t xml:space="preserve"> </w:t>
-      </w:r>
-      <w:r>
-        <w:t xml:space="preserve">□ 164.308(a)(5) □ Conscientização e treinamento de segurança □ Treine a força de trabalho e enderece lembretes, malware, monitoramento de login e gerenciamento de senhas. □ Treinamento, simulações, lembretes, acompanhamento</w:t>
-      </w:r>
-      <w:r>
-        <w:t xml:space="preserve"> </w:t>
-      </w:r>
-      <w:r>
-        <w:t xml:space="preserve">.164.308(a)(6) Procedimentos de incidente de segurança . Identifique, responda, mitigue, documento e relate incidentes. □ Plano de incidentes, bilhetes, provas, lições</w:t>
-      </w:r>
-      <w:r>
-        <w:t xml:space="preserve"> </w:t>
-      </w:r>
-      <w:r>
-        <w:t xml:space="preserve">O Plano de Contingência Opere backups, recuperação de desastres, modo de emergência, testes e análise de criticidade. Relatórios de backup, restaurar testes, exercícios, planos de recuperação</w:t>
-      </w:r>
-      <w:r>
-        <w:t xml:space="preserve"> </w:t>
-      </w:r>
-      <w:r>
-        <w:t xml:space="preserve">.164.308(a)(8) Avaliação .. Realizar avaliação técnica e não técnica periódica após alterações relevantes. • Âmbito de avaliação, conclusões, plano de correcção</w:t>
-      </w:r>
-      <w:r>
-        <w:t xml:space="preserve"> </w:t>
-      </w:r>
-      <w:r>
-        <w:t xml:space="preserve">(b) (b) (n) (n) (n)) (n) (n) (n) (n) (n) (n) (n) (n) (n) (n) (n) (n) (n) (n) (n) (n) (n) (n)) (n) (n) (n) (n) (n) (n) (n) (n) (n) (n) (n) (n) (n) (n) (n) (n) (n) (n) (n) (n) (n) (n) (n) (n) (n) (n) (n) (n) (n) (n) (n) (n) (n) (n) (n) (n) (n)) (n) (n) (n) (n) (n) (n)) (n) (n) (n) (n) (n) (n) (n)) (n) (n) (n) (n) (n) (n) (n) (n) (n) (n) (n BAA, diligência devida, acompanhamento</w:t>
-      </w:r>
-    </w:p>
-    <w:p>
-      <w:pPr>
-        <w:pStyle w:val="BodyText"/>
-      </w:pPr>
-      <w:r>
-        <w:t xml:space="preserve">6.1 Revisão da actividade do sistema de informação</w:t>
-      </w:r>
-    </w:p>
-    <w:p>
-      <w:pPr>
-        <w:pStyle w:val="BodyText"/>
-      </w:pPr>
-      <w:r>
-        <w:t xml:space="preserve">Defina quais registros de auditoria, relatórios de acesso, eventos de segurança, relatórios de exceção e alertas são revisados; com que frequência; por quem; como as evidências são mantidas; e como a atividade suspeita se torna um incidente ou ação corretiva.</w:t>
-      </w:r>
-    </w:p>
-    <w:p>
-      <w:pPr>
-        <w:pStyle w:val="BodyText"/>
-      </w:pPr>
-      <w:r>
-        <w:t xml:space="preserve">6.2 Evidências de contingência</w:t>
-      </w:r>
-    </w:p>
-    <w:p>
-      <w:pPr>
-        <w:numPr>
-          <w:ilvl w:val="0"/>
-          <w:numId w:val="1018"/>
-        </w:numPr>
-      </w:pPr>
-      <w:r>
-        <w:t xml:space="preserve">Cópia de segurança e relatórios de falhas</w:t>
-      </w:r>
-    </w:p>
-    <w:p>
-      <w:pPr>
-        <w:numPr>
-          <w:ilvl w:val="0"/>
-          <w:numId w:val="1018"/>
-        </w:numPr>
-      </w:pPr>
-      <w:r>
-        <w:t xml:space="preserve">Projeto de backup offline ou protegido de outra forma</w:t>
-      </w:r>
-    </w:p>
-    <w:p>
-      <w:pPr>
-        <w:numPr>
-          <w:ilvl w:val="0"/>
-          <w:numId w:val="1018"/>
-        </w:numPr>
-      </w:pPr>
-      <w:r>
-        <w:t xml:space="preserve">Testes de restauração documentados</w:t>
-      </w:r>
-    </w:p>
-    <w:p>
-      <w:pPr>
-        <w:numPr>
-          <w:ilvl w:val="0"/>
-          <w:numId w:val="1018"/>
-        </w:numPr>
-      </w:pPr>
-      <w:r>
-        <w:t xml:space="preserve">Procedimentos de modo de emergência</w:t>
-      </w:r>
-    </w:p>
-    <w:p>
-      <w:pPr>
-        <w:numPr>
-          <w:ilvl w:val="0"/>
-          <w:numId w:val="1018"/>
-        </w:numPr>
-      </w:pPr>
-      <w:r>
-        <w:t xml:space="preserve">Exercícios de recuperação de desastres</w:t>
-      </w:r>
-    </w:p>
-    <w:p>
-      <w:pPr>
-        <w:numPr>
-          <w:ilvl w:val="0"/>
-          <w:numId w:val="1018"/>
-        </w:numPr>
-      </w:pPr>
-      <w:r>
-        <w:t xml:space="preserve">Aplicação crítica e análise de dados</w:t>
-      </w:r>
-    </w:p>
-    <w:p>
-      <w:pPr>
-        <w:numPr>
-          <w:ilvl w:val="0"/>
-          <w:numId w:val="1018"/>
-        </w:numPr>
-      </w:pPr>
-      <w:r>
-        <w:t xml:space="preserve">Lições, donos e datas de vencimento</w:t>
-      </w:r>
-    </w:p>
-    <w:p>
-      <w:pPr>
-        <w:pStyle w:val="Compact"/>
-        <w:numPr>
-          <w:ilvl w:val="0"/>
-          <w:numId w:val="1019"/>
-        </w:numPr>
-      </w:pPr>
-      <w:r>
-        <w:t xml:space="preserve">Salvaguardas físicas e técnicas</w:t>
-      </w:r>
-    </w:p>
-    <w:p>
-      <w:pPr>
-        <w:pStyle w:val="Compact"/>
-        <w:numPr>
-          <w:ilvl w:val="0"/>
-          <w:numId w:val="1020"/>
-        </w:numPr>
-      </w:pPr>
-      <w:r>
-        <w:t xml:space="preserve">Facilidades, estações de trabalho, mídia, identidade, acesso, auditoria, integridade e controles de transmissão.*</w:t>
-      </w:r>
-    </w:p>
-    <w:bookmarkEnd w:id="35"/>
-    <w:bookmarkStart w:id="36" w:name="section-1"/>
-    <w:p>
-      <w:pPr>
-        <w:pStyle w:val="Heading2"/>
-      </w:pPr>
-      <w:r>
-        <w:t xml:space="preserve">* ** ** ** ** ** ** ** ** ** ** ** ** ** ** ** ** ** **</w:t>
-      </w:r>
-    </w:p>
-    <w:p>
-      <w:pPr>
-        <w:pStyle w:val="Compact"/>
-        <w:numPr>
-          <w:ilvl w:val="0"/>
-          <w:numId w:val="1021"/>
-        </w:numPr>
-      </w:pPr>
-    </w:p>
-    <w:p>
-      <w:pPr>
-        <w:pStyle w:val="Compact"/>
+      </w:pPr>
+    </w:p>
+    <w:p>
+      <w:pPr>
         <w:numPr>
           <w:ilvl w:val="1"/>
           <w:numId w:val="1022"/>
         </w:numPr>
-      </w:pPr>
-    </w:p>
-    <w:p>
-      <w:pPr>
         <w:pStyle w:val="Compact"/>
+      </w:pPr>
+    </w:p>
+    <w:p>
+      <w:pPr>
         <w:numPr>
           <w:ilvl w:val="2"/>
           <w:numId w:val="1023"/>
         </w:numPr>
+        <w:pStyle w:val="Compact"/>
       </w:pPr>
       <w:r>
         <w:t xml:space="preserve">(controlos de acesso à instalação) (a) (a) (a) (a) (a) (controlos de acesso à instalação) (a) (a) (a) (a) (a)) (a) (a) (a)) (a) (a) (a) (a) (a) (a) (a) (a) (a)) (a) (a) (a) (a)) (a) (a)) (a) (a) (a)) (a) (a) (a)) (a)) (a)) (a) (a) (ou) (a) (a) (a)) (a)) (a)) (a) (a)) (a) () (a)) (a)) (a)) (a)) (a) (a)) (a)) (a) () (a)) (a) () (a)) (a) (a) (a) () ()) () () () () () (a) (a) Plano de instalação, registros de visitantes, registros de manutenção</w:t>
@@ -3227,20 +3227,20 @@
     </w:p>
     <w:p>
       <w:pPr>
+        <w:numPr>
+          <w:ilvl w:val="0"/>
+          <w:numId w:val="1021"/>
+        </w:numPr>
         <w:pStyle w:val="Compact"/>
-        <w:numPr>
-          <w:ilvl w:val="0"/>
-          <w:numId w:val="1021"/>
-        </w:numPr>
-      </w:pPr>
-    </w:p>
-    <w:p>
-      <w:pPr>
-        <w:pStyle w:val="Compact"/>
+      </w:pPr>
+    </w:p>
+    <w:p>
+      <w:pPr>
         <w:numPr>
           <w:ilvl w:val="1"/>
           <w:numId w:val="1024"/>
         </w:numPr>
+        <w:pStyle w:val="Compact"/>
       </w:pPr>
       <w:r>
         <w:t xml:space="preserve">(Segurança da estação de trabalho) (Restringir o acesso físico às estações de trabalho que acedem ao ePHI. □ Locais seguros, telas, controles de dispositivo</w:t>
@@ -3260,20 +3260,20 @@
     </w:p>
     <w:p>
       <w:pPr>
+        <w:numPr>
+          <w:ilvl w:val="0"/>
+          <w:numId w:val="1021"/>
+        </w:numPr>
         <w:pStyle w:val="Compact"/>
-        <w:numPr>
-          <w:ilvl w:val="0"/>
-          <w:numId w:val="1021"/>
-        </w:numPr>
-      </w:pPr>
-    </w:p>
-    <w:p>
-      <w:pPr>
-        <w:pStyle w:val="Compact"/>
+      </w:pPr>
+    </w:p>
+    <w:p>
+      <w:pPr>
         <w:numPr>
           <w:ilvl w:val="1"/>
           <w:numId w:val="1025"/>
         </w:numPr>
+        <w:pStyle w:val="Compact"/>
       </w:pPr>
       <w:r>
         <w:t xml:space="preserve">(Controles de auditoria) (Recordar e examinar a actividade em sistemas contendo ou utilizando o ePHI. □ Diários, calendário de revisão, registos de investigação</w:t>
@@ -3405,9 +3405,9 @@
         <w:t xml:space="preserve">Gerencie exceções com proprietário, razão, controles compensadores, expiração e aprovação.</w:t>
       </w:r>
     </w:p>
-    <w:bookmarkEnd w:id="36"/>
-    <w:bookmarkEnd w:id="37"/>
-    <w:bookmarkStart w:id="40" w:name="regra-de-violação-da-notificação"/>
+    <w:bookmarkEnd w:id="47"/>
+    <w:bookmarkEnd w:id="48"/>
+    <w:bookmarkStart w:id="51" w:name="regra-de-violação-da-notificação"/>
     <w:p>
       <w:pPr>
         <w:pStyle w:val="Heading1"/>
@@ -3418,11 +3418,11 @@
     </w:p>
     <w:p>
       <w:pPr>
+        <w:numPr>
+          <w:ilvl w:val="0"/>
+          <w:numId w:val="1027"/>
+        </w:numPr>
         <w:pStyle w:val="Compact"/>
-        <w:numPr>
-          <w:ilvl w:val="0"/>
-          <w:numId w:val="1027"/>
-        </w:numPr>
       </w:pPr>
       <w:r>
         <w:t xml:space="preserve">Como avaliar incidentes PHI não seguros e cumprir as obrigações de notificação.*</w:t>
@@ -3441,7 +3441,7 @@
         <w:t xml:space="preserve">Figura 4. Fluxo de trabalho de violação HIPAA</w:t>
       </w:r>
     </w:p>
-    <w:bookmarkStart w:id="38" w:name="X3e73011cb5db4719ab91d96e162113d8102c9b4"/>
+    <w:bookmarkStart w:id="49" w:name="X3e73011cb5db4719ab91d96e162113d8102c9b4"/>
     <w:p>
       <w:pPr>
         <w:pStyle w:val="Heading2"/>
@@ -3458,8 +3458,8 @@
         <w:t xml:space="preserve">Presume-se que uma utilização ou divulgação impermissível do PHI constitui uma violação, a menos que a entidade ou a associada comercial abrangida demonstre uma baixa probabilidade de o PHI ter sido comprometido. Avaliar, pelo menos, a natureza e extensão da IPH e a probabilidade de reidentificação, a pessoa não autorizada, se a IPH foi realmente adquirida ou vista, e a extensão da mitigação.</w:t>
       </w:r>
     </w:p>
-    <w:bookmarkEnd w:id="38"/>
-    <w:bookmarkStart w:id="39" w:name="Xba095421d4ac83676730bf2bf1135df0e265e75"/>
+    <w:bookmarkEnd w:id="49"/>
+    <w:bookmarkStart w:id="50" w:name="Xba095421d4ac83676730bf2bf1135df0e265e75"/>
     <w:p>
       <w:pPr>
         <w:pStyle w:val="Heading2"/>
@@ -3516,9 +3516,9 @@
         <w:t xml:space="preserve">A definição de violação contém exceções estreitas envolvendo certo acesso não intencional ou inadvertida à força de trabalho e crenças de boa fé de que um destinatário não autorizado não poderia razoavelmente manter a informação. Documentos e revisão legal antes de se basear em uma exceção.</w:t>
       </w:r>
     </w:p>
-    <w:bookmarkEnd w:id="39"/>
-    <w:bookmarkEnd w:id="40"/>
-    <w:bookmarkStart w:id="45" w:name="Xa7cbbacefe2771af659fa4099c4f64cac49ec65"/>
+    <w:bookmarkEnd w:id="50"/>
+    <w:bookmarkEnd w:id="51"/>
+    <w:bookmarkStart w:id="56" w:name="Xa7cbbacefe2771af659fa4099c4f64cac49ec65"/>
     <w:p>
       <w:pPr>
         <w:pStyle w:val="Heading1"/>
@@ -3529,17 +3529,17 @@
     </w:p>
     <w:p>
       <w:pPr>
+        <w:numPr>
+          <w:ilvl w:val="0"/>
+          <w:numId w:val="1028"/>
+        </w:numPr>
         <w:pStyle w:val="Compact"/>
-        <w:numPr>
-          <w:ilvl w:val="0"/>
-          <w:numId w:val="1028"/>
-        </w:numPr>
       </w:pPr>
       <w:r>
         <w:t xml:space="preserve">Contratos, subcontratantes, due diligence, monitoramento, incidentes e rescisão.*</w:t>
       </w:r>
     </w:p>
-    <w:bookmarkStart w:id="41" w:name="Xeb992a6f78cb9f117443499eff86c94f206d956"/>
+    <w:bookmarkStart w:id="52" w:name="Xeb992a6f78cb9f117443499eff86c94f206d956"/>
     <w:p>
       <w:pPr>
         <w:pStyle w:val="Heading2"/>
@@ -3620,8 +3620,8 @@
         <w:t xml:space="preserve">Direitos de rescisão por violação material</w:t>
       </w:r>
     </w:p>
-    <w:bookmarkEnd w:id="41"/>
-    <w:bookmarkStart w:id="42" w:name="diligência-devida"/>
+    <w:bookmarkEnd w:id="52"/>
+    <w:bookmarkStart w:id="53" w:name="diligência-devida"/>
     <w:p>
       <w:pPr>
         <w:pStyle w:val="Heading2"/>
@@ -3630,8 +3630,8 @@
         <w:t xml:space="preserve">9.2 Diligência devida</w:t>
       </w:r>
     </w:p>
-    <w:bookmarkEnd w:id="42"/>
-    <w:bookmarkStart w:id="43" w:name="section-2"/>
+    <w:bookmarkEnd w:id="53"/>
+    <w:bookmarkStart w:id="54" w:name="section-2"/>
     <w:p>
       <w:pPr>
         <w:pStyle w:val="Heading2"/>
@@ -3678,8 +3678,8 @@
         <w:t xml:space="preserve">Como é que o acesso termina e o PHI é devolvido ou destruído? □ Plano de saída, prova de eliminação, registro de risco residual .</w:t>
       </w:r>
     </w:p>
-    <w:bookmarkEnd w:id="43"/>
-    <w:bookmarkStart w:id="44" w:name="X832b4e83e089603cdf8b5c1b751b3e796b065d3"/>
+    <w:bookmarkEnd w:id="54"/>
+    <w:bookmarkStart w:id="55" w:name="X832b4e83e089603cdf8b5c1b751b3e796b065d3"/>
     <w:p>
       <w:pPr>
         <w:pStyle w:val="Heading2"/>
@@ -3688,9 +3688,9 @@
         <w:t xml:space="preserve">Ponto de gestão:** Um BAA assinado é necessário em muitos relacionamentos, mas não substitui a devida diligência, gestão de riscos, controle de acesso, monitoramento ou coordenação de incidentes. □</w:t>
       </w:r>
     </w:p>
-    <w:bookmarkEnd w:id="44"/>
-    <w:bookmarkEnd w:id="45"/>
-    <w:bookmarkStart w:id="46" w:name="parte-2-e-informações-especiais-de-saúde"/>
+    <w:bookmarkEnd w:id="55"/>
+    <w:bookmarkEnd w:id="56"/>
+    <w:bookmarkStart w:id="57" w:name="parte-2-e-informações-especiais-de-saúde"/>
     <w:p>
       <w:pPr>
         <w:pStyle w:val="Heading1"/>
@@ -3701,18 +3701,18 @@
     </w:p>
     <w:p>
       <w:pPr>
+        <w:numPr>
+          <w:ilvl w:val="0"/>
+          <w:numId w:val="1029"/>
+        </w:numPr>
         <w:pStyle w:val="Compact"/>
-        <w:numPr>
-          <w:ilvl w:val="0"/>
-          <w:numId w:val="1029"/>
-        </w:numPr>
       </w:pPr>
       <w:r>
         <w:t xml:space="preserve">Registros de transtornos de uso de substâncias, saúde mental, genética e outras regras sobrepostas.*</w:t>
       </w:r>
     </w:p>
-    <w:bookmarkEnd w:id="46"/>
-    <w:bookmarkStart w:id="49" w:name="cfr-parte-2"/>
+    <w:bookmarkEnd w:id="57"/>
+    <w:bookmarkStart w:id="60" w:name="cfr-parte-2"/>
     <w:p>
       <w:pPr>
         <w:pStyle w:val="Heading1"/>
@@ -3761,7 +3761,7 @@
         <w:t xml:space="preserve">Atualizar avisos de práticas de privacidade e avisos de pacientes Parte 2, conforme necessário para 16 de fevereiro de 2026 conformidade.</w:t>
       </w:r>
     </w:p>
-    <w:bookmarkStart w:id="47" w:name="regras-especializadas-e-estaduais"/>
+    <w:bookmarkStart w:id="58" w:name="regras-especializadas-e-estaduais"/>
     <w:p>
       <w:pPr>
         <w:pStyle w:val="Heading2"/>
@@ -3778,8 +3778,8 @@
         <w:t xml:space="preserve">A legislação estatal pode ser mais rigorosa do que a HIPAA e pode impor regras especiais para a saúde mental, HIV, saúde reprodutiva, genética, menores, telessaúde, dados biométricos ou aviso de violação. Outras regras federais podem ser aplicadas aos registros de transtornos de uso de substâncias, registros educacionais, pesquisas clínicas, bloqueio de informações, aplicativos de saúde do consumidor e transferências de dados sensíveis.</w:t>
       </w:r>
     </w:p>
-    <w:bookmarkEnd w:id="47"/>
-    <w:bookmarkStart w:id="48" w:name="estado-da-regra-da-saúde-reprodutiva"/>
+    <w:bookmarkEnd w:id="58"/>
+    <w:bookmarkStart w:id="59" w:name="estado-da-regra-da-saúde-reprodutiva"/>
     <w:p>
       <w:pPr>
         <w:pStyle w:val="Heading2"/>
@@ -3802,9 +3802,9 @@
         <w:t xml:space="preserve">□————————————————————————————————————————————————————————————————————————————————————————————————————————————————————————————————————————–</w:t>
       </w:r>
     </w:p>
-    <w:bookmarkEnd w:id="48"/>
-    <w:bookmarkEnd w:id="49"/>
-    <w:bookmarkStart w:id="50" w:name="Xb8ca734ea72da2d628cebbfc7716289ea454888"/>
+    <w:bookmarkEnd w:id="59"/>
+    <w:bookmarkEnd w:id="60"/>
+    <w:bookmarkStart w:id="61" w:name="Xb8ca734ea72da2d628cebbfc7716289ea454888"/>
     <w:p>
       <w:pPr>
         <w:pStyle w:val="Heading1"/>
@@ -3815,18 +3815,18 @@
     </w:p>
     <w:p>
       <w:pPr>
+        <w:numPr>
+          <w:ilvl w:val="0"/>
+          <w:numId w:val="1030"/>
+        </w:numPr>
         <w:pStyle w:val="Compact"/>
-        <w:numPr>
-          <w:ilvl w:val="0"/>
-          <w:numId w:val="1030"/>
-        </w:numPr>
       </w:pPr>
       <w:r>
         <w:t xml:space="preserve">Queixas, investigações, sanções, preempção, decisões judiciais e alterações propostas.*</w:t>
       </w:r>
     </w:p>
-    <w:bookmarkEnd w:id="50"/>
-    <w:bookmarkStart w:id="51" w:name="aplicação-do-ocr"/>
+    <w:bookmarkEnd w:id="61"/>
+    <w:bookmarkStart w:id="62" w:name="aplicação-do-ocr"/>
     <w:p>
       <w:pPr>
         <w:pStyle w:val="Heading1"/>
@@ -3912,8 +3912,8 @@
         <w:t xml:space="preserve">Consulte possíveis violações penais ao Departamento de Justiça.</w:t>
       </w:r>
     </w:p>
-    <w:bookmarkEnd w:id="51"/>
-    <w:bookmarkStart w:id="52" w:name="níveis-de-penalização"/>
+    <w:bookmarkEnd w:id="62"/>
+    <w:bookmarkStart w:id="63" w:name="níveis-de-penalização"/>
     <w:p>
       <w:pPr>
         <w:pStyle w:val="Heading1"/>
@@ -3946,8 +3946,8 @@
         <w:t xml:space="preserve">HIPAA geralmente preempte a lei estatal contrária, mas as regras contêm exceções, incluindo para certas proteções de privacidade mais rigorosas e leis de saúde pública ou relatórios. Manter uma matriz estadual e obter revisão legal para cada local de serviço e população individual.</w:t>
       </w:r>
     </w:p>
-    <w:bookmarkEnd w:id="52"/>
-    <w:bookmarkStart w:id="54" w:name="regra-de-segurança-nrm"/>
+    <w:bookmarkEnd w:id="63"/>
+    <w:bookmarkStart w:id="65" w:name="regra-de-segurança-nrm"/>
     <w:p>
       <w:pPr>
         <w:pStyle w:val="Heading1"/>
@@ -3964,7 +3964,7 @@
         <w:t xml:space="preserve">O HHS propôs grandes mudanças na Regra de Segurança em um aviso publicado em 6 de janeiro de 2025, incluindo inventário de ativos mais específico, mapeamento de rede, análise de risco, testes, criptografia, autenticação multifatorial, segmentação, recuperação e deveres de verificação de negócios associados. A partir da publicação deste manual em julho de 2026, materiais oficiais do HHS continuam a identificá-lo como regra proposta. Monitore-o, planifique a prontidão, mas não descreva o texto proposto como lei final atual.</w:t>
       </w:r>
     </w:p>
-    <w:bookmarkStart w:id="53" w:name="tecnologias-de-rastreamento-online"/>
+    <w:bookmarkStart w:id="64" w:name="tecnologias-de-rastreamento-online"/>
     <w:p>
       <w:pPr>
         <w:pStyle w:val="Heading2"/>
@@ -3981,9 +3981,9 @@
         <w:t xml:space="preserve">O HHS observa que um tribunal deslocou parte das suas orientações em matéria de tecnologias de seguimento relativas a um endereço IP combinado com uma visita a uma página pública não autenticada sobre condições de saúde ou prestadores. Tecnologias de rastreamento de inventário, verificação de dados e contexto reais, revisão de contratos e divulgações, e usar orientações legais atuais em vez de pressupostos amplos.</w:t>
       </w:r>
     </w:p>
-    <w:bookmarkEnd w:id="53"/>
-    <w:bookmarkEnd w:id="54"/>
-    <w:bookmarkStart w:id="55" w:name="X6768ae872f3eed2180f19f37b02de7b1f3927b5"/>
+    <w:bookmarkEnd w:id="64"/>
+    <w:bookmarkEnd w:id="65"/>
+    <w:bookmarkStart w:id="66" w:name="X6768ae872f3eed2180f19f37b02de7b1f3927b5"/>
     <w:p>
       <w:pPr>
         <w:pStyle w:val="Heading1"/>
@@ -3998,14 +3998,14 @@
       </w:pPr>
       <w:r>
         <w:rPr>
+          <w:iCs/>
           <w:i/>
-          <w:iCs/>
         </w:rPr>
         <w:t xml:space="preserve">Um cruzamento prático com os requisitos atuais de privacidade, segurança e notificação de violação.</w:t>
       </w:r>
     </w:p>
-    <w:bookmarkEnd w:id="55"/>
-    <w:bookmarkStart w:id="57" w:name="regra-de-segurança"/>
+    <w:bookmarkEnd w:id="66"/>
+    <w:bookmarkStart w:id="68" w:name="regra-de-segurança"/>
     <w:p>
       <w:pPr>
         <w:pStyle w:val="Heading1"/>
@@ -4016,25 +4016,25 @@
     </w:p>
     <w:p>
       <w:pPr>
+        <w:numPr>
+          <w:ilvl w:val="0"/>
+          <w:numId w:val="1032"/>
+        </w:numPr>
         <w:pStyle w:val="Heading2"/>
-        <w:numPr>
-          <w:ilvl w:val="0"/>
-          <w:numId w:val="1032"/>
-        </w:numPr>
-      </w:pPr>
-      <w:bookmarkStart w:id="56" w:name="evidência-típica"/>
+      </w:pPr>
+      <w:bookmarkStart w:id="67" w:name="evidência-típica"/>
       <w:r>
         <w:t xml:space="preserve">** ** ** ** ** ** ** ** ** ** ** ** Evidência típica** **</w:t>
       </w:r>
-      <w:bookmarkEnd w:id="56"/>
-    </w:p>
-    <w:p>
-      <w:pPr>
+      <w:bookmarkEnd w:id="67"/>
+    </w:p>
+    <w:p>
+      <w:pPr>
+        <w:numPr>
+          <w:ilvl w:val="0"/>
+          <w:numId w:val="1000"/>
+        </w:numPr>
         <w:pStyle w:val="Compact"/>
-        <w:numPr>
-          <w:ilvl w:val="0"/>
-          <w:numId w:val="1000"/>
-        </w:numPr>
       </w:pPr>
       <w:r>
         <w:t xml:space="preserve">□ 164.306 □ Regras gerais □ Proteja a confidencialidade, integridade e disponibilidade do ePHI; enderece ameaças antecipadas e usos impermissíveis. Programa de segurança, decisões de risco, análise de flexibilidade</w:t>
@@ -4090,38 +4090,38 @@
     </w:p>
     <w:p>
       <w:pPr>
+        <w:numPr>
+          <w:ilvl w:val="0"/>
+          <w:numId w:val="1033"/>
+        </w:numPr>
         <w:pStyle w:val="Compact"/>
-        <w:numPr>
-          <w:ilvl w:val="0"/>
-          <w:numId w:val="1033"/>
-        </w:numPr>
-      </w:pPr>
-    </w:p>
-    <w:p>
-      <w:pPr>
-        <w:pStyle w:val="Compact"/>
+      </w:pPr>
+    </w:p>
+    <w:p>
+      <w:pPr>
         <w:numPr>
           <w:ilvl w:val="1"/>
           <w:numId w:val="1034"/>
         </w:numPr>
-      </w:pPr>
-    </w:p>
-    <w:p>
-      <w:pPr>
         <w:pStyle w:val="Compact"/>
+      </w:pPr>
+    </w:p>
+    <w:p>
+      <w:pPr>
         <w:numPr>
           <w:ilvl w:val="2"/>
           <w:numId w:val="1035"/>
         </w:numPr>
-      </w:pPr>
-    </w:p>
-    <w:p>
-      <w:pPr>
         <w:pStyle w:val="Compact"/>
+      </w:pPr>
+    </w:p>
+    <w:p>
+      <w:pPr>
         <w:numPr>
           <w:ilvl w:val="3"/>
           <w:numId w:val="1036"/>
         </w:numPr>
+        <w:pStyle w:val="Compact"/>
       </w:pPr>
       <w:r>
         <w:t xml:space="preserve">(n)) (n) (n) (n) (n) (n) (n) (n) (n) (n) (n) (n) (n) (n) (n) (n) (n) (n) (n)) (n) (n) (n) (n) (n) (n) (n) (n) (n) (n) (n) (n) (n) (n) (n) (n) (n) (n) (n) (n) (n) (n) (n) (n) (n) (n) (n) (n) (n) (n) (n) (n) (n) (n) (n) (n) (n)) (n) (n) (n) (n) (n) (n)) (n) (n) (n) (n) (n) (n) (n)) (n) (n) (n) (n) (n) (n) (n) (n) (n) (n) (n BAA, diligência devida, acompanhamento</w:t>
@@ -4129,29 +4129,29 @@
     </w:p>
     <w:p>
       <w:pPr>
+        <w:numPr>
+          <w:ilvl w:val="0"/>
+          <w:numId w:val="1033"/>
+        </w:numPr>
         <w:pStyle w:val="Compact"/>
-        <w:numPr>
-          <w:ilvl w:val="0"/>
-          <w:numId w:val="1033"/>
-        </w:numPr>
-      </w:pPr>
-    </w:p>
-    <w:p>
-      <w:pPr>
-        <w:pStyle w:val="Compact"/>
+      </w:pPr>
+    </w:p>
+    <w:p>
+      <w:pPr>
         <w:numPr>
           <w:ilvl w:val="1"/>
           <w:numId w:val="1037"/>
         </w:numPr>
-      </w:pPr>
-    </w:p>
-    <w:p>
-      <w:pPr>
         <w:pStyle w:val="Compact"/>
+      </w:pPr>
+    </w:p>
+    <w:p>
+      <w:pPr>
         <w:numPr>
           <w:ilvl w:val="2"/>
           <w:numId w:val="1038"/>
         </w:numPr>
+        <w:pStyle w:val="Compact"/>
       </w:pPr>
       <w:r>
         <w:t xml:space="preserve">(controlos de acesso à instalação) (a) (a) (a) (a) (a) (controlos de acesso à instalação) (a) (a) (a) (a) (a)) (a) (a) (a)) (a) (a) (a) (a) (a) (a) (a) (a) (a)) (a) (a) (a) (a)) (a) (a)) (a) (a) (a)) (a) (a) (a)) (a)) (a)) (a) (a) (ou) (a) (a) (a)) (a)) (a)) (a) (a)) (a) () (a)) (a)) (a)) (a)) (a) (a)) (a)) (a) () (a)) (a) () (a)) (a) (a) (a) () ()) () () () () () (a) (a) Plano de instalação, registros de visitantes, registros de manutenção</w:t>
@@ -4165,20 +4165,20 @@
     </w:p>
     <w:p>
       <w:pPr>
+        <w:numPr>
+          <w:ilvl w:val="0"/>
+          <w:numId w:val="1033"/>
+        </w:numPr>
         <w:pStyle w:val="Compact"/>
-        <w:numPr>
-          <w:ilvl w:val="0"/>
-          <w:numId w:val="1033"/>
-        </w:numPr>
-      </w:pPr>
-    </w:p>
-    <w:p>
-      <w:pPr>
-        <w:pStyle w:val="Compact"/>
+      </w:pPr>
+    </w:p>
+    <w:p>
+      <w:pPr>
         <w:numPr>
           <w:ilvl w:val="1"/>
           <w:numId w:val="1039"/>
         </w:numPr>
+        <w:pStyle w:val="Compact"/>
       </w:pPr>
       <w:r>
         <w:t xml:space="preserve">(Segurança da estação de trabalho) (Restringir o acesso físico às estações de trabalho que acedem ao ePHI. □ Locais seguros, telas, controles de dispositivo</w:t>
@@ -4198,20 +4198,20 @@
     </w:p>
     <w:p>
       <w:pPr>
+        <w:numPr>
+          <w:ilvl w:val="0"/>
+          <w:numId w:val="1033"/>
+        </w:numPr>
         <w:pStyle w:val="Compact"/>
-        <w:numPr>
-          <w:ilvl w:val="0"/>
-          <w:numId w:val="1033"/>
-        </w:numPr>
-      </w:pPr>
-    </w:p>
-    <w:p>
-      <w:pPr>
-        <w:pStyle w:val="Compact"/>
+      </w:pPr>
+    </w:p>
+    <w:p>
+      <w:pPr>
         <w:numPr>
           <w:ilvl w:val="1"/>
           <w:numId w:val="1040"/>
         </w:numPr>
+        <w:pStyle w:val="Compact"/>
       </w:pPr>
       <w:r>
         <w:t xml:space="preserve">(Controles de auditoria) (Recordar e examinar a actividade em sistemas contendo ou utilizando o ePHI. □ Diários, calendário de revisão, registos de investigação</w:t>
@@ -4247,8 +4247,8 @@
         <w:t xml:space="preserve">□ 164.316 □ Políticas, procedimentos e documentação Implementar políticas razoáveis e manter a documentação necessária por seis anos. □ Políticas aprovadas, versões, evidência de retenção de seis anos</w:t>
       </w:r>
     </w:p>
-    <w:bookmarkEnd w:id="57"/>
-    <w:bookmarkStart w:id="59" w:name="regra-de-privacidade"/>
+    <w:bookmarkEnd w:id="68"/>
+    <w:bookmarkStart w:id="70" w:name="regra-de-privacidade"/>
     <w:p>
       <w:pPr>
         <w:pStyle w:val="Heading1"/>
@@ -4259,193 +4259,235 @@
     </w:p>
     <w:p>
       <w:pPr>
+        <w:numPr>
+          <w:ilvl w:val="0"/>
+          <w:numId w:val="1041"/>
+        </w:numPr>
         <w:pStyle w:val="Heading2"/>
-        <w:numPr>
-          <w:ilvl w:val="0"/>
-          <w:numId w:val="1041"/>
-        </w:numPr>
-      </w:pPr>
-      <w:bookmarkStart w:id="58" w:name="evidência-típica-1"/>
+      </w:pPr>
+      <w:bookmarkStart w:id="69" w:name="evidência-típica-1"/>
       <w:r>
         <w:t xml:space="preserve">** ** ** ** ** ** ** ** ** ** ** ** Evidência típica** **</w:t>
       </w:r>
-      <w:bookmarkEnd w:id="58"/>
-    </w:p>
-    <w:p>
-      <w:pPr>
+      <w:bookmarkEnd w:id="69"/>
+    </w:p>
+    <w:p>
+      <w:pPr>
+        <w:numPr>
+          <w:ilvl w:val="0"/>
+          <w:numId w:val="1000"/>
+        </w:numPr>
         <w:pStyle w:val="Compact"/>
+      </w:pPr>
+      <w:r>
+        <w:t xml:space="preserve">.164.502 .. Regras gerais de uso e divulgação ..Use ou divulgue PHI apenas conforme necessário ou permitido; aplique as regras associadas de negócios e pessoas falecidas. □ Matriz de uso/divulgação, aprovações, registros de divulgação</w:t>
+      </w:r>
+      <w:r>
+        <w:t xml:space="preserve"> </w:t>
+      </w:r>
+      <w:r>
+        <w:t xml:space="preserve">□ 164.504 □ Requisitos organizacionais □ Endereçar entidades híbridas, grupos afiliados, associados de negócios e limites de patrocinadores de planos. • Designações, BAA, documentos do plano, firewalls</w:t>
+      </w:r>
+      <w:r>
+        <w:t xml:space="preserve"> </w:t>
+      </w:r>
+      <w:r>
+        <w:t xml:space="preserve">164.506 □ Tratamento, pagamento e operações □ Permite usos definidos de TPO e divulgações e práticas de consentimento relacionadas. Mapa de finalidade do TPO, aviso, acesso de funções</w:t>
+      </w:r>
+      <w:r>
+        <w:t xml:space="preserve"> </w:t>
+      </w:r>
+      <w:r>
+        <w:t xml:space="preserve">As autorizações são válidas para usos e divulgações não permitidas, incluindo regras especiais de autorização. □ Formulário de autorização, revogação, prova de divulgação</w:t>
+      </w:r>
+      <w:r>
+        <w:t xml:space="preserve"> </w:t>
+      </w:r>
+      <w:r>
+        <w:t xml:space="preserve">Oportunidade para concordar ou objetar Abrange diretórios de instalações e envolvimento no cuidado ou pagamento após dar uma oportunidade adequada quando necessário. □ Registro de preferência, verificação de identidade e relacionamento</w:t>
+      </w:r>
+      <w:r>
+        <w:t xml:space="preserve"> </w:t>
+      </w:r>
+      <w:r>
+        <w:t xml:space="preserve">• 164.512 • Usos e divulgações sem autorização ou oportunidade • Permite atividades específicas, como por lei, saúde pública, supervisão, judicial, aplicação da lei, pesquisa e situações de ameaça grave quando as condições são cumpridas. • Base jurídica, pedido, verificação, aprovação, registo de divulgação</w:t>
+      </w:r>
+      <w:r>
+        <w:t xml:space="preserve"> </w:t>
+      </w:r>
+      <w:r>
+        <w:t xml:space="preserve">Outros requisitos de uso e divulgação , cobre desidentificação, códigos de reidentificação, mínimo necessário, conjuntos de dados limitados, acordos de uso de dados, captação de fundos e verificação. □ Método, determinação de peritos, DUA, verificação, revisão mínima necessária</w:t>
+      </w:r>
+      <w:r>
+        <w:t xml:space="preserve"> </w:t>
+      </w:r>
+      <w:r>
+        <w:t xml:space="preserve">Notificação de práticas de privacidade Requer um aviso claro descrevendo usos, divulgações, deveres, direitos, reclamações e contatos. • NPP atual, distribuição, reconhecimento, site</w:t>
+      </w:r>
+      <w:r>
+        <w:t xml:space="preserve"> </w:t>
+      </w:r>
+      <w:r>
+        <w:t xml:space="preserve">164.522 Solicitações para proteção da privacidade . Abrange restrições e comunicações confidenciais, incluindo a aceitação necessária de certas restrições pagas em cheio aos planos de saúde. □ Pedido, decisão, bandeira do sistema, método de comunicação</w:t>
+      </w:r>
+      <w:r>
+        <w:t xml:space="preserve"> </w:t>
+      </w:r>
+      <w:r>
+        <w:t xml:space="preserve">164.524 Acesso □ Fornece acesso ao PHI em um conjunto de registro designado, geralmente dentro de 30 dias, sujeito a exclusões, regras de negação, formato e taxas permitidas. □ Pedido de log, pesquisa, revisão de negação, entrega, cálculo de taxa</w:t>
+      </w:r>
+      <w:r>
+        <w:t xml:space="preserve"> </w:t>
+      </w:r>
+      <w:r>
+        <w:t xml:space="preserve">164.526 Emenda (emenda) Permite que os indivíduos requeiram emenda; requer decisões, avisos, declarações de desacordo e vinculação de registros. □ Pedido, decisão, alteração ou negação, notificações</w:t>
+      </w:r>
+      <w:r>
+        <w:t xml:space="preserve"> </w:t>
+      </w:r>
+      <w:r>
+        <w:t xml:space="preserve">A contabilidade das divulgações requer uma contabilidade de certas divulgações durante o período de seis anos aplicável, com exceção. □ Diário de divulgação, pedido, contabilidade, data de resposta</w:t>
+      </w:r>
+      <w:r>
+        <w:t xml:space="preserve"> </w:t>
+      </w:r>
+      <w:r>
+        <w:t xml:space="preserve">□ 164.530 □ Requisitos administrativos □ Requer pessoal de privacidade, treinamento, salvaguardas, reclamações, sanções, mitigação, não retaliação, políticas e documentação. □ Nomeação, formação, queixas, sanções, políticas</w:t>
+      </w:r>
+      <w:r>
+        <w:t xml:space="preserve"> </w:t>
+      </w:r>
+      <w:r>
+        <w:t xml:space="preserve">.164.532–535 . □ Registo jurídico, decisão de transição, aprovação datada</w:t>
+      </w:r>
+    </w:p>
+    <w:bookmarkEnd w:id="70"/>
+    <w:bookmarkStart w:id="78" w:name="regra-de-violação-da-notificação-1"/>
+    <w:p>
+      <w:pPr>
+        <w:pStyle w:val="Heading1"/>
+      </w:pPr>
+      <w:r>
+        <w:t xml:space="preserve"># 12.3 Regra de violação da notificação</w:t>
+      </w:r>
+    </w:p>
+    <w:p>
+      <w:pPr>
+        <w:numPr>
+          <w:ilvl w:val="0"/>
+          <w:numId w:val="1042"/>
+        </w:numPr>
+        <w:pStyle w:val="Heading2"/>
+      </w:pPr>
+      <w:bookmarkStart w:id="71" w:name="evidência-típica-2"/>
+      <w:r>
+        <w:t xml:space="preserve">** ** ** ** ** ** ** ** ** ** ** ** Evidência típica** **</w:t>
+      </w:r>
+      <w:bookmarkEnd w:id="71"/>
+    </w:p>
+    <w:p>
+      <w:pPr>
         <w:numPr>
           <w:ilvl w:val="0"/>
           <w:numId w:val="1000"/>
         </w:numPr>
-      </w:pPr>
-      <w:r>
-        <w:t xml:space="preserve">.164.502 .. Regras gerais de uso e divulgação ..Use ou divulgue PHI apenas conforme necessário ou permitido; aplique as regras associadas de negócios e pessoas falecidas. □ Matriz de uso/divulgação, aprovações, registros de divulgação</w:t>
-      </w:r>
-      <w:r>
-        <w:t xml:space="preserve"> </w:t>
-      </w:r>
-      <w:r>
-        <w:t xml:space="preserve">□ 164.504 □ Requisitos organizacionais □ Endereçar entidades híbridas, grupos afiliados, associados de negócios e limites de patrocinadores de planos. • Designações, BAA, documentos do plano, firewalls</w:t>
-      </w:r>
-      <w:r>
-        <w:t xml:space="preserve"> </w:t>
-      </w:r>
-      <w:r>
-        <w:t xml:space="preserve">164.506 □ Tratamento, pagamento e operações □ Permite usos definidos de TPO e divulgações e práticas de consentimento relacionadas. Mapa de finalidade do TPO, aviso, acesso de funções</w:t>
-      </w:r>
-      <w:r>
-        <w:t xml:space="preserve"> </w:t>
-      </w:r>
-      <w:r>
-        <w:t xml:space="preserve">As autorizações são válidas para usos e divulgações não permitidas, incluindo regras especiais de autorização. □ Formulário de autorização, revogação, prova de divulgação</w:t>
-      </w:r>
-      <w:r>
-        <w:t xml:space="preserve"> </w:t>
-      </w:r>
-      <w:r>
-        <w:t xml:space="preserve">Oportunidade para concordar ou objetar Abrange diretórios de instalações e envolvimento no cuidado ou pagamento após dar uma oportunidade adequada quando necessário. □ Registro de preferência, verificação de identidade e relacionamento</w:t>
-      </w:r>
-      <w:r>
-        <w:t xml:space="preserve"> </w:t>
-      </w:r>
-      <w:r>
-        <w:t xml:space="preserve">• 164.512 • Usos e divulgações sem autorização ou oportunidade • Permite atividades específicas, como por lei, saúde pública, supervisão, judicial, aplicação da lei, pesquisa e situações de ameaça grave quando as condições são cumpridas. • Base jurídica, pedido, verificação, aprovação, registo de divulgação</w:t>
-      </w:r>
-      <w:r>
-        <w:t xml:space="preserve"> </w:t>
-      </w:r>
-      <w:r>
-        <w:t xml:space="preserve">Outros requisitos de uso e divulgação , cobre desidentificação, códigos de reidentificação, mínimo necessário, conjuntos de dados limitados, acordos de uso de dados, captação de fundos e verificação. □ Método, determinação de peritos, DUA, verificação, revisão mínima necessária</w:t>
-      </w:r>
-      <w:r>
-        <w:t xml:space="preserve"> </w:t>
-      </w:r>
-      <w:r>
-        <w:t xml:space="preserve">Notificação de práticas de privacidade Requer um aviso claro descrevendo usos, divulgações, deveres, direitos, reclamações e contatos. • NPP atual, distribuição, reconhecimento, site</w:t>
-      </w:r>
-      <w:r>
-        <w:t xml:space="preserve"> </w:t>
-      </w:r>
-      <w:r>
-        <w:t xml:space="preserve">164.522 Solicitações para proteção da privacidade . Abrange restrições e comunicações confidenciais, incluindo a aceitação necessária de certas restrições pagas em cheio aos planos de saúde. □ Pedido, decisão, bandeira do sistema, método de comunicação</w:t>
-      </w:r>
-      <w:r>
-        <w:t xml:space="preserve"> </w:t>
-      </w:r>
-      <w:r>
-        <w:t xml:space="preserve">164.524 Acesso □ Fornece acesso ao PHI em um conjunto de registro designado, geralmente dentro de 30 dias, sujeito a exclusões, regras de negação, formato e taxas permitidas. □ Pedido de log, pesquisa, revisão de negação, entrega, cálculo de taxa</w:t>
-      </w:r>
-      <w:r>
-        <w:t xml:space="preserve"> </w:t>
-      </w:r>
-      <w:r>
-        <w:t xml:space="preserve">164.526 Emenda (emenda) Permite que os indivíduos requeiram emenda; requer decisões, avisos, declarações de desacordo e vinculação de registros. □ Pedido, decisão, alteração ou negação, notificações</w:t>
-      </w:r>
-      <w:r>
-        <w:t xml:space="preserve"> </w:t>
-      </w:r>
-      <w:r>
-        <w:t xml:space="preserve">A contabilidade das divulgações requer uma contabilidade de certas divulgações durante o período de seis anos aplicável, com exceção. □ Diário de divulgação, pedido, contabilidade, data de resposta</w:t>
-      </w:r>
-      <w:r>
-        <w:t xml:space="preserve"> </w:t>
-      </w:r>
-      <w:r>
-        <w:t xml:space="preserve">□ 164.530 □ Requisitos administrativos □ Requer pessoal de privacidade, treinamento, salvaguardas, reclamações, sanções, mitigação, não retaliação, políticas e documentação. □ Nomeação, formação, queixas, sanções, políticas</w:t>
-      </w:r>
-      <w:r>
-        <w:t xml:space="preserve"> </w:t>
-      </w:r>
-      <w:r>
-        <w:t xml:space="preserve">.164.532–535 . □ Registo jurídico, decisão de transição, aprovação datada</w:t>
-      </w:r>
-    </w:p>
-    <w:bookmarkEnd w:id="59"/>
-    <w:bookmarkStart w:id="67" w:name="regra-de-violação-da-notificação-1"/>
-    <w:p>
-      <w:pPr>
-        <w:pStyle w:val="Heading1"/>
-      </w:pPr>
-      <w:r>
-        <w:t xml:space="preserve"># 12.3 Regra de violação da notificação</w:t>
-      </w:r>
-    </w:p>
+        <w:pStyle w:val="Compact"/>
+      </w:pPr>
+      <w:r>
+        <w:t xml:space="preserve">Aplicável à subparte de notificação de violação às entidades cobertas e aos associados empresariais. • Análise de âmbito e de funções</w:t>
+      </w:r>
+      <w:r>
+        <w:t xml:space="preserve"> </w:t>
+      </w:r>
+      <w:r>
+        <w:t xml:space="preserve">.164.402 .. Definições e avaliação do risco de violação .. Presume-se uma violação do PHI inseguro, a menos que a entidade apresente uma baixa probabilidade de compromisso utilizando os fatores necessários. □ Avaliação de quatro fatores, fatos, mitigação, aprovação</w:t>
+      </w:r>
+      <w:r>
+        <w:t xml:space="preserve"> </w:t>
+      </w:r>
+      <w:r>
+        <w:t xml:space="preserve">Notificar indivíduos afetados sem atraso razoável e o mais tardar 60 dias após a descoberta; cumprir as regras de conteúdo e entrega. Notificação, procura de endereço, entrega e aviso de substituição</w:t>
+      </w:r>
+      <w:r>
+        <w:t xml:space="preserve"> </w:t>
+      </w:r>
+      <w:r>
+        <w:t xml:space="preserve">Notificar aos meios de comunicação social Para violações que afetem mais de 500 residentes de um estado ou jurisdição, notifique os meios de comunicação proeminentes dentro do período necessário. □ Contagem por jurisdição, aviso de imprensa, prova de entrega</w:t>
+      </w:r>
+      <w:r>
+        <w:t xml:space="preserve"> </w:t>
+      </w:r>
+      <w:r>
+        <w:t xml:space="preserve">Notificar ao Secretário O relatório viola o HHS segundo as regras de tempo para 500 ou mais e menos de 500 indivíduos. Submissão HHS, diário anual de pequena quebra</w:t>
+      </w:r>
+      <w:r>
+        <w:t xml:space="preserve"> </w:t>
+      </w:r>
+      <w:r>
+        <w:t xml:space="preserve">Notificar por um sócio de uma empresa A BA deve notificar a entidade abrangida sem demora injustificada e o mais tardar 60 dias, com a identificação e os factos disponíveis. Aviso da BA, data da descoberta, informação da pessoa afetada</w:t>
+      </w:r>
+      <w:r>
+        <w:t xml:space="preserve"> </w:t>
+      </w:r>
+      <w:r>
+        <w:t xml:space="preserve">Atraso de aplicação da lei quando uma declaração de aplicação da lei qualificada cumpre a regra. • Registro de pedido escrito ou oral e cálculo de atraso</w:t>
+      </w:r>
+      <w:r>
+        <w:t xml:space="preserve"> </w:t>
+      </w:r>
+      <w:r>
+        <w:t xml:space="preserve">□ 164.414 □ Requisitos administrativos e ónus da prova □ Aplicar formação, políticas, não retaliação, documentação e prova de que os avisos foram feitos ou não necessários. Políticas, formação, avaliação de risco, evidência de notificação</w:t>
+      </w:r>
+    </w:p>
+    <w:bookmarkStart w:id="72" w:name="execução-e-prevenção"/>
     <w:p>
       <w:pPr>
         <w:pStyle w:val="Heading2"/>
-        <w:numPr>
-          <w:ilvl w:val="0"/>
-          <w:numId w:val="1042"/>
-        </w:numPr>
-      </w:pPr>
-      <w:bookmarkStart w:id="60" w:name="evidência-típica-2"/>
-      <w:r>
-        <w:t xml:space="preserve">** ** ** ** ** ** ** ** ** ** ** ** Evidência típica** **</w:t>
-      </w:r>
-      <w:bookmarkEnd w:id="60"/>
-    </w:p>
-    <w:p>
-      <w:pPr>
-        <w:pStyle w:val="Compact"/>
-        <w:numPr>
-          <w:ilvl w:val="0"/>
-          <w:numId w:val="1000"/>
-        </w:numPr>
-      </w:pPr>
-      <w:r>
-        <w:t xml:space="preserve">Aplicável à subparte de notificação de violação às entidades cobertas e aos associados empresariais. • Análise de âmbito e de funções</w:t>
-      </w:r>
-      <w:r>
-        <w:t xml:space="preserve"> </w:t>
-      </w:r>
-      <w:r>
-        <w:t xml:space="preserve">.164.402 .. Definições e avaliação do risco de violação .. Presume-se uma violação do PHI inseguro, a menos que a entidade apresente uma baixa probabilidade de compromisso utilizando os fatores necessários. □ Avaliação de quatro fatores, fatos, mitigação, aprovação</w:t>
-      </w:r>
-      <w:r>
-        <w:t xml:space="preserve"> </w:t>
-      </w:r>
-      <w:r>
-        <w:t xml:space="preserve">Notificar indivíduos afetados sem atraso razoável e o mais tardar 60 dias após a descoberta; cumprir as regras de conteúdo e entrega. Notificação, procura de endereço, entrega e aviso de substituição</w:t>
-      </w:r>
-      <w:r>
-        <w:t xml:space="preserve"> </w:t>
-      </w:r>
-      <w:r>
-        <w:t xml:space="preserve">Notificar aos meios de comunicação social Para violações que afetem mais de 500 residentes de um estado ou jurisdição, notifique os meios de comunicação proeminentes dentro do período necessário. □ Contagem por jurisdição, aviso de imprensa, prova de entrega</w:t>
-      </w:r>
-      <w:r>
-        <w:t xml:space="preserve"> </w:t>
-      </w:r>
-      <w:r>
-        <w:t xml:space="preserve">Notificar ao Secretário O relatório viola o HHS segundo as regras de tempo para 500 ou mais e menos de 500 indivíduos. Submissão HHS, diário anual de pequena quebra</w:t>
-      </w:r>
-      <w:r>
-        <w:t xml:space="preserve"> </w:t>
-      </w:r>
-      <w:r>
-        <w:t xml:space="preserve">Notificar por um sócio de uma empresa A BA deve notificar a entidade abrangida sem demora injustificada e o mais tardar 60 dias, com a identificação e os factos disponíveis. Aviso da BA, data da descoberta, informação da pessoa afetada</w:t>
-      </w:r>
-      <w:r>
-        <w:t xml:space="preserve"> </w:t>
-      </w:r>
-      <w:r>
-        <w:t xml:space="preserve">Atraso de aplicação da lei quando uma declaração de aplicação da lei qualificada cumpre a regra. • Registro de pedido escrito ou oral e cálculo de atraso</w:t>
-      </w:r>
-      <w:r>
-        <w:t xml:space="preserve"> </w:t>
-      </w:r>
-      <w:r>
-        <w:t xml:space="preserve">□ 164.414 □ Requisitos administrativos e ónus da prova □ Aplicar formação, políticas, não retaliação, documentação e prova de que os avisos foram feitos ou não necessários. Políticas, formação, avaliação de risco, evidência de notificação</w:t>
-      </w:r>
-    </w:p>
-    <w:bookmarkStart w:id="61" w:name="execução-e-prevenção"/>
+      </w:pPr>
+      <w:r>
+        <w:t xml:space="preserve">12.4 Execução e prevenção</w:t>
+      </w:r>
+    </w:p>
+    <w:p>
+      <w:pPr>
+        <w:pStyle w:val="FirstParagraph"/>
+      </w:pPr>
+      <w:r>
+        <w:t xml:space="preserve">Área de Citação** Área de Citação** Foco** Acção de Gestão** Prova**</w:t>
+      </w:r>
+      <w:r>
+        <w:t xml:space="preserve"> </w:t>
+      </w:r>
+      <w:r>
+        <w:t xml:space="preserve">“————————————————————————————————————————————</w:t>
+      </w:r>
+      <w:r>
+        <w:t xml:space="preserve"> </w:t>
+      </w:r>
+      <w:r>
+        <w:t xml:space="preserve">□ 45 CFR Parte 160 Subparte B □ Preempção da lei do Estado</w:t>
+      </w:r>
+      <w:r>
+        <w:t xml:space="preserve"> </w:t>
+      </w:r>
+      <w:r>
+        <w:t xml:space="preserve">Parte 160 Subparte C □ Conformidade e investigações Cooperar, preservar fatos, evitar retaliação</w:t>
+      </w:r>
+      <w:r>
+        <w:t xml:space="preserve"> </w:t>
+      </w:r>
+      <w:r>
+        <w:t xml:space="preserve">Parte 160 Subpartes D–E □ Penas e procedimentos em matéria de moeda civil</w:t>
+      </w:r>
+    </w:p>
+    <w:bookmarkEnd w:id="72"/>
+    <w:bookmarkStart w:id="73" w:name="método-de-verificação-de-conformidade"/>
     <w:p>
       <w:pPr>
         <w:pStyle w:val="Heading2"/>
       </w:pPr>
       <w:r>
-        <w:t xml:space="preserve">12.4 Execução e prevenção</w:t>
+        <w:t xml:space="preserve">12.5 Método de verificação de conformidade</w:t>
       </w:r>
     </w:p>
     <w:p>
@@ -4453,171 +4495,129 @@
         <w:pStyle w:val="FirstParagraph"/>
       </w:pPr>
       <w:r>
-        <w:t xml:space="preserve">Área de Citação** Área de Citação** Foco** Acção de Gestão** Prova**</w:t>
-      </w:r>
-      <w:r>
-        <w:t xml:space="preserve"> </w:t>
-      </w:r>
-      <w:r>
-        <w:t xml:space="preserve">“————————————————————————————————————————————</w:t>
-      </w:r>
-      <w:r>
-        <w:t xml:space="preserve"> </w:t>
-      </w:r>
-      <w:r>
-        <w:t xml:space="preserve">□ 45 CFR Parte 160 Subparte B □ Preempção da lei do Estado</w:t>
-      </w:r>
-      <w:r>
-        <w:t xml:space="preserve"> </w:t>
-      </w:r>
-      <w:r>
-        <w:t xml:space="preserve">Parte 160 Subparte C □ Conformidade e investigações Cooperar, preservar fatos, evitar retaliação</w:t>
-      </w:r>
-      <w:r>
-        <w:t xml:space="preserve"> </w:t>
-      </w:r>
-      <w:r>
-        <w:t xml:space="preserve">Parte 160 Subpartes D–E □ Penas e procedimentos em matéria de moeda civil</w:t>
-      </w:r>
-    </w:p>
-    <w:bookmarkEnd w:id="61"/>
-    <w:bookmarkStart w:id="62" w:name="método-de-verificação-de-conformidade"/>
+        <w:t xml:space="preserve">Um teste de verificação deve ligar um requisito a operações reais e a provas fiáveis. Não deve começar com uma captura de tela ou um relatório de ferramenta. Comece com o risco, entidade regulamentada, fronteira ePHI, exigência e controle que a gestão diz que está operando.</w:t>
+      </w:r>
+    </w:p>
+    <w:p>
+      <w:pPr>
+        <w:pStyle w:val="BodyText"/>
+      </w:pPr>
+    </w:p>
+    <w:p>
+      <w:pPr>
+        <w:pStyle w:val="BodyText"/>
+      </w:pPr>
+      <w:r>
+        <w:t xml:space="preserve">Figura 6. Ciclo de verificação da conformidade</w:t>
+      </w:r>
+    </w:p>
+    <w:p>
+      <w:pPr>
+        <w:numPr>
+          <w:ilvl w:val="0"/>
+          <w:numId w:val="1043"/>
+        </w:numPr>
+      </w:pPr>
+      <w:r>
+        <w:t xml:space="preserve">Defina o requisito, risco, controle, proprietário, frequência, sistemas, período e evidência esperada.</w:t>
+      </w:r>
+    </w:p>
+    <w:p>
+      <w:pPr>
+        <w:numPr>
+          <w:ilvl w:val="0"/>
+          <w:numId w:val="1043"/>
+        </w:numPr>
+      </w:pPr>
+      <w:r>
+        <w:t xml:space="preserve">Obter a população completa para o período e testar se é completa e precisa.</w:t>
+      </w:r>
+    </w:p>
+    <w:p>
+      <w:pPr>
+        <w:numPr>
+          <w:ilvl w:val="0"/>
+          <w:numId w:val="1043"/>
+        </w:numPr>
+      </w:pPr>
+      <w:r>
+        <w:t xml:space="preserve">Selecione uma amostra baseada em risco que cobre tempos relevantes, sistemas, locais, proprietários e itens incomuns.</w:t>
+      </w:r>
+    </w:p>
+    <w:p>
+      <w:pPr>
+        <w:numPr>
+          <w:ilvl w:val="0"/>
+          <w:numId w:val="1043"/>
+        </w:numPr>
+      </w:pPr>
+      <w:r>
+        <w:t xml:space="preserve">Inspeccionar as provas e, se for caso disso, proceder de forma prática ou confirmar de forma independente o resultado do controlo.</w:t>
+      </w:r>
+    </w:p>
+    <w:p>
+      <w:pPr>
+        <w:numPr>
+          <w:ilvl w:val="0"/>
+          <w:numId w:val="1043"/>
+        </w:numPr>
+      </w:pPr>
+      <w:r>
+        <w:t xml:space="preserve">Gravar exceções com o requisito exato, fatos, causa, ePHI afetado, duração, probabilidade e impacto.</w:t>
+      </w:r>
+    </w:p>
+    <w:p>
+      <w:pPr>
+        <w:numPr>
+          <w:ilvl w:val="0"/>
+          <w:numId w:val="1043"/>
+        </w:numPr>
+      </w:pPr>
+      <w:r>
+        <w:t xml:space="preserve">Atribuir medidas corretivas, proprietário, data de vencimento, proteção provisória e escalada.</w:t>
+      </w:r>
+    </w:p>
+    <w:p>
+      <w:pPr>
+        <w:numPr>
+          <w:ilvl w:val="0"/>
+          <w:numId w:val="1043"/>
+        </w:numPr>
+      </w:pPr>
+      <w:r>
+        <w:t xml:space="preserve">Teste novamente a correção e confirme que funciona em toda a população afetada, não apenas por um exemplo.</w:t>
+      </w:r>
+    </w:p>
+    <w:p>
+      <w:pPr>
+        <w:numPr>
+          <w:ilvl w:val="0"/>
+          <w:numId w:val="1043"/>
+        </w:numPr>
+      </w:pPr>
+      <w:r>
+        <w:t xml:space="preserve">Escreva uma conclusão que estabelece escopo, período, trabalho realizado, resultado, exceções e limitações.</w:t>
+      </w:r>
+    </w:p>
+    <w:bookmarkEnd w:id="73"/>
+    <w:bookmarkStart w:id="75" w:name="testes-práticos-de-verificação"/>
     <w:p>
       <w:pPr>
         <w:pStyle w:val="Heading2"/>
       </w:pPr>
       <w:r>
-        <w:t xml:space="preserve">12.5 Método de verificação de conformidade</w:t>
-      </w:r>
-    </w:p>
-    <w:p>
-      <w:pPr>
-        <w:pStyle w:val="FirstParagraph"/>
-      </w:pPr>
-      <w:r>
-        <w:t xml:space="preserve">Um teste de verificação deve ligar um requisito a operações reais e a provas fiáveis. Não deve começar com uma captura de tela ou um relatório de ferramenta. Comece com o risco, entidade regulamentada, fronteira ePHI, exigência e controle que a gestão diz que está operando.</w:t>
-      </w:r>
-    </w:p>
-    <w:p>
-      <w:pPr>
-        <w:pStyle w:val="BodyText"/>
-      </w:pPr>
-    </w:p>
-    <w:p>
-      <w:pPr>
-        <w:pStyle w:val="BodyText"/>
-      </w:pPr>
-      <w:r>
-        <w:t xml:space="preserve">Figura 6. Ciclo de verificação da conformidade</w:t>
-      </w:r>
-    </w:p>
-    <w:p>
-      <w:pPr>
-        <w:numPr>
-          <w:ilvl w:val="0"/>
-          <w:numId w:val="1043"/>
-        </w:numPr>
-      </w:pPr>
-      <w:r>
-        <w:t xml:space="preserve">Defina o requisito, risco, controle, proprietário, frequência, sistemas, período e evidência esperada.</w:t>
-      </w:r>
-    </w:p>
-    <w:p>
-      <w:pPr>
-        <w:numPr>
-          <w:ilvl w:val="0"/>
-          <w:numId w:val="1043"/>
-        </w:numPr>
-      </w:pPr>
-      <w:r>
-        <w:t xml:space="preserve">Obter a população completa para o período e testar se é completa e precisa.</w:t>
-      </w:r>
-    </w:p>
-    <w:p>
-      <w:pPr>
-        <w:numPr>
-          <w:ilvl w:val="0"/>
-          <w:numId w:val="1043"/>
-        </w:numPr>
-      </w:pPr>
-      <w:r>
-        <w:t xml:space="preserve">Selecione uma amostra baseada em risco que cobre tempos relevantes, sistemas, locais, proprietários e itens incomuns.</w:t>
-      </w:r>
-    </w:p>
-    <w:p>
-      <w:pPr>
-        <w:numPr>
-          <w:ilvl w:val="0"/>
-          <w:numId w:val="1043"/>
-        </w:numPr>
-      </w:pPr>
-      <w:r>
-        <w:t xml:space="preserve">Inspeccionar as provas e, se for caso disso, proceder de forma prática ou confirmar de forma independente o resultado do controlo.</w:t>
-      </w:r>
-    </w:p>
-    <w:p>
-      <w:pPr>
-        <w:numPr>
-          <w:ilvl w:val="0"/>
-          <w:numId w:val="1043"/>
-        </w:numPr>
-      </w:pPr>
-      <w:r>
-        <w:t xml:space="preserve">Gravar exceções com o requisito exato, fatos, causa, ePHI afetado, duração, probabilidade e impacto.</w:t>
-      </w:r>
-    </w:p>
-    <w:p>
-      <w:pPr>
-        <w:numPr>
-          <w:ilvl w:val="0"/>
-          <w:numId w:val="1043"/>
-        </w:numPr>
-      </w:pPr>
-      <w:r>
-        <w:t xml:space="preserve">Atribuir medidas corretivas, proprietário, data de vencimento, proteção provisória e escalada.</w:t>
-      </w:r>
-    </w:p>
-    <w:p>
-      <w:pPr>
-        <w:numPr>
-          <w:ilvl w:val="0"/>
-          <w:numId w:val="1043"/>
-        </w:numPr>
-      </w:pPr>
-      <w:r>
-        <w:t xml:space="preserve">Teste novamente a correção e confirme que funciona em toda a população afetada, não apenas por um exemplo.</w:t>
-      </w:r>
-    </w:p>
-    <w:p>
-      <w:pPr>
-        <w:numPr>
-          <w:ilvl w:val="0"/>
-          <w:numId w:val="1043"/>
-        </w:numPr>
-      </w:pPr>
-      <w:r>
-        <w:t xml:space="preserve">Escreva uma conclusão que estabelece escopo, período, trabalho realizado, resultado, exceções e limitações.</w:t>
-      </w:r>
-    </w:p>
-    <w:bookmarkEnd w:id="62"/>
-    <w:bookmarkStart w:id="64" w:name="testes-práticos-de-verificação"/>
-    <w:p>
-      <w:pPr>
+        <w:t xml:space="preserve">12.6 Testes práticos de verificação</w:t>
+      </w:r>
+    </w:p>
+    <w:p>
+      <w:pPr>
+        <w:numPr>
+          <w:ilvl w:val="0"/>
+          <w:numId w:val="1044"/>
+        </w:numPr>
         <w:pStyle w:val="Heading2"/>
       </w:pPr>
-      <w:r>
-        <w:t xml:space="preserve">12.6 Testes práticos de verificação</w:t>
-      </w:r>
-    </w:p>
-    <w:p>
-      <w:pPr>
-        <w:pStyle w:val="Heading2"/>
-        <w:numPr>
-          <w:ilvl w:val="0"/>
-          <w:numId w:val="1044"/>
-        </w:numPr>
-      </w:pPr>
-      <w:bookmarkStart w:id="63" w:name="X4929606a588143104c363914eb35ee3e3fa115e"/>
+      <w:bookmarkStart w:id="74" w:name="X4929606a588143104c363914eb35ee3e3fa115e"/>
       <w:r>
         <w:t xml:space="preserve">** Área de controlo**</w:t>
       </w:r>
@@ -4626,8 +4626,8 @@
       </w:r>
       <w:r>
         <w:rPr>
+          <w:bCs/>
           <w:b/>
-          <w:bCs/>
         </w:rPr>
         <w:t xml:space="preserve">População e amostra</w:t>
       </w:r>
@@ -4637,15 +4637,15 @@
       <w:r>
         <w:t xml:space="preserve">** Procedimento de teste** ** Prova e conclusão**</w:t>
       </w:r>
-      <w:bookmarkEnd w:id="63"/>
-    </w:p>
-    <w:p>
-      <w:pPr>
+      <w:bookmarkEnd w:id="74"/>
+    </w:p>
+    <w:p>
+      <w:pPr>
+        <w:numPr>
+          <w:ilvl w:val="0"/>
+          <w:numId w:val="1000"/>
+        </w:numPr>
         <w:pStyle w:val="Compact"/>
-        <w:numPr>
-          <w:ilvl w:val="0"/>
-          <w:numId w:val="1000"/>
-        </w:numPr>
       </w:pPr>
       <w:r>
         <w:t xml:space="preserve">Todos os términos de força de trabalho no período; amostra partidas de maior risco e ordinárias; compare o tempo de terminação de RH com conta, crachá, acesso remoto, e-mail, EHR, e deficiência de acesso privilegiado; inspecione exceções; inspecione a lista completa de RH, IAM e registros do sistema, tickets, aprovações, tempo de desativação, exceção e reteste.</w:t>
@@ -4699,8 +4699,8 @@
         <w:t xml:space="preserve">• Treinamento e sanções; completa população de trabalhadores e contratantes; funções de amostra, novas contratações, aprendizes tardios e incidentes;</w:t>
       </w:r>
     </w:p>
-    <w:bookmarkEnd w:id="64"/>
-    <w:bookmarkStart w:id="65" w:name="confiabilidade-das-provas"/>
+    <w:bookmarkEnd w:id="75"/>
+    <w:bookmarkStart w:id="76" w:name="confiabilidade-das-provas"/>
     <w:p>
       <w:pPr>
         <w:pStyle w:val="Heading2"/>
@@ -4709,8 +4709,8 @@
         <w:t xml:space="preserve">12.7 Confiabilidade das provas</w:t>
       </w:r>
     </w:p>
-    <w:bookmarkEnd w:id="65"/>
-    <w:bookmarkStart w:id="66" w:name="X2d44d54c00ef92cdbfbfd5afc7fb2429f21665b"/>
+    <w:bookmarkEnd w:id="76"/>
+    <w:bookmarkStart w:id="77" w:name="X2d44d54c00ef92cdbfbfd5afc7fb2429f21665b"/>
     <w:p>
       <w:pPr>
         <w:pStyle w:val="Heading2"/>
@@ -4753,9 +4753,9 @@
         <w:t xml:space="preserve">□————————————————————————————————————————————————————————————————————————————————————————————————————————————————-</w:t>
       </w:r>
     </w:p>
-    <w:bookmarkEnd w:id="66"/>
-    <w:bookmarkEnd w:id="67"/>
-    <w:bookmarkStart w:id="68" w:name="manual-da-hipaa-para-gerentes"/>
+    <w:bookmarkEnd w:id="77"/>
+    <w:bookmarkEnd w:id="78"/>
+    <w:bookmarkStart w:id="79" w:name="manual-da-hipaa-para-gerentes"/>
     <w:p>
       <w:pPr>
         <w:pStyle w:val="Heading1"/>
@@ -4770,8 +4770,8 @@
       </w:pPr>
       <w:r>
         <w:rPr>
+          <w:iCs/>
           <w:i/>
-          <w:iCs/>
         </w:rPr>
         <w:t xml:space="preserve">Perguntas, painéis, reuniões e decisões os gestores devem controlar.</w:t>
       </w:r>
@@ -4894,8 +4894,8 @@
         <w:t xml:space="preserve">Quem aceita o risco residual e por que autoridade?</w:t>
       </w:r>
     </w:p>
-    <w:bookmarkEnd w:id="68"/>
-    <w:bookmarkStart w:id="70" w:name="painel-mensal"/>
+    <w:bookmarkEnd w:id="79"/>
+    <w:bookmarkStart w:id="81" w:name="painel-mensal"/>
     <w:p>
       <w:pPr>
         <w:pStyle w:val="Heading1"/>
@@ -4904,7 +4904,7 @@
         <w:t xml:space="preserve"># 13.2 Painel mensal</w:t>
       </w:r>
     </w:p>
-    <w:bookmarkStart w:id="69" w:name="section-3"/>
+    <w:bookmarkStart w:id="80" w:name="section-3"/>
     <w:p>
       <w:pPr>
         <w:pStyle w:val="Heading2"/>
@@ -4969,9 +4969,9 @@
         <w:t xml:space="preserve">Direitos São os pedidos completos, exatos, seguros e oportunos? Verde / Amarelo / Vermelho</w:t>
       </w:r>
     </w:p>
-    <w:bookmarkEnd w:id="69"/>
-    <w:bookmarkEnd w:id="70"/>
-    <w:bookmarkStart w:id="71" w:name="erros-comuns-de-gestão"/>
+    <w:bookmarkEnd w:id="80"/>
+    <w:bookmarkEnd w:id="81"/>
+    <w:bookmarkStart w:id="82" w:name="erros-comuns-de-gestão"/>
     <w:p>
       <w:pPr>
         <w:pStyle w:val="Heading1"/>
@@ -5076,8 +5076,8 @@
         <w:t xml:space="preserve">Ignorar exigências de estado mais rigorosas.</w:t>
       </w:r>
     </w:p>
-    <w:bookmarkEnd w:id="71"/>
-    <w:bookmarkStart w:id="72" w:name="de-iniciante-a-júnior-hipaa-analisador"/>
+    <w:bookmarkEnd w:id="82"/>
+    <w:bookmarkStart w:id="83" w:name="de-iniciante-a-júnior-hipaa-analisador"/>
     <w:p>
       <w:pPr>
         <w:pStyle w:val="Heading1"/>
@@ -5088,11 +5088,11 @@
     </w:p>
     <w:p>
       <w:pPr>
+        <w:numPr>
+          <w:ilvl w:val="0"/>
+          <w:numId w:val="1048"/>
+        </w:numPr>
         <w:pStyle w:val="Compact"/>
-        <w:numPr>
-          <w:ilvl w:val="0"/>
-          <w:numId w:val="1048"/>
-        </w:numPr>
       </w:pPr>
       <w:r>
         <w:t xml:space="preserve">Um caminho seguro e honesto para o trabalho de privacidade, segurança e conformidade.*</w:t>
@@ -5111,8 +5111,8 @@
         <w:t xml:space="preserve">Figura 5. Caminho de analista HIPAA júnior</w:t>
       </w:r>
     </w:p>
-    <w:bookmarkEnd w:id="72"/>
-    <w:bookmarkStart w:id="73" w:name="títulos-de-trabalho"/>
+    <w:bookmarkEnd w:id="83"/>
+    <w:bookmarkStart w:id="84" w:name="títulos-de-trabalho"/>
     <w:p>
       <w:pPr>
         <w:pStyle w:val="Heading1"/>
@@ -5185,8 +5185,8 @@
         <w:t xml:space="preserve">Coordenador do Programa HIPAA</w:t>
       </w:r>
     </w:p>
-    <w:bookmarkEnd w:id="73"/>
-    <w:bookmarkStart w:id="74" w:name="típico-trabalho-júnior"/>
+    <w:bookmarkEnd w:id="84"/>
+    <w:bookmarkStart w:id="85" w:name="típico-trabalho-júnior"/>
     <w:p>
       <w:pPr>
         <w:pStyle w:val="Heading1"/>
@@ -5283,8 +5283,8 @@
         <w:t xml:space="preserve">Seguir a reparação e reter a prova de reteste.</w:t>
       </w:r>
     </w:p>
-    <w:bookmarkEnd w:id="74"/>
-    <w:bookmarkStart w:id="77" w:name="prova-de-carteira"/>
+    <w:bookmarkEnd w:id="85"/>
+    <w:bookmarkStart w:id="88" w:name="prova-de-carteira"/>
     <w:p>
       <w:pPr>
         <w:pStyle w:val="Heading1"/>
@@ -5293,7 +5293,7 @@
         <w:t xml:space="preserve"># 14.3 Prova de carteira</w:t>
       </w:r>
     </w:p>
-    <w:bookmarkStart w:id="76" w:name="habilidade-item-de-carteira"/>
+    <w:bookmarkStart w:id="87" w:name="habilidade-item-de-carteira"/>
     <w:p>
       <w:pPr>
         <w:pStyle w:val="Heading2"/>
@@ -5306,8 +5306,8 @@
       </w:r>
       <w:r>
         <w:rPr>
+          <w:bCs/>
           <w:b/>
-          <w:bCs/>
         </w:rPr>
         <w:t xml:space="preserve">Habilidade</w:t>
       </w:r>
@@ -5370,21 +5370,21 @@
     </w:p>
     <w:p>
       <w:pPr>
+        <w:numPr>
+          <w:ilvl w:val="0"/>
+          <w:numId w:val="1050"/>
+        </w:numPr>
         <w:pStyle w:val="Heading2"/>
-        <w:numPr>
-          <w:ilvl w:val="0"/>
-          <w:numId w:val="1050"/>
-        </w:numPr>
-      </w:pPr>
-      <w:bookmarkStart w:id="75" w:name="X86ef3c03dd4aeaf6cd3cc1ade5b1f9a83406d30"/>
+      </w:pPr>
+      <w:bookmarkStart w:id="86" w:name="X86ef3c03dd4aeaf6cd3cc1ade5b1f9a83406d30"/>
       <w:r>
         <w:t xml:space="preserve">Honestidade na carreira:** Um portfólio de laboratório é trabalho de formação, não experiência profissional. Rotule-o como fictício, proteja todas as informações, e explique o que é necessário perito ou revisão legal.</w:t>
       </w:r>
-      <w:bookmarkEnd w:id="75"/>
-    </w:p>
-    <w:bookmarkEnd w:id="76"/>
-    <w:bookmarkEnd w:id="77"/>
-    <w:bookmarkStart w:id="80" w:name="X2968ee90b6ea64f85649075cf396f026d841a13"/>
+      <w:bookmarkEnd w:id="86"/>
+    </w:p>
+    <w:bookmarkEnd w:id="87"/>
+    <w:bookmarkEnd w:id="88"/>
+    <w:bookmarkStart w:id="91" w:name="X2968ee90b6ea64f85649075cf396f026d841a13"/>
     <w:p>
       <w:pPr>
         <w:pStyle w:val="Heading1"/>
@@ -5395,17 +5395,17 @@
     </w:p>
     <w:p>
       <w:pPr>
+        <w:numPr>
+          <w:ilvl w:val="0"/>
+          <w:numId w:val="1051"/>
+        </w:numPr>
         <w:pStyle w:val="Compact"/>
-        <w:numPr>
-          <w:ilvl w:val="0"/>
-          <w:numId w:val="1051"/>
-        </w:numPr>
       </w:pPr>
       <w:r>
         <w:t xml:space="preserve">Links oficiais, inícios rápidos seguros, evidências e limitações.*</w:t>
       </w:r>
     </w:p>
-    <w:bookmarkStart w:id="78" w:name="Xf7c4224ab63d0233ff4dc2aa8a751e721f80d0d"/>
+    <w:bookmarkStart w:id="89" w:name="Xf7c4224ab63d0233ff4dc2aa8a751e721f80d0d"/>
     <w:p>
       <w:pPr>
         <w:pStyle w:val="Heading2"/>
@@ -5414,8 +5414,8 @@
         <w:t xml:space="preserve">Primeiro a Metodologia:** Uma ferramenta pode apoiar um processo de salvaguarda ou evidência. Ele não pode certificar a conformidade HIPAA, substituir análise de risco, ou decidir se uma divulgação ou violação é legal.</w:t>
       </w:r>
     </w:p>
-    <w:bookmarkEnd w:id="78"/>
-    <w:bookmarkStart w:id="79" w:name="X0763fc6bb665e2b6093b937ee401e95be78f7d2"/>
+    <w:bookmarkEnd w:id="89"/>
+    <w:bookmarkStart w:id="90" w:name="X0763fc6bb665e2b6093b937ee401e95be78f7d2"/>
     <w:p>
       <w:pPr>
         <w:pStyle w:val="Heading2"/>
@@ -5428,8 +5428,8 @@
       </w:r>
       <w:r>
         <w:rPr>
+          <w:bCs/>
           <w:b/>
-          <w:bCs/>
         </w:rPr>
         <w:t xml:space="preserve">Ferramenta</w:t>
       </w:r>
@@ -5438,8 +5438,8 @@
       </w:r>
       <w:r>
         <w:rPr>
+          <w:bCs/>
           <w:b/>
-          <w:bCs/>
         </w:rPr>
         <w:t xml:space="preserve">Purpose</w:t>
       </w:r>
@@ -5448,8 +5448,8 @@
       </w:r>
       <w:r>
         <w:rPr>
+          <w:bCs/>
           <w:b/>
-          <w:bCs/>
         </w:rPr>
         <w:t xml:space="preserve">Possible HIPAA support</w:t>
       </w:r>
@@ -5522,9 +5522,9 @@
         <w:t xml:space="preserve">□ Open Policy Agent (Agente de Política Aberta) Política como código</w:t>
       </w:r>
     </w:p>
-    <w:bookmarkEnd w:id="79"/>
-    <w:bookmarkEnd w:id="80"/>
-    <w:bookmarkStart w:id="83" w:name="Xd16b606d2c107a9aa9b77ec123dee02690b91f5"/>
+    <w:bookmarkEnd w:id="90"/>
+    <w:bookmarkEnd w:id="91"/>
+    <w:bookmarkStart w:id="94" w:name="Xd16b606d2c107a9aa9b77ec123dee02690b91f5"/>
     <w:p>
       <w:pPr>
         <w:pStyle w:val="Heading1"/>
@@ -5533,7 +5533,7 @@
         <w:t xml:space="preserve"># 15.1 Matriz de verificação da ferramenta de exigência</w:t>
       </w:r>
     </w:p>
-    <w:bookmarkStart w:id="81" w:name="X763af72f26b62863a07094201bd79c6f08ff2f1"/>
+    <w:bookmarkStart w:id="92" w:name="X763af72f26b62863a07094201bd79c6f08ff2f1"/>
     <w:p>
       <w:pPr>
         <w:pStyle w:val="Heading2"/>
@@ -5546,8 +5546,8 @@
       </w:r>
       <w:r>
         <w:rPr>
+          <w:bCs/>
           <w:b/>
-          <w:bCs/>
         </w:rPr>
         <w:t xml:space="preserve">Ferramenta ou recurso</w:t>
       </w:r>
@@ -5556,8 +5556,8 @@
       </w:r>
       <w:r>
         <w:rPr>
+          <w:bCs/>
           <w:b/>
-          <w:bCs/>
         </w:rPr>
         <w:t xml:space="preserve">HIPAA support</w:t>
       </w:r>
@@ -5572,8 +5572,8 @@
       </w:r>
       <w:r>
         <w:rPr>
+          <w:bCs/>
           <w:b/>
-          <w:bCs/>
         </w:rPr>
         <w:t xml:space="preserve">Tarefa de verificação</w:t>
       </w:r>
@@ -5582,8 +5582,8 @@
       </w:r>
       <w:r>
         <w:rPr>
+          <w:bCs/>
           <w:b/>
-          <w:bCs/>
         </w:rPr>
         <w:t xml:space="preserve">Saída para reter</w:t>
       </w:r>
@@ -5592,8 +5592,8 @@
       </w:r>
       <w:r>
         <w:rPr>
+          <w:bCs/>
           <w:b/>
-          <w:bCs/>
         </w:rPr>
         <w:t xml:space="preserve">Limitação importante</w:t>
       </w:r>
@@ -5672,8 +5672,8 @@
         <w:t xml:space="preserve">□ Open Policy Agent □ 164.308(a)(1), 164.312(a) e (c) □ Test policy-as-code rules for required propriety, classification, encriptation, or implementation conditions □ Policy version, tests, permitted and needed inputs, pipeline decision, aprovation □ Regras apenas cobrem condições codificadas; má lógica ou falta de integração cria falsa confiança</w:t>
       </w:r>
     </w:p>
-    <w:bookmarkEnd w:id="81"/>
-    <w:bookmarkStart w:id="82" w:name="Xa7a464cb4f4714af1da91c09705717ddb787b2f"/>
+    <w:bookmarkEnd w:id="92"/>
+    <w:bookmarkStart w:id="93" w:name="Xa7a464cb4f4714af1da91c09705717ddb787b2f"/>
     <w:p>
       <w:pPr>
         <w:pStyle w:val="Heading2"/>
@@ -5770,9 +5770,9 @@
         <w:t xml:space="preserve">Revalidar após grandes atualizações, mudanças de configuração, novas integrações ou falhas de controle de material.</w:t>
       </w:r>
     </w:p>
-    <w:bookmarkEnd w:id="82"/>
-    <w:bookmarkEnd w:id="83"/>
-    <w:bookmarkStart w:id="84" w:name="pacote-de-evidências-de-ferramentas"/>
+    <w:bookmarkEnd w:id="93"/>
+    <w:bookmarkEnd w:id="94"/>
+    <w:bookmarkStart w:id="95" w:name="pacote-de-evidências-de-ferramentas"/>
     <w:p>
       <w:pPr>
         <w:pStyle w:val="Heading1"/>
@@ -5953,8 +5953,8 @@
         <w:t xml:space="preserve">Crie uma organização de saúde fictícia, adicione um risco de EPHI, mapeie uma proteção de Regra de Segurança, atribua um proprietário e anexe evidências higiênicas.</w:t>
       </w:r>
     </w:p>
-    <w:bookmarkEnd w:id="84"/>
-    <w:bookmarkStart w:id="85" w:name="provas-para-reter"/>
+    <w:bookmarkEnd w:id="95"/>
+    <w:bookmarkStart w:id="96" w:name="provas-para-reter"/>
     <w:p>
       <w:pPr>
         <w:pStyle w:val="Heading1"/>
@@ -5971,8 +5971,8 @@
         <w:t xml:space="preserve">Aprovação de registro, finalidade, proprietário, escopo, sistemas, classificação de dados, ferramenta e versão de conteúdo, configuração, resultado completo, revisor, decisão, ação corretiva e reteste. Proteger relatórios contendo ePHI, credenciais, arquitetura, identidades ou vulnerabilidades.</w:t>
       </w:r>
     </w:p>
-    <w:bookmarkEnd w:id="85"/>
-    <w:bookmarkStart w:id="87" w:name="wazuh"/>
+    <w:bookmarkEnd w:id="96"/>
+    <w:bookmarkStart w:id="98" w:name="wazuh"/>
     <w:p>
       <w:pPr>
         <w:pStyle w:val="Heading1"/>
@@ -5999,7 +5999,7 @@
       <w:r>
         <w:t xml:space="preserve"> </w:t>
       </w:r>
-      <w:hyperlink r:id="rId86">
+      <w:hyperlink r:id="rId97">
         <w:r>
           <w:rPr>
             <w:rStyle w:val="Hyperlink"/>
@@ -6030,8 +6030,8 @@
         <w:t xml:space="preserve">Conecte um endpoint de laboratório, crie um evento inofensivo, reveja o alerta e salve o evento, a decisão do revisor e o acompanhamento.</w:t>
       </w:r>
     </w:p>
-    <w:bookmarkEnd w:id="87"/>
-    <w:bookmarkStart w:id="90" w:name="provas-para-reter-1"/>
+    <w:bookmarkEnd w:id="98"/>
+    <w:bookmarkStart w:id="101" w:name="provas-para-reter-1"/>
     <w:p>
       <w:pPr>
         <w:pStyle w:val="Heading1"/>
@@ -6048,7 +6048,7 @@
         <w:t xml:space="preserve">Aprovação de registro, finalidade, proprietário, escopo, sistemas, classificação de dados, ferramenta e versão de conteúdo, configuração, resultado completo, revisor, decisão, ação corretiva e reteste. Proteger relatórios contendo ePHI, credenciais, arquitetura, identidades ou vulnerabilidades.</w:t>
       </w:r>
     </w:p>
-    <w:bookmarkStart w:id="89" w:name="openscap"/>
+    <w:bookmarkStart w:id="100" w:name="openscap"/>
     <w:p>
       <w:pPr>
         <w:pStyle w:val="Heading2"/>
@@ -6075,7 +6075,7 @@
       <w:r>
         <w:t xml:space="preserve"> </w:t>
       </w:r>
-      <w:hyperlink r:id="rId88">
+      <w:hyperlink r:id="rId99">
         <w:r>
           <w:rPr>
             <w:rStyle w:val="Hyperlink"/>
@@ -6100,9 +6100,9 @@
         <w:t xml:space="preserve">Avaliar um laboratório Linux host contra um perfil adequado, exportar o relatório, corrigir uma configuração aprovada e comparar resultados.</w:t>
       </w:r>
     </w:p>
-    <w:bookmarkEnd w:id="89"/>
-    <w:bookmarkEnd w:id="90"/>
-    <w:bookmarkStart w:id="91" w:name="provas-para-reter-2"/>
+    <w:bookmarkEnd w:id="100"/>
+    <w:bookmarkEnd w:id="101"/>
+    <w:bookmarkStart w:id="102" w:name="provas-para-reter-2"/>
     <w:p>
       <w:pPr>
         <w:pStyle w:val="Heading1"/>
@@ -6119,8 +6119,8 @@
         <w:t xml:space="preserve">Aprovação de registro, finalidade, proprietário, escopo, sistemas, classificação de dados, ferramenta e versão de conteúdo, configuração, resultado completo, revisor, decisão, ação corretiva e reteste. Proteger relatórios contendo ePHI, credenciais, arquitetura, identidades ou vulnerabilidades.</w:t>
       </w:r>
     </w:p>
-    <w:bookmarkEnd w:id="91"/>
-    <w:bookmarkStart w:id="93" w:name="greenbone-community-edition"/>
+    <w:bookmarkEnd w:id="102"/>
+    <w:bookmarkStart w:id="104" w:name="greenbone-community-edition"/>
     <w:p>
       <w:pPr>
         <w:pStyle w:val="Heading1"/>
@@ -6147,7 +6147,7 @@
       <w:r>
         <w:t xml:space="preserve"> </w:t>
       </w:r>
-      <w:hyperlink r:id="rId92">
+      <w:hyperlink r:id="rId103">
         <w:r>
           <w:rPr>
             <w:rStyle w:val="Hyperlink"/>
@@ -6172,8 +6172,8 @@
         <w:t xml:space="preserve">Analise apenas um alvo de laboratório aprovado, valide um achado, corrija-o, rescan, e alcance de registro, versão, resultado e revisor.</w:t>
       </w:r>
     </w:p>
-    <w:bookmarkEnd w:id="93"/>
-    <w:bookmarkStart w:id="94" w:name="provas-para-reter-3"/>
+    <w:bookmarkEnd w:id="104"/>
+    <w:bookmarkStart w:id="105" w:name="provas-para-reter-3"/>
     <w:p>
       <w:pPr>
         <w:pStyle w:val="Heading1"/>
@@ -6190,8 +6190,8 @@
         <w:t xml:space="preserve">Aprovação de registro, finalidade, proprietário, escopo, sistemas, classificação de dados, ferramenta e versão de conteúdo, configuração, resultado completo, revisor, decisão, ação corretiva e reteste. Proteger relatórios contendo ePHI, credenciais, arquitetura, identidades ou vulnerabilidades.</w:t>
       </w:r>
     </w:p>
-    <w:bookmarkEnd w:id="94"/>
-    <w:bookmarkStart w:id="96" w:name="osquery"/>
+    <w:bookmarkEnd w:id="105"/>
+    <w:bookmarkStart w:id="107" w:name="osquery"/>
     <w:p>
       <w:pPr>
         <w:pStyle w:val="Heading1"/>
@@ -6218,7 +6218,7 @@
       <w:r>
         <w:t xml:space="preserve"> </w:t>
       </w:r>
-      <w:hyperlink r:id="rId95">
+      <w:hyperlink r:id="rId106">
         <w:r>
           <w:rPr>
             <w:rStyle w:val="Hyperlink"/>
@@ -6243,8 +6243,8 @@
         <w:t xml:space="preserve">Consultar usuários, software, criptografia ou processos em um endpoint de laboratório e registrar a consulta, host, data, resultado e revisão.</w:t>
       </w:r>
     </w:p>
-    <w:bookmarkEnd w:id="96"/>
-    <w:bookmarkStart w:id="97" w:name="provas-para-reter-4"/>
+    <w:bookmarkEnd w:id="107"/>
+    <w:bookmarkStart w:id="108" w:name="provas-para-reter-4"/>
     <w:p>
       <w:pPr>
         <w:pStyle w:val="Heading1"/>
@@ -6261,8 +6261,8 @@
         <w:t xml:space="preserve">Aprovação de registro, finalidade, proprietário, escopo, sistemas, classificação de dados, ferramenta e versão de conteúdo, configuração, resultado completo, revisor, decisão, ação corretiva e reteste. Proteger relatórios contendo ePHI, credenciais, arquitetura, identidades ou vulnerabilidades.</w:t>
       </w:r>
     </w:p>
-    <w:bookmarkEnd w:id="97"/>
-    <w:bookmarkStart w:id="99" w:name="trivy"/>
+    <w:bookmarkEnd w:id="108"/>
+    <w:bookmarkStart w:id="110" w:name="trivy"/>
     <w:p>
       <w:pPr>
         <w:pStyle w:val="Heading1"/>
@@ -6289,7 +6289,7 @@
       <w:r>
         <w:t xml:space="preserve"> </w:t>
       </w:r>
-      <w:hyperlink r:id="rId98">
+      <w:hyperlink r:id="rId109">
         <w:r>
           <w:rPr>
             <w:rStyle w:val="Hyperlink"/>
@@ -6320,8 +6320,8 @@
         <w:t xml:space="preserve">Analise uma imagem de laboratório ou repositório de testes, proteja o relatório, valide um achado, conserte-o e verifique novamente.</w:t>
       </w:r>
     </w:p>
-    <w:bookmarkEnd w:id="99"/>
-    <w:bookmarkStart w:id="100" w:name="provas-para-reter-5"/>
+    <w:bookmarkEnd w:id="110"/>
+    <w:bookmarkStart w:id="111" w:name="provas-para-reter-5"/>
     <w:p>
       <w:pPr>
         <w:pStyle w:val="Heading1"/>
@@ -6338,8 +6338,8 @@
         <w:t xml:space="preserve">Aprovação de registro, finalidade, proprietário, escopo, sistemas, classificação de dados, ferramenta e versão de conteúdo, configuração, resultado completo, revisor, decisão, ação corretiva e reteste. Proteger relatórios contendo ePHI, credenciais, arquitetura, identidades ou vulnerabilidades.</w:t>
       </w:r>
     </w:p>
-    <w:bookmarkEnd w:id="100"/>
-    <w:bookmarkStart w:id="102" w:name="owasp-zap"/>
+    <w:bookmarkEnd w:id="111"/>
+    <w:bookmarkStart w:id="113" w:name="owasp-zap"/>
     <w:p>
       <w:pPr>
         <w:pStyle w:val="Heading1"/>
@@ -6366,7 +6366,7 @@
       <w:r>
         <w:t xml:space="preserve"> </w:t>
       </w:r>
-      <w:hyperlink r:id="rId101">
+      <w:hyperlink r:id="rId112">
         <w:r>
           <w:rPr>
             <w:rStyle w:val="Hyperlink"/>
@@ -6397,8 +6397,8 @@
         <w:t xml:space="preserve">Proxy uma aplicação de treinamento local, começar com análise passiva, validar um resultado, e exportar o escopo e relatório.</w:t>
       </w:r>
     </w:p>
-    <w:bookmarkEnd w:id="102"/>
-    <w:bookmarkStart w:id="103" w:name="provas-para-reter-6"/>
+    <w:bookmarkEnd w:id="113"/>
+    <w:bookmarkStart w:id="114" w:name="provas-para-reter-6"/>
     <w:p>
       <w:pPr>
         <w:pStyle w:val="Heading1"/>
@@ -6415,8 +6415,8 @@
         <w:t xml:space="preserve">Aprovação de registro, finalidade, proprietário, escopo, sistemas, classificação de dados, ferramenta e versão de conteúdo, configuração, resultado completo, revisor, decisão, ação corretiva e reteste. Proteger relatórios contendo ePHI, credenciais, arquitetura, identidades ou vulnerabilidades.</w:t>
       </w:r>
     </w:p>
-    <w:bookmarkEnd w:id="103"/>
-    <w:bookmarkStart w:id="105" w:name="keycloak"/>
+    <w:bookmarkEnd w:id="114"/>
+    <w:bookmarkStart w:id="116" w:name="keycloak"/>
     <w:p>
       <w:pPr>
         <w:pStyle w:val="Heading1"/>
@@ -6443,7 +6443,7 @@
       <w:r>
         <w:t xml:space="preserve"> </w:t>
       </w:r>
-      <w:hyperlink r:id="rId104">
+      <w:hyperlink r:id="rId115">
         <w:r>
           <w:rPr>
             <w:rStyle w:val="Hyperlink"/>
@@ -6468,8 +6468,8 @@
         <w:t xml:space="preserve">Crie um reino de laboratório, papéis, usuários e MFA; teste menos privilégio e exporte configuração e reveja evidências.</w:t>
       </w:r>
     </w:p>
-    <w:bookmarkEnd w:id="105"/>
-    <w:bookmarkStart w:id="106" w:name="provas-para-reter-7"/>
+    <w:bookmarkEnd w:id="116"/>
+    <w:bookmarkStart w:id="117" w:name="provas-para-reter-7"/>
     <w:p>
       <w:pPr>
         <w:pStyle w:val="Heading1"/>
@@ -6486,8 +6486,8 @@
         <w:t xml:space="preserve">Aprovação de registro, finalidade, proprietário, escopo, sistemas, classificação de dados, ferramenta e versão de conteúdo, configuração, resultado completo, revisor, decisão, ação corretiva e reteste. Proteger relatórios contendo ePHI, credenciais, arquitetura, identidades ou vulnerabilidades.</w:t>
       </w:r>
     </w:p>
-    <w:bookmarkEnd w:id="106"/>
-    <w:bookmarkStart w:id="108" w:name="defectdojo"/>
+    <w:bookmarkEnd w:id="117"/>
+    <w:bookmarkStart w:id="119" w:name="defectdojo"/>
     <w:p>
       <w:pPr>
         <w:pStyle w:val="Heading1"/>
@@ -6514,7 +6514,7 @@
       <w:r>
         <w:t xml:space="preserve"> </w:t>
       </w:r>
-      <w:hyperlink r:id="rId107">
+      <w:hyperlink r:id="rId118">
         <w:r>
           <w:rPr>
             <w:rStyle w:val="Hyperlink"/>
@@ -6539,8 +6539,8 @@
         <w:t xml:space="preserve">Importar um exame laboratorial, validar e atribuir um achado, corrigir registros, reteste-o, e fechá-lo com evidências.</w:t>
       </w:r>
     </w:p>
-    <w:bookmarkEnd w:id="108"/>
-    <w:bookmarkStart w:id="109" w:name="provas-para-reter-8"/>
+    <w:bookmarkEnd w:id="119"/>
+    <w:bookmarkStart w:id="120" w:name="provas-para-reter-8"/>
     <w:p>
       <w:pPr>
         <w:pStyle w:val="Heading1"/>
@@ -6557,8 +6557,8 @@
         <w:t xml:space="preserve">Aprovação de registro, finalidade, proprietário, escopo, sistemas, classificação de dados, ferramenta e versão de conteúdo, configuração, resultado completo, revisor, decisão, ação corretiva e reteste. Proteger relatórios contendo ePHI, credenciais, arquitetura, identidades ou vulnerabilidades.</w:t>
       </w:r>
     </w:p>
-    <w:bookmarkEnd w:id="109"/>
-    <w:bookmarkStart w:id="111" w:name="velociraptor"/>
+    <w:bookmarkEnd w:id="120"/>
+    <w:bookmarkStart w:id="122" w:name="velociraptor"/>
     <w:p>
       <w:pPr>
         <w:pStyle w:val="Heading1"/>
@@ -6585,7 +6585,7 @@
       <w:r>
         <w:t xml:space="preserve"> </w:t>
       </w:r>
-      <w:hyperlink r:id="rId110">
+      <w:hyperlink r:id="rId121">
         <w:r>
           <w:rPr>
             <w:rStyle w:val="Hyperlink"/>
@@ -6616,8 +6616,8 @@
         <w:t xml:space="preserve">Use um cliente de laboratório isolado, colete um artefato aprovado inofensivo, revise o resultado e registre o propósito, escopo e acesso.</w:t>
       </w:r>
     </w:p>
-    <w:bookmarkEnd w:id="111"/>
-    <w:bookmarkStart w:id="112" w:name="provas-para-reter-9"/>
+    <w:bookmarkEnd w:id="122"/>
+    <w:bookmarkStart w:id="123" w:name="provas-para-reter-9"/>
     <w:p>
       <w:pPr>
         <w:pStyle w:val="Heading1"/>
@@ -6634,8 +6634,8 @@
         <w:t xml:space="preserve">Aprovação de registro, finalidade, proprietário, escopo, sistemas, classificação de dados, ferramenta e versão de conteúdo, configuração, resultado completo, revisor, decisão, ação corretiva e reteste. Proteger relatórios contendo ePHI, credenciais, arquitetura, identidades ou vulnerabilidades.</w:t>
       </w:r>
     </w:p>
-    <w:bookmarkEnd w:id="112"/>
-    <w:bookmarkStart w:id="114" w:name="open-policy-agent"/>
+    <w:bookmarkEnd w:id="123"/>
+    <w:bookmarkStart w:id="125" w:name="open-policy-agent"/>
     <w:p>
       <w:pPr>
         <w:pStyle w:val="Heading1"/>
@@ -6662,7 +6662,7 @@
       <w:r>
         <w:t xml:space="preserve"> </w:t>
       </w:r>
-      <w:hyperlink r:id="rId113">
+      <w:hyperlink r:id="rId124">
         <w:r>
           <w:rPr>
             <w:rStyle w:val="Hyperlink"/>
@@ -6693,8 +6693,8 @@
         <w:t xml:space="preserve">Escreva uma regra de laboratório que negue um recurso ePHI sem um proprietário ou rótulo de classificação; teste permitido e negado entradas.</w:t>
       </w:r>
     </w:p>
-    <w:bookmarkEnd w:id="114"/>
-    <w:bookmarkStart w:id="115" w:name="provas-para-reter-10"/>
+    <w:bookmarkEnd w:id="125"/>
+    <w:bookmarkStart w:id="126" w:name="provas-para-reter-10"/>
     <w:p>
       <w:pPr>
         <w:pStyle w:val="Heading1"/>
@@ -6711,8 +6711,8 @@
         <w:t xml:space="preserve">Aprovação de registro, finalidade, proprietário, escopo, sistemas, classificação de dados, ferramenta e versão de conteúdo, configuração, resultado completo, revisor, decisão, ação corretiva e reteste. Proteger relatórios contendo ePHI, credenciais, arquitetura, identidades ou vulnerabilidades.</w:t>
       </w:r>
     </w:p>
-    <w:bookmarkEnd w:id="115"/>
-    <w:bookmarkStart w:id="117" w:name="recursos-governamentais-livres"/>
+    <w:bookmarkEnd w:id="126"/>
+    <w:bookmarkStart w:id="128" w:name="recursos-governamentais-livres"/>
     <w:p>
       <w:pPr>
         <w:pStyle w:val="Heading1"/>
@@ -6727,15 +6727,15 @@
       </w:pPr>
       <w:r>
         <w:rPr>
+          <w:bCs/>
           <w:b/>
-          <w:bCs/>
         </w:rPr>
         <w:t xml:space="preserve">Ferramenta de Avaliação de Riscos de Segurança do HHS/ONC:</w:t>
       </w:r>
       <w:r>
         <w:t xml:space="preserve"> </w:t>
       </w:r>
-      <w:hyperlink r:id="rId116">
+      <w:hyperlink r:id="rId127">
         <w:r>
           <w:rPr>
             <w:rStyle w:val="Hyperlink"/>
@@ -6752,8 +6752,8 @@
         <w:t xml:space="preserve">Este recurso público gratuito pode ajudar as pequenas e médias práticas a iniciar uma avaliação estruturada dos riscos. Não garante conformidade e não substitui uma análise de risco completa, específica da organização.</w:t>
       </w:r>
     </w:p>
-    <w:bookmarkEnd w:id="117"/>
-    <w:bookmarkStart w:id="118" w:name="X782753a325cbfb42b86c0fb6c37e2a0f54046ea"/>
+    <w:bookmarkEnd w:id="128"/>
+    <w:bookmarkStart w:id="129" w:name="X782753a325cbfb42b86c0fb6c37e2a0f54046ea"/>
     <w:p>
       <w:pPr>
         <w:pStyle w:val="Heading1"/>
@@ -6839,8 +6839,8 @@
         <w:t xml:space="preserve">Não faça upload de PHI ou ePHI para qualquer serviço externo sem aprovação legal, privacidade, segurança, contrato e revisão de fluxo de dados.</w:t>
       </w:r>
     </w:p>
-    <w:bookmarkEnd w:id="118"/>
-    <w:bookmarkStart w:id="119" w:name="X06edb961b43cf7666022f9d04514739c68efcac"/>
+    <w:bookmarkEnd w:id="129"/>
+    <w:bookmarkStart w:id="130" w:name="X06edb961b43cf7666022f9d04514739c68efcac"/>
     <w:p>
       <w:pPr>
         <w:pStyle w:val="Heading1"/>
@@ -6851,11 +6851,11 @@
     </w:p>
     <w:p>
       <w:pPr>
+        <w:numPr>
+          <w:ilvl w:val="0"/>
+          <w:numId w:val="1055"/>
+        </w:numPr>
         <w:pStyle w:val="Compact"/>
-        <w:numPr>
-          <w:ilvl w:val="0"/>
-          <w:numId w:val="1055"/>
-        </w:numPr>
       </w:pPr>
       <w:r>
         <w:t xml:space="preserve">Um ambiente de prática completo usando apenas informações sintéticas.*</w:t>
@@ -6869,8 +6869,8 @@
         <w:t xml:space="preserve">Harbor Light Health é um ambulatório fictício e administrador de planos de saúde. Ele usa um EHR, sistema de faturamento, cloud email, portal de pacientes, dispositivos médicos, suporte remoto e vários parceiros de negócios. Cada pessoa, registro, endereço, reivindicação, diagnóstico e identificador no laboratório é inventado.</w:t>
       </w:r>
     </w:p>
-    <w:bookmarkEnd w:id="119"/>
-    <w:bookmarkStart w:id="121" w:name="projeto-1-âmbito-e-funções"/>
+    <w:bookmarkEnd w:id="130"/>
+    <w:bookmarkStart w:id="132" w:name="projeto-1-âmbito-e-funções"/>
     <w:p>
       <w:pPr>
         <w:pStyle w:val="Heading1"/>
@@ -6887,7 +6887,7 @@
         <w:t xml:space="preserve">Documentar funções de entidade coberta, associados de negócios, limites híbridos, PHI, ePHI, sistemas e fluxos de dados.</w:t>
       </w:r>
     </w:p>
-    <w:bookmarkStart w:id="120" w:name="projeto-2-análise-de-risco"/>
+    <w:bookmarkStart w:id="131" w:name="projeto-2-análise-de-risco"/>
     <w:p>
       <w:pPr>
         <w:pStyle w:val="Heading2"/>
@@ -6904,9 +6904,9 @@
         <w:t xml:space="preserve">Crie um inventário do sistema, registro de ameaça e vulnerabilidade, método de risco, resultados e plano de tratamento.</w:t>
       </w:r>
     </w:p>
-    <w:bookmarkEnd w:id="120"/>
-    <w:bookmarkEnd w:id="121"/>
-    <w:bookmarkStart w:id="122" w:name="projeto-3---salvaguardas-de-segurança"/>
+    <w:bookmarkEnd w:id="131"/>
+    <w:bookmarkEnd w:id="132"/>
+    <w:bookmarkStart w:id="133" w:name="projeto-3---salvaguardas-de-segurança"/>
     <w:p>
       <w:pPr>
         <w:pStyle w:val="Heading1"/>
@@ -6923,8 +6923,8 @@
         <w:t xml:space="preserve">Construa uma matriz de Regras de Segurança com proprietários, escolhas de implementação, evidências, exceções e retestes.</w:t>
       </w:r>
     </w:p>
-    <w:bookmarkEnd w:id="122"/>
-    <w:bookmarkStart w:id="123" w:name="projeto-4-direitos-de-privacidade"/>
+    <w:bookmarkEnd w:id="133"/>
+    <w:bookmarkStart w:id="134" w:name="projeto-4-direitos-de-privacidade"/>
     <w:p>
       <w:pPr>
         <w:pStyle w:val="Heading1"/>
@@ -6941,8 +6941,8 @@
         <w:t xml:space="preserve">Acesso fictício completo, alteração, comunicação confidencial e pedidos de contabilidade.</w:t>
       </w:r>
     </w:p>
-    <w:bookmarkEnd w:id="123"/>
-    <w:bookmarkStart w:id="124" w:name="projeto-5-violação"/>
+    <w:bookmarkEnd w:id="134"/>
+    <w:bookmarkStart w:id="135" w:name="projeto-5-violação"/>
     <w:p>
       <w:pPr>
         <w:pStyle w:val="Heading1"/>
@@ -6959,8 +6959,8 @@
         <w:t xml:space="preserve">Avaliar uma exportação de facturação mal dirigida utilizando os quatro factores e preparar decisões de notificação.</w:t>
       </w:r>
     </w:p>
-    <w:bookmarkEnd w:id="124"/>
-    <w:bookmarkStart w:id="125" w:name="projeto-6-fornecedor"/>
+    <w:bookmarkEnd w:id="135"/>
+    <w:bookmarkStart w:id="136" w:name="projeto-6-fornecedor"/>
     <w:p>
       <w:pPr>
         <w:pStyle w:val="Heading1"/>
@@ -6977,8 +6977,8 @@
         <w:t xml:space="preserve">Reveja uma nuvem fictícia BA, termos de contrato, subprocessadores, evidências de segurança, tarefas incidentes e plano de saída.</w:t>
       </w:r>
     </w:p>
-    <w:bookmarkEnd w:id="125"/>
-    <w:bookmarkStart w:id="126" w:name="projeto-7-ferramentas"/>
+    <w:bookmarkEnd w:id="136"/>
+    <w:bookmarkStart w:id="137" w:name="projeto-7-ferramentas"/>
     <w:p>
       <w:pPr>
         <w:pStyle w:val="Heading1"/>
@@ -6995,8 +6995,8 @@
         <w:t xml:space="preserve">Use três ferramentas do Capítulo 15 em um laboratório isolado e escopo de documentos, limitações, achados, correção e reteste.</w:t>
       </w:r>
     </w:p>
-    <w:bookmarkEnd w:id="126"/>
-    <w:bookmarkStart w:id="127" w:name="ética-em-carteira"/>
+    <w:bookmarkEnd w:id="137"/>
+    <w:bookmarkStart w:id="138" w:name="ética-em-carteira"/>
     <w:p>
       <w:pPr>
         <w:pStyle w:val="Heading1"/>
@@ -7047,11 +7047,11 @@
     </w:p>
     <w:p>
       <w:pPr>
+        <w:numPr>
+          <w:ilvl w:val="0"/>
+          <w:numId w:val="1056"/>
+        </w:numPr>
         <w:pStyle w:val="Compact"/>
-        <w:numPr>
-          <w:ilvl w:val="0"/>
-          <w:numId w:val="1056"/>
-        </w:numPr>
       </w:pPr>
       <w:r>
         <w:t xml:space="preserve">Plano de Aprendizagem de Trinta Dias</w:t>
@@ -7059,11 +7059,11 @@
     </w:p>
     <w:p>
       <w:pPr>
+        <w:numPr>
+          <w:ilvl w:val="0"/>
+          <w:numId w:val="1057"/>
+        </w:numPr>
         <w:pStyle w:val="Compact"/>
-        <w:numPr>
-          <w:ilvl w:val="0"/>
-          <w:numId w:val="1057"/>
-        </w:numPr>
       </w:pPr>
       <w:r>
         <w:t xml:space="preserve">Um mês realista de leitura oficial, prática, trabalho de portfólio, e preparação de entrevista.*</w:t>
@@ -7078,8 +7078,21 @@
       </w:r>
       <w:r>
         <w:rPr>
+          <w:bCs/>
           <w:b/>
+        </w:rPr>
+        <w:t xml:space="preserve"> </w:t>
+      </w:r>
+      <w:r>
+        <w:t xml:space="preserve"> </w:t>
+      </w:r>
+      <w:r>
+        <w:t xml:space="preserve">Foco</w:t>
+      </w:r>
+      <w:r>
+        <w:rPr>
           <w:bCs/>
+          <w:b/>
         </w:rPr>
         <w:t xml:space="preserve"> </w:t>
       </w:r>
@@ -7087,126 +7100,113 @@
         <w:t xml:space="preserve"> </w:t>
       </w:r>
       <w:r>
-        <w:t xml:space="preserve">Foco</w:t>
-      </w:r>
+        <w:t xml:space="preserve">Saída exigida**</w:t>
+      </w:r>
+      <w:r>
+        <w:t xml:space="preserve"> </w:t>
+      </w:r>
+      <w:r>
+        <w:t xml:space="preserve">“——————————————————————————————————————————————————————————————————————————————————————————</w:t>
+      </w:r>
+      <w:r>
+        <w:t xml:space="preserve"> </w:t>
+      </w:r>
+      <w:r>
+        <w:t xml:space="preserve">• Semana 1 • Escopo, funções, PHI/ePHI, regra de privacidade □ Memo de escopo, mapa de dados, exemplo de uso/divulgação</w:t>
+      </w:r>
+      <w:r>
+        <w:t xml:space="preserve"> </w:t>
+      </w:r>
+      <w:r>
+        <w:t xml:space="preserve">• Semana 2 • Regra de segurança e análise de risco</w:t>
+      </w:r>
+      <w:r>
+        <w:t xml:space="preserve"> </w:t>
+      </w:r>
+      <w:r>
+        <w:t xml:space="preserve">Semana 3 Direitos, violação, fornecedores, Parte 2 Arquivo de Direitos, avaliação de violação, revisão de fornecedores</w:t>
+      </w:r>
+      <w:r>
+        <w:t xml:space="preserve"> </w:t>
+      </w:r>
+      <w:r>
+        <w:t xml:space="preserve">• Semana 4 • Ferramentas, portfólio, entrevista</w:t>
+      </w:r>
+    </w:p>
+    <w:bookmarkEnd w:id="138"/>
+    <w:bookmarkStart w:id="139" w:name="hábito-diário"/>
+    <w:p>
+      <w:pPr>
+        <w:pStyle w:val="Heading1"/>
+      </w:pPr>
+      <w:r>
+        <w:t xml:space="preserve"># 17.1 hábito diário</w:t>
+      </w:r>
+    </w:p>
+    <w:p>
+      <w:pPr>
+        <w:pStyle w:val="FirstParagraph"/>
+      </w:pPr>
+      <w:r>
+        <w:t xml:space="preserve">Leia uma seção atual de HHS, eCFR ou NIST.</w:t>
+      </w:r>
+    </w:p>
+    <w:p>
+      <w:pPr>
+        <w:pStyle w:val="BodyText"/>
+      </w:pPr>
+      <w:r>
+        <w:t xml:space="preserve">Explique um requisito em suas próprias palavras.</w:t>
+      </w:r>
+    </w:p>
+    <w:p>
+      <w:pPr>
+        <w:pStyle w:val="BodyText"/>
+      </w:pPr>
+      <w:r>
+        <w:t xml:space="preserve">Criar uma prova fictícia.</w:t>
+      </w:r>
+    </w:p>
+    <w:p>
+      <w:pPr>
+        <w:pStyle w:val="BodyText"/>
+      </w:pPr>
+      <w:r>
+        <w:t xml:space="preserve">Reveja-o para completude, sensibilidade e datas.</w:t>
+      </w:r>
+    </w:p>
+    <w:p>
+      <w:pPr>
+        <w:pStyle w:val="BodyText"/>
+      </w:pPr>
+      <w:r>
+        <w:t xml:space="preserve">Adicione uma correção ou lição ao portfólio.</w:t>
+      </w:r>
+    </w:p>
+    <w:bookmarkEnd w:id="139"/>
+    <w:bookmarkStart w:id="140" w:name="preparação-da-entrevista"/>
+    <w:p>
+      <w:pPr>
+        <w:pStyle w:val="Heading1"/>
+      </w:pPr>
+      <w:r>
+        <w:t xml:space="preserve">18. Preparação da entrevista</w:t>
+      </w:r>
+    </w:p>
+    <w:p>
+      <w:pPr>
+        <w:pStyle w:val="FirstParagraph"/>
+      </w:pPr>
       <w:r>
         <w:rPr>
-          <w:b/>
-          <w:bCs/>
-        </w:rPr>
-        <w:t xml:space="preserve"> </w:t>
-      </w:r>
-      <w:r>
-        <w:t xml:space="preserve"> </w:t>
-      </w:r>
-      <w:r>
-        <w:t xml:space="preserve">Saída exigida**</w:t>
-      </w:r>
-      <w:r>
-        <w:t xml:space="preserve"> </w:t>
-      </w:r>
-      <w:r>
-        <w:t xml:space="preserve">“——————————————————————————————————————————————————————————————————————————————————————————</w:t>
-      </w:r>
-      <w:r>
-        <w:t xml:space="preserve"> </w:t>
-      </w:r>
-      <w:r>
-        <w:t xml:space="preserve">• Semana 1 • Escopo, funções, PHI/ePHI, regra de privacidade □ Memo de escopo, mapa de dados, exemplo de uso/divulgação</w:t>
-      </w:r>
-      <w:r>
-        <w:t xml:space="preserve"> </w:t>
-      </w:r>
-      <w:r>
-        <w:t xml:space="preserve">• Semana 2 • Regra de segurança e análise de risco</w:t>
-      </w:r>
-      <w:r>
-        <w:t xml:space="preserve"> </w:t>
-      </w:r>
-      <w:r>
-        <w:t xml:space="preserve">Semana 3 Direitos, violação, fornecedores, Parte 2 Arquivo de Direitos, avaliação de violação, revisão de fornecedores</w:t>
-      </w:r>
-      <w:r>
-        <w:t xml:space="preserve"> </w:t>
-      </w:r>
-      <w:r>
-        <w:t xml:space="preserve">• Semana 4 • Ferramentas, portfólio, entrevista</w:t>
-      </w:r>
-    </w:p>
-    <w:bookmarkEnd w:id="127"/>
-    <w:bookmarkStart w:id="128" w:name="hábito-diário"/>
-    <w:p>
-      <w:pPr>
-        <w:pStyle w:val="Heading1"/>
-      </w:pPr>
-      <w:r>
-        <w:t xml:space="preserve"># 17.1 hábito diário</w:t>
-      </w:r>
-    </w:p>
-    <w:p>
-      <w:pPr>
-        <w:pStyle w:val="FirstParagraph"/>
-      </w:pPr>
-      <w:r>
-        <w:t xml:space="preserve">Leia uma seção atual de HHS, eCFR ou NIST.</w:t>
-      </w:r>
-    </w:p>
-    <w:p>
-      <w:pPr>
-        <w:pStyle w:val="BodyText"/>
-      </w:pPr>
-      <w:r>
-        <w:t xml:space="preserve">Explique um requisito em suas próprias palavras.</w:t>
-      </w:r>
-    </w:p>
-    <w:p>
-      <w:pPr>
-        <w:pStyle w:val="BodyText"/>
-      </w:pPr>
-      <w:r>
-        <w:t xml:space="preserve">Criar uma prova fictícia.</w:t>
-      </w:r>
-    </w:p>
-    <w:p>
-      <w:pPr>
-        <w:pStyle w:val="BodyText"/>
-      </w:pPr>
-      <w:r>
-        <w:t xml:space="preserve">Reveja-o para completude, sensibilidade e datas.</w:t>
-      </w:r>
-    </w:p>
-    <w:p>
-      <w:pPr>
-        <w:pStyle w:val="BodyText"/>
-      </w:pPr>
-      <w:r>
-        <w:t xml:space="preserve">Adicione uma correção ou lição ao portfólio.</w:t>
-      </w:r>
-    </w:p>
-    <w:bookmarkEnd w:id="128"/>
-    <w:bookmarkStart w:id="129" w:name="preparação-da-entrevista"/>
-    <w:p>
-      <w:pPr>
-        <w:pStyle w:val="Heading1"/>
-      </w:pPr>
-      <w:r>
-        <w:t xml:space="preserve">18. Preparação da entrevista</w:t>
-      </w:r>
-    </w:p>
-    <w:p>
-      <w:pPr>
-        <w:pStyle w:val="FirstParagraph"/>
-      </w:pPr>
-      <w:r>
-        <w:rPr>
+          <w:iCs/>
           <w:i/>
-          <w:iCs/>
         </w:rPr>
         <w:t xml:space="preserve">Perguntas e respostas curtas para analistas e gestores.</w:t>
       </w:r>
     </w:p>
-    <w:bookmarkEnd w:id="129"/>
-    <w:bookmarkStart w:id="130" w:name="quem-deve-cumprir-com-hipaa"/>
+    <w:bookmarkEnd w:id="140"/>
+    <w:bookmarkStart w:id="141" w:name="quem-deve-cumprir-com-hipaa"/>
     <w:p>
       <w:pPr>
         <w:pStyle w:val="Heading1"/>
@@ -7223,8 +7223,8 @@
         <w:t xml:space="preserve">Entidades cobertas, associados comerciais e certos arranjos relacionados. As entidades cobertas incluem planos de saúde, centros de compensação e prestadores qualificados que realizam transações eletrônicas.</w:t>
       </w:r>
     </w:p>
-    <w:bookmarkEnd w:id="130"/>
-    <w:bookmarkStart w:id="131" w:name="o-que-é-phi"/>
+    <w:bookmarkEnd w:id="141"/>
+    <w:bookmarkStart w:id="142" w:name="o-que-é-phi"/>
     <w:p>
       <w:pPr>
         <w:pStyle w:val="Heading1"/>
@@ -7241,8 +7241,8 @@
         <w:t xml:space="preserve">Informações de saúde individualmente identificáveis detidas ou transmitidas por uma entidade coberta ou associada comercial, sujeitas a exclusões regulamentares.</w:t>
       </w:r>
     </w:p>
-    <w:bookmarkEnd w:id="131"/>
-    <w:bookmarkStart w:id="132" w:name="phi-versus-ephi"/>
+    <w:bookmarkEnd w:id="142"/>
+    <w:bookmarkStart w:id="143" w:name="phi-versus-ephi"/>
     <w:p>
       <w:pPr>
         <w:pStyle w:val="Heading1"/>
@@ -7259,8 +7259,8 @@
         <w:t xml:space="preserve">PHI pode ser eletrônico, papel ou oral. O ePHI é PHI mantido ou transmitido eletronicamente e é o foco da Regra de Segurança.</w:t>
       </w:r>
     </w:p>
-    <w:bookmarkEnd w:id="132"/>
-    <w:bookmarkStart w:id="133" w:name="o-que-é-mínimo-necessário"/>
+    <w:bookmarkEnd w:id="143"/>
+    <w:bookmarkStart w:id="144" w:name="o-que-é-mínimo-necessário"/>
     <w:p>
       <w:pPr>
         <w:pStyle w:val="Heading1"/>
@@ -7277,8 +7277,8 @@
         <w:t xml:space="preserve">Quando aplicável, limite o uso de PHI, a divulgação e os pedidos para o que é razoavelmente necessário para a finalidade.</w:t>
       </w:r>
     </w:p>
-    <w:bookmarkEnd w:id="133"/>
-    <w:bookmarkStart w:id="134" w:name="o-que-é-uma-análise-de-risco-hipaa"/>
+    <w:bookmarkEnd w:id="144"/>
+    <w:bookmarkStart w:id="145" w:name="o-que-é-uma-análise-de-risco-hipaa"/>
     <w:p>
       <w:pPr>
         <w:pStyle w:val="Heading1"/>
@@ -7295,8 +7295,8 @@
         <w:t xml:space="preserve">Uma avaliação precisa e completa dos potenciais riscos e vulnerabilidades à confidencialidade, integridade e disponibilidade de todos os ePHI detidos pela entidade regulamentada.</w:t>
       </w:r>
     </w:p>
-    <w:bookmarkEnd w:id="134"/>
-    <w:bookmarkStart w:id="135" w:name="endereçável-significa-opcional"/>
+    <w:bookmarkEnd w:id="145"/>
+    <w:bookmarkStart w:id="146" w:name="endereçável-significa-opcional"/>
     <w:p>
       <w:pPr>
         <w:pStyle w:val="Heading1"/>
@@ -7313,8 +7313,8 @@
         <w:t xml:space="preserve">Não. Avaliar o caderno de especificações e implementá-lo se for razoável e adequado. Caso contrário, documentar a decisão e utilizar uma alternativa equivalente quando razoável e adequada.</w:t>
       </w:r>
     </w:p>
-    <w:bookmarkEnd w:id="135"/>
-    <w:bookmarkStart w:id="136" w:name="qual-é-o-padrão-de-violação"/>
+    <w:bookmarkEnd w:id="146"/>
+    <w:bookmarkStart w:id="147" w:name="qual-é-o-padrão-de-violação"/>
     <w:p>
       <w:pPr>
         <w:pStyle w:val="Heading1"/>
@@ -7331,8 +7331,8 @@
         <w:t xml:space="preserve">Presume-se que uma utilização ou divulgação impermissíveis é uma violação, a menos que uma avaliação documentada de quatro fatores mostre uma baixa probabilidade de que a PHI tenha sido comprometida ou de que seja aplicada uma exceção.</w:t>
       </w:r>
     </w:p>
-    <w:bookmarkEnd w:id="136"/>
-    <w:bookmarkStart w:id="137" w:name="Xdd3017165e0d57ef0e4d29305e353b3d0786126"/>
+    <w:bookmarkEnd w:id="147"/>
+    <w:bookmarkStart w:id="148" w:name="Xdd3017165e0d57ef0e4d29305e353b3d0786126"/>
     <w:p>
       <w:pPr>
         <w:pStyle w:val="Heading1"/>
@@ -7349,8 +7349,8 @@
         <w:t xml:space="preserve">Eles seguem o BAAs e aplicam os deveres HIPAA, protegem o ePHI, gerenciam subcontratantes, reportam incidentes e violações, direitos de suporte e retornam ou destroem o PHI conforme necessário.</w:t>
       </w:r>
     </w:p>
-    <w:bookmarkEnd w:id="137"/>
-    <w:bookmarkStart w:id="138" w:name="X5485fe0bfc823e593027fcd8fc6a24721041e21"/>
+    <w:bookmarkEnd w:id="148"/>
+    <w:bookmarkStart w:id="149" w:name="X5485fe0bfc823e593027fcd8fc6a24721041e21"/>
     <w:p>
       <w:pPr>
         <w:pStyle w:val="Heading1"/>
@@ -7367,8 +7367,8 @@
         <w:t xml:space="preserve">Use completa, datada evidência que conecta escopo, risco, exigência, implementação, proprietário, revisão, exceção, ação corretiva e reteste.</w:t>
       </w:r>
     </w:p>
-    <w:bookmarkEnd w:id="138"/>
-    <w:bookmarkStart w:id="139" w:name="resposta-de-60-segundos-do-gerente"/>
+    <w:bookmarkEnd w:id="149"/>
+    <w:bookmarkStart w:id="150" w:name="resposta-de-60-segundos-do-gerente"/>
     <w:p>
       <w:pPr>
         <w:pStyle w:val="Heading1"/>
@@ -7391,8 +7391,8 @@
         <w:t xml:space="preserve">O que é que se passa?</w:t>
       </w:r>
     </w:p>
-    <w:bookmarkEnd w:id="139"/>
-    <w:bookmarkStart w:id="141" w:name="modelos-e-listas-de-verificação"/>
+    <w:bookmarkEnd w:id="150"/>
+    <w:bookmarkStart w:id="152" w:name="modelos-e-listas-de-verificação"/>
     <w:p>
       <w:pPr>
         <w:pStyle w:val="Heading1"/>
@@ -7403,17 +7403,17 @@
     </w:p>
     <w:p>
       <w:pPr>
+        <w:numPr>
+          <w:ilvl w:val="0"/>
+          <w:numId w:val="1058"/>
+        </w:numPr>
         <w:pStyle w:val="Compact"/>
-        <w:numPr>
-          <w:ilvl w:val="0"/>
-          <w:numId w:val="1058"/>
-        </w:numPr>
       </w:pPr>
       <w:r>
         <w:t xml:space="preserve">Estruturas práticas para um sistema organizacional aprovado.*</w:t>
       </w:r>
     </w:p>
-    <w:bookmarkStart w:id="140" w:name="campos-de-inventário-ephi"/>
+    <w:bookmarkStart w:id="151" w:name="campos-de-inventário-ephi"/>
     <w:p>
       <w:pPr>
         <w:pStyle w:val="Heading2"/>
@@ -7494,9 +7494,9 @@
         <w:t xml:space="preserve">Última revisão, alterar gatilho e próxima revisão</w:t>
       </w:r>
     </w:p>
-    <w:bookmarkEnd w:id="140"/>
-    <w:bookmarkEnd w:id="141"/>
-    <w:bookmarkStart w:id="142" w:name="campos-de-registo-de-riscos"/>
+    <w:bookmarkEnd w:id="151"/>
+    <w:bookmarkEnd w:id="152"/>
+    <w:bookmarkStart w:id="153" w:name="campos-de-registo-de-riscos"/>
     <w:p>
       <w:pPr>
         <w:pStyle w:val="Heading1"/>
@@ -7569,8 +7569,8 @@
         <w:t xml:space="preserve">Validação e nova prova</w:t>
       </w:r>
     </w:p>
-    <w:bookmarkEnd w:id="142"/>
-    <w:bookmarkStart w:id="146" w:name="quebrar-a-folha-de-factos"/>
+    <w:bookmarkEnd w:id="153"/>
+    <w:bookmarkStart w:id="157" w:name="quebrar-a-folha-de-factos"/>
     <w:p>
       <w:pPr>
         <w:pStyle w:val="Heading1"/>
@@ -7579,7 +7579,7 @@
         <w:t xml:space="preserve"># 19.3 Quebrar a folha de factos</w:t>
       </w:r>
     </w:p>
-    <w:bookmarkStart w:id="143" w:name="informação-necessária"/>
+    <w:bookmarkStart w:id="154" w:name="informação-necessária"/>
     <w:p>
       <w:pPr>
         <w:pStyle w:val="Heading2"/>
@@ -7638,8 +7638,8 @@
         <w:t xml:space="preserve">□ Acção □ Correcção, sanções, formação, testes, lições</w:t>
       </w:r>
     </w:p>
-    <w:bookmarkEnd w:id="143"/>
-    <w:bookmarkStart w:id="144" w:name="lista-de-verificação-baa"/>
+    <w:bookmarkEnd w:id="154"/>
+    <w:bookmarkStart w:id="155" w:name="lista-de-verificação-baa"/>
     <w:p>
       <w:pPr>
         <w:pStyle w:val="Heading2"/>
@@ -7728,8 +7728,8 @@
         <w:t xml:space="preserve">Contatos, locais, mudanças e cadência de revisão</w:t>
       </w:r>
     </w:p>
-    <w:bookmarkEnd w:id="144"/>
-    <w:bookmarkStart w:id="145" w:name="X05ef9d0916657bf18818d99f9b705cc1b9846d6"/>
+    <w:bookmarkEnd w:id="155"/>
+    <w:bookmarkStart w:id="156" w:name="X05ef9d0916657bf18818d99f9b705cc1b9846d6"/>
     <w:p>
       <w:pPr>
         <w:pStyle w:val="Heading2"/>
@@ -7818,9 +7818,9 @@
         <w:t xml:space="preserve">Políticas atuais e documentação necessária retida seis anos</w:t>
       </w:r>
     </w:p>
-    <w:bookmarkEnd w:id="145"/>
-    <w:bookmarkEnd w:id="146"/>
-    <w:bookmarkStart w:id="147" w:name="glossário"/>
+    <w:bookmarkEnd w:id="156"/>
+    <w:bookmarkEnd w:id="157"/>
+    <w:bookmarkStart w:id="158" w:name="glossário"/>
     <w:p>
       <w:pPr>
         <w:pStyle w:val="Heading1"/>
@@ -7835,8 +7835,8 @@
       </w:pPr>
       <w:r>
         <w:rPr>
+          <w:iCs/>
           <w:i/>
-          <w:iCs/>
         </w:rPr>
         <w:t xml:space="preserve">Definições em inglês de HIPAA importantes e termos de privacidade em saúde.</w:t>
       </w:r>
@@ -7847,8 +7847,8 @@
       </w:pPr>
       <w:r>
         <w:rPr>
+          <w:bCs/>
           <w:b/>
-          <w:bCs/>
         </w:rPr>
         <w:t xml:space="preserve">Especificação de implementação endereçável.</w:t>
       </w:r>
@@ -7869,11 +7869,11 @@
     </w:p>
     <w:p>
       <w:pPr>
+        <w:numPr>
+          <w:ilvl w:val="0"/>
+          <w:numId w:val="1059"/>
+        </w:numPr>
         <w:pStyle w:val="Compact"/>
-        <w:numPr>
-          <w:ilvl w:val="0"/>
-          <w:numId w:val="1059"/>
-        </w:numPr>
       </w:pPr>
       <w:r>
         <w:t xml:space="preserve">Violação.** Uma aquisição, acesso, uso ou divulgação impermissíveis que comprometa a segurança ou privacidade da PHI, sujeita à presunção, avaliação de risco e exceções da regra.</w:t>
@@ -7909,8 +7909,8 @@
       </w:pPr>
       <w:r>
         <w:rPr>
+          <w:bCs/>
           <w:b/>
-          <w:bCs/>
         </w:rPr>
         <w:t xml:space="preserve">ePHI.</w:t>
       </w:r>
@@ -7951,8 +7951,8 @@
       </w:pPr>
       <w:r>
         <w:rPr>
+          <w:bCs/>
           <w:b/>
-          <w:bCs/>
         </w:rPr>
         <w:t xml:space="preserve">Parte 2.</w:t>
       </w:r>
@@ -7969,8 +7969,8 @@
       </w:pPr>
       <w:r>
         <w:rPr>
+          <w:bCs/>
           <w:b/>
-          <w:bCs/>
         </w:rPr>
         <w:t xml:space="preserve">PHI.</w:t>
       </w:r>
@@ -8027,500 +8027,500 @@
       </w:pPr>
       <w:r>
         <w:rPr>
+          <w:bCs/>
           <w:b/>
-          <w:bCs/>
         </w:rPr>
         <w:t xml:space="preserve">Tratamento, pagamento e operações de saúde.</w:t>
       </w:r>
       <w:r>
         <w:rPr>
+          <w:bCs/>
           <w:b/>
+        </w:rPr>
+        <w:t xml:space="preserve"> </w:t>
+      </w:r>
+      <w:r>
+        <w:t xml:space="preserve"> </w:t>
+      </w:r>
+      <w:r>
+        <w:t xml:space="preserve">Categorias principais para uso e divulgação de IPH permitidos segundo a regra.</w:t>
+      </w:r>
+    </w:p>
+    <w:p>
+      <w:pPr>
+        <w:pStyle w:val="BodyText"/>
+      </w:pPr>
+      <w:r>
+        <w:t xml:space="preserve">** PHI não seguro.** PHI não tornou inutilizável, ilegível ou indecifrável através de tecnologia ou metodologia especificada pelo HHS.</w:t>
+      </w:r>
+    </w:p>
+    <w:bookmarkEnd w:id="158"/>
+    <w:bookmarkStart w:id="160" w:name="índice-de-assuntos"/>
+    <w:p>
+      <w:pPr>
+        <w:pStyle w:val="Heading1"/>
+      </w:pPr>
+      <w:r>
+        <w:t xml:space="preserve">21. Índice de assuntos</w:t>
+      </w:r>
+    </w:p>
+    <w:p>
+      <w:pPr>
+        <w:numPr>
+          <w:ilvl w:val="0"/>
+          <w:numId w:val="1060"/>
+        </w:numPr>
+        <w:pStyle w:val="Compact"/>
+      </w:pPr>
+      <w:r>
+        <w:t xml:space="preserve">Um guia alfabético para tópicos principais. As referências apontam para seções para que o índice permaneça útil após a edição.*</w:t>
+      </w:r>
+    </w:p>
+    <w:bookmarkStart w:id="159" w:name="secções"/>
+    <w:p>
+      <w:pPr>
+        <w:pStyle w:val="Heading2"/>
+      </w:pPr>
+      <w:r>
+        <w:t xml:space="preserve">Secções</w:t>
+      </w:r>
+    </w:p>
+    <w:p>
+      <w:pPr>
+        <w:pStyle w:val="FirstParagraph"/>
+      </w:pPr>
+      <w:r>
+        <w:t xml:space="preserve">• Direito de acesso 4, 12.2, 19 • Aviso de práticas de privacidade</w:t>
+      </w:r>
+      <w:r>
+        <w:t xml:space="preserve"> </w:t>
+      </w:r>
+      <w:r>
+        <w:t xml:space="preserve">□ Ferramentas de código aberto 5.2, 20</w:t>
+      </w:r>
+      <w:r>
+        <w:t xml:space="preserve"> </w:t>
+      </w:r>
+      <w:r>
+        <w:t xml:space="preserve">6 , 12.1 , Parte 2 , 10 ,</w:t>
+      </w:r>
+      <w:r>
+        <w:t xml:space="preserve"> </w:t>
+      </w:r>
+      <w:r>
+        <w:t xml:space="preserve">• Autorização • 3.3, 12,2</w:t>
+      </w:r>
+      <w:r>
+        <w:t xml:space="preserve"> </w:t>
+      </w:r>
+      <w:r>
+        <w:t xml:space="preserve">□ Violação □ 8, 12.3, 19.3 □ Salvaguardas físicas</w:t>
+      </w:r>
+      <w:r>
+        <w:t xml:space="preserve"> </w:t>
+      </w:r>
+      <w:r>
+        <w:t xml:space="preserve">Associação de empresas .. 2.2, 9, 19.4 .</w:t>
+      </w:r>
+      <w:r>
+        <w:t xml:space="preserve"> </w:t>
+      </w:r>
+      <w:r>
+        <w:t xml:space="preserve">De-identificação 2.4, 3.5</w:t>
+      </w:r>
+      <w:r>
+        <w:t xml:space="preserve"> </w:t>
+      </w:r>
+      <w:r>
+        <w:t xml:space="preserve">Análise de risco</w:t>
+      </w:r>
+      <w:r>
+        <w:t xml:space="preserve"> </w:t>
+      </w:r>
+      <w:r>
+        <w:t xml:space="preserve">• Execução □ 11, 12, 4 • Incidente de segurança</w:t>
+      </w:r>
+      <w:r>
+        <w:t xml:space="preserve"> </w:t>
+      </w:r>
+      <w:r>
+        <w:t xml:space="preserve">Artigo 1.o</w:t>
+      </w:r>
+      <w:r>
+        <w:t xml:space="preserve"> </w:t>
+      </w:r>
+      <w:r>
+        <w:t xml:space="preserve">• Direitos individuais • 4 • salvaguardas técnicas</w:t>
+      </w:r>
+      <w:r>
+        <w:t xml:space="preserve"> </w:t>
+      </w:r>
+      <w:r>
+        <w:t xml:space="preserve">• Analista júnior ; 14 , 16–18</w:t>
+      </w:r>
+      <w:r>
+        <w:t xml:space="preserve"> </w:t>
+      </w:r>
+      <w:r>
+        <w:t xml:space="preserve">• Mínimo de necessidade • 3.4, 12,2 • Formação da força de trabalho • 6, 12.1</w:t>
+      </w:r>
+    </w:p>
+    <w:bookmarkEnd w:id="159"/>
+    <w:bookmarkEnd w:id="160"/>
+    <w:bookmarkStart w:id="175" w:name="referências-oficiais-e-estudo-adicional"/>
+    <w:p>
+      <w:pPr>
+        <w:pStyle w:val="Heading1"/>
+      </w:pPr>
+      <w:r>
+        <w:t xml:space="preserve">22. Referências Oficiais e Estudo Adicional</w:t>
+      </w:r>
+    </w:p>
+    <w:p>
+      <w:pPr>
+        <w:numPr>
+          <w:ilvl w:val="0"/>
+          <w:numId w:val="1061"/>
+        </w:numPr>
+        <w:pStyle w:val="Compact"/>
+      </w:pPr>
+      <w:r>
+        <w:t xml:space="preserve">Lei atual do governo, orientação, ferramentas e documentação oficial do projeto usada para verificação.*</w:t>
+      </w:r>
+    </w:p>
+    <w:p>
+      <w:pPr>
+        <w:pStyle w:val="FirstParagraph"/>
+      </w:pPr>
+      <w:hyperlink r:id="rId161">
+        <w:r>
+          <w:rPr>
+            <w:rStyle w:val="Hyperlink"/>
+          </w:rPr>
+          <w:t xml:space="preserve">eCFR — 45 CFR Parte 160</w:t>
+        </w:r>
+      </w:hyperlink>
+    </w:p>
+    <w:p>
+      <w:pPr>
+        <w:pStyle w:val="BodyText"/>
+      </w:pPr>
+      <w:hyperlink r:id="rId162">
+        <w:r>
+          <w:rPr>
+            <w:rStyle w:val="Hyperlink"/>
+          </w:rPr>
+          <w:t xml:space="preserve">eCFR — 45 CFR Parte 164</w:t>
+        </w:r>
+      </w:hyperlink>
+    </w:p>
+    <w:p>
+      <w:pPr>
+        <w:pStyle w:val="BodyText"/>
+      </w:pPr>
+      <w:hyperlink r:id="rId163">
+        <w:r>
+          <w:rPr>
+            <w:rStyle w:val="Hyperlink"/>
+          </w:rPr>
+          <w:t xml:space="preserve">HHS — HIPAA para Profissionais</w:t>
+        </w:r>
+      </w:hyperlink>
+    </w:p>
+    <w:p>
+      <w:pPr>
+        <w:pStyle w:val="BodyText"/>
+      </w:pPr>
+      <w:hyperlink r:id="rId164">
+        <w:r>
+          <w:rPr>
+            <w:rStyle w:val="Hyperlink"/>
+          </w:rPr>
+          <w:t xml:space="preserve">HHS — Regra de privacidade</w:t>
+        </w:r>
+      </w:hyperlink>
+    </w:p>
+    <w:p>
+      <w:pPr>
+        <w:pStyle w:val="BodyText"/>
+      </w:pPr>
+      <w:hyperlink r:id="rId165">
+        <w:r>
+          <w:rPr>
+            <w:rStyle w:val="Hyperlink"/>
+          </w:rPr>
+          <w:t xml:space="preserve">HHS — Regra de segurança</w:t>
+        </w:r>
+      </w:hyperlink>
+    </w:p>
+    <w:p>
+      <w:pPr>
+        <w:pStyle w:val="BodyText"/>
+      </w:pPr>
+      <w:hyperlink r:id="rId166">
+        <w:r>
+          <w:rPr>
+            <w:rStyle w:val="Hyperlink"/>
+          </w:rPr>
+          <w:t xml:space="preserve">HHS — Regra de notificação de violação</w:t>
+        </w:r>
+      </w:hyperlink>
+    </w:p>
+    <w:p>
+      <w:pPr>
+        <w:pStyle w:val="BodyText"/>
+      </w:pPr>
+      <w:hyperlink r:id="rId167">
+        <w:r>
+          <w:rPr>
+            <w:rStyle w:val="Hyperlink"/>
+          </w:rPr>
+          <w:t xml:space="preserve">HHS — Orientação para a Análise de Riscos</w:t>
+        </w:r>
+      </w:hyperlink>
+    </w:p>
+    <w:p>
+      <w:pPr>
+        <w:pStyle w:val="BodyText"/>
+      </w:pPr>
+      <w:hyperlink r:id="rId168">
+        <w:r>
+          <w:rPr>
+            <w:rStyle w:val="Hyperlink"/>
+          </w:rPr>
+          <w:t xml:space="preserve">HHS — Protocolo de auditoria HIPAA</w:t>
+        </w:r>
+      </w:hyperlink>
+    </w:p>
+    <w:p>
+      <w:pPr>
+        <w:pStyle w:val="BodyText"/>
+      </w:pPr>
+      <w:hyperlink r:id="rId169">
+        <w:r>
+          <w:rPr>
+            <w:rStyle w:val="Hyperlink"/>
+          </w:rPr>
+          <w:t xml:space="preserve">HHS — Provisões para acordos associados às empresas</w:t>
+        </w:r>
+      </w:hyperlink>
+    </w:p>
+    <w:p>
+      <w:pPr>
+        <w:pStyle w:val="BodyText"/>
+      </w:pPr>
+      <w:hyperlink r:id="rId170">
+        <w:r>
+          <w:rPr>
+            <w:rStyle w:val="Hyperlink"/>
+          </w:rPr>
+          <w:t xml:space="preserve">HHS — 42 CFR Parte 2</w:t>
+        </w:r>
+      </w:hyperlink>
+    </w:p>
+    <w:p>
+      <w:pPr>
+        <w:pStyle w:val="BodyText"/>
+      </w:pPr>
+      <w:hyperlink r:id="rId171">
+        <w:r>
+          <w:rPr>
+            <w:rStyle w:val="Hyperlink"/>
+          </w:rPr>
+          <w:t xml:space="preserve">HHS — Estado da regra da saúde reprodutiva</w:t>
+        </w:r>
+      </w:hyperlink>
+    </w:p>
+    <w:p>
+      <w:pPr>
+        <w:pStyle w:val="BodyText"/>
+      </w:pPr>
+      <w:hyperlink r:id="rId172">
+        <w:r>
+          <w:rPr>
+            <w:rStyle w:val="Hyperlink"/>
+          </w:rPr>
+          <w:t xml:space="preserve">HHS — Regra de segurança NRM</w:t>
+        </w:r>
+      </w:hyperlink>
+    </w:p>
+    <w:p>
+      <w:pPr>
+        <w:pStyle w:val="BodyText"/>
+      </w:pPr>
+      <w:hyperlink r:id="rId173">
+        <w:r>
+          <w:rPr>
+            <w:rStyle w:val="Hyperlink"/>
+          </w:rPr>
+          <w:t xml:space="preserve">NIST SP 800-66 Rev. 2</w:t>
+        </w:r>
+      </w:hyperlink>
+    </w:p>
+    <w:p>
+      <w:pPr>
+        <w:pStyle w:val="BodyText"/>
+      </w:pPr>
+      <w:hyperlink r:id="rId127">
+        <w:r>
+          <w:rPr>
+            <w:rStyle w:val="Hyperlink"/>
+          </w:rPr>
+          <w:t xml:space="preserve">HealthIT.gov — Ferramenta de Avaliação do Risco de Segurança</w:t>
+        </w:r>
+      </w:hyperlink>
+    </w:p>
+    <w:p>
+      <w:pPr>
+        <w:pStyle w:val="BodyText"/>
+      </w:pPr>
+      <w:hyperlink r:id="rId174">
+        <w:r>
+          <w:rPr>
+            <w:rStyle w:val="Hyperlink"/>
+          </w:rPr>
+          <w:t xml:space="preserve">Documentação do Assistente CISO</w:t>
+        </w:r>
+      </w:hyperlink>
+    </w:p>
+    <w:p>
+      <w:pPr>
+        <w:pStyle w:val="BodyText"/>
+      </w:pPr>
+      <w:hyperlink r:id="rId97">
+        <w:r>
+          <w:rPr>
+            <w:rStyle w:val="Hyperlink"/>
+          </w:rPr>
+          <w:t xml:space="preserve">Documentação wazuh</w:t>
+        </w:r>
+      </w:hyperlink>
+    </w:p>
+    <w:p>
+      <w:pPr>
+        <w:pStyle w:val="BodyText"/>
+      </w:pPr>
+      <w:hyperlink r:id="rId99">
+        <w:r>
+          <w:rPr>
+            <w:rStyle w:val="Hyperlink"/>
+          </w:rPr>
+          <w:t xml:space="preserve">Documentação OpenSCAP</w:t>
+        </w:r>
+      </w:hyperlink>
+    </w:p>
+    <w:p>
+      <w:pPr>
+        <w:pStyle w:val="BodyText"/>
+      </w:pPr>
+      <w:hyperlink r:id="rId103">
+        <w:r>
+          <w:rPr>
+            <w:rStyle w:val="Hyperlink"/>
+          </w:rPr>
+          <w:t xml:space="preserve">Documentação da edição comunitária de Greenbone</w:t>
+        </w:r>
+      </w:hyperlink>
+    </w:p>
+    <w:p>
+      <w:pPr>
+        <w:pStyle w:val="BodyText"/>
+      </w:pPr>
+      <w:hyperlink r:id="rId106">
+        <w:r>
+          <w:rPr>
+            <w:rStyle w:val="Hyperlink"/>
+          </w:rPr>
+          <w:t xml:space="preserve">documentação de osquery</w:t>
+        </w:r>
+      </w:hyperlink>
+    </w:p>
+    <w:p>
+      <w:pPr>
+        <w:pStyle w:val="BodyText"/>
+      </w:pPr>
+      <w:hyperlink r:id="rId109">
+        <w:r>
+          <w:rPr>
+            <w:rStyle w:val="Hyperlink"/>
+          </w:rPr>
+          <w:t xml:space="preserve">Documentação trivy</w:t>
+        </w:r>
+      </w:hyperlink>
+    </w:p>
+    <w:p>
+      <w:pPr>
+        <w:pStyle w:val="BodyText"/>
+      </w:pPr>
+      <w:hyperlink r:id="rId112">
+        <w:r>
+          <w:rPr>
+            <w:rStyle w:val="Hyperlink"/>
+          </w:rPr>
+          <w:t xml:space="preserve">OWASP documentação ZAP</w:t>
+        </w:r>
+      </w:hyperlink>
+    </w:p>
+    <w:p>
+      <w:pPr>
+        <w:pStyle w:val="BodyText"/>
+      </w:pPr>
+      <w:hyperlink r:id="rId115">
+        <w:r>
+          <w:rPr>
+            <w:rStyle w:val="Hyperlink"/>
+          </w:rPr>
+          <w:t xml:space="preserve">Documentação do keycloak</w:t>
+        </w:r>
+      </w:hyperlink>
+    </w:p>
+    <w:p>
+      <w:pPr>
+        <w:pStyle w:val="BodyText"/>
+      </w:pPr>
+      <w:hyperlink r:id="rId118">
+        <w:r>
+          <w:rPr>
+            <w:rStyle w:val="Hyperlink"/>
+          </w:rPr>
+          <w:t xml:space="preserve">DefectDojo documentation</w:t>
+        </w:r>
+      </w:hyperlink>
+    </w:p>
+    <w:p>
+      <w:pPr>
+        <w:pStyle w:val="BodyText"/>
+      </w:pPr>
+      <w:hyperlink r:id="rId121">
+        <w:r>
+          <w:rPr>
+            <w:rStyle w:val="Hyperlink"/>
+          </w:rPr>
+          <w:t xml:space="preserve">Documentação do Velociraptor</w:t>
+        </w:r>
+      </w:hyperlink>
+    </w:p>
+    <w:p>
+      <w:pPr>
+        <w:pStyle w:val="BodyText"/>
+      </w:pPr>
+      <w:hyperlink r:id="rId124">
+        <w:r>
+          <w:rPr>
+            <w:rStyle w:val="Hyperlink"/>
+          </w:rPr>
+          <w:t xml:space="preserve">Documentação do agente de política aberta</w:t>
+        </w:r>
+      </w:hyperlink>
+    </w:p>
+    <w:p>
+      <w:pPr>
+        <w:pStyle w:val="BodyText"/>
+      </w:pPr>
+      <w:r>
+        <w:rPr>
           <w:bCs/>
-        </w:rPr>
-        <w:t xml:space="preserve"> </w:t>
-      </w:r>
-      <w:r>
-        <w:t xml:space="preserve"> </w:t>
-      </w:r>
-      <w:r>
-        <w:t xml:space="preserve">Categorias principais para uso e divulgação de IPH permitidos segundo a regra.</w:t>
-      </w:r>
-    </w:p>
-    <w:p>
-      <w:pPr>
-        <w:pStyle w:val="BodyText"/>
-      </w:pPr>
-      <w:r>
-        <w:t xml:space="preserve">** PHI não seguro.** PHI não tornou inutilizável, ilegível ou indecifrável através de tecnologia ou metodologia especificada pelo HHS.</w:t>
-      </w:r>
-    </w:p>
-    <w:bookmarkEnd w:id="147"/>
-    <w:bookmarkStart w:id="149" w:name="índice-de-assuntos"/>
-    <w:p>
-      <w:pPr>
-        <w:pStyle w:val="Heading1"/>
-      </w:pPr>
-      <w:r>
-        <w:t xml:space="preserve">21. Índice de assuntos</w:t>
-      </w:r>
-    </w:p>
-    <w:p>
-      <w:pPr>
-        <w:pStyle w:val="Compact"/>
-        <w:numPr>
-          <w:ilvl w:val="0"/>
-          <w:numId w:val="1060"/>
-        </w:numPr>
-      </w:pPr>
-      <w:r>
-        <w:t xml:space="preserve">Um guia alfabético para tópicos principais. As referências apontam para seções para que o índice permaneça útil após a edição.*</w:t>
-      </w:r>
-    </w:p>
-    <w:bookmarkStart w:id="148" w:name="secções"/>
-    <w:p>
-      <w:pPr>
-        <w:pStyle w:val="Heading2"/>
-      </w:pPr>
-      <w:r>
-        <w:t xml:space="preserve">Secções</w:t>
-      </w:r>
-    </w:p>
-    <w:p>
-      <w:pPr>
-        <w:pStyle w:val="FirstParagraph"/>
-      </w:pPr>
-      <w:r>
-        <w:t xml:space="preserve">• Direito de acesso 4, 12.2, 19 • Aviso de práticas de privacidade</w:t>
-      </w:r>
-      <w:r>
-        <w:t xml:space="preserve"> </w:t>
-      </w:r>
-      <w:r>
-        <w:t xml:space="preserve">□ Ferramentas de código aberto 5.2, 20</w:t>
-      </w:r>
-      <w:r>
-        <w:t xml:space="preserve"> </w:t>
-      </w:r>
-      <w:r>
-        <w:t xml:space="preserve">6 , 12.1 , Parte 2 , 10 ,</w:t>
-      </w:r>
-      <w:r>
-        <w:t xml:space="preserve"> </w:t>
-      </w:r>
-      <w:r>
-        <w:t xml:space="preserve">• Autorização • 3.3, 12,2</w:t>
-      </w:r>
-      <w:r>
-        <w:t xml:space="preserve"> </w:t>
-      </w:r>
-      <w:r>
-        <w:t xml:space="preserve">□ Violação □ 8, 12.3, 19.3 □ Salvaguardas físicas</w:t>
-      </w:r>
-      <w:r>
-        <w:t xml:space="preserve"> </w:t>
-      </w:r>
-      <w:r>
-        <w:t xml:space="preserve">Associação de empresas .. 2.2, 9, 19.4 .</w:t>
-      </w:r>
-      <w:r>
-        <w:t xml:space="preserve"> </w:t>
-      </w:r>
-      <w:r>
-        <w:t xml:space="preserve">De-identificação 2.4, 3.5</w:t>
-      </w:r>
-      <w:r>
-        <w:t xml:space="preserve"> </w:t>
-      </w:r>
-      <w:r>
-        <w:t xml:space="preserve">Análise de risco</w:t>
-      </w:r>
-      <w:r>
-        <w:t xml:space="preserve"> </w:t>
-      </w:r>
-      <w:r>
-        <w:t xml:space="preserve">• Execução □ 11, 12, 4 • Incidente de segurança</w:t>
-      </w:r>
-      <w:r>
-        <w:t xml:space="preserve"> </w:t>
-      </w:r>
-      <w:r>
-        <w:t xml:space="preserve">Artigo 1.o</w:t>
-      </w:r>
-      <w:r>
-        <w:t xml:space="preserve"> </w:t>
-      </w:r>
-      <w:r>
-        <w:t xml:space="preserve">• Direitos individuais • 4 • salvaguardas técnicas</w:t>
-      </w:r>
-      <w:r>
-        <w:t xml:space="preserve"> </w:t>
-      </w:r>
-      <w:r>
-        <w:t xml:space="preserve">• Analista júnior ; 14 , 16–18</w:t>
-      </w:r>
-      <w:r>
-        <w:t xml:space="preserve"> </w:t>
-      </w:r>
-      <w:r>
-        <w:t xml:space="preserve">• Mínimo de necessidade • 3.4, 12,2 • Formação da força de trabalho • 6, 12.1</w:t>
-      </w:r>
-    </w:p>
-    <w:bookmarkEnd w:id="148"/>
-    <w:bookmarkEnd w:id="149"/>
-    <w:bookmarkStart w:id="164" w:name="referências-oficiais-e-estudo-adicional"/>
-    <w:p>
-      <w:pPr>
-        <w:pStyle w:val="Heading1"/>
-      </w:pPr>
-      <w:r>
-        <w:t xml:space="preserve">22. Referências Oficiais e Estudo Adicional</w:t>
-      </w:r>
-    </w:p>
-    <w:p>
-      <w:pPr>
-        <w:pStyle w:val="Compact"/>
-        <w:numPr>
-          <w:ilvl w:val="0"/>
-          <w:numId w:val="1061"/>
-        </w:numPr>
-      </w:pPr>
-      <w:r>
-        <w:t xml:space="preserve">Lei atual do governo, orientação, ferramentas e documentação oficial do projeto usada para verificação.*</w:t>
-      </w:r>
-    </w:p>
-    <w:p>
-      <w:pPr>
-        <w:pStyle w:val="FirstParagraph"/>
-      </w:pPr>
-      <w:hyperlink r:id="rId150">
-        <w:r>
-          <w:rPr>
-            <w:rStyle w:val="Hyperlink"/>
-          </w:rPr>
-          <w:t xml:space="preserve">eCFR — 45 CFR Parte 160</w:t>
-        </w:r>
-      </w:hyperlink>
-    </w:p>
-    <w:p>
-      <w:pPr>
-        <w:pStyle w:val="BodyText"/>
-      </w:pPr>
-      <w:hyperlink r:id="rId151">
-        <w:r>
-          <w:rPr>
-            <w:rStyle w:val="Hyperlink"/>
-          </w:rPr>
-          <w:t xml:space="preserve">eCFR — 45 CFR Parte 164</w:t>
-        </w:r>
-      </w:hyperlink>
-    </w:p>
-    <w:p>
-      <w:pPr>
-        <w:pStyle w:val="BodyText"/>
-      </w:pPr>
-      <w:hyperlink r:id="rId152">
-        <w:r>
-          <w:rPr>
-            <w:rStyle w:val="Hyperlink"/>
-          </w:rPr>
-          <w:t xml:space="preserve">HHS — HIPAA para Profissionais</w:t>
-        </w:r>
-      </w:hyperlink>
-    </w:p>
-    <w:p>
-      <w:pPr>
-        <w:pStyle w:val="BodyText"/>
-      </w:pPr>
-      <w:hyperlink r:id="rId153">
-        <w:r>
-          <w:rPr>
-            <w:rStyle w:val="Hyperlink"/>
-          </w:rPr>
-          <w:t xml:space="preserve">HHS — Regra de privacidade</w:t>
-        </w:r>
-      </w:hyperlink>
-    </w:p>
-    <w:p>
-      <w:pPr>
-        <w:pStyle w:val="BodyText"/>
-      </w:pPr>
-      <w:hyperlink r:id="rId154">
-        <w:r>
-          <w:rPr>
-            <w:rStyle w:val="Hyperlink"/>
-          </w:rPr>
-          <w:t xml:space="preserve">HHS — Regra de segurança</w:t>
-        </w:r>
-      </w:hyperlink>
-    </w:p>
-    <w:p>
-      <w:pPr>
-        <w:pStyle w:val="BodyText"/>
-      </w:pPr>
-      <w:hyperlink r:id="rId155">
-        <w:r>
-          <w:rPr>
-            <w:rStyle w:val="Hyperlink"/>
-          </w:rPr>
-          <w:t xml:space="preserve">HHS — Regra de notificação de violação</w:t>
-        </w:r>
-      </w:hyperlink>
-    </w:p>
-    <w:p>
-      <w:pPr>
-        <w:pStyle w:val="BodyText"/>
-      </w:pPr>
-      <w:hyperlink r:id="rId156">
-        <w:r>
-          <w:rPr>
-            <w:rStyle w:val="Hyperlink"/>
-          </w:rPr>
-          <w:t xml:space="preserve">HHS — Orientação para a Análise de Riscos</w:t>
-        </w:r>
-      </w:hyperlink>
-    </w:p>
-    <w:p>
-      <w:pPr>
-        <w:pStyle w:val="BodyText"/>
-      </w:pPr>
-      <w:hyperlink r:id="rId157">
-        <w:r>
-          <w:rPr>
-            <w:rStyle w:val="Hyperlink"/>
-          </w:rPr>
-          <w:t xml:space="preserve">HHS — Protocolo de auditoria HIPAA</w:t>
-        </w:r>
-      </w:hyperlink>
-    </w:p>
-    <w:p>
-      <w:pPr>
-        <w:pStyle w:val="BodyText"/>
-      </w:pPr>
-      <w:hyperlink r:id="rId158">
-        <w:r>
-          <w:rPr>
-            <w:rStyle w:val="Hyperlink"/>
-          </w:rPr>
-          <w:t xml:space="preserve">HHS — Provisões para acordos associados às empresas</w:t>
-        </w:r>
-      </w:hyperlink>
-    </w:p>
-    <w:p>
-      <w:pPr>
-        <w:pStyle w:val="BodyText"/>
-      </w:pPr>
-      <w:hyperlink r:id="rId159">
-        <w:r>
-          <w:rPr>
-            <w:rStyle w:val="Hyperlink"/>
-          </w:rPr>
-          <w:t xml:space="preserve">HHS — 42 CFR Parte 2</w:t>
-        </w:r>
-      </w:hyperlink>
-    </w:p>
-    <w:p>
-      <w:pPr>
-        <w:pStyle w:val="BodyText"/>
-      </w:pPr>
-      <w:hyperlink r:id="rId160">
-        <w:r>
-          <w:rPr>
-            <w:rStyle w:val="Hyperlink"/>
-          </w:rPr>
-          <w:t xml:space="preserve">HHS — Estado da regra da saúde reprodutiva</w:t>
-        </w:r>
-      </w:hyperlink>
-    </w:p>
-    <w:p>
-      <w:pPr>
-        <w:pStyle w:val="BodyText"/>
-      </w:pPr>
-      <w:hyperlink r:id="rId161">
-        <w:r>
-          <w:rPr>
-            <w:rStyle w:val="Hyperlink"/>
-          </w:rPr>
-          <w:t xml:space="preserve">HHS — Regra de segurança NRM</w:t>
-        </w:r>
-      </w:hyperlink>
-    </w:p>
-    <w:p>
-      <w:pPr>
-        <w:pStyle w:val="BodyText"/>
-      </w:pPr>
-      <w:hyperlink r:id="rId162">
-        <w:r>
-          <w:rPr>
-            <w:rStyle w:val="Hyperlink"/>
-          </w:rPr>
-          <w:t xml:space="preserve">NIST SP 800-66 Rev. 2</w:t>
-        </w:r>
-      </w:hyperlink>
-    </w:p>
-    <w:p>
-      <w:pPr>
-        <w:pStyle w:val="BodyText"/>
-      </w:pPr>
-      <w:hyperlink r:id="rId116">
-        <w:r>
-          <w:rPr>
-            <w:rStyle w:val="Hyperlink"/>
-          </w:rPr>
-          <w:t xml:space="preserve">HealthIT.gov — Ferramenta de Avaliação do Risco de Segurança</w:t>
-        </w:r>
-      </w:hyperlink>
-    </w:p>
-    <w:p>
-      <w:pPr>
-        <w:pStyle w:val="BodyText"/>
-      </w:pPr>
-      <w:hyperlink r:id="rId163">
-        <w:r>
-          <w:rPr>
-            <w:rStyle w:val="Hyperlink"/>
-          </w:rPr>
-          <w:t xml:space="preserve">Documentação do Assistente CISO</w:t>
-        </w:r>
-      </w:hyperlink>
-    </w:p>
-    <w:p>
-      <w:pPr>
-        <w:pStyle w:val="BodyText"/>
-      </w:pPr>
-      <w:hyperlink r:id="rId86">
-        <w:r>
-          <w:rPr>
-            <w:rStyle w:val="Hyperlink"/>
-          </w:rPr>
-          <w:t xml:space="preserve">Documentação wazuh</w:t>
-        </w:r>
-      </w:hyperlink>
-    </w:p>
-    <w:p>
-      <w:pPr>
-        <w:pStyle w:val="BodyText"/>
-      </w:pPr>
-      <w:hyperlink r:id="rId88">
-        <w:r>
-          <w:rPr>
-            <w:rStyle w:val="Hyperlink"/>
-          </w:rPr>
-          <w:t xml:space="preserve">Documentação OpenSCAP</w:t>
-        </w:r>
-      </w:hyperlink>
-    </w:p>
-    <w:p>
-      <w:pPr>
-        <w:pStyle w:val="BodyText"/>
-      </w:pPr>
-      <w:hyperlink r:id="rId92">
-        <w:r>
-          <w:rPr>
-            <w:rStyle w:val="Hyperlink"/>
-          </w:rPr>
-          <w:t xml:space="preserve">Documentação da edição comunitária de Greenbone</w:t>
-        </w:r>
-      </w:hyperlink>
-    </w:p>
-    <w:p>
-      <w:pPr>
-        <w:pStyle w:val="BodyText"/>
-      </w:pPr>
-      <w:hyperlink r:id="rId95">
-        <w:r>
-          <w:rPr>
-            <w:rStyle w:val="Hyperlink"/>
-          </w:rPr>
-          <w:t xml:space="preserve">documentação de osquery</w:t>
-        </w:r>
-      </w:hyperlink>
-    </w:p>
-    <w:p>
-      <w:pPr>
-        <w:pStyle w:val="BodyText"/>
-      </w:pPr>
-      <w:hyperlink r:id="rId98">
-        <w:r>
-          <w:rPr>
-            <w:rStyle w:val="Hyperlink"/>
-          </w:rPr>
-          <w:t xml:space="preserve">Documentação trivy</w:t>
-        </w:r>
-      </w:hyperlink>
-    </w:p>
-    <w:p>
-      <w:pPr>
-        <w:pStyle w:val="BodyText"/>
-      </w:pPr>
-      <w:hyperlink r:id="rId101">
-        <w:r>
-          <w:rPr>
-            <w:rStyle w:val="Hyperlink"/>
-          </w:rPr>
-          <w:t xml:space="preserve">OWASP documentação ZAP</w:t>
-        </w:r>
-      </w:hyperlink>
-    </w:p>
-    <w:p>
-      <w:pPr>
-        <w:pStyle w:val="BodyText"/>
-      </w:pPr>
-      <w:hyperlink r:id="rId104">
-        <w:r>
-          <w:rPr>
-            <w:rStyle w:val="Hyperlink"/>
-          </w:rPr>
-          <w:t xml:space="preserve">Documentação do keycloak</w:t>
-        </w:r>
-      </w:hyperlink>
-    </w:p>
-    <w:p>
-      <w:pPr>
-        <w:pStyle w:val="BodyText"/>
-      </w:pPr>
-      <w:hyperlink r:id="rId107">
-        <w:r>
-          <w:rPr>
-            <w:rStyle w:val="Hyperlink"/>
-          </w:rPr>
-          <w:t xml:space="preserve">DefectDojo documentation</w:t>
-        </w:r>
-      </w:hyperlink>
-    </w:p>
-    <w:p>
-      <w:pPr>
-        <w:pStyle w:val="BodyText"/>
-      </w:pPr>
-      <w:hyperlink r:id="rId110">
-        <w:r>
-          <w:rPr>
-            <w:rStyle w:val="Hyperlink"/>
-          </w:rPr>
-          <w:t xml:space="preserve">Documentação do Velociraptor</w:t>
-        </w:r>
-      </w:hyperlink>
-    </w:p>
-    <w:p>
-      <w:pPr>
-        <w:pStyle w:val="BodyText"/>
-      </w:pPr>
-      <w:hyperlink r:id="rId113">
-        <w:r>
-          <w:rPr>
-            <w:rStyle w:val="Hyperlink"/>
-          </w:rPr>
-          <w:t xml:space="preserve">Documentação do agente de política aberta</w:t>
-        </w:r>
-      </w:hyperlink>
-    </w:p>
-    <w:p>
-      <w:pPr>
-        <w:pStyle w:val="BodyText"/>
-      </w:pPr>
-      <w:r>
-        <w:rPr>
           <w:b/>
-          <w:bCs/>
         </w:rPr>
         <w:t xml:space="preserve">Lembrança final:</w:t>
       </w:r>
@@ -8537,12 +8537,8 @@
         <w:t xml:space="preserve">O que é que se passa?</w:t>
       </w:r>
     </w:p>
-    <w:bookmarkEnd w:id="164"/>
-    <w:sectPr>
-      <w:footnotePr>
-        <w:numRestart w:val="eachSect"/>
-      </w:footnotePr>
-    </w:sectPr>
+    <w:bookmarkEnd w:id="175"/>
+    <w:sectPr/>
   </w:body>
 </w:document>
 </file>
@@ -8573,14 +8569,14 @@
 <file path=word/numbering.xml><?xml version="1.0" encoding="utf-8"?>
 <w:numbering xmlns:w="http://schemas.openxmlformats.org/wordprocessingml/2006/main">
   <w:abstractNum w:abstractNumId="990">
-    <w:nsid w:val="0000A990"/>
+    <w:nsid w:val="A990"/>
     <w:multiLevelType w:val="multilevel"/>
     <w:lvl w:ilvl="0">
       <w:numFmt w:val="bullet"/>
       <w:lvlText w:val=" "/>
       <w:lvlJc w:val="left"/>
       <w:pPr>
-        <w:ind w:left="720" w:hanging="360"/>
+        <w:ind w:left="720" w:hanging="480"/>
       </w:pPr>
     </w:lvl>
     <w:lvl w:ilvl="1">
@@ -8588,7 +8584,7 @@
       <w:lvlText w:val=" "/>
       <w:lvlJc w:val="left"/>
       <w:pPr>
-        <w:ind w:left="1440" w:hanging="360"/>
+        <w:ind w:left="1440" w:hanging="480"/>
       </w:pPr>
     </w:lvl>
     <w:lvl w:ilvl="2">
@@ -8596,7 +8592,7 @@
       <w:lvlText w:val=" "/>
       <w:lvlJc w:val="left"/>
       <w:pPr>
-        <w:ind w:left="2160" w:hanging="360"/>
+        <w:ind w:left="2160" w:hanging="480"/>
       </w:pPr>
     </w:lvl>
     <w:lvl w:ilvl="3">
@@ -8604,7 +8600,7 @@
       <w:lvlText w:val=" "/>
       <w:lvlJc w:val="left"/>
       <w:pPr>
-        <w:ind w:left="2880" w:hanging="360"/>
+        <w:ind w:left="2880" w:hanging="480"/>
       </w:pPr>
     </w:lvl>
     <w:lvl w:ilvl="4">
@@ -8612,7 +8608,7 @@
       <w:lvlText w:val=" "/>
       <w:lvlJc w:val="left"/>
       <w:pPr>
-        <w:ind w:left="3600" w:hanging="360"/>
+        <w:ind w:left="3600" w:hanging="480"/>
       </w:pPr>
     </w:lvl>
     <w:lvl w:ilvl="5">
@@ -8620,7 +8616,7 @@
       <w:lvlText w:val=" "/>
       <w:lvlJc w:val="left"/>
       <w:pPr>
-        <w:ind w:left="4320" w:hanging="360"/>
+        <w:ind w:left="4320" w:hanging="480"/>
       </w:pPr>
     </w:lvl>
     <w:lvl w:ilvl="6">
@@ -8628,7 +8624,7 @@
       <w:lvlText w:val=" "/>
       <w:lvlJc w:val="left"/>
       <w:pPr>
-        <w:ind w:left="5040" w:hanging="360"/>
+        <w:ind w:left="5040" w:hanging="480"/>
       </w:pPr>
     </w:lvl>
     <w:lvl w:ilvl="7">
@@ -8636,7 +8632,7 @@
       <w:lvlText w:val=" "/>
       <w:lvlJc w:val="left"/>
       <w:pPr>
-        <w:ind w:left="5760" w:hanging="360"/>
+        <w:ind w:left="5760" w:hanging="480"/>
       </w:pPr>
     </w:lvl>
     <w:lvl w:ilvl="8">
@@ -8644,115 +8640,88 @@
       <w:lvlText w:val=" "/>
       <w:lvlJc w:val="left"/>
       <w:pPr>
-        <w:ind w:left="6480" w:hanging="360"/>
+        <w:ind w:left="6480" w:hanging="480"/>
       </w:pPr>
     </w:lvl>
   </w:abstractNum>
   <w:abstractNum w:abstractNumId="991">
-    <w:nsid w:val="0000A991"/>
+    <w:nsid w:val="A991"/>
     <w:multiLevelType w:val="multilevel"/>
     <w:lvl w:ilvl="0">
       <w:numFmt w:val="bullet"/>
-      <w:lvlText w:val=""/>
+      <w:lvlText w:val="•"/>
       <w:lvlJc w:val="left"/>
       <w:pPr>
-        <w:ind w:left="720" w:hanging="360"/>
-      </w:pPr>
-      <w:rPr>
-        <w:rFonts w:ascii="Symbol" w:hAnsi="Symbol" w:cs="Symbol" w:hint="default"/>
-      </w:rPr>
+        <w:ind w:left="720" w:hanging="480"/>
+      </w:pPr>
     </w:lvl>
     <w:lvl w:ilvl="1">
       <w:numFmt w:val="bullet"/>
-      <w:lvlText w:val="o"/>
+      <w:lvlText w:val="–"/>
       <w:lvlJc w:val="left"/>
       <w:pPr>
-        <w:ind w:left="1440" w:hanging="360"/>
-      </w:pPr>
-      <w:rPr>
-        <w:rFonts w:ascii="Courier New" w:hAnsi="Courier New" w:cs="Courier New" w:hint="default"/>
-      </w:rPr>
+        <w:ind w:left="1440" w:hanging="480"/>
+      </w:pPr>
     </w:lvl>
     <w:lvl w:ilvl="2">
       <w:numFmt w:val="bullet"/>
-      <w:lvlText w:val=""/>
+      <w:lvlText w:val="•"/>
       <w:lvlJc w:val="left"/>
       <w:pPr>
-        <w:ind w:left="2160" w:hanging="360"/>
-      </w:pPr>
-      <w:rPr>
-        <w:rFonts w:ascii="Wingdings" w:hAnsi="Wingdings" w:cs="Wingdings" w:hint="default"/>
-      </w:rPr>
+        <w:ind w:left="2160" w:hanging="480"/>
+      </w:pPr>
     </w:lvl>
     <w:lvl w:ilvl="3">
       <w:numFmt w:val="bullet"/>
-      <w:lvlText w:val=""/>
+      <w:lvlText w:val="–"/>
       <w:lvlJc w:val="left"/>
       <w:pPr>
-        <w:ind w:left="2880" w:hanging="360"/>
-      </w:pPr>
-      <w:rPr>
-        <w:rFonts w:ascii="Symbol" w:hAnsi="Symbol" w:cs="Symbol" w:hint="default"/>
-      </w:rPr>
+        <w:ind w:left="2880" w:hanging="480"/>
+      </w:pPr>
     </w:lvl>
     <w:lvl w:ilvl="4">
       <w:numFmt w:val="bullet"/>
-      <w:lvlText w:val="o"/>
+      <w:lvlText w:val="•"/>
       <w:lvlJc w:val="left"/>
       <w:pPr>
-        <w:ind w:left="3600" w:hanging="360"/>
-      </w:pPr>
-      <w:rPr>
-        <w:rFonts w:ascii="Courier New" w:hAnsi="Courier New" w:cs="Courier New" w:hint="default"/>
-      </w:rPr>
+        <w:ind w:left="3600" w:hanging="480"/>
+      </w:pPr>
     </w:lvl>
     <w:lvl w:ilvl="5">
       <w:numFmt w:val="bullet"/>
-      <w:lvlText w:val=""/>
+      <w:lvlText w:val="–"/>
       <w:lvlJc w:val="left"/>
       <w:pPr>
-        <w:ind w:left="4320" w:hanging="360"/>
-      </w:pPr>
-      <w:rPr>
-        <w:rFonts w:ascii="Wingdings" w:hAnsi="Wingdings" w:cs="Wingdings" w:hint="default"/>
-      </w:rPr>
+        <w:ind w:left="4320" w:hanging="480"/>
+      </w:pPr>
     </w:lvl>
     <w:lvl w:ilvl="6">
       <w:numFmt w:val="bullet"/>
-      <w:lvlText w:val=""/>
+      <w:lvlText w:val="•"/>
       <w:lvlJc w:val="left"/>
       <w:pPr>
-        <w:ind w:left="5040" w:hanging="360"/>
-      </w:pPr>
-      <w:rPr>
-        <w:rFonts w:ascii="Symbol" w:hAnsi="Symbol" w:cs="Symbol" w:hint="default"/>
-      </w:rPr>
+        <w:ind w:left="5040" w:hanging="480"/>
+      </w:pPr>
     </w:lvl>
     <w:lvl w:ilvl="7">
       <w:numFmt w:val="bullet"/>
-      <w:lvlText w:val="o"/>
+      <w:lvlText w:val="–"/>
       <w:lvlJc w:val="left"/>
       <w:pPr>
-        <w:ind w:left="5760" w:hanging="360"/>
-      </w:pPr>
-      <w:rPr>
-        <w:rFonts w:ascii="Courier New" w:hAnsi="Courier New" w:cs="Courier New" w:hint="default"/>
-      </w:rPr>
+        <w:ind w:left="5760" w:hanging="480"/>
+      </w:pPr>
     </w:lvl>
     <w:lvl w:ilvl="8">
       <w:numFmt w:val="bullet"/>
-      <w:lvlText w:val=""/>
+      <w:lvlText w:val="•"/>
       <w:lvlJc w:val="left"/>
       <w:pPr>
-        <w:ind w:left="6480" w:hanging="360"/>
-      </w:pPr>
-      <w:rPr>
-        <w:rFonts w:ascii="Wingdings" w:hAnsi="Wingdings" w:cs="Wingdings" w:hint="default"/>
-      </w:rPr>
+        <w:ind w:left="6480" w:hanging="480"/>
+      </w:pPr>
     </w:lvl>
   </w:abstractNum>
   <w:abstractNum w:abstractNumId="99413">
-    <w:nsid w:val="00A99413"/>
+    <w:nsid w:val="A99413"/>
     <w:multiLevelType w:val="multilevel"/>
     <w:lvl w:ilvl="0">
       <w:start w:val="3"/>
@@ -8760,7 +8729,7 @@
       <w:lvlText w:val="%1."/>
       <w:lvlJc w:val="left"/>
       <w:pPr>
-        <w:ind w:left="720" w:hanging="360"/>
+        <w:ind w:left="720" w:hanging="480"/>
       </w:pPr>
     </w:lvl>
     <w:lvl w:ilvl="1">
@@ -8769,7 +8738,7 @@
       <w:lvlText w:val="%2."/>
       <w:lvlJc w:val="left"/>
       <w:pPr>
-        <w:ind w:left="1440" w:hanging="360"/>
+        <w:ind w:left="1440" w:hanging="480"/>
       </w:pPr>
     </w:lvl>
     <w:lvl w:ilvl="2">
@@ -8778,7 +8747,7 @@
       <w:lvlText w:val="%3."/>
       <w:lvlJc w:val="left"/>
       <w:pPr>
-        <w:ind w:left="2160" w:hanging="360"/>
+        <w:ind w:left="2160" w:hanging="480"/>
       </w:pPr>
     </w:lvl>
     <w:lvl w:ilvl="3">
@@ -8787,7 +8756,7 @@
       <w:lvlText w:val="%4."/>
       <w:lvlJc w:val="left"/>
       <w:pPr>
-        <w:ind w:left="2880" w:hanging="360"/>
+        <w:ind w:left="2880" w:hanging="480"/>
       </w:pPr>
     </w:lvl>
     <w:lvl w:ilvl="4">
@@ -8796,7 +8765,7 @@
       <w:lvlText w:val="%5."/>
       <w:lvlJc w:val="left"/>
       <w:pPr>
-        <w:ind w:left="3600" w:hanging="360"/>
+        <w:ind w:left="3600" w:hanging="480"/>
       </w:pPr>
     </w:lvl>
     <w:lvl w:ilvl="5">
@@ -8805,7 +8774,7 @@
       <w:lvlText w:val="%6."/>
       <w:lvlJc w:val="left"/>
       <w:pPr>
-        <w:ind w:left="4320" w:hanging="360"/>
+        <w:ind w:left="4320" w:hanging="480"/>
       </w:pPr>
     </w:lvl>
     <w:lvl w:ilvl="6">
@@ -8814,7 +8783,7 @@
       <w:lvlText w:val="%7."/>
       <w:lvlJc w:val="left"/>
       <w:pPr>
-        <w:ind w:left="5040" w:hanging="360"/>
+        <w:ind w:left="5040" w:hanging="480"/>
       </w:pPr>
     </w:lvl>
     <w:lvl w:ilvl="7">
@@ -8823,7 +8792,7 @@
       <w:lvlText w:val="%8."/>
       <w:lvlJc w:val="left"/>
       <w:pPr>
-        <w:ind w:left="5760" w:hanging="360"/>
+        <w:ind w:left="5760" w:hanging="480"/>
       </w:pPr>
     </w:lvl>
     <w:lvl w:ilvl="8">
@@ -8832,12 +8801,12 @@
       <w:lvlText w:val="%9."/>
       <w:lvlJc w:val="left"/>
       <w:pPr>
-        <w:ind w:left="6480" w:hanging="360"/>
+        <w:ind w:left="6480" w:hanging="480"/>
       </w:pPr>
     </w:lvl>
   </w:abstractNum>
   <w:abstractNum w:abstractNumId="99411">
-    <w:nsid w:val="00A99411"/>
+    <w:nsid w:val="A99411"/>
     <w:multiLevelType w:val="multilevel"/>
     <w:lvl w:ilvl="0">
       <w:start w:val="1"/>
@@ -8845,7 +8814,7 @@
       <w:lvlText w:val="%1."/>
       <w:lvlJc w:val="left"/>
       <w:pPr>
-        <w:ind w:left="720" w:hanging="360"/>
+        <w:ind w:left="720" w:hanging="480"/>
       </w:pPr>
     </w:lvl>
     <w:lvl w:ilvl="1">
@@ -8854,7 +8823,7 @@
       <w:lvlText w:val="%2."/>
       <w:lvlJc w:val="left"/>
       <w:pPr>
-        <w:ind w:left="1440" w:hanging="360"/>
+        <w:ind w:left="1440" w:hanging="480"/>
       </w:pPr>
     </w:lvl>
     <w:lvl w:ilvl="2">
@@ -8863,7 +8832,7 @@
       <w:lvlText w:val="%3."/>
       <w:lvlJc w:val="left"/>
       <w:pPr>
-        <w:ind w:left="2160" w:hanging="360"/>
+        <w:ind w:left="2160" w:hanging="480"/>
       </w:pPr>
     </w:lvl>
     <w:lvl w:ilvl="3">
@@ -8872,7 +8841,7 @@
       <w:lvlText w:val="%4."/>
       <w:lvlJc w:val="left"/>
       <w:pPr>
-        <w:ind w:left="2880" w:hanging="360"/>
+        <w:ind w:left="2880" w:hanging="480"/>
       </w:pPr>
     </w:lvl>
     <w:lvl w:ilvl="4">
@@ -8881,7 +8850,7 @@
       <w:lvlText w:val="%5."/>
       <w:lvlJc w:val="left"/>
       <w:pPr>
-        <w:ind w:left="3600" w:hanging="360"/>
+        <w:ind w:left="3600" w:hanging="480"/>
       </w:pPr>
     </w:lvl>
     <w:lvl w:ilvl="5">
@@ -8890,7 +8859,7 @@
       <w:lvlText w:val="%6."/>
       <w:lvlJc w:val="left"/>
       <w:pPr>
-        <w:ind w:left="4320" w:hanging="360"/>
+        <w:ind w:left="4320" w:hanging="480"/>
       </w:pPr>
     </w:lvl>
     <w:lvl w:ilvl="6">
@@ -8899,7 +8868,7 @@
       <w:lvlText w:val="%7."/>
       <w:lvlJc w:val="left"/>
       <w:pPr>
-        <w:ind w:left="5040" w:hanging="360"/>
+        <w:ind w:left="5040" w:hanging="480"/>
       </w:pPr>
     </w:lvl>
     <w:lvl w:ilvl="7">
@@ -8908,7 +8877,7 @@
       <w:lvlText w:val="%8."/>
       <w:lvlJc w:val="left"/>
       <w:pPr>
-        <w:ind w:left="5760" w:hanging="360"/>
+        <w:ind w:left="5760" w:hanging="480"/>
       </w:pPr>
     </w:lvl>
     <w:lvl w:ilvl="8">
@@ -8917,12 +8886,12 @@
       <w:lvlText w:val="%9."/>
       <w:lvlJc w:val="left"/>
       <w:pPr>
-        <w:ind w:left="6480" w:hanging="360"/>
+        <w:ind w:left="6480" w:hanging="480"/>
       </w:pPr>
     </w:lvl>
   </w:abstractNum>
   <w:abstractNum w:abstractNumId="99416">
-    <w:nsid w:val="00A99416"/>
+    <w:nsid w:val="A99416"/>
     <w:multiLevelType w:val="multilevel"/>
     <w:lvl w:ilvl="0">
       <w:start w:val="6"/>
@@ -8930,7 +8899,7 @@
       <w:lvlText w:val="%1."/>
       <w:lvlJc w:val="left"/>
       <w:pPr>
-        <w:ind w:left="720" w:hanging="360"/>
+        <w:ind w:left="720" w:hanging="480"/>
       </w:pPr>
     </w:lvl>
     <w:lvl w:ilvl="1">
@@ -8939,7 +8908,7 @@
       <w:lvlText w:val="%2."/>
       <w:lvlJc w:val="left"/>
       <w:pPr>
-        <w:ind w:left="1440" w:hanging="360"/>
+        <w:ind w:left="1440" w:hanging="480"/>
       </w:pPr>
     </w:lvl>
     <w:lvl w:ilvl="2">
@@ -8948,7 +8917,7 @@
       <w:lvlText w:val="%3."/>
       <w:lvlJc w:val="left"/>
       <w:pPr>
-        <w:ind w:left="2160" w:hanging="360"/>
+        <w:ind w:left="2160" w:hanging="480"/>
       </w:pPr>
     </w:lvl>
     <w:lvl w:ilvl="3">
@@ -8957,7 +8926,7 @@
       <w:lvlText w:val="%4."/>
       <w:lvlJc w:val="left"/>
       <w:pPr>
-        <w:ind w:left="2880" w:hanging="360"/>
+        <w:ind w:left="2880" w:hanging="480"/>
       </w:pPr>
     </w:lvl>
     <w:lvl w:ilvl="4">
@@ -8966,7 +8935,7 @@
       <w:lvlText w:val="%5."/>
       <w:lvlJc w:val="left"/>
       <w:pPr>
-        <w:ind w:left="3600" w:hanging="360"/>
+        <w:ind w:left="3600" w:hanging="480"/>
       </w:pPr>
     </w:lvl>
     <w:lvl w:ilvl="5">
@@ -8975,7 +8944,7 @@
       <w:lvlText w:val="%6."/>
       <w:lvlJc w:val="left"/>
       <w:pPr>
-        <w:ind w:left="4320" w:hanging="360"/>
+        <w:ind w:left="4320" w:hanging="480"/>
       </w:pPr>
     </w:lvl>
     <w:lvl w:ilvl="6">
@@ -8984,7 +8953,7 @@
       <w:lvlText w:val="%7."/>
       <w:lvlJc w:val="left"/>
       <w:pPr>
-        <w:ind w:left="5040" w:hanging="360"/>
+        <w:ind w:left="5040" w:hanging="480"/>
       </w:pPr>
     </w:lvl>
     <w:lvl w:ilvl="7">
@@ -8993,7 +8962,7 @@
       <w:lvlText w:val="%8."/>
       <w:lvlJc w:val="left"/>
       <w:pPr>
-        <w:ind w:left="5760" w:hanging="360"/>
+        <w:ind w:left="5760" w:hanging="480"/>
       </w:pPr>
     </w:lvl>
     <w:lvl w:ilvl="8">
@@ -9002,12 +8971,12 @@
       <w:lvlText w:val="%9."/>
       <w:lvlJc w:val="left"/>
       <w:pPr>
-        <w:ind w:left="6480" w:hanging="360"/>
+        <w:ind w:left="6480" w:hanging="480"/>
       </w:pPr>
     </w:lvl>
   </w:abstractNum>
   <w:abstractNum w:abstractNumId="99417">
-    <w:nsid w:val="00A99417"/>
+    <w:nsid w:val="A99417"/>
     <w:multiLevelType w:val="multilevel"/>
     <w:lvl w:ilvl="0">
       <w:start w:val="7"/>
@@ -9015,7 +8984,7 @@
       <w:lvlText w:val="%1."/>
       <w:lvlJc w:val="left"/>
       <w:pPr>
-        <w:ind w:left="720" w:hanging="360"/>
+        <w:ind w:left="720" w:hanging="480"/>
       </w:pPr>
     </w:lvl>
     <w:lvl w:ilvl="1">
@@ -9024,7 +8993,7 @@
       <w:lvlText w:val="%2."/>
       <w:lvlJc w:val="left"/>
       <w:pPr>
-        <w:ind w:left="1440" w:hanging="360"/>
+        <w:ind w:left="1440" w:hanging="480"/>
       </w:pPr>
     </w:lvl>
     <w:lvl w:ilvl="2">
@@ -9033,7 +9002,7 @@
       <w:lvlText w:val="%3."/>
       <w:lvlJc w:val="left"/>
       <w:pPr>
-        <w:ind w:left="2160" w:hanging="360"/>
+        <w:ind w:left="2160" w:hanging="480"/>
       </w:pPr>
     </w:lvl>
     <w:lvl w:ilvl="3">
@@ -9042,7 +9011,7 @@
       <w:lvlText w:val="%4."/>
       <w:lvlJc w:val="left"/>
       <w:pPr>
-        <w:ind w:left="2880" w:hanging="360"/>
+        <w:ind w:left="2880" w:hanging="480"/>
       </w:pPr>
     </w:lvl>
     <w:lvl w:ilvl="4">
@@ -9051,7 +9020,7 @@
       <w:lvlText w:val="%5."/>
       <w:lvlJc w:val="left"/>
       <w:pPr>
-        <w:ind w:left="3600" w:hanging="360"/>
+        <w:ind w:left="3600" w:hanging="480"/>
       </w:pPr>
     </w:lvl>
     <w:lvl w:ilvl="5">
@@ -9060,7 +9029,7 @@
       <w:lvlText w:val="%6."/>
       <w:lvlJc w:val="left"/>
       <w:pPr>
-        <w:ind w:left="4320" w:hanging="360"/>
+        <w:ind w:left="4320" w:hanging="480"/>
       </w:pPr>
     </w:lvl>
     <w:lvl w:ilvl="6">
@@ -9069,7 +9038,7 @@
       <w:lvlText w:val="%7."/>
       <w:lvlJc w:val="left"/>
       <w:pPr>
-        <w:ind w:left="5040" w:hanging="360"/>
+        <w:ind w:left="5040" w:hanging="480"/>
       </w:pPr>
     </w:lvl>
     <w:lvl w:ilvl="7">
@@ -9078,7 +9047,7 @@
       <w:lvlText w:val="%8."/>
       <w:lvlJc w:val="left"/>
       <w:pPr>
-        <w:ind w:left="5760" w:hanging="360"/>
+        <w:ind w:left="5760" w:hanging="480"/>
       </w:pPr>
     </w:lvl>
     <w:lvl w:ilvl="8">
@@ -9087,12 +9056,12 @@
       <w:lvlText w:val="%9."/>
       <w:lvlJc w:val="left"/>
       <w:pPr>
-        <w:ind w:left="6480" w:hanging="360"/>
+        <w:ind w:left="6480" w:hanging="480"/>
       </w:pPr>
     </w:lvl>
   </w:abstractNum>
   <w:abstractNum w:abstractNumId="99731">
-    <w:nsid w:val="00A99731"/>
+    <w:nsid w:val="A99731"/>
     <w:multiLevelType w:val="multilevel"/>
     <w:lvl w:ilvl="0">
       <w:start w:val="1"/>
@@ -9100,7 +9069,7 @@
       <w:lvlText w:val="(%1)"/>
       <w:lvlJc w:val="left"/>
       <w:pPr>
-        <w:ind w:left="720" w:hanging="360"/>
+        <w:ind w:left="720" w:hanging="480"/>
       </w:pPr>
     </w:lvl>
     <w:lvl w:ilvl="1">
@@ -9109,7 +9078,7 @@
       <w:lvlText w:val="(%2)"/>
       <w:lvlJc w:val="left"/>
       <w:pPr>
-        <w:ind w:left="1440" w:hanging="360"/>
+        <w:ind w:left="1440" w:hanging="480"/>
       </w:pPr>
     </w:lvl>
     <w:lvl w:ilvl="2">
@@ -9118,7 +9087,7 @@
       <w:lvlText w:val="(%3)"/>
       <w:lvlJc w:val="left"/>
       <w:pPr>
-        <w:ind w:left="2160" w:hanging="360"/>
+        <w:ind w:left="2160" w:hanging="480"/>
       </w:pPr>
     </w:lvl>
     <w:lvl w:ilvl="3">
@@ -9127,7 +9096,7 @@
       <w:lvlText w:val="(%4)"/>
       <w:lvlJc w:val="left"/>
       <w:pPr>
-        <w:ind w:left="2880" w:hanging="360"/>
+        <w:ind w:left="2880" w:hanging="480"/>
       </w:pPr>
     </w:lvl>
     <w:lvl w:ilvl="4">
@@ -9136,7 +9105,7 @@
       <w:lvlText w:val="(%5)"/>
       <w:lvlJc w:val="left"/>
       <w:pPr>
-        <w:ind w:left="3600" w:hanging="360"/>
+        <w:ind w:left="3600" w:hanging="480"/>
       </w:pPr>
     </w:lvl>
     <w:lvl w:ilvl="5">
@@ -9145,7 +9114,7 @@
       <w:lvlText w:val="(%6)"/>
       <w:lvlJc w:val="left"/>
       <w:pPr>
-        <w:ind w:left="4320" w:hanging="360"/>
+        <w:ind w:left="4320" w:hanging="480"/>
       </w:pPr>
     </w:lvl>
     <w:lvl w:ilvl="6">
@@ -9154,7 +9123,7 @@
       <w:lvlText w:val="(%7)"/>
       <w:lvlJc w:val="left"/>
       <w:pPr>
-        <w:ind w:left="5040" w:hanging="360"/>
+        <w:ind w:left="5040" w:hanging="480"/>
       </w:pPr>
     </w:lvl>
     <w:lvl w:ilvl="7">
@@ -9163,7 +9132,7 @@
       <w:lvlText w:val="(%8)"/>
       <w:lvlJc w:val="left"/>
       <w:pPr>
-        <w:ind w:left="5760" w:hanging="360"/>
+        <w:ind w:left="5760" w:hanging="480"/>
       </w:pPr>
     </w:lvl>
     <w:lvl w:ilvl="8">
@@ -9172,12 +9141,12 @@
       <w:lvlText w:val="(%9)"/>
       <w:lvlJc w:val="left"/>
       <w:pPr>
-        <w:ind w:left="6480" w:hanging="360"/>
+        <w:ind w:left="6480" w:hanging="480"/>
       </w:pPr>
     </w:lvl>
   </w:abstractNum>
   <w:abstractNum w:abstractNumId="99733">
-    <w:nsid w:val="00A99733"/>
+    <w:nsid w:val="A99733"/>
     <w:multiLevelType w:val="multilevel"/>
     <w:lvl w:ilvl="0">
       <w:start w:val="3"/>
@@ -9185,7 +9154,7 @@
       <w:lvlText w:val="(%1)"/>
       <w:lvlJc w:val="left"/>
       <w:pPr>
-        <w:ind w:left="720" w:hanging="360"/>
+        <w:ind w:left="720" w:hanging="480"/>
       </w:pPr>
     </w:lvl>
     <w:lvl w:ilvl="1">
@@ -9194,7 +9163,7 @@
       <w:lvlText w:val="(%2)"/>
       <w:lvlJc w:val="left"/>
       <w:pPr>
-        <w:ind w:left="1440" w:hanging="360"/>
+        <w:ind w:left="1440" w:hanging="480"/>
       </w:pPr>
     </w:lvl>
     <w:lvl w:ilvl="2">
@@ -9203,7 +9172,7 @@
       <w:lvlText w:val="(%3)"/>
       <w:lvlJc w:val="left"/>
       <w:pPr>
-        <w:ind w:left="2160" w:hanging="360"/>
+        <w:ind w:left="2160" w:hanging="480"/>
       </w:pPr>
     </w:lvl>
     <w:lvl w:ilvl="3">
@@ -9212,7 +9181,7 @@
       <w:lvlText w:val="(%4)"/>
       <w:lvlJc w:val="left"/>
       <w:pPr>
-        <w:ind w:left="2880" w:hanging="360"/>
+        <w:ind w:left="2880" w:hanging="480"/>
       </w:pPr>
     </w:lvl>
     <w:lvl w:ilvl="4">
@@ -9221,7 +9190,7 @@
       <w:lvlText w:val="(%5)"/>
       <w:lvlJc w:val="left"/>
       <w:pPr>
-        <w:ind w:left="3600" w:hanging="360"/>
+        <w:ind w:left="3600" w:hanging="480"/>
       </w:pPr>
     </w:lvl>
     <w:lvl w:ilvl="5">
@@ -9230,7 +9199,7 @@
       <w:lvlText w:val="(%6)"/>
       <w:lvlJc w:val="left"/>
       <w:pPr>
-        <w:ind w:left="4320" w:hanging="360"/>
+        <w:ind w:left="4320" w:hanging="480"/>
       </w:pPr>
     </w:lvl>
     <w:lvl w:ilvl="6">
@@ -9239,7 +9208,7 @@
       <w:lvlText w:val="(%7)"/>
       <w:lvlJc w:val="left"/>
       <w:pPr>
-        <w:ind w:left="5040" w:hanging="360"/>
+        <w:ind w:left="5040" w:hanging="480"/>
       </w:pPr>
     </w:lvl>
     <w:lvl w:ilvl="7">
@@ -9248,7 +9217,7 @@
       <w:lvlText w:val="(%8)"/>
       <w:lvlJc w:val="left"/>
       <w:pPr>
-        <w:ind w:left="5760" w:hanging="360"/>
+        <w:ind w:left="5760" w:hanging="480"/>
       </w:pPr>
     </w:lvl>
     <w:lvl w:ilvl="8">
@@ -9257,12 +9226,12 @@
       <w:lvlText w:val="(%9)"/>
       <w:lvlJc w:val="left"/>
       <w:pPr>
-        <w:ind w:left="6480" w:hanging="360"/>
+        <w:ind w:left="6480" w:hanging="480"/>
       </w:pPr>
     </w:lvl>
   </w:abstractNum>
   <w:abstractNum w:abstractNumId="99732">
-    <w:nsid w:val="00A99732"/>
+    <w:nsid w:val="A99732"/>
     <w:multiLevelType w:val="multilevel"/>
     <w:lvl w:ilvl="0">
       <w:start w:val="2"/>
@@ -9270,7 +9239,7 @@
       <w:lvlText w:val="(%1)"/>
       <w:lvlJc w:val="left"/>
       <w:pPr>
-        <w:ind w:left="720" w:hanging="360"/>
+        <w:ind w:left="720" w:hanging="480"/>
       </w:pPr>
     </w:lvl>
     <w:lvl w:ilvl="1">
@@ -9279,7 +9248,7 @@
       <w:lvlText w:val="(%2)"/>
       <w:lvlJc w:val="left"/>
       <w:pPr>
-        <w:ind w:left="1440" w:hanging="360"/>
+        <w:ind w:left="1440" w:hanging="480"/>
       </w:pPr>
     </w:lvl>
     <w:lvl w:ilvl="2">
@@ -9288,7 +9257,7 @@
       <w:lvlText w:val="(%3)"/>
       <w:lvlJc w:val="left"/>
       <w:pPr>
-        <w:ind w:left="2160" w:hanging="360"/>
+        <w:ind w:left="2160" w:hanging="480"/>
       </w:pPr>
     </w:lvl>
     <w:lvl w:ilvl="3">
@@ -9297,7 +9266,7 @@
       <w:lvlText w:val="(%4)"/>
       <w:lvlJc w:val="left"/>
       <w:pPr>
-        <w:ind w:left="2880" w:hanging="360"/>
+        <w:ind w:left="2880" w:hanging="480"/>
       </w:pPr>
     </w:lvl>
     <w:lvl w:ilvl="4">
@@ -9306,7 +9275,7 @@
       <w:lvlText w:val="(%5)"/>
       <w:lvlJc w:val="left"/>
       <w:pPr>
-        <w:ind w:left="3600" w:hanging="360"/>
+        <w:ind w:left="3600" w:hanging="480"/>
       </w:pPr>
     </w:lvl>
     <w:lvl w:ilvl="5">
@@ -9315,7 +9284,7 @@
       <w:lvlText w:val="(%6)"/>
       <w:lvlJc w:val="left"/>
       <w:pPr>
-        <w:ind w:left="4320" w:hanging="360"/>
+        <w:ind w:left="4320" w:hanging="480"/>
       </w:pPr>
     </w:lvl>
     <w:lvl w:ilvl="6">
@@ -9324,7 +9293,7 @@
       <w:lvlText w:val="(%7)"/>
       <w:lvlJc w:val="left"/>
       <w:pPr>
-        <w:ind w:left="5040" w:hanging="360"/>
+        <w:ind w:left="5040" w:hanging="480"/>
       </w:pPr>
     </w:lvl>
     <w:lvl w:ilvl="7">
@@ -9333,7 +9302,7 @@
       <w:lvlText w:val="(%8)"/>
       <w:lvlJc w:val="left"/>
       <w:pPr>
-        <w:ind w:left="5760" w:hanging="360"/>
+        <w:ind w:left="5760" w:hanging="480"/>
       </w:pPr>
     </w:lvl>
     <w:lvl w:ilvl="8">
@@ -9342,12 +9311,12 @@
       <w:lvlText w:val="(%9)"/>
       <w:lvlJc w:val="left"/>
       <w:pPr>
-        <w:ind w:left="6480" w:hanging="360"/>
+        <w:ind w:left="6480" w:hanging="480"/>
       </w:pPr>
     </w:lvl>
   </w:abstractNum>
   <w:abstractNum w:abstractNumId="997314">
-    <w:nsid w:val="0A997314"/>
+    <w:nsid w:val="A997314"/>
     <w:multiLevelType w:val="multilevel"/>
     <w:lvl w:ilvl="0">
       <w:start w:val="14"/>
@@ -9355,7 +9324,7 @@
       <w:lvlText w:val="(%1)"/>
       <w:lvlJc w:val="left"/>
       <w:pPr>
-        <w:ind w:left="720" w:hanging="360"/>
+        <w:ind w:left="720" w:hanging="480"/>
       </w:pPr>
     </w:lvl>
     <w:lvl w:ilvl="1">
@@ -9364,7 +9333,7 @@
       <w:lvlText w:val="(%2)"/>
       <w:lvlJc w:val="left"/>
       <w:pPr>
-        <w:ind w:left="1440" w:hanging="360"/>
+        <w:ind w:left="1440" w:hanging="480"/>
       </w:pPr>
     </w:lvl>
     <w:lvl w:ilvl="2">
@@ -9373,7 +9342,7 @@
       <w:lvlText w:val="(%3)"/>
       <w:lvlJc w:val="left"/>
       <w:pPr>
-        <w:ind w:left="2160" w:hanging="360"/>
+        <w:ind w:left="2160" w:hanging="480"/>
       </w:pPr>
     </w:lvl>
     <w:lvl w:ilvl="3">
@@ -9382,7 +9351,7 @@
       <w:lvlText w:val="(%4)"/>
       <w:lvlJc w:val="left"/>
       <w:pPr>
-        <w:ind w:left="2880" w:hanging="360"/>
+        <w:ind w:left="2880" w:hanging="480"/>
       </w:pPr>
     </w:lvl>
     <w:lvl w:ilvl="4">
@@ -9391,7 +9360,7 @@
       <w:lvlText w:val="(%5)"/>
       <w:lvlJc w:val="left"/>
       <w:pPr>
-        <w:ind w:left="3600" w:hanging="360"/>
+        <w:ind w:left="3600" w:hanging="480"/>
       </w:pPr>
     </w:lvl>
     <w:lvl w:ilvl="5">
@@ -9400,7 +9369,7 @@
       <w:lvlText w:val="(%6)"/>
       <w:lvlJc w:val="left"/>
       <w:pPr>
-        <w:ind w:left="4320" w:hanging="360"/>
+        <w:ind w:left="4320" w:hanging="480"/>
       </w:pPr>
     </w:lvl>
     <w:lvl w:ilvl="6">
@@ -9409,7 +9378,7 @@
       <w:lvlText w:val="(%7)"/>
       <w:lvlJc w:val="left"/>
       <w:pPr>
-        <w:ind w:left="5040" w:hanging="360"/>
+        <w:ind w:left="5040" w:hanging="480"/>
       </w:pPr>
     </w:lvl>
     <w:lvl w:ilvl="7">
@@ -9418,7 +9387,7 @@
       <w:lvlText w:val="(%8)"/>
       <w:lvlJc w:val="left"/>
       <w:pPr>
-        <w:ind w:left="5760" w:hanging="360"/>
+        <w:ind w:left="5760" w:hanging="480"/>
       </w:pPr>
     </w:lvl>
     <w:lvl w:ilvl="8">
@@ -9427,12 +9396,12 @@
       <w:lvlText w:val="(%9)"/>
       <w:lvlJc w:val="left"/>
       <w:pPr>
-        <w:ind w:left="6480" w:hanging="360"/>
+        <w:ind w:left="6480" w:hanging="480"/>
       </w:pPr>
     </w:lvl>
   </w:abstractNum>
   <w:abstractNum w:abstractNumId="994117">
-    <w:nsid w:val="0A994117"/>
+    <w:nsid w:val="A994117"/>
     <w:multiLevelType w:val="multilevel"/>
     <w:lvl w:ilvl="0">
       <w:start w:val="17"/>
@@ -9440,7 +9409,7 @@
       <w:lvlText w:val="%1."/>
       <w:lvlJc w:val="left"/>
       <w:pPr>
-        <w:ind w:left="720" w:hanging="360"/>
+        <w:ind w:left="720" w:hanging="480"/>
       </w:pPr>
     </w:lvl>
     <w:lvl w:ilvl="1">
@@ -9449,7 +9418,7 @@
       <w:lvlText w:val="%2."/>
       <w:lvlJc w:val="left"/>
       <w:pPr>
-        <w:ind w:left="1440" w:hanging="360"/>
+        <w:ind w:left="1440" w:hanging="480"/>
       </w:pPr>
     </w:lvl>
     <w:lvl w:ilvl="2">
@@ -9458,7 +9427,7 @@
       <w:lvlText w:val="%3."/>
       <w:lvlJc w:val="left"/>
       <w:pPr>
-        <w:ind w:left="2160" w:hanging="360"/>
+        <w:ind w:left="2160" w:hanging="480"/>
       </w:pPr>
     </w:lvl>
     <w:lvl w:ilvl="3">
@@ -9467,7 +9436,7 @@
       <w:lvlText w:val="%4."/>
       <w:lvlJc w:val="left"/>
       <w:pPr>
-        <w:ind w:left="2880" w:hanging="360"/>
+        <w:ind w:left="2880" w:hanging="480"/>
       </w:pPr>
     </w:lvl>
     <w:lvl w:ilvl="4">
@@ -9476,7 +9445,7 @@
       <w:lvlText w:val="%5."/>
       <w:lvlJc w:val="left"/>
       <w:pPr>
-        <w:ind w:left="3600" w:hanging="360"/>
+        <w:ind w:left="3600" w:hanging="480"/>
       </w:pPr>
     </w:lvl>
     <w:lvl w:ilvl="5">
@@ -9485,7 +9454,7 @@
       <w:lvlText w:val="%6."/>
       <w:lvlJc w:val="left"/>
       <w:pPr>
-        <w:ind w:left="4320" w:hanging="360"/>
+        <w:ind w:left="4320" w:hanging="480"/>
       </w:pPr>
     </w:lvl>
     <w:lvl w:ilvl="6">
@@ -9494,7 +9463,7 @@
       <w:lvlText w:val="%7."/>
       <w:lvlJc w:val="left"/>
       <w:pPr>
-        <w:ind w:left="5040" w:hanging="360"/>
+        <w:ind w:left="5040" w:hanging="480"/>
       </w:pPr>
     </w:lvl>
     <w:lvl w:ilvl="7">
@@ -9503,7 +9472,7 @@
       <w:lvlText w:val="%8."/>
       <w:lvlJc w:val="left"/>
       <w:pPr>
-        <w:ind w:left="5760" w:hanging="360"/>
+        <w:ind w:left="5760" w:hanging="480"/>
       </w:pPr>
     </w:lvl>
     <w:lvl w:ilvl="8">
@@ -9512,7 +9481,7 @@
       <w:lvlText w:val="%9."/>
       <w:lvlJc w:val="left"/>
       <w:pPr>
-        <w:ind w:left="6480" w:hanging="360"/>
+        <w:ind w:left="6480" w:hanging="480"/>
       </w:pPr>
     </w:lvl>
   </w:abstractNum>
@@ -10196,10 +10165,10 @@
   <w:docDefaults>
     <w:rPrDefault>
       <w:rPr>
-        <w:rFonts w:asciiTheme="minorHAnsi" w:cstheme="minorBidi" w:eastAsiaTheme="minorEastAsia" w:hAnsiTheme="minorHAnsi"/>
+        <w:rFonts w:asciiTheme="minorHAnsi" w:cstheme="minorBidi" w:eastAsiaTheme="minorHAnsi" w:hAnsiTheme="minorHAnsi"/>
         <w:sz w:val="24"/>
         <w:szCs w:val="24"/>
-        <w:lang w:bidi="ar-SA" w:eastAsia="zh-CN" w:val="en-US"/>
+        <w:lang w:bidi="ar-SA" w:eastAsia="en-US" w:val="en-US"/>
       </w:rPr>
     </w:rPrDefault>
     <w:pPrDefault>
@@ -10217,10 +10186,10 @@
     <w:name w:val="Body Text"/>
     <w:basedOn w:val="Normal"/>
     <w:link w:val="BodyTextChar"/>
-    <w:qFormat/>
     <w:pPr>
       <w:spacing w:after="180" w:before="180"/>
     </w:pPr>
+    <w:qFormat/>
   </w:style>
   <w:style w:customStyle="1" w:styleId="FirstParagraph" w:type="paragraph">
     <w:name w:val="First Paragraph"/>
@@ -10240,94 +10209,57 @@
     <w:name w:val="Title"/>
     <w:basedOn w:val="Normal"/>
     <w:next w:val="BodyText"/>
-    <w:link w:val="TitleChar"/>
-    <w:uiPriority w:val="10"/>
     <w:qFormat/>
-    <w:rsid w:val="00A10FD9"/>
     <w:pPr>
-      <w:spacing w:after="80" w:line="240" w:lineRule="auto"/>
-      <w:contextualSpacing/>
+      <w:keepNext/>
+      <w:keepLines/>
+      <w:spacing w:after="240" w:before="480"/>
       <w:jc w:val="center"/>
     </w:pPr>
     <w:rPr>
       <w:rFonts w:asciiTheme="majorHAnsi" w:cstheme="majorBidi" w:eastAsiaTheme="majorEastAsia" w:hAnsiTheme="majorHAnsi"/>
-      <w:sz w:val="56"/>
-      <w:szCs w:val="56"/>
-    </w:rPr>
-  </w:style>
-  <w:style w:customStyle="1" w:styleId="TitleChar" w:type="character">
-    <w:name w:val="Title Char"/>
-    <w:basedOn w:val="DefaultParagraphFont"/>
-    <w:link w:val="Title"/>
-    <w:uiPriority w:val="10"/>
-    <w:rsid w:val="00A10FD9"/>
-    <w:rPr>
-      <w:rFonts w:asciiTheme="majorHAnsi" w:cstheme="majorBidi" w:eastAsiaTheme="majorEastAsia" w:hAnsiTheme="majorHAnsi"/>
-      <w:sz w:val="56"/>
-      <w:szCs w:val="56"/>
+      <w:b/>
+      <w:bCs/>
+      <w:color w:themeColor="accent1" w:themeShade="B5" w:val="345A8A"/>
+      <w:sz w:val="36"/>
+      <w:szCs w:val="36"/>
     </w:rPr>
   </w:style>
   <w:style w:styleId="Subtitle" w:type="paragraph">
     <w:name w:val="Subtitle"/>
     <w:basedOn w:val="Title"/>
     <w:next w:val="BodyText"/>
-    <w:link w:val="SubtitleChar"/>
-    <w:uiPriority w:val="11"/>
     <w:qFormat/>
-    <w:rsid w:val="00A10FD9"/>
     <w:pPr>
-      <w:numPr>
-        <w:ilvl w:val="1"/>
-      </w:numPr>
+      <w:keepNext/>
+      <w:keepLines/>
+      <w:spacing w:after="240" w:before="240"/>
+      <w:jc w:val="center"/>
     </w:pPr>
     <w:rPr>
-      <w:rFonts w:cstheme="majorBidi" w:eastAsiaTheme="majorEastAsia"/>
-      <w:spacing w:val="15"/>
-      <w:sz w:val="28"/>
-      <w:szCs w:val="28"/>
-    </w:rPr>
-  </w:style>
-  <w:style w:customStyle="1" w:styleId="SubtitleChar" w:type="character">
-    <w:name w:val="Subtitle Char"/>
-    <w:basedOn w:val="DefaultParagraphFont"/>
-    <w:link w:val="Subtitle"/>
-    <w:uiPriority w:val="11"/>
-    <w:rsid w:val="00A10FD9"/>
-    <w:rPr>
-      <w:rFonts w:cstheme="majorBidi" w:eastAsiaTheme="majorEastAsia"/>
-      <w:color w:themeColor="text1" w:themeTint="A6" w:val="595959"/>
-      <w:spacing w:val="15"/>
-      <w:sz w:val="28"/>
-      <w:szCs w:val="28"/>
+      <w:sz w:val="30"/>
+      <w:szCs w:val="30"/>
     </w:rPr>
   </w:style>
   <w:style w:customStyle="1" w:styleId="Author" w:type="paragraph">
     <w:name w:val="Author"/>
-    <w:basedOn w:val="Title"/>
     <w:next w:val="BodyText"/>
     <w:qFormat/>
     <w:pPr>
       <w:keepNext/>
       <w:keepLines/>
+      <w:jc w:val="center"/>
     </w:pPr>
-    <w:rPr>
-      <w:sz w:val="24"/>
-      <w:szCs w:val="24"/>
-    </w:rPr>
   </w:style>
   <w:style w:styleId="Date" w:type="paragraph">
     <w:name w:val="Date"/>
-    <w:basedOn w:val="Title"/>
     <w:next w:val="BodyText"/>
     <w:qFormat/>
     <w:pPr>
       <w:keepNext/>
       <w:keepLines/>
+      <w:jc w:val="center"/>
     </w:pPr>
-    <w:rPr>
-      <w:sz w:val="24"/>
-      <w:szCs w:val="24"/>
-    </w:rPr>
   </w:style>
   <w:style w:customStyle="1" w:styleId="AbstractTitle" w:type="paragraph">
     <w:name w:val="Abstract Title"/>
@@ -10337,13 +10269,15 @@
     <w:pPr>
       <w:keepNext/>
       <w:keepLines/>
+      <w:jc w:val="center"/>
       <w:spacing w:after="0" w:before="300"/>
-      <w:jc w:val="center"/>
     </w:pPr>
     <w:rPr>
-      <w:b/>
       <w:sz w:val="20"/>
       <w:szCs w:val="20"/>
+      <w:b/>
+      <w:color w:val="345A8A"/>
+      &gt;
     </w:rPr>
   </w:style>
   <w:style w:customStyle="1" w:styleId="Abstract" w:type="paragraph">
@@ -10370,321 +10304,191 @@
     <w:rPr/>
   </w:style>
   <w:style w:styleId="Heading1" w:type="paragraph">
-    <w:name w:val="heading 1"/>
+    <w:name w:val="Heading 1"/>
     <w:basedOn w:val="Normal"/>
     <w:next w:val="BodyText"/>
-    <w:link w:val="Heading1Char"/>
     <w:uiPriority w:val="9"/>
     <w:qFormat/>
-    <w:rsid w:val="00A10FD9"/>
     <w:pPr>
       <w:keepNext/>
       <w:keepLines/>
-      <w:spacing w:after="80" w:before="360"/>
+      <w:spacing w:after="0" w:before="480"/>
       <w:outlineLvl w:val="0"/>
     </w:pPr>
     <w:rPr>
       <w:rFonts w:asciiTheme="majorHAnsi" w:cstheme="majorBidi" w:eastAsiaTheme="majorEastAsia" w:hAnsiTheme="majorHAnsi"/>
-      <w:color w:themeColor="accent1" w:themeShade="BF" w:val="0F4761"/>
-      <w:sz w:val="40"/>
-      <w:szCs w:val="40"/>
+      <w:b/>
+      <w:bCs/>
+      <w:color w:themeColor="accent1" w:val="4F81BD"/>
+      <w:sz w:val="32"/>
+      <w:szCs w:val="32"/>
     </w:rPr>
   </w:style>
   <w:style w:styleId="Heading2" w:type="paragraph">
-    <w:name w:val="heading 2"/>
+    <w:name w:val="Heading 2"/>
     <w:basedOn w:val="Normal"/>
     <w:next w:val="BodyText"/>
-    <w:link w:val="Heading2Char"/>
     <w:uiPriority w:val="9"/>
-    <w:semiHidden/>
     <w:unhideWhenUsed/>
     <w:qFormat/>
-    <w:rsid w:val="00A10FD9"/>
     <w:pPr>
       <w:keepNext/>
       <w:keepLines/>
-      <w:spacing w:after="80" w:before="160"/>
+      <w:spacing w:after="0" w:before="200"/>
       <w:outlineLvl w:val="1"/>
     </w:pPr>
     <w:rPr>
       <w:rFonts w:asciiTheme="majorHAnsi" w:cstheme="majorBidi" w:eastAsiaTheme="majorEastAsia" w:hAnsiTheme="majorHAnsi"/>
-      <w:color w:themeColor="accent1" w:themeShade="BF" w:val="0F4761"/>
-      <w:sz w:val="32"/>
-      <w:szCs w:val="32"/>
-    </w:rPr>
-  </w:style>
-  <w:style w:styleId="Heading3" w:type="paragraph">
-    <w:name w:val="heading 3"/>
-    <w:basedOn w:val="Normal"/>
-    <w:next w:val="BodyText"/>
-    <w:link w:val="Heading3Char"/>
-    <w:uiPriority w:val="9"/>
-    <w:semiHidden/>
-    <w:unhideWhenUsed/>
-    <w:qFormat/>
-    <w:rsid w:val="00A10FD9"/>
-    <w:pPr>
-      <w:keepNext/>
-      <w:keepLines/>
-      <w:spacing w:after="80" w:before="160"/>
-      <w:outlineLvl w:val="2"/>
-    </w:pPr>
-    <w:rPr>
-      <w:rFonts w:cstheme="majorBidi" w:eastAsiaTheme="majorEastAsia"/>
-      <w:color w:themeColor="accent1" w:themeShade="BF" w:val="0F4761"/>
+      <w:b/>
+      <w:bCs/>
+      <w:color w:themeColor="accent1" w:val="4F81BD"/>
       <w:sz w:val="28"/>
       <w:szCs w:val="28"/>
     </w:rPr>
   </w:style>
-  <w:style w:styleId="Heading4" w:type="paragraph">
-    <w:name w:val="heading 4"/>
+  <w:style w:styleId="Heading3" w:type="paragraph">
+    <w:name w:val="Heading 3"/>
     <w:basedOn w:val="Normal"/>
     <w:next w:val="BodyText"/>
-    <w:link w:val="Heading4Char"/>
     <w:uiPriority w:val="9"/>
-    <w:semiHidden/>
     <w:unhideWhenUsed/>
     <w:qFormat/>
-    <w:rsid w:val="00A10FD9"/>
     <w:pPr>
       <w:keepNext/>
       <w:keepLines/>
-      <w:spacing w:after="40" w:before="80"/>
+      <w:spacing w:after="0" w:before="200"/>
+      <w:outlineLvl w:val="2"/>
+    </w:pPr>
+    <w:rPr>
+      <w:rFonts w:asciiTheme="majorHAnsi" w:cstheme="majorBidi" w:eastAsiaTheme="majorEastAsia" w:hAnsiTheme="majorHAnsi"/>
+      <w:b/>
+      <w:bCs/>
+      <w:color w:themeColor="accent1" w:val="4F81BD"/>
+      <w:sz w:val="24"/>
+      <w:szCs w:val="24"/>
+    </w:rPr>
+  </w:style>
+  <w:style w:styleId="Heading4" w:type="paragraph">
+    <w:name w:val="Heading 4"/>
+    <w:basedOn w:val="Normal"/>
+    <w:next w:val="BodyText"/>
+    <w:uiPriority w:val="9"/>
+    <w:unhideWhenUsed/>
+    <w:qFormat/>
+    <w:pPr>
+      <w:keepNext/>
+      <w:keepLines/>
+      <w:spacing w:after="0" w:before="200"/>
       <w:outlineLvl w:val="3"/>
     </w:pPr>
     <w:rPr>
-      <w:rFonts w:cstheme="majorBidi" w:eastAsiaTheme="majorEastAsia"/>
+      <w:rFonts w:asciiTheme="majorHAnsi" w:cstheme="majorBidi" w:eastAsiaTheme="majorEastAsia" w:hAnsiTheme="majorHAnsi"/>
       <w:i/>
-      <w:iCs/>
-      <w:color w:themeColor="accent1" w:themeShade="BF" w:val="0F4761"/>
+      <w:bCs/>
+      <w:color w:themeColor="accent1" w:val="4F81BD"/>
+      <w:sz w:val="24"/>
+      <w:szCs w:val="24"/>
     </w:rPr>
   </w:style>
   <w:style w:styleId="Heading5" w:type="paragraph">
-    <w:name w:val="heading 5"/>
+    <w:name w:val="Heading 5"/>
     <w:basedOn w:val="Normal"/>
     <w:next w:val="BodyText"/>
-    <w:link w:val="Heading5Char"/>
     <w:uiPriority w:val="9"/>
-    <w:semiHidden/>
     <w:unhideWhenUsed/>
     <w:qFormat/>
-    <w:rsid w:val="00A10FD9"/>
     <w:pPr>
       <w:keepNext/>
       <w:keepLines/>
-      <w:spacing w:after="40" w:before="80"/>
+      <w:spacing w:after="0" w:before="200"/>
       <w:outlineLvl w:val="4"/>
     </w:pPr>
     <w:rPr>
-      <w:rFonts w:cstheme="majorBidi" w:eastAsiaTheme="majorEastAsia"/>
-      <w:color w:themeColor="accent1" w:themeShade="BF" w:val="0F4761"/>
+      <w:rFonts w:asciiTheme="majorHAnsi" w:cstheme="majorBidi" w:eastAsiaTheme="majorEastAsia" w:hAnsiTheme="majorHAnsi"/>
+      <w:iCs/>
+      <w:color w:themeColor="accent1" w:val="4F81BD"/>
+      <w:sz w:val="24"/>
+      <w:szCs w:val="24"/>
     </w:rPr>
   </w:style>
   <w:style w:styleId="Heading6" w:type="paragraph">
-    <w:name w:val="heading 6"/>
+    <w:name w:val="Heading 6"/>
     <w:basedOn w:val="Normal"/>
     <w:next w:val="BodyText"/>
-    <w:link w:val="Heading6Char"/>
     <w:uiPriority w:val="9"/>
-    <w:semiHidden/>
     <w:unhideWhenUsed/>
     <w:qFormat/>
-    <w:rsid w:val="00A10FD9"/>
     <w:pPr>
       <w:keepNext/>
       <w:keepLines/>
-      <w:spacing w:after="0" w:before="40"/>
+      <w:spacing w:after="0" w:before="200"/>
       <w:outlineLvl w:val="5"/>
     </w:pPr>
     <w:rPr>
-      <w:rFonts w:cstheme="majorBidi" w:eastAsiaTheme="majorEastAsia"/>
-      <w:i/>
-      <w:iCs/>
-      <w:color w:themeColor="text1" w:themeTint="A6" w:val="595959"/>
+      <w:rFonts w:asciiTheme="majorHAnsi" w:cstheme="majorBidi" w:eastAsiaTheme="majorEastAsia" w:hAnsiTheme="majorHAnsi"/>
+      <w:color w:themeColor="accent1" w:val="4F81BD"/>
+      <w:sz w:val="24"/>
+      <w:szCs w:val="24"/>
     </w:rPr>
   </w:style>
   <w:style w:styleId="Heading7" w:type="paragraph">
-    <w:name w:val="heading 7"/>
+    <w:name w:val="Heading 7"/>
     <w:basedOn w:val="Normal"/>
     <w:next w:val="BodyText"/>
-    <w:link w:val="Heading7Char"/>
     <w:uiPriority w:val="9"/>
-    <w:semiHidden/>
     <w:unhideWhenUsed/>
     <w:qFormat/>
-    <w:rsid w:val="00A10FD9"/>
     <w:pPr>
       <w:keepNext/>
       <w:keepLines/>
-      <w:spacing w:after="0" w:before="40"/>
+      <w:spacing w:after="0" w:before="200"/>
       <w:outlineLvl w:val="6"/>
     </w:pPr>
     <w:rPr>
-      <w:rFonts w:cstheme="majorBidi" w:eastAsiaTheme="majorEastAsia"/>
-      <w:color w:themeColor="text1" w:themeTint="A6" w:val="595959"/>
+      <w:rFonts w:asciiTheme="majorHAnsi" w:cstheme="majorBidi" w:eastAsiaTheme="majorEastAsia" w:hAnsiTheme="majorHAnsi"/>
+      <w:color w:themeColor="accent1" w:val="4F81BD"/>
+      <w:sz w:val="24"/>
+      <w:szCs w:val="24"/>
     </w:rPr>
   </w:style>
   <w:style w:styleId="Heading8" w:type="paragraph">
-    <w:name w:val="heading 8"/>
+    <w:name w:val="Heading 8"/>
     <w:basedOn w:val="Normal"/>
     <w:next w:val="BodyText"/>
-    <w:link w:val="Heading8Char"/>
     <w:uiPriority w:val="9"/>
-    <w:semiHidden/>
     <w:unhideWhenUsed/>
     <w:qFormat/>
-    <w:rsid w:val="00A10FD9"/>
     <w:pPr>
       <w:keepNext/>
       <w:keepLines/>
-      <w:spacing w:after="0"/>
+      <w:spacing w:after="0" w:before="200"/>
       <w:outlineLvl w:val="7"/>
     </w:pPr>
     <w:rPr>
-      <w:rFonts w:cstheme="majorBidi" w:eastAsiaTheme="majorEastAsia"/>
-      <w:i/>
-      <w:iCs/>
-      <w:color w:themeColor="text1" w:themeTint="D8" w:val="272727"/>
+      <w:rFonts w:asciiTheme="majorHAnsi" w:cstheme="majorBidi" w:eastAsiaTheme="majorEastAsia" w:hAnsiTheme="majorHAnsi"/>
+      <w:color w:themeColor="accent1" w:val="4F81BD"/>
+      <w:sz w:val="24"/>
+      <w:szCs w:val="24"/>
     </w:rPr>
   </w:style>
   <w:style w:styleId="Heading9" w:type="paragraph">
-    <w:name w:val="heading 9"/>
+    <w:name w:val="Heading 9"/>
     <w:basedOn w:val="Normal"/>
     <w:next w:val="BodyText"/>
-    <w:link w:val="Heading9Char"/>
     <w:uiPriority w:val="9"/>
-    <w:semiHidden/>
     <w:unhideWhenUsed/>
     <w:qFormat/>
-    <w:rsid w:val="00A10FD9"/>
     <w:pPr>
       <w:keepNext/>
       <w:keepLines/>
-      <w:spacing w:after="0"/>
+      <w:spacing w:after="0" w:before="200"/>
       <w:outlineLvl w:val="8"/>
     </w:pPr>
     <w:rPr>
-      <w:rFonts w:cstheme="majorBidi" w:eastAsiaTheme="majorEastAsia"/>
-      <w:color w:themeColor="text1" w:themeTint="D8" w:val="272727"/>
-    </w:rPr>
-  </w:style>
-  <w:style w:customStyle="1" w:styleId="Heading1Char" w:type="character">
-    <w:name w:val="Heading 1 Char"/>
-    <w:basedOn w:val="DefaultParagraphFont"/>
-    <w:link w:val="Heading1"/>
-    <w:uiPriority w:val="9"/>
-    <w:rsid w:val="00A10FD9"/>
-    <w:rPr>
       <w:rFonts w:asciiTheme="majorHAnsi" w:cstheme="majorBidi" w:eastAsiaTheme="majorEastAsia" w:hAnsiTheme="majorHAnsi"/>
-      <w:color w:themeColor="accent1" w:themeShade="BF" w:val="0F4761"/>
-      <w:sz w:val="40"/>
-      <w:szCs w:val="40"/>
-    </w:rPr>
-  </w:style>
-  <w:style w:customStyle="1" w:styleId="Heading2Char" w:type="character">
-    <w:name w:val="Heading 2 Char"/>
-    <w:basedOn w:val="DefaultParagraphFont"/>
-    <w:link w:val="Heading2"/>
-    <w:uiPriority w:val="9"/>
-    <w:semiHidden/>
-    <w:rsid w:val="00A10FD9"/>
-    <w:rPr>
-      <w:rFonts w:asciiTheme="majorHAnsi" w:cstheme="majorBidi" w:eastAsiaTheme="majorEastAsia" w:hAnsiTheme="majorHAnsi"/>
-      <w:color w:themeColor="accent1" w:themeShade="BF" w:val="0F4761"/>
-      <w:sz w:val="32"/>
-      <w:szCs w:val="32"/>
-    </w:rPr>
-  </w:style>
-  <w:style w:customStyle="1" w:styleId="Heading3Char" w:type="character">
-    <w:name w:val="Heading 3 Char"/>
-    <w:basedOn w:val="DefaultParagraphFont"/>
-    <w:link w:val="Heading3"/>
-    <w:uiPriority w:val="9"/>
-    <w:semiHidden/>
-    <w:rsid w:val="00A10FD9"/>
-    <w:rPr>
-      <w:rFonts w:cstheme="majorBidi" w:eastAsiaTheme="majorEastAsia"/>
-      <w:color w:themeColor="accent1" w:themeShade="BF" w:val="0F4761"/>
-      <w:sz w:val="28"/>
-      <w:szCs w:val="28"/>
-    </w:rPr>
-  </w:style>
-  <w:style w:customStyle="1" w:styleId="Heading4Char" w:type="character">
-    <w:name w:val="Heading 4 Char"/>
-    <w:basedOn w:val="DefaultParagraphFont"/>
-    <w:link w:val="Heading4"/>
-    <w:uiPriority w:val="9"/>
-    <w:semiHidden/>
-    <w:rsid w:val="00A10FD9"/>
-    <w:rPr>
-      <w:rFonts w:cstheme="majorBidi" w:eastAsiaTheme="majorEastAsia"/>
-      <w:i/>
-      <w:iCs/>
-      <w:color w:themeColor="accent1" w:themeShade="BF" w:val="0F4761"/>
-    </w:rPr>
-  </w:style>
-  <w:style w:customStyle="1" w:styleId="Heading5Char" w:type="character">
-    <w:name w:val="Heading 5 Char"/>
-    <w:basedOn w:val="DefaultParagraphFont"/>
-    <w:link w:val="Heading5"/>
-    <w:uiPriority w:val="9"/>
-    <w:semiHidden/>
-    <w:rsid w:val="00A10FD9"/>
-    <w:rPr>
-      <w:rFonts w:cstheme="majorBidi" w:eastAsiaTheme="majorEastAsia"/>
-      <w:color w:themeColor="accent1" w:themeShade="BF" w:val="0F4761"/>
-    </w:rPr>
-  </w:style>
-  <w:style w:customStyle="1" w:styleId="Heading6Char" w:type="character">
-    <w:name w:val="Heading 6 Char"/>
-    <w:basedOn w:val="DefaultParagraphFont"/>
-    <w:link w:val="Heading6"/>
-    <w:uiPriority w:val="9"/>
-    <w:semiHidden/>
-    <w:rsid w:val="00A10FD9"/>
-    <w:rPr>
-      <w:rFonts w:cstheme="majorBidi" w:eastAsiaTheme="majorEastAsia"/>
-      <w:i/>
-      <w:iCs/>
-      <w:color w:themeColor="text1" w:themeTint="A6" w:val="595959"/>
-    </w:rPr>
-  </w:style>
-  <w:style w:customStyle="1" w:styleId="Heading7Char" w:type="character">
-    <w:name w:val="Heading 7 Char"/>
-    <w:basedOn w:val="DefaultParagraphFont"/>
-    <w:link w:val="Heading7"/>
-    <w:uiPriority w:val="9"/>
-    <w:semiHidden/>
-    <w:rsid w:val="00A10FD9"/>
-    <w:rPr>
-      <w:rFonts w:cstheme="majorBidi" w:eastAsiaTheme="majorEastAsia"/>
-      <w:color w:themeColor="text1" w:themeTint="A6" w:val="595959"/>
-    </w:rPr>
-  </w:style>
-  <w:style w:customStyle="1" w:styleId="Heading8Char" w:type="character">
-    <w:name w:val="Heading 8 Char"/>
-    <w:basedOn w:val="DefaultParagraphFont"/>
-    <w:link w:val="Heading8"/>
-    <w:uiPriority w:val="9"/>
-    <w:semiHidden/>
-    <w:rsid w:val="00A10FD9"/>
-    <w:rPr>
-      <w:rFonts w:cstheme="majorBidi" w:eastAsiaTheme="majorEastAsia"/>
-      <w:i/>
-      <w:iCs/>
-      <w:color w:themeColor="text1" w:themeTint="D8" w:val="272727"/>
-    </w:rPr>
-  </w:style>
-  <w:style w:customStyle="1" w:styleId="Heading9Char" w:type="character">
-    <w:name w:val="Heading 9 Char"/>
-    <w:basedOn w:val="DefaultParagraphFont"/>
-    <w:link w:val="Heading9"/>
-    <w:uiPriority w:val="9"/>
-    <w:semiHidden/>
-    <w:rsid w:val="00A10FD9"/>
-    <w:rPr>
-      <w:rFonts w:cstheme="majorBidi" w:eastAsiaTheme="majorEastAsia"/>
-      <w:color w:themeColor="text1" w:themeTint="D8" w:val="272727"/>
+      <w:color w:themeColor="accent1" w:val="4F81BD"/>
+      <w:sz w:val="24"/>
+      <w:szCs w:val="24"/>
     </w:rPr>
   </w:style>
   <w:style w:styleId="BlockText" w:type="paragraph">
@@ -10707,18 +10511,6 @@
     <w:unhideWhenUsed/>
     <w:qFormat/>
   </w:style>
-  <w:style w:styleId="FootnoteBlockText" w:type="paragraph">
-    <w:name w:val="Footnote Block Text"/>
-    <w:basedOn w:val="FootnoteText"/>
-    <w:next w:val="FootnoteText"/>
-    <w:uiPriority w:val="9"/>
-    <w:unhideWhenUsed/>
-    <w:qFormat/>
-    <w:pPr>
-      <w:spacing w:after="100" w:before="100"/>
-      <w:ind w:firstLine="0" w:left="480" w:right="480"/>
-    </w:pPr>
-  </w:style>
   <w:style w:default="1" w:styleId="DefaultParagraphFont" w:type="character">
     <w:name w:val="Default Paragraph Font"/>
     <w:semiHidden/>
@@ -10740,11 +10532,18 @@
       </w:tblCellMar>
     </w:tblPr>
     <w:tblStylePr w:type="firstRow">
+      <w:tblPr>
+        <w:jc w:val="left"/>
+        <w:tblInd w:type="dxa" w:w="0"/>
+      </w:tblPr>
+      <w:trPr>
+        <w:jc w:val="left"/>
+      </w:trPr>
       <w:tcPr>
+        <w:vAlign w:val="bottom"/>
         <w:tcBorders>
           <w:bottom w:val="single"/>
         </w:tcBorders>
-        <w:vAlign w:val="bottom"/>
       </w:tcPr>
     </w:tblStylePr>
   </w:style>
@@ -10859,8 +10658,8 @@
     <w:name w:val="KeywordTok"/>
     <w:basedOn w:val="VerbatimChar"/>
     <w:rPr>
+      <w:color w:val="007020"/>
       <w:b/>
-      <w:color w:val="007020"/>
     </w:rPr>
   </w:style>
   <w:style w:type="character" w:customStyle="1" w:styleId="DataTypeTok">
@@ -10937,42 +10736,42 @@
     <w:name w:val="ImportTok"/>
     <w:basedOn w:val="VerbatimChar"/>
     <w:rPr>
+      <w:color w:val="008000"/>
       <w:b/>
-      <w:color w:val="008000"/>
     </w:rPr>
   </w:style>
   <w:style w:type="character" w:customStyle="1" w:styleId="CommentTok">
     <w:name w:val="CommentTok"/>
     <w:basedOn w:val="VerbatimChar"/>
     <w:rPr>
+      <w:color w:val="60a0b0"/>
       <w:i/>
-      <w:color w:val="60a0b0"/>
     </w:rPr>
   </w:style>
   <w:style w:type="character" w:customStyle="1" w:styleId="DocumentationTok">
     <w:name w:val="DocumentationTok"/>
     <w:basedOn w:val="VerbatimChar"/>
     <w:rPr>
+      <w:color w:val="ba2121"/>
       <w:i/>
-      <w:color w:val="ba2121"/>
     </w:rPr>
   </w:style>
   <w:style w:type="character" w:customStyle="1" w:styleId="AnnotationTok">
     <w:name w:val="AnnotationTok"/>
     <w:basedOn w:val="VerbatimChar"/>
     <w:rPr>
+      <w:color w:val="60a0b0"/>
       <w:b/>
       <w:i/>
-      <w:color w:val="60a0b0"/>
     </w:rPr>
   </w:style>
   <w:style w:type="character" w:customStyle="1" w:styleId="CommentVarTok">
     <w:name w:val="CommentVarTok"/>
     <w:basedOn w:val="VerbatimChar"/>
     <w:rPr>
+      <w:color w:val="60a0b0"/>
       <w:b/>
       <w:i/>
-      <w:color w:val="60a0b0"/>
     </w:rPr>
   </w:style>
   <w:style w:type="character" w:customStyle="1" w:styleId="OtherTok">
@@ -11000,8 +10799,8 @@
     <w:name w:val="ControlFlowTok"/>
     <w:basedOn w:val="VerbatimChar"/>
     <w:rPr>
+      <w:color w:val="007020"/>
       <w:b/>
-      <w:color w:val="007020"/>
     </w:rPr>
   </w:style>
   <w:style w:type="character" w:customStyle="1" w:styleId="OperatorTok">
@@ -11046,34 +10845,34 @@
     <w:name w:val="InformationTok"/>
     <w:basedOn w:val="VerbatimChar"/>
     <w:rPr>
+      <w:color w:val="60a0b0"/>
       <w:b/>
       <w:i/>
-      <w:color w:val="60a0b0"/>
     </w:rPr>
   </w:style>
   <w:style w:type="character" w:customStyle="1" w:styleId="WarningTok">
     <w:name w:val="WarningTok"/>
     <w:basedOn w:val="VerbatimChar"/>
     <w:rPr>
+      <w:color w:val="60a0b0"/>
       <w:b/>
       <w:i/>
-      <w:color w:val="60a0b0"/>
     </w:rPr>
   </w:style>
   <w:style w:type="character" w:customStyle="1" w:styleId="AlertTok">
     <w:name w:val="AlertTok"/>
     <w:basedOn w:val="VerbatimChar"/>
     <w:rPr>
+      <w:color w:val="ff0000"/>
       <w:b/>
-      <w:color w:val="ff0000"/>
     </w:rPr>
   </w:style>
   <w:style w:type="character" w:customStyle="1" w:styleId="ErrorTok">
     <w:name w:val="ErrorTok"/>
     <w:basedOn w:val="VerbatimChar"/>
     <w:rPr>
+      <w:color w:val="ff0000"/>
       <w:b/>
-      <w:color w:val="ff0000"/>
     </w:rPr>
   </w:style>
   <w:style w:type="character" w:customStyle="1" w:styleId="NormalTok">
@@ -11095,44 +10894,44 @@
         <a:sysClr val="window" lastClr="FFFFFF"/>
       </a:lt1>
       <a:dk2>
-        <a:srgbClr val="0E2841"/>
+        <a:srgbClr val="1F497D"/>
       </a:dk2>
       <a:lt2>
-        <a:srgbClr val="E8E8E8"/>
+        <a:srgbClr val="EEECE1"/>
       </a:lt2>
       <a:accent1>
-        <a:srgbClr val="156082"/>
+        <a:srgbClr val="4F81BD"/>
       </a:accent1>
       <a:accent2>
-        <a:srgbClr val="E97132"/>
+        <a:srgbClr val="C0504D"/>
       </a:accent2>
       <a:accent3>
-        <a:srgbClr val="196B24"/>
+        <a:srgbClr val="9BBB59"/>
       </a:accent3>
       <a:accent4>
-        <a:srgbClr val="0F9ED5"/>
+        <a:srgbClr val="8064A2"/>
       </a:accent4>
       <a:accent5>
-        <a:srgbClr val="A02B93"/>
+        <a:srgbClr val="4BACC6"/>
       </a:accent5>
       <a:accent6>
-        <a:srgbClr val="4EA72E"/>
+        <a:srgbClr val="F79646"/>
       </a:accent6>
       <a:hlink>
-        <a:srgbClr val="467886"/>
+        <a:srgbClr val="0000FF"/>
       </a:hlink>
       <a:folHlink>
-        <a:srgbClr val="96607D"/>
+        <a:srgbClr val="800080"/>
       </a:folHlink>
     </a:clrScheme>
     <a:fontScheme name="Office">
       <a:majorFont>
-        <a:latin typeface="Aptos Display" panose="02110004020202020204"/>
+        <a:latin typeface="Calibri"/>
         <a:ea typeface=""/>
         <a:cs typeface=""/>
-        <a:font script="Jpan" typeface="游ゴシック Light"/>
+        <a:font script="Jpan" typeface="ＭＳ ゴシック"/>
         <a:font script="Hang" typeface="맑은 고딕"/>
-        <a:font script="Hans" typeface="等线 Light"/>
+        <a:font script="Hans" typeface="宋体"/>
         <a:font script="Hant" typeface="新細明體"/>
         <a:font script="Arab" typeface="Times New Roman"/>
         <a:font script="Hebr" typeface="Times New Roman"/>
@@ -11159,32 +10958,14 @@
         <a:font script="Mong" typeface="Mongolian Baiti"/>
         <a:font script="Viet" typeface="Times New Roman"/>
         <a:font script="Uigh" typeface="Microsoft Uighur"/>
-        <a:font script="Geor" typeface="Sylfaen"/>
-        <a:font script="Armn" typeface="Arial"/>
-        <a:font script="Bugi" typeface="Leelawadee UI"/>
-        <a:font script="Bopo" typeface="Microsoft JhengHei"/>
-        <a:font script="Java" typeface="Javanese Text"/>
-        <a:font script="Lisu" typeface="Segoe UI"/>
-        <a:font script="Mymr" typeface="Myanmar Text"/>
-        <a:font script="Nkoo" typeface="Ebrima"/>
-        <a:font script="Olck" typeface="Nirmala UI"/>
-        <a:font script="Osma" typeface="Ebrima"/>
-        <a:font script="Phag" typeface="Phagspa"/>
-        <a:font script="Syrn" typeface="Estrangelo Edessa"/>
-        <a:font script="Syrj" typeface="Estrangelo Edessa"/>
-        <a:font script="Syre" typeface="Estrangelo Edessa"/>
-        <a:font script="Sora" typeface="Nirmala UI"/>
-        <a:font script="Tale" typeface="Microsoft Tai Le"/>
-        <a:font script="Talu" typeface="Microsoft New Tai Lue"/>
-        <a:font script="Tfng" typeface="Ebrima"/>
       </a:majorFont>
       <a:minorFont>
-        <a:latin typeface="Aptos" panose="02110004020202020204"/>
+        <a:latin typeface="Cambria"/>
         <a:ea typeface=""/>
         <a:cs typeface=""/>
-        <a:font script="Jpan" typeface="游明朝"/>
+        <a:font script="Jpan" typeface="ＭＳ 明朝"/>
         <a:font script="Hang" typeface="맑은 고딕"/>
-        <a:font script="Hans" typeface="等线"/>
+        <a:font script="Hans" typeface="宋体"/>
         <a:font script="Hant" typeface="新細明體"/>
         <a:font script="Arab" typeface="Arial"/>
         <a:font script="Hebr" typeface="Arial"/>
@@ -11211,24 +10992,6 @@
         <a:font script="Mong" typeface="Mongolian Baiti"/>
         <a:font script="Viet" typeface="Arial"/>
         <a:font script="Uigh" typeface="Microsoft Uighur"/>
-        <a:font script="Geor" typeface="Sylfaen"/>
-        <a:font script="Armn" typeface="Arial"/>
-        <a:font script="Bugi" typeface="Leelawadee UI"/>
-        <a:font script="Bopo" typeface="Microsoft JhengHei"/>
-        <a:font script="Java" typeface="Javanese Text"/>
-        <a:font script="Lisu" typeface="Segoe UI"/>
-        <a:font script="Mymr" typeface="Myanmar Text"/>
-        <a:font script="Nkoo" typeface="Ebrima"/>
-        <a:font script="Olck" typeface="Nirmala UI"/>
-        <a:font script="Osma" typeface="Ebrima"/>
-        <a:font script="Phag" typeface="Phagspa"/>
-        <a:font script="Syrn" typeface="Estrangelo Edessa"/>
-        <a:font script="Syrj" typeface="Estrangelo Edessa"/>
-        <a:font script="Syre" typeface="Estrangelo Edessa"/>
-        <a:font script="Sora" typeface="Nirmala UI"/>
-        <a:font script="Tale" typeface="Microsoft Tai Le"/>
-        <a:font script="Talu" typeface="Microsoft New Tai Lue"/>
-        <a:font script="Tfng" typeface="Ebrima"/>
       </a:minorFont>
     </a:fontScheme>
     <a:fmtScheme name="Office">
@@ -11240,141 +11003,200 @@
           <a:gsLst>
             <a:gs pos="0">
               <a:schemeClr val="phClr">
-                <a:lumMod val="110000"/>
-                <a:satMod val="105000"/>
-                <a:tint val="67000"/>
+                <a:tint val="50000"/>
+                <a:satMod val="300000"/>
               </a:schemeClr>
             </a:gs>
-            <a:gs pos="50000">
+            <a:gs pos="35000">
               <a:schemeClr val="phClr">
-                <a:lumMod val="105000"/>
-                <a:satMod val="103000"/>
-                <a:tint val="73000"/>
+                <a:tint val="37000"/>
+                <a:satMod val="300000"/>
               </a:schemeClr>
             </a:gs>
             <a:gs pos="100000">
               <a:schemeClr val="phClr">
-                <a:lumMod val="105000"/>
-                <a:satMod val="109000"/>
-                <a:tint val="81000"/>
+                <a:tint val="15000"/>
+                <a:satMod val="350000"/>
               </a:schemeClr>
             </a:gs>
           </a:gsLst>
-          <a:lin ang="5400000" scaled="0"/>
+          <a:lin ang="16200000" scaled="1"/>
         </a:gradFill>
         <a:gradFill rotWithShape="1">
           <a:gsLst>
             <a:gs pos="0">
               <a:schemeClr val="phClr">
-                <a:satMod val="103000"/>
-                <a:lumMod val="102000"/>
-                <a:tint val="94000"/>
-              </a:schemeClr>
-            </a:gs>
-            <a:gs pos="50000">
-              <a:schemeClr val="phClr">
-                <a:satMod val="110000"/>
-                <a:lumMod val="100000"/>
+                <a:tint val="100000"/>
                 <a:shade val="100000"/>
+                <a:satMod val="130000"/>
               </a:schemeClr>
             </a:gs>
             <a:gs pos="100000">
               <a:schemeClr val="phClr">
-                <a:lumMod val="99000"/>
-                <a:satMod val="120000"/>
-                <a:shade val="78000"/>
+                <a:tint val="50000"/>
+                <a:shade val="100000"/>
+                <a:satMod val="350000"/>
               </a:schemeClr>
             </a:gs>
           </a:gsLst>
-          <a:lin ang="5400000" scaled="0"/>
+          <a:lin ang="16200000" scaled="0"/>
         </a:gradFill>
       </a:fillStyleLst>
       <a:lnStyleLst>
-        <a:ln w="6350" cap="flat" cmpd="sng" algn="ctr">
+        <a:ln w="9525" cap="flat" cmpd="sng" algn="ctr">
+          <a:solidFill>
+            <a:schemeClr val="phClr">
+              <a:shade val="95000"/>
+              <a:satMod val="105000"/>
+            </a:schemeClr>
+          </a:solidFill>
+          <a:prstDash val="solid"/>
+        </a:ln>
+        <a:ln w="25400" cap="flat" cmpd="sng" algn="ctr">
           <a:solidFill>
             <a:schemeClr val="phClr"/>
           </a:solidFill>
           <a:prstDash val="solid"/>
-          <a:miter lim="800000"/>
         </a:ln>
-        <a:ln w="12700" cap="flat" cmpd="sng" algn="ctr">
+        <a:ln w="38100" cap="flat" cmpd="sng" algn="ctr">
           <a:solidFill>
             <a:schemeClr val="phClr"/>
           </a:solidFill>
           <a:prstDash val="solid"/>
-          <a:miter lim="800000"/>
-        </a:ln>
-        <a:ln w="19050" cap="flat" cmpd="sng" algn="ctr">
-          <a:solidFill>
-            <a:schemeClr val="phClr"/>
-          </a:solidFill>
-          <a:prstDash val="solid"/>
-          <a:miter lim="800000"/>
         </a:ln>
       </a:lnStyleLst>
       <a:effectStyleLst>
         <a:effectStyle>
-          <a:effectLst/>
-        </a:effectStyle>
-        <a:effectStyle>
-          <a:effectLst/>
+          <a:effectLst>
+            <a:outerShdw blurRad="40000" dist="20000" dir="5400000" rotWithShape="0">
+              <a:srgbClr val="000000">
+                <a:alpha val="38000"/>
+              </a:srgbClr>
+            </a:outerShdw>
+          </a:effectLst>
         </a:effectStyle>
         <a:effectStyle>
           <a:effectLst>
-            <a:outerShdw blurRad="57150" dist="19050" dir="5400000" algn="ctr" rotWithShape="0">
+            <a:outerShdw blurRad="40000" dist="23000" dir="5400000" rotWithShape="0">
               <a:srgbClr val="000000">
-                <a:alpha val="63000"/>
+                <a:alpha val="35000"/>
               </a:srgbClr>
             </a:outerShdw>
           </a:effectLst>
+        </a:effectStyle>
+        <a:effectStyle>
+          <a:effectLst>
+            <a:outerShdw blurRad="40000" dist="23000" dir="5400000" rotWithShape="0">
+              <a:srgbClr val="000000">
+                <a:alpha val="35000"/>
+              </a:srgbClr>
+            </a:outerShdw>
+          </a:effectLst>
+          <a:scene3d>
+            <a:camera prst="orthographicFront">
+              <a:rot lat="0" lon="0" rev="0"/>
+            </a:camera>
+            <a:lightRig rig="threePt" dir="t">
+              <a:rot lat="0" lon="0" rev="1200000"/>
+            </a:lightRig>
+          </a:scene3d>
+          <a:sp3d>
+            <a:bevelT w="63500" h="25400"/>
+          </a:sp3d>
         </a:effectStyle>
       </a:effectStyleLst>
       <a:bgFillStyleLst>
         <a:solidFill>
           <a:schemeClr val="phClr"/>
         </a:solidFill>
-        <a:solidFill>
-          <a:schemeClr val="phClr">
-            <a:tint val="95000"/>
-            <a:satMod val="170000"/>
-          </a:schemeClr>
-        </a:solidFill>
         <a:gradFill rotWithShape="1">
           <a:gsLst>
             <a:gs pos="0">
               <a:schemeClr val="phClr">
-                <a:tint val="93000"/>
-                <a:satMod val="150000"/>
-                <a:shade val="98000"/>
-                <a:lumMod val="102000"/>
+                <a:tint val="40000"/>
+                <a:satMod val="350000"/>
               </a:schemeClr>
             </a:gs>
-            <a:gs pos="50000">
+            <a:gs pos="40000">
               <a:schemeClr val="phClr">
-                <a:tint val="98000"/>
-                <a:satMod val="130000"/>
-                <a:shade val="90000"/>
-                <a:lumMod val="103000"/>
+                <a:tint val="45000"/>
+                <a:shade val="99000"/>
+                <a:satMod val="350000"/>
               </a:schemeClr>
             </a:gs>
             <a:gs pos="100000">
               <a:schemeClr val="phClr">
-                <a:shade val="63000"/>
-                <a:satMod val="120000"/>
+                <a:shade val="20000"/>
+                <a:satMod val="255000"/>
               </a:schemeClr>
             </a:gs>
           </a:gsLst>
-          <a:lin ang="5400000" scaled="0"/>
+          <a:path path="circle">
+            <a:fillToRect l="50000" t="-80000" r="50000" b="180000"/>
+          </a:path>
+        </a:gradFill>
+        <a:gradFill rotWithShape="1">
+          <a:gsLst>
+            <a:gs pos="0">
+              <a:schemeClr val="phClr">
+                <a:tint val="80000"/>
+                <a:satMod val="300000"/>
+              </a:schemeClr>
+            </a:gs>
+            <a:gs pos="100000">
+              <a:schemeClr val="phClr">
+                <a:shade val="30000"/>
+                <a:satMod val="200000"/>
+              </a:schemeClr>
+            </a:gs>
+          </a:gsLst>
+          <a:path path="circle">
+            <a:fillToRect l="50000" t="50000" r="50000" b="50000"/>
+          </a:path>
         </a:gradFill>
       </a:bgFillStyleLst>
     </a:fmtScheme>
   </a:themeElements>
-  <a:objectDefaults/>
+  <a:objectDefaults>
+    <a:spDef>
+      <a:spPr/>
+      <a:bodyPr/>
+      <a:lstStyle/>
+      <a:style>
+        <a:lnRef idx="1">
+          <a:schemeClr val="accent1"/>
+        </a:lnRef>
+        <a:fillRef idx="3">
+          <a:schemeClr val="accent1"/>
+        </a:fillRef>
+        <a:effectRef idx="2">
+          <a:schemeClr val="accent1"/>
+        </a:effectRef>
+        <a:fontRef idx="minor">
+          <a:schemeClr val="lt1"/>
+        </a:fontRef>
+      </a:style>
+    </a:spDef>
+    <a:lnDef>
+      <a:spPr/>
+      <a:bodyPr/>
+      <a:lstStyle/>
+      <a:style>
+        <a:lnRef idx="2">
+          <a:schemeClr val="accent1"/>
+        </a:lnRef>
+        <a:fillRef idx="0">
+          <a:schemeClr val="accent1"/>
+        </a:fillRef>
+        <a:effectRef idx="1">
+          <a:schemeClr val="accent1"/>
+        </a:effectRef>
+        <a:fontRef idx="minor">
+          <a:schemeClr val="tx1"/>
+        </a:fontRef>
+      </a:style>
+    </a:lnDef>
+  </a:objectDefaults>
   <a:extraClrSchemeLst/>
-  <a:extLst>
-    <a:ext uri="{05A4C25C-085E-4340-85A3-A5531E510DB2}">
-      <thm15:themeFamily xmlns:thm15="http://schemas.microsoft.com/office/thememl/2012/main" name="Office Theme" id="{2E142A2C-CD16-42D6-873A-C26D2A0506FA}" vid="{1BDDFF52-6CD6-40A5-AB3C-68EB2F1E4D0A}"/>
-    </a:ext>
-  </a:extLst>
 </a:theme>
 </file>